--- a/sessions/session_05_curse_of_davy_jones.docx
+++ b/sessions/session_05_curse_of_davy_jones.docx
@@ -3353,6 +3353,7 @@
     <w:p>
       <w:pPr>
         <w:keepNext/>
+        <w:pageBreakBefore/>
         <w:spacing w:before="400" w:after="120"/>
         <w:pBdr>
           <w:bottom w:val="single" w:sz="6" w:space="4" w:color="B8860B"/>
@@ -3365,7 +3366,7 @@
           <w:color w:val="B8860B"/>
           <w:sz w:val="32"/>
         </w:rPr>
-        <w:t>Creatures of Session Five</w:t>
+        <w:t>Appendix: Creatures of Session Five</w:t>
       </w:r>
     </w:p>
     <w:p>

--- a/sessions/session_05_curse_of_davy_jones.docx
+++ b/sessions/session_05_curse_of_davy_jones.docx
@@ -355,31 +355,13 @@
     <w:p>
       <w:pPr>
         <w:keepNext/>
-        <w:spacing w:before="400" w:after="120"/>
-        <w:pBdr>
-          <w:bottom w:val="single" w:sz="6" w:space="4" w:color="B8860B"/>
-        </w:pBdr>
-      </w:pPr>
-      <w:r>
-        <w:rPr>
-          <w:rFonts w:ascii="Georgia" w:hAnsi="Georgia" w:cs="Georgia"/>
-          <w:b/>
-          <w:color w:val="B8860B"/>
-          <w:sz w:val="32"/>
-        </w:rPr>
-        <w:t>Part One: Fair Winds from Havenmoor</w:t>
-      </w:r>
-    </w:p>
-    <w:p>
-      <w:pPr>
-        <w:keepNext/>
         <w:spacing w:before="120" w:after="40"/>
         <w:jc w:val="center"/>
       </w:pPr>
       <w:r>
         <w:drawing>
           <wp:inline xmlns:a="http://schemas.openxmlformats.org/drawingml/2006/main" xmlns:pic="http://schemas.openxmlformats.org/drawingml/2006/picture">
-            <wp:extent cx="3749039" cy="3749039"/>
+            <wp:extent cx="2651760" cy="2651760"/>
             <wp:docPr id="1" name="Picture 1"/>
             <wp:cNvGraphicFramePr>
               <a:graphicFrameLocks noChangeAspect="1"/>
@@ -400,7 +382,7 @@
                   <pic:spPr>
                     <a:xfrm>
                       <a:off x="0" y="0"/>
-                      <a:ext cx="3749039" cy="3749039"/>
+                      <a:ext cx="2651760" cy="2651760"/>
                     </a:xfrm>
                     <a:prstGeom prst="rect"/>
                   </pic:spPr>
@@ -424,6 +406,24 @@
           <w:sz w:val="18"/>
         </w:rPr>
         <w:t>A grateful Havenmoor cheers the Guardians up the Stormwind's gangplank.</w:t>
+      </w:r>
+    </w:p>
+    <w:p>
+      <w:pPr>
+        <w:keepNext/>
+        <w:spacing w:before="400" w:after="120"/>
+        <w:pBdr>
+          <w:bottom w:val="single" w:sz="6" w:space="4" w:color="B8860B"/>
+        </w:pBdr>
+      </w:pPr>
+      <w:r>
+        <w:rPr>
+          <w:rFonts w:ascii="Georgia" w:hAnsi="Georgia" w:cs="Georgia"/>
+          <w:b/>
+          <w:color w:val="B8860B"/>
+          <w:sz w:val="32"/>
+        </w:rPr>
+        <w:t>Part One: Fair Winds from Havenmoor</w:t>
       </w:r>
     </w:p>
     <w:p>

--- a/sessions/session_05_curse_of_davy_jones.docx
+++ b/sessions/session_05_curse_of_davy_jones.docx
@@ -623,417 +623,24 @@
     </w:p>
     <w:p>
       <w:pPr>
-        <w:pBdr>
-          <w:left w:val="single" w:sz="18" w:space="12" w:color="B8860B"/>
-        </w:pBdr>
-        <w:shd w:val="clear" w:color="auto" w:fill="FBF6EA"/>
-        <w:spacing w:before="30" w:after="70"/>
-        <w:ind w:left="340" w:right="340"/>
-      </w:pPr>
-      <w:r>
-        <w:rPr>
-          <w:rFonts w:ascii="Georgia" w:hAnsi="Georgia" w:cs="Georgia"/>
-          <w:b w:val="0"/>
-          <w:i w:val="0"/>
-          <w:color w:val="222222"/>
-          <w:sz w:val="21"/>
-        </w:rPr>
-        <w:t xml:space="preserve">At the top of the Stormwind's gangplank waits a tall, steely eyed woman in a weathered naval coat, brass buttons gleaming, salt streaked hair tied back in a knot so tight it could moor a ship. </w:t>
-      </w:r>
-      <w:r>
-        <w:rPr>
-          <w:rFonts w:ascii="Georgia" w:hAnsi="Georgia" w:cs="Georgia"/>
-          <w:b/>
-          <w:i w:val="0"/>
-          <w:color w:val="222222"/>
-          <w:sz w:val="21"/>
-        </w:rPr>
-        <w:t>Captain Brynn Wavewarden</w:t>
-      </w:r>
-      <w:r>
-        <w:rPr>
-          <w:rFonts w:ascii="Georgia" w:hAnsi="Georgia" w:cs="Georgia"/>
-          <w:b w:val="0"/>
-          <w:i w:val="0"/>
-          <w:color w:val="222222"/>
-          <w:sz w:val="21"/>
-        </w:rPr>
-        <w:t xml:space="preserve"> looks the three small heroes over exactly once, and misses nothing.</w:t>
-      </w:r>
-    </w:p>
-    <w:p>
-      <w:pPr>
-        <w:pBdr>
-          <w:left w:val="single" w:sz="18" w:space="12" w:color="B8860B"/>
-        </w:pBdr>
-        <w:shd w:val="clear" w:color="auto" w:fill="FBF6EA"/>
-        <w:spacing w:before="30" w:after="70"/>
-        <w:ind w:left="340" w:right="340"/>
-      </w:pPr>
-      <w:r>
-        <w:rPr>
-          <w:rFonts w:ascii="Georgia" w:hAnsi="Georgia" w:cs="Georgia"/>
-          <w:b/>
-          <w:i w:val="0"/>
-          <w:color w:val="222222"/>
-          <w:sz w:val="21"/>
-        </w:rPr>
-        <w:t>Brynn:</w:t>
-      </w:r>
-      <w:r>
-        <w:rPr>
-          <w:rFonts w:ascii="Georgia" w:hAnsi="Georgia" w:cs="Georgia"/>
-          <w:b w:val="0"/>
-          <w:i w:val="0"/>
-          <w:color w:val="222222"/>
-          <w:sz w:val="21"/>
-        </w:rPr>
-        <w:t xml:space="preserve"> “Listen up. These waters run on shifting currents and hidden shoals; one misstep and we founder. I need eyes aloft, hands on the helm, strength below decks, and quick fingers on the sails. Keep your stations, follow orders to the letter, and you will make Gearhaven in one piece.”</w:t>
-      </w:r>
-    </w:p>
-    <w:p>
-      <w:pPr>
-        <w:keepNext/>
-        <w:spacing w:before="220" w:after="60"/>
-      </w:pPr>
-      <w:r>
-        <w:rPr>
-          <w:rFonts w:ascii="Georgia" w:hAnsi="Georgia" w:cs="Georgia"/>
-          <w:b/>
-          <w:color w:val="A0522D"/>
-          <w:sz w:val="26"/>
-        </w:rPr>
-        <w:t>Learning the Ship</w:t>
-      </w:r>
-    </w:p>
-    <w:p>
-      <w:pPr>
-        <w:pBdr>
-          <w:left w:val="single" w:sz="18" w:space="12" w:color="B8860B"/>
-        </w:pBdr>
-        <w:shd w:val="clear" w:color="auto" w:fill="FBF6EA"/>
-        <w:spacing w:before="30" w:after="70"/>
-        <w:ind w:left="340" w:right="340"/>
-      </w:pPr>
-      <w:r>
-        <w:rPr>
-          <w:rFonts w:ascii="Georgia" w:hAnsi="Georgia" w:cs="Georgia"/>
-          <w:b w:val="0"/>
-          <w:i w:val="0"/>
-          <w:color w:val="222222"/>
-          <w:sz w:val="21"/>
-        </w:rPr>
-        <w:t xml:space="preserve">The Stormwind casts off, and the crew takes the heroes in hand. High in the crow's nest perches </w:t>
-      </w:r>
-      <w:r>
-        <w:rPr>
-          <w:rFonts w:ascii="Georgia" w:hAnsi="Georgia" w:cs="Georgia"/>
-          <w:b/>
-          <w:i w:val="0"/>
-          <w:color w:val="222222"/>
-          <w:sz w:val="21"/>
-        </w:rPr>
-        <w:t>Old Marla</w:t>
-      </w:r>
-      <w:r>
-        <w:rPr>
-          <w:rFonts w:ascii="Georgia" w:hAnsi="Georgia" w:cs="Georgia"/>
-          <w:b w:val="0"/>
-          <w:i w:val="0"/>
-          <w:color w:val="222222"/>
-          <w:sz w:val="21"/>
-        </w:rPr>
-        <w:t xml:space="preserve">, squinting at the horizon: “Keep a weather eye, or we'll be fish bait.” At the wheel stands </w:t>
-      </w:r>
-      <w:r>
-        <w:rPr>
-          <w:rFonts w:ascii="Georgia" w:hAnsi="Georgia" w:cs="Georgia"/>
-          <w:b/>
-          <w:i w:val="0"/>
-          <w:color w:val="222222"/>
-          <w:sz w:val="21"/>
-        </w:rPr>
-        <w:t>First Mate Breesh</w:t>
-      </w:r>
-      <w:r>
-        <w:rPr>
-          <w:rFonts w:ascii="Georgia" w:hAnsi="Georgia" w:cs="Georgia"/>
-          <w:b w:val="0"/>
-          <w:i w:val="0"/>
-          <w:color w:val="222222"/>
-          <w:sz w:val="21"/>
-        </w:rPr>
-        <w:t xml:space="preserve">, steady as a lighthouse: “A firm hand, young'un. This wheel is trickier than it looks, like steering a wild stallion.” Up in the ropes swings </w:t>
-      </w:r>
-      <w:r>
-        <w:rPr>
-          <w:rFonts w:ascii="Georgia" w:hAnsi="Georgia" w:cs="Georgia"/>
-          <w:b/>
-          <w:i w:val="0"/>
-          <w:color w:val="222222"/>
-          <w:sz w:val="21"/>
-        </w:rPr>
-        <w:t>Rigging Master Hugo</w:t>
-      </w:r>
-      <w:r>
-        <w:rPr>
-          <w:rFonts w:ascii="Georgia" w:hAnsi="Georgia" w:cs="Georgia"/>
-          <w:b w:val="0"/>
-          <w:i w:val="0"/>
-          <w:color w:val="222222"/>
-          <w:sz w:val="21"/>
-        </w:rPr>
-        <w:t xml:space="preserve">: “Mind your knots! A broken line in a gale will send you flying overboard faster than a cannonball.” And down in the bilge sloshes </w:t>
-      </w:r>
-      <w:r>
-        <w:rPr>
-          <w:rFonts w:ascii="Georgia" w:hAnsi="Georgia" w:cs="Georgia"/>
-          <w:b/>
-          <w:i w:val="0"/>
-          <w:color w:val="222222"/>
-          <w:sz w:val="21"/>
-        </w:rPr>
-        <w:t>Quartermaster Sline</w:t>
-      </w:r>
-      <w:r>
-        <w:rPr>
-          <w:rFonts w:ascii="Georgia" w:hAnsi="Georgia" w:cs="Georgia"/>
-          <w:b w:val="0"/>
-          <w:i w:val="0"/>
-          <w:color w:val="222222"/>
-          <w:sz w:val="21"/>
-        </w:rPr>
-        <w:t xml:space="preserve"> with his bucket: “Muck and bilge water will rot this deck in a week if you slack off. Don't let her drown.”</w:t>
-      </w:r>
-    </w:p>
-    <w:p>
-      <w:pPr>
-        <w:pBdr>
-          <w:left w:val="single" w:sz="18" w:space="12" w:color="B8860B"/>
-        </w:pBdr>
-        <w:shd w:val="clear" w:color="auto" w:fill="FBF6EA"/>
-        <w:spacing w:before="30" w:after="70"/>
-        <w:ind w:left="340" w:right="340"/>
-      </w:pPr>
-      <w:r>
-        <w:rPr>
-          <w:rFonts w:ascii="Georgia" w:hAnsi="Georgia" w:cs="Georgia"/>
-          <w:b w:val="0"/>
-          <w:i w:val="0"/>
-          <w:color w:val="222222"/>
-          <w:sz w:val="21"/>
-        </w:rPr>
-        <w:t>For two bright days the heroes learn the ship from keel to masthead. Ursa takes to the crow's nest like he was born aloft, reading the water the way he reads the sky. Stabby scrambles through the rigging faster than Hugo can shout instructions. Lilly falls in love with the helm, the pumps, the pulleys, every clever working piece of the vessel. In the evenings, Captain Brynn herself teaches them knots by lantern light: bowline, clove hitch, and a curious looping knot she says her grandmother called a keepsake knot. The heroes' small hands learn every one.</w:t>
-      </w:r>
-    </w:p>
-    <w:p>
-      <w:pPr>
-        <w:pBdr>
-          <w:left w:val="single" w:sz="18" w:space="12" w:color="5B2A86"/>
-        </w:pBdr>
-        <w:shd w:val="clear" w:color="auto" w:fill="F4F0FA"/>
-        <w:spacing w:before="30" w:after="70"/>
-        <w:ind w:left="340" w:right="340"/>
-      </w:pPr>
-      <w:r>
-        <w:rPr>
-          <w:rFonts w:ascii="Georgia" w:hAnsi="Georgia" w:cs="Georgia"/>
-          <w:b w:val="0"/>
-          <w:i w:val="0"/>
-          <w:color w:val="222222"/>
-          <w:sz w:val="19"/>
-        </w:rPr>
-        <w:t xml:space="preserve">▶ </w:t>
-      </w:r>
-      <w:r>
-        <w:rPr>
-          <w:rFonts w:ascii="Georgia" w:hAnsi="Georgia" w:cs="Georgia"/>
-          <w:b/>
-          <w:i w:val="0"/>
-          <w:color w:val="222222"/>
-          <w:sz w:val="19"/>
-        </w:rPr>
-        <w:t>Ship stations.</w:t>
-      </w:r>
-      <w:r>
-        <w:rPr>
-          <w:rFonts w:ascii="Georgia" w:hAnsi="Georgia" w:cs="Georgia"/>
-          <w:b w:val="0"/>
-          <w:i w:val="0"/>
-          <w:color w:val="222222"/>
-          <w:sz w:val="19"/>
-        </w:rPr>
-        <w:t xml:space="preserve"> Lookout: Wisdom (Perception) DC 12. Helm: Dexterity (Acrobatics) DC 13. Rigging: Strength (Athletics) DC 14. Bilge: Constitution DC 13. From the crow's nest, Survival (Navigation) DC 17 plotted the safer channel into the storm.</w:t>
-      </w:r>
-    </w:p>
-    <w:p>
-      <w:pPr>
-        <w:pBdr>
-          <w:left w:val="single" w:sz="18" w:space="12" w:color="5B2A86"/>
-        </w:pBdr>
-        <w:shd w:val="clear" w:color="auto" w:fill="F4F0FA"/>
-        <w:spacing w:before="30" w:after="70"/>
-        <w:ind w:left="340" w:right="340"/>
-      </w:pPr>
-      <w:r>
-        <w:rPr>
-          <w:rFonts w:ascii="Georgia" w:hAnsi="Georgia" w:cs="Georgia"/>
-          <w:b w:val="0"/>
-          <w:i w:val="0"/>
-          <w:color w:val="222222"/>
-          <w:sz w:val="19"/>
-        </w:rPr>
-        <w:t xml:space="preserve">▶ </w:t>
-      </w:r>
-      <w:r>
-        <w:rPr>
-          <w:rFonts w:ascii="Georgia" w:hAnsi="Georgia" w:cs="Georgia"/>
-          <w:b/>
-          <w:i w:val="0"/>
-          <w:color w:val="222222"/>
-          <w:sz w:val="19"/>
-        </w:rPr>
-        <w:t>Brynn's knot lessons</w:t>
-      </w:r>
-      <w:r>
-        <w:rPr>
-          <w:rFonts w:ascii="Georgia" w:hAnsi="Georgia" w:cs="Georgia"/>
-          <w:b w:val="0"/>
-          <w:i w:val="0"/>
-          <w:color w:val="222222"/>
-          <w:sz w:val="19"/>
-        </w:rPr>
-        <w:t xml:space="preserve"> are not just color. They matter again, one session from now.</w:t>
-      </w:r>
-    </w:p>
-    <w:p>
-      <w:pPr>
-        <w:pBdr>
-          <w:left w:val="single" w:sz="18" w:space="12" w:color="B8860B"/>
-        </w:pBdr>
-        <w:shd w:val="clear" w:color="auto" w:fill="FBF6EA"/>
-        <w:spacing w:before="30" w:after="70"/>
-        <w:ind w:left="340" w:right="340"/>
-      </w:pPr>
-      <w:r>
-        <w:rPr>
-          <w:rFonts w:ascii="Georgia" w:hAnsi="Georgia" w:cs="Georgia"/>
-          <w:b w:val="0"/>
-          <w:i w:val="0"/>
-          <w:color w:val="222222"/>
-          <w:sz w:val="21"/>
-        </w:rPr>
-        <w:t xml:space="preserve">On the second night, the captain takes a private word with the party at the stern rail, her voice low under the creak of the rigging. </w:t>
-      </w:r>
-      <w:r>
-        <w:rPr>
-          <w:rFonts w:ascii="Georgia" w:hAnsi="Georgia" w:cs="Georgia"/>
-          <w:b/>
-          <w:i w:val="0"/>
-          <w:color w:val="222222"/>
-          <w:sz w:val="21"/>
-        </w:rPr>
-        <w:t>Brynn:</w:t>
-      </w:r>
-      <w:r>
-        <w:rPr>
-          <w:rFonts w:ascii="Georgia" w:hAnsi="Georgia" w:cs="Georgia"/>
-          <w:b w:val="0"/>
-          <w:i w:val="0"/>
-          <w:color w:val="222222"/>
-          <w:sz w:val="21"/>
-        </w:rPr>
-        <w:t xml:space="preserve"> “Old sailors say Davy Jones's curse hangs on these currents. Ships found empty, crews never found at all. I do not truck with ghost stories. But keep your lucky flasks close, little ones, and do not let the sea hear you boasting.”</w:t>
-      </w:r>
-    </w:p>
-    <w:p>
-      <w:pPr>
-        <w:keepNext/>
-        <w:spacing w:before="400" w:after="120"/>
-        <w:pBdr>
-          <w:bottom w:val="single" w:sz="6" w:space="4" w:color="B8860B"/>
-        </w:pBdr>
-      </w:pPr>
-      <w:r>
-        <w:rPr>
-          <w:rFonts w:ascii="Georgia" w:hAnsi="Georgia" w:cs="Georgia"/>
-          <w:b/>
-          <w:color w:val="B8860B"/>
-          <w:sz w:val="32"/>
-        </w:rPr>
-        <w:t>Part Two: The Storm in Three Great Blows</w:t>
-      </w:r>
-    </w:p>
-    <w:p>
-      <w:pPr>
-        <w:spacing w:before="120" w:after="200"/>
-      </w:pPr>
-      <w:r>
-        <w:rPr>
-          <w:rFonts w:ascii="Georgia" w:hAnsi="Georgia" w:cs="Georgia"/>
-          <w:b w:val="0"/>
-          <w:i/>
-          <w:color w:val="222222"/>
-          <w:sz w:val="21"/>
-        </w:rPr>
-        <w:t>On the third day the sky went the color of old iron, and the sea rose to meet it.</w:t>
-      </w:r>
-    </w:p>
-    <w:p>
-      <w:pPr>
-        <w:pBdr>
-          <w:left w:val="single" w:sz="18" w:space="12" w:color="B8860B"/>
-        </w:pBdr>
-        <w:shd w:val="clear" w:color="auto" w:fill="FBF6EA"/>
-        <w:spacing w:before="30" w:after="70"/>
-        <w:ind w:left="340" w:right="340"/>
-      </w:pPr>
-      <w:r>
-        <w:rPr>
-          <w:rFonts w:ascii="Georgia" w:hAnsi="Georgia" w:cs="Georgia"/>
-          <w:b w:val="0"/>
-          <w:i w:val="0"/>
-          <w:color w:val="222222"/>
-          <w:sz w:val="21"/>
-        </w:rPr>
-        <w:t xml:space="preserve">Dark clouds boil up from the horizon, turning the sky into a rolling cauldron of steel and shadow. The wind shrieks like a living thing, whipping the spray into stinging needles. Captain Brynn lashes herself to the wheel beside Breesh and roars over the gale: </w:t>
-      </w:r>
-      <w:r>
-        <w:rPr>
-          <w:rFonts w:ascii="Georgia" w:hAnsi="Georgia" w:cs="Georgia"/>
-          <w:b/>
-          <w:i w:val="0"/>
-          <w:color w:val="222222"/>
-          <w:sz w:val="21"/>
-        </w:rPr>
-        <w:t>“We ride every blow together! Fight this storm as one, or we all go down!”</w:t>
-      </w:r>
-      <w:r>
-        <w:rPr>
-          <w:rFonts w:ascii="Georgia" w:hAnsi="Georgia" w:cs="Georgia"/>
-          <w:b w:val="0"/>
-          <w:i w:val="0"/>
-          <w:color w:val="222222"/>
-          <w:sz w:val="21"/>
-        </w:rPr>
-        <w:t xml:space="preserve"> Every hero takes a station. The storm comes on in three great blows.</w:t>
-      </w:r>
-    </w:p>
-    <w:p>
-      <w:pPr>
-        <w:keepNext/>
-        <w:spacing w:before="120" w:after="40"/>
-        <w:jc w:val="center"/>
+        <w:spacing w:after="0" w:before="0"/>
       </w:pPr>
       <w:r>
         <w:drawing>
-          <wp:inline xmlns:a="http://schemas.openxmlformats.org/drawingml/2006/main" xmlns:pic="http://schemas.openxmlformats.org/drawingml/2006/picture">
-            <wp:extent cx="3749039" cy="3749039"/>
+          <wp:anchor xmlns:a="http://schemas.openxmlformats.org/drawingml/2006/main" behindDoc="0" distT="0" distB="0" distL="114300" distR="0" simplePos="0" locked="0" layoutInCell="1" allowOverlap="1" relativeHeight="2">
+            <wp:simplePos x="0" y="0"/>
+            <wp:positionH relativeFrom="column">
+              <wp:align>right</wp:align>
+            </wp:positionH>
+            <wp:positionV relativeFrom="paragraph">
+              <wp:posOffset>0</wp:posOffset>
+            </wp:positionV>
+            <wp:extent cx="2011680" cy="2011680"/>
+            <wp:effectExtent l="0" t="0" r="0" b="0"/>
+            <wp:wrapSquare wrapText="bothSides"/>
             <wp:docPr id="2" name="Picture 2"/>
-            <wp:cNvGraphicFramePr>
-              <a:graphicFrameLocks noChangeAspect="1"/>
-            </wp:cNvGraphicFramePr>
-            <a:graphic>
+            <wp:cNvGraphicFramePr/>
+            <a:graphic xmlns:pic="http://schemas.openxmlformats.org/drawingml/2006/picture">
               <a:graphicData uri="http://schemas.openxmlformats.org/drawingml/2006/picture">
                 <pic:pic>
                   <pic:nvPicPr>
@@ -1049,45 +656,15 @@
                   <pic:spPr>
                     <a:xfrm>
                       <a:off x="0" y="0"/>
-                      <a:ext cx="3749039" cy="3749039"/>
+                      <a:ext cx="2011680" cy="2011680"/>
                     </a:xfrm>
                     <a:prstGeom prst="rect"/>
                   </pic:spPr>
                 </pic:pic>
               </a:graphicData>
             </a:graphic>
-          </wp:inline>
+          </wp:anchor>
         </w:drawing>
-      </w:r>
-    </w:p>
-    <w:p>
-      <w:pPr>
-        <w:spacing w:after="140"/>
-        <w:jc w:val="center"/>
-      </w:pPr>
-      <w:r>
-        <w:rPr>
-          <w:rFonts w:ascii="Georgia" w:hAnsi="Georgia" w:cs="Georgia"/>
-          <w:i/>
-          <w:color w:val="888888"/>
-          <w:sz w:val="18"/>
-        </w:rPr>
-        <w:t>The Stormwind fights for her life in the heart of the tempest.</w:t>
-      </w:r>
-    </w:p>
-    <w:p>
-      <w:pPr>
-        <w:keepNext/>
-        <w:spacing w:before="220" w:after="60"/>
-      </w:pPr>
-      <w:r>
-        <w:rPr>
-          <w:rFonts w:ascii="Georgia" w:hAnsi="Georgia" w:cs="Georgia"/>
-          <w:b/>
-          <w:color w:val="A0522D"/>
-          <w:sz w:val="26"/>
-        </w:rPr>
-        <w:t>The First Blow: The Wall of Water</w:t>
       </w:r>
     </w:p>
     <w:p>
@@ -1107,22 +684,27 @@
           <w:color w:val="222222"/>
           <w:sz w:val="21"/>
         </w:rPr>
-        <w:t>A monstrous swell rises off the port bow, its crest glowing with strange pale foam. Time slows as the wave arches high above the masts, hangs there like a held breath, then crashes down in a thunder that shakes the whole world. Marla's warning cry from the crow's nest, Ursa hauling a sailor clear of the rail, Stabby knotting a snapped line with hands quicker than the wind: the Stormwind staggers, shudders, and rises streaming from the foam. Still afloat.</w:t>
-      </w:r>
-    </w:p>
-    <w:p>
-      <w:pPr>
-        <w:keepNext/>
-        <w:spacing w:before="220" w:after="60"/>
-      </w:pPr>
+        <w:t xml:space="preserve">At the top of the Stormwind's gangplank waits a tall, steely eyed woman in a weathered naval coat, brass buttons gleaming, salt streaked hair tied back in a knot so tight it could moor a ship. </w:t>
+      </w:r>
       <w:r>
         <w:rPr>
           <w:rFonts w:ascii="Georgia" w:hAnsi="Georgia" w:cs="Georgia"/>
           <w:b/>
-          <w:color w:val="A0522D"/>
-          <w:sz w:val="26"/>
-        </w:rPr>
-        <w:t>The Second Blow: The Sky Splits</w:t>
+          <w:i w:val="0"/>
+          <w:color w:val="222222"/>
+          <w:sz w:val="21"/>
+        </w:rPr>
+        <w:t>Captain Brynn Wavewarden</w:t>
+      </w:r>
+      <w:r>
+        <w:rPr>
+          <w:rFonts w:ascii="Georgia" w:hAnsi="Georgia" w:cs="Georgia"/>
+          <w:b w:val="0"/>
+          <w:i w:val="0"/>
+          <w:color w:val="222222"/>
+          <w:sz w:val="21"/>
+        </w:rPr>
+        <w:t xml:space="preserve"> looks the three small heroes over exactly once, and misses nothing.</w:t>
       </w:r>
     </w:p>
     <w:p>
@@ -1137,12 +719,22 @@
       <w:r>
         <w:rPr>
           <w:rFonts w:ascii="Georgia" w:hAnsi="Georgia" w:cs="Georgia"/>
+          <w:b/>
+          <w:i w:val="0"/>
+          <w:color w:val="222222"/>
+          <w:sz w:val="21"/>
+        </w:rPr>
+        <w:t>Brynn:</w:t>
+      </w:r>
+      <w:r>
+        <w:rPr>
+          <w:rFonts w:ascii="Georgia" w:hAnsi="Georgia" w:cs="Georgia"/>
           <w:b w:val="0"/>
           <w:i w:val="0"/>
           <w:color w:val="222222"/>
           <w:sz w:val="21"/>
         </w:rPr>
-        <w:t>Then the lightning comes. A white hot bolt cleaves the sky and strikes the main mast with a crack like the world's biggest whip. Wood shatters. Sparks hiss and arc along the wet rigging, and the great mast groans, leans, and splits. Lilly is everywhere at once, hands full of rope and clever fixes, shouting over the thunder which lines to cut and which to save. The Stormwind fights on, wounded but game.</w:t>
+        <w:t xml:space="preserve"> “Listen up. These waters run on shifting currents and hidden shoals; one misstep and we founder. I need eyes aloft, hands on the helm, strength below decks, and quick fingers on the sails. Keep your stations, follow orders to the letter, and you will make Gearhaven in one piece.”</w:t>
       </w:r>
     </w:p>
     <w:p>
@@ -1157,7 +749,7 @@
           <w:color w:val="A0522D"/>
           <w:sz w:val="26"/>
         </w:rPr>
-        <w:t>The Third Blow: The Maelstrom</w:t>
+        <w:t>Learning the Ship</w:t>
       </w:r>
     </w:p>
     <w:p>
@@ -1177,27 +769,27 @@
           <w:color w:val="222222"/>
           <w:sz w:val="21"/>
         </w:rPr>
-        <w:t>But the sea saves its worst for last. The water itself begins to turn, slow and huge and horribly patient, and the ship's prow dips into the rim of a swirling maelstrom. The wind plunges to a howling shriek. The wheel spins free of Breesh's hands. The world tilts, and keeps tilting, and Captain Brynn's last order is swallowed whole by the roar as the Stormwind heels over, over, over: and capsizes.</w:t>
-      </w:r>
-    </w:p>
-    <w:p>
-      <w:pPr>
-        <w:pBdr>
-          <w:left w:val="single" w:sz="18" w:space="12" w:color="5B2A86"/>
-        </w:pBdr>
-        <w:shd w:val="clear" w:color="auto" w:fill="F4F0FA"/>
-        <w:spacing w:before="30" w:after="70"/>
-        <w:ind w:left="340" w:right="340"/>
-      </w:pPr>
+        <w:t xml:space="preserve">The Stormwind casts off, and the crew takes the heroes in hand. High in the crow's nest perches </w:t>
+      </w:r>
+      <w:r>
+        <w:rPr>
+          <w:rFonts w:ascii="Georgia" w:hAnsi="Georgia" w:cs="Georgia"/>
+          <w:b/>
+          <w:i w:val="0"/>
+          <w:color w:val="222222"/>
+          <w:sz w:val="21"/>
+        </w:rPr>
+        <w:t>Old Marla</w:t>
+      </w:r>
       <w:r>
         <w:rPr>
           <w:rFonts w:ascii="Georgia" w:hAnsi="Georgia" w:cs="Georgia"/>
           <w:b w:val="0"/>
           <w:i w:val="0"/>
           <w:color w:val="222222"/>
-          <w:sz w:val="19"/>
-        </w:rPr>
-        <w:t xml:space="preserve">▶ </w:t>
+          <w:sz w:val="21"/>
+        </w:rPr>
+        <w:t xml:space="preserve">, squinting at the horizon: “Keep a weather eye, or we'll be fish bait.” At the wheel stands </w:t>
       </w:r>
       <w:r>
         <w:rPr>
@@ -1205,9 +797,9 @@
           <w:b/>
           <w:i w:val="0"/>
           <w:color w:val="222222"/>
-          <w:sz w:val="19"/>
-        </w:rPr>
-        <w:t>The storm</w:t>
+          <w:sz w:val="21"/>
+        </w:rPr>
+        <w:t>First Mate Breesh</w:t>
       </w:r>
       <w:r>
         <w:rPr>
@@ -1215,24 +807,49 @@
           <w:b w:val="0"/>
           <w:i w:val="0"/>
           <w:color w:val="222222"/>
-          <w:sz w:val="19"/>
-        </w:rPr>
-        <w:t xml:space="preserve"> ran as three group checks at ship stations (the three blows), bruising but survivable; the maelstrom flipped the ship no matter how well the party rolled. Dexterity save DC 12 to grab a beam as she went over.</w:t>
-      </w:r>
-    </w:p>
-    <w:p>
-      <w:pPr>
-        <w:keepNext/>
-        <w:spacing w:before="220" w:after="60"/>
-      </w:pPr>
+          <w:sz w:val="21"/>
+        </w:rPr>
+        <w:t xml:space="preserve">, steady as a lighthouse: “A firm hand, young'un. This wheel is trickier than it looks, like steering a wild stallion.” Up in the ropes swings </w:t>
+      </w:r>
       <w:r>
         <w:rPr>
           <w:rFonts w:ascii="Georgia" w:hAnsi="Georgia" w:cs="Georgia"/>
           <w:b/>
-          <w:color w:val="A0522D"/>
-          <w:sz w:val="26"/>
-        </w:rPr>
-        <w:t>The Air Pocket</w:t>
+          <w:i w:val="0"/>
+          <w:color w:val="222222"/>
+          <w:sz w:val="21"/>
+        </w:rPr>
+        <w:t>Rigging Master Hugo</w:t>
+      </w:r>
+      <w:r>
+        <w:rPr>
+          <w:rFonts w:ascii="Georgia" w:hAnsi="Georgia" w:cs="Georgia"/>
+          <w:b w:val="0"/>
+          <w:i w:val="0"/>
+          <w:color w:val="222222"/>
+          <w:sz w:val="21"/>
+        </w:rPr>
+        <w:t xml:space="preserve">: “Mind your knots! A broken line in a gale will send you flying overboard faster than a cannonball.” And down in the bilge sloshes </w:t>
+      </w:r>
+      <w:r>
+        <w:rPr>
+          <w:rFonts w:ascii="Georgia" w:hAnsi="Georgia" w:cs="Georgia"/>
+          <w:b/>
+          <w:i w:val="0"/>
+          <w:color w:val="222222"/>
+          <w:sz w:val="21"/>
+        </w:rPr>
+        <w:t>Quartermaster Sline</w:t>
+      </w:r>
+      <w:r>
+        <w:rPr>
+          <w:rFonts w:ascii="Georgia" w:hAnsi="Georgia" w:cs="Georgia"/>
+          <w:b w:val="0"/>
+          <w:i w:val="0"/>
+          <w:color w:val="222222"/>
+          <w:sz w:val="21"/>
+        </w:rPr>
+        <w:t xml:space="preserve"> with his bucket: “Muck and bilge water will rot this deck in a week if you slack off. Don't let her drown.”</w:t>
       </w:r>
     </w:p>
     <w:p>
@@ -1252,76 +869,7 @@
           <w:color w:val="222222"/>
           <w:sz w:val="21"/>
         </w:rPr>
-        <w:t>Cold. Dark. The rush and boom of water. Then, gasping, the heroes surface inside a cramped pocket of trapped air under the upturned hull, hearts hammering, soaked to the bone. Darkness presses in, pierced by a ghostly green glow seeping through barnacle choked cracks. Brine laps at their ankles. Broken crates and dangling ropes swing in the gloom, and somewhere in the dark a sailor coughs, and another answers, and another: the crew, alive, clinging to the ribs of their poor drowned ship.</w:t>
-      </w:r>
-    </w:p>
-    <w:p>
-      <w:pPr>
-        <w:pBdr>
-          <w:left w:val="single" w:sz="18" w:space="12" w:color="B8860B"/>
-        </w:pBdr>
-        <w:shd w:val="clear" w:color="auto" w:fill="FBF6EA"/>
-        <w:spacing w:before="30" w:after="70"/>
-        <w:ind w:left="340" w:right="340"/>
-      </w:pPr>
-      <w:r>
-        <w:rPr>
-          <w:rFonts w:ascii="Georgia" w:hAnsi="Georgia" w:cs="Georgia"/>
-          <w:b/>
-          <w:color w:val="A32B2B"/>
-          <w:sz w:val="21"/>
-        </w:rPr>
-        <w:t xml:space="preserve">Stabby: </w:t>
-      </w:r>
-      <w:r>
-        <w:rPr>
-          <w:rFonts w:ascii="Georgia" w:hAnsi="Georgia" w:cs="Georgia"/>
-          <w:b w:val="0"/>
-          <w:i/>
-          <w:color w:val="222222"/>
-          <w:sz w:val="21"/>
-        </w:rPr>
-        <w:t>“Everyone always says goblins sink. Ha! Still floating!”</w:t>
-      </w:r>
-    </w:p>
-    <w:p>
-      <w:pPr>
-        <w:pBdr>
-          <w:left w:val="single" w:sz="18" w:space="12" w:color="B8860B"/>
-        </w:pBdr>
-        <w:shd w:val="clear" w:color="auto" w:fill="FBF6EA"/>
-        <w:spacing w:before="30" w:after="70"/>
-        <w:ind w:left="340" w:right="340"/>
-      </w:pPr>
-      <w:r>
-        <w:rPr>
-          <w:rFonts w:ascii="Georgia" w:hAnsi="Georgia" w:cs="Georgia"/>
-          <w:b w:val="0"/>
-          <w:i w:val="0"/>
-          <w:color w:val="222222"/>
-          <w:sz w:val="21"/>
-        </w:rPr>
-        <w:t xml:space="preserve">And then, through the largest crack, the heroes see it. Far below, in the inky deep, something is rising. Ghost white sails unfurl in water where no wind blows. A barnacle crusted keel, vast and old and glowing sea sick green, climbs toward the wreck like a whale rising for air. The </w:t>
-      </w:r>
-      <w:r>
-        <w:rPr>
-          <w:rFonts w:ascii="Georgia" w:hAnsi="Georgia" w:cs="Georgia"/>
-          <w:b/>
-          <w:i w:val="0"/>
-          <w:color w:val="222222"/>
-          <w:sz w:val="21"/>
-        </w:rPr>
-        <w:t>Flying Dutchman</w:t>
-      </w:r>
-      <w:r>
-        <w:rPr>
-          <w:rFonts w:ascii="Georgia" w:hAnsi="Georgia" w:cs="Georgia"/>
-          <w:b w:val="0"/>
-          <w:i w:val="0"/>
-          <w:color w:val="222222"/>
-          <w:sz w:val="21"/>
-        </w:rPr>
-        <w:t xml:space="preserve"> is coming up directly beneath them.</w:t>
+        <w:t>For two bright days the heroes learn the ship from keel to masthead. Ursa takes to the crow's nest like he was born aloft, reading the water the way he reads the sky. Stabby scrambles through the rigging faster than Hugo can shout instructions. Lilly falls in love with the helm, the pumps, the pulleys, every clever working piece of the vessel. In the evenings, Captain Brynn herself teaches them knots by lantern light: bowline, clove hitch, and a curious looping knot she says her grandmother called a keepsake knot. The heroes' small hands learn every one.</w:t>
       </w:r>
     </w:p>
     <w:p>
@@ -1377,25 +925,87 @@
           <w:color w:val="888888"/>
           <w:sz w:val="18"/>
         </w:rPr>
-        <w:t>Ghost sails unfurl in the deep as the Flying Dutchman climbs toward the wreck.</w:t>
+        <w:t>Fair winds: the Stormwind runs east under full sail, the whole sea bright ahead.</w:t>
       </w:r>
     </w:p>
     <w:p>
       <w:pPr>
-        <w:keepNext/>
-        <w:spacing w:before="400" w:after="120"/>
         <w:pBdr>
-          <w:bottom w:val="single" w:sz="6" w:space="4" w:color="B8860B"/>
+          <w:left w:val="single" w:sz="18" w:space="12" w:color="5B2A86"/>
         </w:pBdr>
-      </w:pPr>
+        <w:shd w:val="clear" w:color="auto" w:fill="F4F0FA"/>
+        <w:spacing w:before="30" w:after="70"/>
+        <w:ind w:left="340" w:right="340"/>
+      </w:pPr>
+      <w:r>
+        <w:rPr>
+          <w:rFonts w:ascii="Georgia" w:hAnsi="Georgia" w:cs="Georgia"/>
+          <w:b w:val="0"/>
+          <w:i w:val="0"/>
+          <w:color w:val="222222"/>
+          <w:sz w:val="19"/>
+        </w:rPr>
+        <w:t xml:space="preserve">▶ </w:t>
+      </w:r>
       <w:r>
         <w:rPr>
           <w:rFonts w:ascii="Georgia" w:hAnsi="Georgia" w:cs="Georgia"/>
           <w:b/>
-          <w:color w:val="B8860B"/>
-          <w:sz w:val="32"/>
-        </w:rPr>
-        <w:t>Part Three: Aboard the Flying Dutchman</w:t>
+          <w:i w:val="0"/>
+          <w:color w:val="222222"/>
+          <w:sz w:val="19"/>
+        </w:rPr>
+        <w:t>Ship stations.</w:t>
+      </w:r>
+      <w:r>
+        <w:rPr>
+          <w:rFonts w:ascii="Georgia" w:hAnsi="Georgia" w:cs="Georgia"/>
+          <w:b w:val="0"/>
+          <w:i w:val="0"/>
+          <w:color w:val="222222"/>
+          <w:sz w:val="19"/>
+        </w:rPr>
+        <w:t xml:space="preserve"> Lookout: Wisdom (Perception) DC 12. Helm: Dexterity (Acrobatics) DC 13. Rigging: Strength (Athletics) DC 14. Bilge: Constitution DC 13. From the crow's nest, Survival (Navigation) DC 17 plotted the safer channel into the storm.</w:t>
+      </w:r>
+    </w:p>
+    <w:p>
+      <w:pPr>
+        <w:pBdr>
+          <w:left w:val="single" w:sz="18" w:space="12" w:color="5B2A86"/>
+        </w:pBdr>
+        <w:shd w:val="clear" w:color="auto" w:fill="F4F0FA"/>
+        <w:spacing w:before="30" w:after="70"/>
+        <w:ind w:left="340" w:right="340"/>
+      </w:pPr>
+      <w:r>
+        <w:rPr>
+          <w:rFonts w:ascii="Georgia" w:hAnsi="Georgia" w:cs="Georgia"/>
+          <w:b w:val="0"/>
+          <w:i w:val="0"/>
+          <w:color w:val="222222"/>
+          <w:sz w:val="19"/>
+        </w:rPr>
+        <w:t xml:space="preserve">▶ </w:t>
+      </w:r>
+      <w:r>
+        <w:rPr>
+          <w:rFonts w:ascii="Georgia" w:hAnsi="Georgia" w:cs="Georgia"/>
+          <w:b/>
+          <w:i w:val="0"/>
+          <w:color w:val="222222"/>
+          <w:sz w:val="19"/>
+        </w:rPr>
+        <w:t>Brynn's knot lessons</w:t>
+      </w:r>
+      <w:r>
+        <w:rPr>
+          <w:rFonts w:ascii="Georgia" w:hAnsi="Georgia" w:cs="Georgia"/>
+          <w:b w:val="0"/>
+          <w:i w:val="0"/>
+          <w:color w:val="222222"/>
+          <w:sz w:val="19"/>
+        </w:rPr>
+        <w:t xml:space="preserve"> are not just color. They matter again, one session from now.</w:t>
       </w:r>
     </w:p>
     <w:p>
@@ -1415,7 +1025,7 @@
           <w:color w:val="222222"/>
           <w:sz w:val="21"/>
         </w:rPr>
-        <w:t xml:space="preserve">A deep, resonant groan rolls through the wreck as the Dutchman's hull slides beneath it and lifts. Water sheets away. Cold luminescence floods the hold. And then, without warning, </w:t>
+        <w:t xml:space="preserve">On the second night, the captain takes a private word with the party at the stern rail, her voice low under the creak of the rigging. </w:t>
       </w:r>
       <w:r>
         <w:rPr>
@@ -1425,7 +1035,7 @@
           <w:color w:val="222222"/>
           <w:sz w:val="21"/>
         </w:rPr>
-        <w:t>spectral chains</w:t>
+        <w:t>Brynn:</w:t>
       </w:r>
       <w:r>
         <w:rPr>
@@ -1435,7 +1045,40 @@
           <w:color w:val="222222"/>
           <w:sz w:val="21"/>
         </w:rPr>
-        <w:t xml:space="preserve"> snake up through the broken planks, glowing links coiling around arms and ankles like living serpents, and haul every soul aboard the wreck, heroes and sailors alike, up into the green light of the ghost ship's deck.</w:t>
+        <w:t xml:space="preserve"> “Old sailors say Davy Jones's curse hangs on these currents. Ships found empty, crews never found at all. I do not truck with ghost stories. But keep your lucky flasks close, little ones, and do not let the sea hear you boasting.”</w:t>
+      </w:r>
+    </w:p>
+    <w:p>
+      <w:pPr>
+        <w:keepNext/>
+        <w:spacing w:before="400" w:after="120"/>
+        <w:pBdr>
+          <w:bottom w:val="single" w:sz="6" w:space="4" w:color="B8860B"/>
+        </w:pBdr>
+      </w:pPr>
+      <w:r>
+        <w:rPr>
+          <w:rFonts w:ascii="Georgia" w:hAnsi="Georgia" w:cs="Georgia"/>
+          <w:b/>
+          <w:color w:val="B8860B"/>
+          <w:sz w:val="32"/>
+        </w:rPr>
+        <w:t>Part Two: The Storm in Three Great Blows</w:t>
+      </w:r>
+    </w:p>
+    <w:p>
+      <w:pPr>
+        <w:spacing w:before="120" w:after="200"/>
+      </w:pPr>
+      <w:r>
+        <w:rPr>
+          <w:rFonts w:ascii="Georgia" w:hAnsi="Georgia" w:cs="Georgia"/>
+          <w:b w:val="0"/>
+          <w:i/>
+          <w:color w:val="222222"/>
+          <w:sz w:val="21"/>
+        </w:rPr>
+        <w:t>On the third day the sky went the color of old iron, and the sea rose to meet it.</w:t>
       </w:r>
     </w:p>
     <w:p>
@@ -1455,33 +1098,18 @@
           <w:color w:val="222222"/>
           <w:sz w:val="21"/>
         </w:rPr>
-        <w:t>The crew of the Dutchman shuffles out to meet them, and they are the funniest frightening things the heroes have ever seen: drowned sailors gone all barnacled and green, crabs riding in their beards, seaweed for hair, one with a starfish stuck to his face exactly where a starfish should not be. They herd Captain Brynn and her sailors toward the brig with mossy politeness, and march the three small heroes, still dripping, toward the hold.</w:t>
-      </w:r>
-    </w:p>
-    <w:p>
-      <w:pPr>
-        <w:keepNext/>
-        <w:spacing w:before="220" w:after="60"/>
-      </w:pPr>
+        <w:t xml:space="preserve">Dark clouds boil up from the horizon, turning the sky into a rolling cauldron of steel and shadow. The wind shrieks like a living thing, whipping the spray into stinging needles. Captain Brynn lashes herself to the wheel beside Breesh and roars over the gale: </w:t>
+      </w:r>
       <w:r>
         <w:rPr>
           <w:rFonts w:ascii="Georgia" w:hAnsi="Georgia" w:cs="Georgia"/>
           <w:b/>
-          <w:color w:val="A0522D"/>
-          <w:sz w:val="26"/>
-        </w:rPr>
-        <w:t>The Hold of Harvested Magic</w:t>
-      </w:r>
-    </w:p>
-    <w:p>
-      <w:pPr>
-        <w:pBdr>
-          <w:left w:val="single" w:sz="18" w:space="12" w:color="B8860B"/>
-        </w:pBdr>
-        <w:shd w:val="clear" w:color="auto" w:fill="FBF6EA"/>
-        <w:spacing w:before="30" w:after="70"/>
-        <w:ind w:left="340" w:right="340"/>
-      </w:pPr>
+          <w:i w:val="0"/>
+          <w:color w:val="222222"/>
+          <w:sz w:val="21"/>
+        </w:rPr>
+        <w:t>“We ride every blow together! Fight this storm as one, or we all go down!”</w:t>
+      </w:r>
       <w:r>
         <w:rPr>
           <w:rFonts w:ascii="Georgia" w:hAnsi="Georgia" w:cs="Georgia"/>
@@ -1490,127 +1118,7 @@
           <w:color w:val="222222"/>
           <w:sz w:val="21"/>
         </w:rPr>
-        <w:t xml:space="preserve">Below decks, the Dutchman is not a ship. It is a collection. Crystal jars line the walls in racks, each one holding a captive glimmer: feywild motes swirling like caught fireflies, elemental sparks crackling in vials, soft pulsing threads of raw magic. Iron cages hold living prisoners: a dripping </w:t>
-      </w:r>
-      <w:r>
-        <w:rPr>
-          <w:rFonts w:ascii="Georgia" w:hAnsi="Georgia" w:cs="Georgia"/>
-          <w:b/>
-          <w:i w:val="0"/>
-          <w:color w:val="222222"/>
-          <w:sz w:val="21"/>
-        </w:rPr>
-        <w:t>water sprite</w:t>
-      </w:r>
-      <w:r>
-        <w:rPr>
-          <w:rFonts w:ascii="Georgia" w:hAnsi="Georgia" w:cs="Georgia"/>
-          <w:b w:val="0"/>
-          <w:i w:val="0"/>
-          <w:color w:val="222222"/>
-          <w:sz w:val="21"/>
-        </w:rPr>
-        <w:t xml:space="preserve"> pressed against the bars, a shivering </w:t>
-      </w:r>
-      <w:r>
-        <w:rPr>
-          <w:rFonts w:ascii="Georgia" w:hAnsi="Georgia" w:cs="Georgia"/>
-          <w:b/>
-          <w:i w:val="0"/>
-          <w:color w:val="222222"/>
-          <w:sz w:val="21"/>
-        </w:rPr>
-        <w:t>flame salamander</w:t>
-      </w:r>
-      <w:r>
-        <w:rPr>
-          <w:rFonts w:ascii="Georgia" w:hAnsi="Georgia" w:cs="Georgia"/>
-          <w:b w:val="0"/>
-          <w:i w:val="0"/>
-          <w:color w:val="222222"/>
-          <w:sz w:val="21"/>
-        </w:rPr>
-        <w:t xml:space="preserve"> burning low and frightened, an </w:t>
-      </w:r>
-      <w:r>
-        <w:rPr>
-          <w:rFonts w:ascii="Georgia" w:hAnsi="Georgia" w:cs="Georgia"/>
-          <w:b/>
-          <w:i w:val="0"/>
-          <w:color w:val="222222"/>
-          <w:sz w:val="21"/>
-        </w:rPr>
-        <w:t>owl-kin</w:t>
-      </w:r>
-      <w:r>
-        <w:rPr>
-          <w:rFonts w:ascii="Georgia" w:hAnsi="Georgia" w:cs="Georgia"/>
-          <w:b w:val="0"/>
-          <w:i w:val="0"/>
-          <w:color w:val="222222"/>
-          <w:sz w:val="21"/>
-        </w:rPr>
-        <w:t xml:space="preserve"> with great hollow eyes that follow the heroes across the room. And stacked to the ceiling stand rows of battered crates, every one stamped with the same sigil: the mark of the </w:t>
-      </w:r>
-      <w:r>
-        <w:rPr>
-          <w:rFonts w:ascii="Georgia" w:hAnsi="Georgia" w:cs="Georgia"/>
-          <w:b/>
-          <w:i w:val="0"/>
-          <w:color w:val="222222"/>
-          <w:sz w:val="21"/>
-        </w:rPr>
-        <w:t>Gearhaven Artificers' Guild</w:t>
-      </w:r>
-      <w:r>
-        <w:rPr>
-          <w:rFonts w:ascii="Georgia" w:hAnsi="Georgia" w:cs="Georgia"/>
-          <w:b w:val="0"/>
-          <w:i w:val="0"/>
-          <w:color w:val="222222"/>
-          <w:sz w:val="21"/>
-        </w:rPr>
-        <w:t>.</w:t>
-      </w:r>
-    </w:p>
-    <w:p>
-      <w:pPr>
-        <w:pBdr>
-          <w:left w:val="single" w:sz="18" w:space="12" w:color="B8860B"/>
-        </w:pBdr>
-        <w:shd w:val="clear" w:color="auto" w:fill="FBF6EA"/>
-        <w:spacing w:before="30" w:after="70"/>
-        <w:ind w:left="340" w:right="340"/>
-      </w:pPr>
-      <w:r>
-        <w:rPr>
-          <w:rFonts w:ascii="Georgia" w:hAnsi="Georgia" w:cs="Georgia"/>
-          <w:b w:val="0"/>
-          <w:i w:val="0"/>
-          <w:color w:val="222222"/>
-          <w:sz w:val="21"/>
-        </w:rPr>
-        <w:t xml:space="preserve">From the shadows between the racks he comes: tall, tentacle bearded, hook handed, barnacles glowing along his arms like embers, each one holding some little trapped spark of life. </w:t>
-      </w:r>
-      <w:r>
-        <w:rPr>
-          <w:rFonts w:ascii="Georgia" w:hAnsi="Georgia" w:cs="Georgia"/>
-          <w:b/>
-          <w:i w:val="0"/>
-          <w:color w:val="222222"/>
-          <w:sz w:val="21"/>
-        </w:rPr>
-        <w:t>Davy Jones</w:t>
-      </w:r>
-      <w:r>
-        <w:rPr>
-          <w:rFonts w:ascii="Georgia" w:hAnsi="Georgia" w:cs="Georgia"/>
-          <w:b w:val="0"/>
-          <w:i w:val="0"/>
-          <w:color w:val="222222"/>
-          <w:sz w:val="21"/>
-        </w:rPr>
-        <w:t xml:space="preserve"> taps one hooked fingertip, very gently, against the Essence Sphere at Lilly's belt, and smiles like a shipwreck.</w:t>
+        <w:t xml:space="preserve"> Every hero takes a station. The storm comes on in three great blows.</w:t>
       </w:r>
     </w:p>
     <w:p>
@@ -1666,7 +1174,22 @@
           <w:color w:val="888888"/>
           <w:sz w:val="18"/>
         </w:rPr>
-        <w:t>Davy Jones, captain of the Flying Dutchman, come to collect.</w:t>
+        <w:t>The Stormwind fights for her life in the heart of the tempest.</w:t>
+      </w:r>
+    </w:p>
+    <w:p>
+      <w:pPr>
+        <w:keepNext/>
+        <w:spacing w:before="220" w:after="60"/>
+      </w:pPr>
+      <w:r>
+        <w:rPr>
+          <w:rFonts w:ascii="Georgia" w:hAnsi="Georgia" w:cs="Georgia"/>
+          <w:b/>
+          <w:color w:val="A0522D"/>
+          <w:sz w:val="26"/>
+        </w:rPr>
+        <w:t>The First Blow: The Wall of Water</w:t>
       </w:r>
     </w:p>
     <w:p>
@@ -1681,22 +1204,27 @@
       <w:r>
         <w:rPr>
           <w:rFonts w:ascii="Georgia" w:hAnsi="Georgia" w:cs="Georgia"/>
-          <w:b/>
-          <w:i w:val="0"/>
-          <w:color w:val="222222"/>
-          <w:sz w:val="21"/>
-        </w:rPr>
-        <w:t>Davy Jones:</w:t>
-      </w:r>
-      <w:r>
-        <w:rPr>
-          <w:rFonts w:ascii="Georgia" w:hAnsi="Georgia" w:cs="Georgia"/>
           <w:b w:val="0"/>
           <w:i w:val="0"/>
           <w:color w:val="222222"/>
           <w:sz w:val="21"/>
         </w:rPr>
-        <w:t xml:space="preserve"> “Ah. The bright spark of little Floraburst. Feywild sunlight, bottled and carried right to my door. The perfect spark to ignite my anchor and rend the veil open. Surrender her essence... or I shall harvest it by force.”</w:t>
+        <w:t>A monstrous swell rises off the port bow, its crest glowing with strange pale foam. Time slows as the wave arches high above the masts, hangs there like a held breath, then crashes down in a thunder that shakes the whole world. Marla's warning cry from the crow's nest, Ursa hauling a sailor clear of the rail, Stabby knotting a snapped line with hands quicker than the wind: the Stormwind staggers, shudders, and rises streaming from the foam. Still afloat.</w:t>
+      </w:r>
+    </w:p>
+    <w:p>
+      <w:pPr>
+        <w:keepNext/>
+        <w:spacing w:before="220" w:after="60"/>
+      </w:pPr>
+      <w:r>
+        <w:rPr>
+          <w:rFonts w:ascii="Georgia" w:hAnsi="Georgia" w:cs="Georgia"/>
+          <w:b/>
+          <w:color w:val="A0522D"/>
+          <w:sz w:val="26"/>
+        </w:rPr>
+        <w:t>The Second Blow: The Sky Splits</w:t>
       </w:r>
     </w:p>
     <w:p>
@@ -1711,21 +1239,27 @@
       <w:r>
         <w:rPr>
           <w:rFonts w:ascii="Georgia" w:hAnsi="Georgia" w:cs="Georgia"/>
-          <w:b/>
-          <w:color w:val="1F6FB8"/>
-          <w:sz w:val="21"/>
-        </w:rPr>
-        <w:t xml:space="preserve">Lilly: </w:t>
-      </w:r>
-      <w:r>
-        <w:rPr>
-          <w:rFonts w:ascii="Georgia" w:hAnsi="Georgia" w:cs="Georgia"/>
           <w:b w:val="0"/>
-          <w:i/>
+          <w:i w:val="0"/>
           <w:color w:val="222222"/>
           <w:sz w:val="21"/>
         </w:rPr>
-        <w:t>“You will not touch her. Not one petal.”</w:t>
+        <w:t>Then the lightning comes. A white hot bolt cleaves the sky and strikes the main mast with a crack like the world's biggest whip. Wood shatters. Sparks hiss and arc along the wet rigging, and the great mast groans, leans, and splits. Lilly is everywhere at once, hands full of rope and clever fixes, shouting over the thunder which lines to cut and which to save. The Stormwind fights on, wounded but game.</w:t>
+      </w:r>
+    </w:p>
+    <w:p>
+      <w:pPr>
+        <w:keepNext/>
+        <w:spacing w:before="220" w:after="60"/>
+      </w:pPr>
+      <w:r>
+        <w:rPr>
+          <w:rFonts w:ascii="Georgia" w:hAnsi="Georgia" w:cs="Georgia"/>
+          <w:b/>
+          <w:color w:val="A0522D"/>
+          <w:sz w:val="26"/>
+        </w:rPr>
+        <w:t>The Third Blow: The Maelstrom</w:t>
       </w:r>
     </w:p>
     <w:p>
@@ -1745,7 +1279,27 @@
           <w:color w:val="222222"/>
           <w:sz w:val="21"/>
         </w:rPr>
-        <w:t xml:space="preserve">The captain's smile widens. He gestures with the hook, and the mess deck hatch creaks open below. </w:t>
+        <w:t>But the sea saves its worst for last. The water itself begins to turn, slow and huge and horribly patient, and the ship's prow dips into the rim of a swirling maelstrom. The wind plunges to a howling shriek. The wheel spins free of Breesh's hands. The world tilts, and keeps tilting, and Captain Brynn's last order is swallowed whole by the roar as the Stormwind heels over, over, over: and capsizes.</w:t>
+      </w:r>
+    </w:p>
+    <w:p>
+      <w:pPr>
+        <w:pBdr>
+          <w:left w:val="single" w:sz="18" w:space="12" w:color="5B2A86"/>
+        </w:pBdr>
+        <w:shd w:val="clear" w:color="auto" w:fill="F4F0FA"/>
+        <w:spacing w:before="30" w:after="70"/>
+        <w:ind w:left="340" w:right="340"/>
+      </w:pPr>
+      <w:r>
+        <w:rPr>
+          <w:rFonts w:ascii="Georgia" w:hAnsi="Georgia" w:cs="Georgia"/>
+          <w:b w:val="0"/>
+          <w:i w:val="0"/>
+          <w:color w:val="222222"/>
+          <w:sz w:val="19"/>
+        </w:rPr>
+        <w:t xml:space="preserve">▶ </w:t>
       </w:r>
       <w:r>
         <w:rPr>
@@ -1753,9 +1307,9 @@
           <w:b/>
           <w:i w:val="0"/>
           <w:color w:val="222222"/>
-          <w:sz w:val="21"/>
-        </w:rPr>
-        <w:t>Davy Jones:</w:t>
+          <w:sz w:val="19"/>
+        </w:rPr>
+        <w:t>The storm</w:t>
       </w:r>
       <w:r>
         <w:rPr>
@@ -1763,27 +1317,24 @@
           <w:b w:val="0"/>
           <w:i w:val="0"/>
           <w:color w:val="222222"/>
-          <w:sz w:val="21"/>
-        </w:rPr>
-        <w:t xml:space="preserve"> “Force, then. But I am a sporting man, after my fashion. Welcome aboard, Guardians. Your souls now belong to Davy Jones... unless you can win them back. Let our game begin.”</w:t>
+          <w:sz w:val="19"/>
+        </w:rPr>
+        <w:t xml:space="preserve"> ran as three group checks at ship stations (the three blows), bruising but survivable; the maelstrom flipped the ship no matter how well the party rolled. Dexterity save DC 12 to grab a beam as she went over.</w:t>
       </w:r>
     </w:p>
     <w:p>
       <w:pPr>
         <w:keepNext/>
-        <w:spacing w:before="400" w:after="120"/>
-        <w:pBdr>
-          <w:bottom w:val="single" w:sz="6" w:space="4" w:color="B8860B"/>
-        </w:pBdr>
+        <w:spacing w:before="220" w:after="60"/>
       </w:pPr>
       <w:r>
         <w:rPr>
           <w:rFonts w:ascii="Georgia" w:hAnsi="Georgia" w:cs="Georgia"/>
           <w:b/>
-          <w:color w:val="B8860B"/>
-          <w:sz w:val="32"/>
-        </w:rPr>
-        <w:t>Part Four: The Dice Game of Souls</w:t>
+          <w:color w:val="A0522D"/>
+          <w:sz w:val="26"/>
+        </w:rPr>
+        <w:t>The Air Pocket</w:t>
       </w:r>
     </w:p>
     <w:p>
@@ -1803,7 +1354,7 @@
           <w:color w:val="222222"/>
           <w:sz w:val="21"/>
         </w:rPr>
-        <w:t>The mess deck is lit by lanterns burning a sick green. At its center stands a scarred oak table, and every scar is a name: the names of sailors who sat here, and gambled, and lost. The heroes are set on rough benches, chains clinking at their wrists, while Davy Jones looms opposite, tentacles curling around the roof beams like patient serpents. Onto the table clatter seven dice of ivory and bone: a d4, a d6, a d8, two d10s, a d12, and one yellowed old d20 that seems to watch you back.</w:t>
+        <w:t>Cold. Dark. The rush and boom of water. Then, gasping, the heroes surface inside a cramped pocket of trapped air under the upturned hull, hearts hammering, soaked to the bone. Darkness presses in, pierced by a ghostly green glow seeping through barnacle choked cracks. Brine laps at their ankles. Broken crates and dangling ropes swing in the gloom, and somewhere in the dark a sailor coughs, and another answers, and another: the crew, alive, clinging to the ribs of their poor drowned ship.</w:t>
       </w:r>
     </w:p>
     <w:p>
@@ -1819,12 +1370,31 @@
         <w:rPr>
           <w:rFonts w:ascii="Georgia" w:hAnsi="Georgia" w:cs="Georgia"/>
           <w:b/>
-          <w:i w:val="0"/>
+          <w:color w:val="A32B2B"/>
+          <w:sz w:val="21"/>
+        </w:rPr>
+        <w:t xml:space="preserve">Stabby: </w:t>
+      </w:r>
+      <w:r>
+        <w:rPr>
+          <w:rFonts w:ascii="Georgia" w:hAnsi="Georgia" w:cs="Georgia"/>
+          <w:b w:val="0"/>
+          <w:i/>
           <w:color w:val="222222"/>
           <w:sz w:val="21"/>
         </w:rPr>
-        <w:t>Davy Jones:</w:t>
-      </w:r>
+        <w:t>“Everyone always says goblins sink. Ha! Still floating!”</w:t>
+      </w:r>
+    </w:p>
+    <w:p>
+      <w:pPr>
+        <w:pBdr>
+          <w:left w:val="single" w:sz="18" w:space="12" w:color="B8860B"/>
+        </w:pBdr>
+        <w:shd w:val="clear" w:color="auto" w:fill="FBF6EA"/>
+        <w:spacing w:before="30" w:after="70"/>
+        <w:ind w:left="340" w:right="340"/>
+      </w:pPr>
       <w:r>
         <w:rPr>
           <w:rFonts w:ascii="Georgia" w:hAnsi="Georgia" w:cs="Georgia"/>
@@ -1833,7 +1403,27 @@
           <w:color w:val="222222"/>
           <w:sz w:val="21"/>
         </w:rPr>
-        <w:t xml:space="preserve"> “Three rounds of Seven-Eyes, target seventy and seven. Win, and your chains fall and your little friend keeps her light. Lose, and I snuff out every spark of your souls... and her fey light with them.”</w:t>
+        <w:t xml:space="preserve">And then, through the largest crack, the heroes see it. Far below, in the inky deep, something is rising. Ghost white sails unfurl in water where no wind blows. A barnacle crusted keel, vast and old and glowing sea sick green, climbs toward the wreck like a whale rising for air. The </w:t>
+      </w:r>
+      <w:r>
+        <w:rPr>
+          <w:rFonts w:ascii="Georgia" w:hAnsi="Georgia" w:cs="Georgia"/>
+          <w:b/>
+          <w:i w:val="0"/>
+          <w:color w:val="222222"/>
+          <w:sz w:val="21"/>
+        </w:rPr>
+        <w:t>Flying Dutchman</w:t>
+      </w:r>
+      <w:r>
+        <w:rPr>
+          <w:rFonts w:ascii="Georgia" w:hAnsi="Georgia" w:cs="Georgia"/>
+          <w:b w:val="0"/>
+          <w:i w:val="0"/>
+          <w:color w:val="222222"/>
+          <w:sz w:val="21"/>
+        </w:rPr>
+        <w:t xml:space="preserve"> is coming up directly beneath them.</w:t>
       </w:r>
     </w:p>
     <w:p>
@@ -1889,57 +1479,25 @@
           <w:color w:val="888888"/>
           <w:sz w:val="18"/>
         </w:rPr>
-        <w:t>Seven dice of ivory and bone, and three small souls on the table.</w:t>
+        <w:t>Ghost sails unfurl in the deep as the Flying Dutchman climbs toward the wreck.</w:t>
       </w:r>
     </w:p>
     <w:p>
       <w:pPr>
+        <w:keepNext/>
+        <w:spacing w:before="400" w:after="120"/>
         <w:pBdr>
-          <w:left w:val="single" w:sz="18" w:space="12" w:color="5B2A86"/>
+          <w:bottom w:val="single" w:sz="6" w:space="4" w:color="B8860B"/>
         </w:pBdr>
-        <w:shd w:val="clear" w:color="auto" w:fill="F4F0FA"/>
-        <w:spacing w:before="30" w:after="70"/>
-        <w:ind w:left="340" w:right="340"/>
-      </w:pPr>
-      <w:r>
-        <w:rPr>
-          <w:rFonts w:ascii="Georgia" w:hAnsi="Georgia" w:cs="Georgia"/>
-          <w:b w:val="0"/>
-          <w:i w:val="0"/>
-          <w:color w:val="222222"/>
-          <w:sz w:val="19"/>
-        </w:rPr>
-        <w:t xml:space="preserve">▶ </w:t>
-      </w:r>
+      </w:pPr>
       <w:r>
         <w:rPr>
           <w:rFonts w:ascii="Georgia" w:hAnsi="Georgia" w:cs="Georgia"/>
           <w:b/>
-          <w:i w:val="0"/>
-          <w:color w:val="222222"/>
-          <w:sz w:val="19"/>
-        </w:rPr>
-        <w:t>Seven-Eyes, target 77.</w:t>
-      </w:r>
-      <w:r>
-        <w:rPr>
-          <w:rFonts w:ascii="Georgia" w:hAnsi="Georgia" w:cs="Georgia"/>
-          <w:b w:val="0"/>
-          <w:i w:val="0"/>
-          <w:color w:val="222222"/>
-          <w:sz w:val="19"/>
-        </w:rPr>
-        <w:t xml:space="preserve"> Each player rolls all seven dice twice, summing toward 77 without going over; between tosses they may gift one die's value to a teammate. Davy rolls three times and may discard a die after each roll. Beat his total or bust him; he needed 5 points over three rounds to win. </w:t>
-      </w:r>
-      <w:r>
-        <w:rPr>
-          <w:rFonts w:ascii="Georgia" w:hAnsi="Georgia" w:cs="Georgia"/>
-          <w:b/>
-          <w:i w:val="0"/>
-          <w:color w:val="222222"/>
-          <w:sz w:val="19"/>
-        </w:rPr>
-        <w:t>The party won the game.</w:t>
+          <w:color w:val="B8860B"/>
+          <w:sz w:val="32"/>
+        </w:rPr>
+        <w:t>Part Three: Aboard the Flying Dutchman</w:t>
       </w:r>
     </w:p>
     <w:p>
@@ -1959,18 +1517,18 @@
           <w:color w:val="222222"/>
           <w:sz w:val="21"/>
         </w:rPr>
-        <w:t>The first round is terror. The dice feel cold as drowned stones, and when Ursa's second toss threatens to burst past seventy seven, the whole table holds its breath until Lilly quietly slides her lowest die across and saves him. The second round is arithmetic and nerve: Stabby, who cannot sit still in a classroom to save his life, turns out to be terrifying at dice, counting faces and gifting exactly the right pips at exactly the right moment. Davy's grin gets thinner. His discards get angrier.</w:t>
-      </w:r>
-    </w:p>
-    <w:p>
-      <w:pPr>
-        <w:pBdr>
-          <w:left w:val="single" w:sz="18" w:space="12" w:color="B8860B"/>
-        </w:pBdr>
-        <w:shd w:val="clear" w:color="auto" w:fill="FBF6EA"/>
-        <w:spacing w:before="30" w:after="70"/>
-        <w:ind w:left="340" w:right="340"/>
-      </w:pPr>
+        <w:t xml:space="preserve">A deep, resonant groan rolls through the wreck as the Dutchman's hull slides beneath it and lifts. Water sheets away. Cold luminescence floods the hold. And then, without warning, </w:t>
+      </w:r>
+      <w:r>
+        <w:rPr>
+          <w:rFonts w:ascii="Georgia" w:hAnsi="Georgia" w:cs="Georgia"/>
+          <w:b/>
+          <w:i w:val="0"/>
+          <w:color w:val="222222"/>
+          <w:sz w:val="21"/>
+        </w:rPr>
+        <w:t>spectral chains</w:t>
+      </w:r>
       <w:r>
         <w:rPr>
           <w:rFonts w:ascii="Georgia" w:hAnsi="Georgia" w:cs="Georgia"/>
@@ -1979,372 +1537,7 @@
           <w:color w:val="222222"/>
           <w:sz w:val="21"/>
         </w:rPr>
-        <w:t xml:space="preserve">The third round comes down to the last toss of the last die. Davy Jones sits at seventy six, one smug point from feasting. The heroes' running totals hang just beneath his. Then the old yellowed d20 tumbles across the scarred names, teeters on one corner, and lands: and the heroes' total stands at </w:t>
-      </w:r>
-      <w:r>
-        <w:rPr>
-          <w:rFonts w:ascii="Georgia" w:hAnsi="Georgia" w:cs="Georgia"/>
-          <w:b/>
-          <w:i w:val="0"/>
-          <w:color w:val="222222"/>
-          <w:sz w:val="21"/>
-        </w:rPr>
-        <w:t>seventy seven exactly</w:t>
-      </w:r>
-      <w:r>
-        <w:rPr>
-          <w:rFonts w:ascii="Georgia" w:hAnsi="Georgia" w:cs="Georgia"/>
-          <w:b w:val="0"/>
-          <w:i w:val="0"/>
-          <w:color w:val="222222"/>
-          <w:sz w:val="21"/>
-        </w:rPr>
-        <w:t>, and the captain of the Flying Dutchman is beaten at his own table.</w:t>
-      </w:r>
-    </w:p>
-    <w:p>
-      <w:pPr>
-        <w:pBdr>
-          <w:left w:val="single" w:sz="18" w:space="12" w:color="B8860B"/>
-        </w:pBdr>
-        <w:shd w:val="clear" w:color="auto" w:fill="FBF6EA"/>
-        <w:spacing w:before="30" w:after="70"/>
-        <w:ind w:left="340" w:right="340"/>
-      </w:pPr>
-      <w:r>
-        <w:rPr>
-          <w:rFonts w:ascii="Georgia" w:hAnsi="Georgia" w:cs="Georgia"/>
-          <w:b/>
-          <w:color w:val="A32B2B"/>
-          <w:sz w:val="21"/>
-        </w:rPr>
-        <w:t xml:space="preserve">Stabby: </w:t>
-      </w:r>
-      <w:r>
-        <w:rPr>
-          <w:rFonts w:ascii="Georgia" w:hAnsi="Georgia" w:cs="Georgia"/>
-          <w:b w:val="0"/>
-          <w:i/>
-          <w:color w:val="222222"/>
-          <w:sz w:val="21"/>
-        </w:rPr>
-        <w:t>“Seven-Eyes! Pay up, fish-beard!”</w:t>
-      </w:r>
-    </w:p>
-    <w:p>
-      <w:pPr>
-        <w:pBdr>
-          <w:left w:val="single" w:sz="18" w:space="12" w:color="B8860B"/>
-        </w:pBdr>
-        <w:shd w:val="clear" w:color="auto" w:fill="FBF6EA"/>
-        <w:spacing w:before="30" w:after="70"/>
-        <w:ind w:left="340" w:right="340"/>
-      </w:pPr>
-      <w:r>
-        <w:rPr>
-          <w:rFonts w:ascii="Georgia" w:hAnsi="Georgia" w:cs="Georgia"/>
-          <w:b w:val="0"/>
-          <w:i w:val="0"/>
-          <w:color w:val="222222"/>
-          <w:sz w:val="21"/>
-        </w:rPr>
-        <w:t xml:space="preserve">Davy Jones rises so fast his chair goes through the wall. The lanterns gutter green, the chains fall from the heroes' wrists like dead eels, and the captain snarls one promise as he dissolves into cold mist: </w:t>
-      </w:r>
-      <w:r>
-        <w:rPr>
-          <w:rFonts w:ascii="Georgia" w:hAnsi="Georgia" w:cs="Georgia"/>
-          <w:b/>
-          <w:i w:val="0"/>
-          <w:color w:val="222222"/>
-          <w:sz w:val="21"/>
-        </w:rPr>
-        <w:t>“This isn't over...”</w:t>
-      </w:r>
-      <w:r>
-        <w:rPr>
-          <w:rFonts w:ascii="Georgia" w:hAnsi="Georgia" w:cs="Georgia"/>
-          <w:b w:val="0"/>
-          <w:i w:val="0"/>
-          <w:color w:val="222222"/>
-          <w:sz w:val="21"/>
-        </w:rPr>
-        <w:t xml:space="preserve"> He was wrong about that.</w:t>
-      </w:r>
-    </w:p>
-    <w:p>
-      <w:pPr>
-        <w:keepNext/>
-        <w:spacing w:before="400" w:after="120"/>
-        <w:pBdr>
-          <w:bottom w:val="single" w:sz="6" w:space="4" w:color="B8860B"/>
-        </w:pBdr>
-      </w:pPr>
-      <w:r>
-        <w:rPr>
-          <w:rFonts w:ascii="Georgia" w:hAnsi="Georgia" w:cs="Georgia"/>
-          <w:b/>
-          <w:color w:val="B8860B"/>
-          <w:sz w:val="32"/>
-        </w:rPr>
-        <w:t>Part Five: No Flesh Leaves This Ship</w:t>
-      </w:r>
-    </w:p>
-    <w:p>
-      <w:pPr>
-        <w:spacing w:before="120" w:after="200"/>
-      </w:pPr>
-      <w:r>
-        <w:rPr>
-          <w:rFonts w:ascii="Georgia" w:hAnsi="Georgia" w:cs="Georgia"/>
-          <w:b w:val="0"/>
-          <w:i/>
-          <w:color w:val="222222"/>
-          <w:sz w:val="21"/>
-        </w:rPr>
-        <w:t>The heroes had won their souls back fairly. They could have slipped away quietly. Instead, they thought about the cages.</w:t>
-      </w:r>
-    </w:p>
-    <w:p>
-      <w:pPr>
-        <w:pBdr>
-          <w:left w:val="single" w:sz="18" w:space="12" w:color="B8860B"/>
-        </w:pBdr>
-        <w:shd w:val="clear" w:color="auto" w:fill="FBF6EA"/>
-        <w:spacing w:before="30" w:after="70"/>
-        <w:ind w:left="340" w:right="340"/>
-      </w:pPr>
-      <w:r>
-        <w:rPr>
-          <w:rFonts w:ascii="Georgia" w:hAnsi="Georgia" w:cs="Georgia"/>
-          <w:b w:val="0"/>
-          <w:i w:val="0"/>
-          <w:color w:val="222222"/>
-          <w:sz w:val="21"/>
-        </w:rPr>
-        <w:t xml:space="preserve">Two skeletal wardens, bound by the game's result and clearly disgusted about it, bow and usher the heroes toward the guest chambers to rest. But through the bulkheads comes a muffled clinking: jars being packed, cages being rattled, prisoners being made ready for shipment. And through a salt streaked porthole, Lilly spots a trim little cutter lashed near the Dutchman's rail, seaworthy and forgotten, with a name painted on her stern: the </w:t>
-      </w:r>
-      <w:r>
-        <w:rPr>
-          <w:rFonts w:ascii="Georgia" w:hAnsi="Georgia" w:cs="Georgia"/>
-          <w:b/>
-          <w:i w:val="0"/>
-          <w:color w:val="222222"/>
-          <w:sz w:val="21"/>
-        </w:rPr>
-        <w:t>Vigil</w:t>
-      </w:r>
-      <w:r>
-        <w:rPr>
-          <w:rFonts w:ascii="Georgia" w:hAnsi="Georgia" w:cs="Georgia"/>
-          <w:b w:val="0"/>
-          <w:i w:val="0"/>
-          <w:color w:val="222222"/>
-          <w:sz w:val="21"/>
-        </w:rPr>
-        <w:t>.</w:t>
-      </w:r>
-    </w:p>
-    <w:p>
-      <w:pPr>
-        <w:pBdr>
-          <w:left w:val="single" w:sz="18" w:space="12" w:color="B8860B"/>
-        </w:pBdr>
-        <w:shd w:val="clear" w:color="auto" w:fill="FBF6EA"/>
-        <w:spacing w:before="30" w:after="70"/>
-        <w:ind w:left="340" w:right="340"/>
-      </w:pPr>
-      <w:r>
-        <w:rPr>
-          <w:rFonts w:ascii="Georgia" w:hAnsi="Georgia" w:cs="Georgia"/>
-          <w:b/>
-          <w:color w:val="1F6FB8"/>
-          <w:sz w:val="21"/>
-        </w:rPr>
-        <w:t xml:space="preserve">Lilly: </w:t>
-      </w:r>
-      <w:r>
-        <w:rPr>
-          <w:rFonts w:ascii="Georgia" w:hAnsi="Georgia" w:cs="Georgia"/>
-          <w:b w:val="0"/>
-          <w:i/>
-          <w:color w:val="222222"/>
-          <w:sz w:val="21"/>
-        </w:rPr>
-        <w:t>“They are rounding up every magical being aboard. If these essences ship south, the whole coast will suffer. We are not leaving without those cages open.”</w:t>
-      </w:r>
-    </w:p>
-    <w:p>
-      <w:pPr>
-        <w:pBdr>
-          <w:left w:val="single" w:sz="18" w:space="12" w:color="B8860B"/>
-        </w:pBdr>
-        <w:shd w:val="clear" w:color="auto" w:fill="FBF6EA"/>
-        <w:spacing w:before="30" w:after="70"/>
-        <w:ind w:left="340" w:right="340"/>
-      </w:pPr>
-      <w:r>
-        <w:rPr>
-          <w:rFonts w:ascii="Georgia" w:hAnsi="Georgia" w:cs="Georgia"/>
-          <w:b w:val="0"/>
-          <w:i w:val="0"/>
-          <w:color w:val="222222"/>
-          <w:sz w:val="21"/>
-        </w:rPr>
-        <w:t xml:space="preserve">The heroes step out onto the weather deck, and the ghost ship's crew is waiting. Drowned pirates haul themselves over the rails, cutlasses dripping, barnacles clacking. At the wheel, a </w:t>
-      </w:r>
-      <w:r>
-        <w:rPr>
-          <w:rFonts w:ascii="Georgia" w:hAnsi="Georgia" w:cs="Georgia"/>
-          <w:b/>
-          <w:i w:val="0"/>
-          <w:color w:val="222222"/>
-          <w:sz w:val="21"/>
-        </w:rPr>
-        <w:t>Spectral Helmsman</w:t>
-      </w:r>
-      <w:r>
-        <w:rPr>
-          <w:rFonts w:ascii="Georgia" w:hAnsi="Georgia" w:cs="Georgia"/>
-          <w:b w:val="0"/>
-          <w:i w:val="0"/>
-          <w:color w:val="222222"/>
-          <w:sz w:val="21"/>
-        </w:rPr>
-        <w:t xml:space="preserve"> turns its lantern eyed head all the way around and wails: </w:t>
-      </w:r>
-      <w:r>
-        <w:rPr>
-          <w:rFonts w:ascii="Georgia" w:hAnsi="Georgia" w:cs="Georgia"/>
-          <w:b/>
-          <w:i w:val="0"/>
-          <w:color w:val="222222"/>
-          <w:sz w:val="21"/>
-        </w:rPr>
-        <w:t>“No flesh leaves this ship alive!”</w:t>
-      </w:r>
-    </w:p>
-    <w:p>
-      <w:pPr>
-        <w:pBdr>
-          <w:left w:val="single" w:sz="18" w:space="12" w:color="B8860B"/>
-        </w:pBdr>
-        <w:shd w:val="clear" w:color="auto" w:fill="FBF6EA"/>
-        <w:spacing w:before="30" w:after="70"/>
-        <w:ind w:left="340" w:right="340"/>
-      </w:pPr>
-      <w:r>
-        <w:rPr>
-          <w:rFonts w:ascii="Georgia" w:hAnsi="Georgia" w:cs="Georgia"/>
-          <w:b w:val="0"/>
-          <w:i w:val="0"/>
-          <w:color w:val="222222"/>
-          <w:sz w:val="21"/>
-        </w:rPr>
-        <w:t>The deck fight is wild and slippery and loud. The pirates fight like the tide, slow and heavy and everywhere; Stabby fights like the spray, bright and quick and impossible to hold. Ursa's starlight punches clean holes in the sea fog, and when the helmsman swoops down shrieking, Lilly's cannon knocks it clean through its own wheel. When each drowned pirate finally drops, it bursts in a last cold slap of seawater, which Stabby declares is “rude, even for dead people.”</w:t>
-      </w:r>
-    </w:p>
-    <w:p>
-      <w:pPr>
-        <w:pBdr>
-          <w:left w:val="single" w:sz="18" w:space="12" w:color="5B2A86"/>
-        </w:pBdr>
-        <w:shd w:val="clear" w:color="auto" w:fill="F4F0FA"/>
-        <w:spacing w:before="30" w:after="70"/>
-        <w:ind w:left="340" w:right="340"/>
-      </w:pPr>
-      <w:r>
-        <w:rPr>
-          <w:rFonts w:ascii="Georgia" w:hAnsi="Georgia" w:cs="Georgia"/>
-          <w:b w:val="0"/>
-          <w:i w:val="0"/>
-          <w:color w:val="222222"/>
-          <w:sz w:val="19"/>
-        </w:rPr>
-        <w:t xml:space="preserve">▶ </w:t>
-      </w:r>
-      <w:r>
-        <w:rPr>
-          <w:rFonts w:ascii="Georgia" w:hAnsi="Georgia" w:cs="Georgia"/>
-          <w:b/>
-          <w:i w:val="0"/>
-          <w:color w:val="222222"/>
-          <w:sz w:val="19"/>
-        </w:rPr>
-        <w:t>The deck fight:</w:t>
-      </w:r>
-      <w:r>
-        <w:rPr>
-          <w:rFonts w:ascii="Georgia" w:hAnsi="Georgia" w:cs="Georgia"/>
-          <w:b w:val="0"/>
-          <w:i w:val="0"/>
-          <w:color w:val="222222"/>
-          <w:sz w:val="19"/>
-        </w:rPr>
-        <w:t xml:space="preserve"> 3 Drowned Pirates and the Spectral Helmsman, on a slippery deck (Acrobatics DC 12 at turn's end or fall prone). Death Burst on each pirate: DC 12 Con or 2d4 cold. The party won the deck and pressed below.</w:t>
-      </w:r>
-    </w:p>
-    <w:p>
-      <w:pPr>
-        <w:keepNext/>
-        <w:spacing w:before="220" w:after="60"/>
-      </w:pPr>
-      <w:r>
-        <w:rPr>
-          <w:rFonts w:ascii="Georgia" w:hAnsi="Georgia" w:cs="Georgia"/>
-          <w:b/>
-          <w:color w:val="A0522D"/>
-          <w:sz w:val="26"/>
-        </w:rPr>
-        <w:t>Into the Heart of the Hold</w:t>
-      </w:r>
-    </w:p>
-    <w:p>
-      <w:pPr>
-        <w:pBdr>
-          <w:left w:val="single" w:sz="18" w:space="12" w:color="B8860B"/>
-        </w:pBdr>
-        <w:shd w:val="clear" w:color="auto" w:fill="FBF6EA"/>
-        <w:spacing w:before="30" w:after="70"/>
-        <w:ind w:left="340" w:right="340"/>
-      </w:pPr>
-      <w:r>
-        <w:rPr>
-          <w:rFonts w:ascii="Georgia" w:hAnsi="Georgia" w:cs="Georgia"/>
-          <w:b w:val="0"/>
-          <w:i w:val="0"/>
-          <w:color w:val="222222"/>
-          <w:sz w:val="21"/>
-        </w:rPr>
-        <w:t>The iron bound hatch groans open and stale, salty air rushes out. Below, the hold stretches away into gloom: the racks of jars, the cages, the Guild stamped crates, and now, waking one by one, the things that guard them. The timbers themselves hum with stolen magic.</w:t>
-      </w:r>
-    </w:p>
-    <w:p>
-      <w:pPr>
-        <w:pBdr>
-          <w:left w:val="single" w:sz="18" w:space="12" w:color="B8860B"/>
-        </w:pBdr>
-        <w:shd w:val="clear" w:color="auto" w:fill="FBF6EA"/>
-        <w:spacing w:before="30" w:after="70"/>
-        <w:ind w:left="340" w:right="340"/>
-      </w:pPr>
-      <w:r>
-        <w:rPr>
-          <w:rFonts w:ascii="Georgia" w:hAnsi="Georgia" w:cs="Georgia"/>
-          <w:b/>
-          <w:color w:val="5B2A86"/>
-          <w:sz w:val="21"/>
-        </w:rPr>
-        <w:t xml:space="preserve">Ursa: </w:t>
-      </w:r>
-      <w:r>
-        <w:rPr>
-          <w:rFonts w:ascii="Georgia" w:hAnsi="Georgia" w:cs="Georgia"/>
-          <w:b w:val="0"/>
-          <w:i/>
-          <w:color w:val="222222"/>
-          <w:sz w:val="21"/>
-        </w:rPr>
-        <w:t>“This is not Davy's doing alone. Something darker haunts this ship.”</w:t>
+        <w:t xml:space="preserve"> snake up through the broken planks, glowing links coiling around arms and ankles like living serpents, and haul every soul aboard the wreck, heroes and sailors alike, up into the green light of the ghost ship's deck.</w:t>
       </w:r>
     </w:p>
     <w:p>
@@ -2400,7 +1593,7 @@
           <w:color w:val="888888"/>
           <w:sz w:val="18"/>
         </w:rPr>
-        <w:t>Racks of caged magic: an owl-kin, a flame salamander, a frightened water sprite.</w:t>
+        <w:t>Hauled aboard: three small heroes stand dripping on the Flying Dutchman's deck.</w:t>
       </w:r>
     </w:p>
     <w:p>
@@ -2420,47 +1613,22 @@
           <w:color w:val="222222"/>
           <w:sz w:val="21"/>
         </w:rPr>
-        <w:t xml:space="preserve">Lilly draws her </w:t>
-      </w:r>
+        <w:t>The crew of the Dutchman shuffles out to meet them, and they are the funniest frightening things the heroes have ever seen: drowned sailors gone all barnacled and green, crabs riding in their beards, seaweed for hair, one with a starfish stuck to his face exactly where a starfish should not be. They herd Captain Brynn and her sailors toward the brig with mossy politeness, and march the three small heroes, still dripping, toward the hold.</w:t>
+      </w:r>
+    </w:p>
+    <w:p>
+      <w:pPr>
+        <w:keepNext/>
+        <w:spacing w:before="220" w:after="60"/>
+      </w:pPr>
       <w:r>
         <w:rPr>
           <w:rFonts w:ascii="Georgia" w:hAnsi="Georgia" w:cs="Georgia"/>
           <w:b/>
-          <w:i w:val="0"/>
-          <w:color w:val="222222"/>
-          <w:sz w:val="21"/>
-        </w:rPr>
-        <w:t>Frostbite Shard Dagger</w:t>
-      </w:r>
-      <w:r>
-        <w:rPr>
-          <w:rFonts w:ascii="Georgia" w:hAnsi="Georgia" w:cs="Georgia"/>
-          <w:b w:val="0"/>
-          <w:i w:val="0"/>
-          <w:color w:val="222222"/>
-          <w:sz w:val="21"/>
-        </w:rPr>
-        <w:t xml:space="preserve">, frost curling off its edge into the green dark, and her eyes narrow. </w:t>
-      </w:r>
-      <w:r>
-        <w:rPr>
-          <w:rFonts w:ascii="Georgia" w:hAnsi="Georgia" w:cs="Georgia"/>
-          <w:b/>
-          <w:i w:val="0"/>
-          <w:color w:val="222222"/>
-          <w:sz w:val="21"/>
-        </w:rPr>
-        <w:t>Lilly:</w:t>
-      </w:r>
-      <w:r>
-        <w:rPr>
-          <w:rFonts w:ascii="Georgia" w:hAnsi="Georgia" w:cs="Georgia"/>
-          <w:b w:val="0"/>
-          <w:i w:val="0"/>
-          <w:color w:val="222222"/>
-          <w:sz w:val="21"/>
-        </w:rPr>
-        <w:t xml:space="preserve"> “Then we cut it out at the source.”</w:t>
+          <w:color w:val="A0522D"/>
+          <w:sz w:val="26"/>
+        </w:rPr>
+        <w:t>The Hold of Harvested Magic</w:t>
       </w:r>
     </w:p>
     <w:p>
@@ -2480,7 +1648,7 @@
           <w:color w:val="222222"/>
           <w:sz w:val="21"/>
         </w:rPr>
-        <w:t xml:space="preserve">The guardians of the hold come all at once: a hulking </w:t>
+        <w:t xml:space="preserve">Below decks, the Dutchman is not a ship. It is a collection. Crystal jars line the walls in racks, each one holding a captive glimmer: feywild motes swirling like caught fireflies, elemental sparks crackling in vials, soft pulsing threads of raw magic. Iron cages hold living prisoners: a dripping </w:t>
       </w:r>
       <w:r>
         <w:rPr>
@@ -2490,7 +1658,7 @@
           <w:color w:val="222222"/>
           <w:sz w:val="21"/>
         </w:rPr>
-        <w:t>Smuggler's Golem</w:t>
+        <w:t>water sprite</w:t>
       </w:r>
       <w:r>
         <w:rPr>
@@ -2500,7 +1668,7 @@
           <w:color w:val="222222"/>
           <w:sz w:val="21"/>
         </w:rPr>
-        <w:t xml:space="preserve"> patched with metal plates and powered by stolen essences, two </w:t>
+        <w:t xml:space="preserve"> pressed against the bars, a shivering </w:t>
       </w:r>
       <w:r>
         <w:rPr>
@@ -2510,7 +1678,7 @@
           <w:color w:val="222222"/>
           <w:sz w:val="21"/>
         </w:rPr>
-        <w:t>Arcane Corsairs</w:t>
+        <w:t>flame salamander</w:t>
       </w:r>
       <w:r>
         <w:rPr>
@@ -2520,7 +1688,7 @@
           <w:color w:val="222222"/>
           <w:sz w:val="21"/>
         </w:rPr>
-        <w:t xml:space="preserve">, guild artificers turned pirate with enchanted sabers and no shame at all, and a </w:t>
+        <w:t xml:space="preserve"> burning low and frightened, an </w:t>
       </w:r>
       <w:r>
         <w:rPr>
@@ -2530,7 +1698,7 @@
           <w:color w:val="222222"/>
           <w:sz w:val="21"/>
         </w:rPr>
-        <w:t>Ghost-Light Engineer</w:t>
+        <w:t>owl-kin</w:t>
       </w:r>
       <w:r>
         <w:rPr>
@@ -2540,7 +1708,27 @@
           <w:color w:val="222222"/>
           <w:sz w:val="21"/>
         </w:rPr>
-        <w:t>, a flickering spirit bound to the ship's arcane engines, blinking in and out of sight with lightning crawling between its fingers. Every one of them flinches from the cold. The heroes notice.</w:t>
+        <w:t xml:space="preserve"> with great hollow eyes that follow the heroes across the room. And stacked to the ceiling stand rows of battered crates, every one stamped with the same sigil: the mark of the </w:t>
+      </w:r>
+      <w:r>
+        <w:rPr>
+          <w:rFonts w:ascii="Georgia" w:hAnsi="Georgia" w:cs="Georgia"/>
+          <w:b/>
+          <w:i w:val="0"/>
+          <w:color w:val="222222"/>
+          <w:sz w:val="21"/>
+        </w:rPr>
+        <w:t>Gearhaven Artificers' Guild</w:t>
+      </w:r>
+      <w:r>
+        <w:rPr>
+          <w:rFonts w:ascii="Georgia" w:hAnsi="Georgia" w:cs="Georgia"/>
+          <w:b w:val="0"/>
+          <w:i w:val="0"/>
+          <w:color w:val="222222"/>
+          <w:sz w:val="21"/>
+        </w:rPr>
+        <w:t>.</w:t>
       </w:r>
     </w:p>
     <w:p>
@@ -2560,7 +1748,7 @@
           <w:color w:val="222222"/>
           <w:sz w:val="21"/>
         </w:rPr>
-        <w:t xml:space="preserve">Frost becomes the whole battle plan. Lilly's dagger bites chunks from the golem's hide while Ursa's magic rimes the corsairs' sabers with ice. The engineer blinks invisible, but its glowing core betrays it, and Stabby tracks the glow through the dark and puts it out with three quick strikes. At the center of the hold pulses a great </w:t>
+        <w:t xml:space="preserve">From the shadows between the racks he comes: tall, tentacle bearded, hook handed, barnacles glowing along his arms like embers, each one holding some little trapped spark of life. </w:t>
       </w:r>
       <w:r>
         <w:rPr>
@@ -2570,7 +1758,7 @@
           <w:color w:val="222222"/>
           <w:sz w:val="21"/>
         </w:rPr>
-        <w:t>arcane orb</w:t>
+        <w:t>Davy Jones</w:t>
       </w:r>
       <w:r>
         <w:rPr>
@@ -2580,339 +1768,7 @@
           <w:color w:val="222222"/>
           <w:sz w:val="21"/>
         </w:rPr>
-        <w:t>, drinking power from every jar; Ursa raises his amulet and the party shatters the orb in one blinding burst of radiance that staggers every undead thing aboard.</w:t>
-      </w:r>
-    </w:p>
-    <w:p>
-      <w:pPr>
-        <w:pBdr>
-          <w:left w:val="single" w:sz="18" w:space="12" w:color="5B2A86"/>
-        </w:pBdr>
-        <w:shd w:val="clear" w:color="auto" w:fill="F4F0FA"/>
-        <w:spacing w:before="30" w:after="70"/>
-        <w:ind w:left="340" w:right="340"/>
-      </w:pPr>
-      <w:r>
-        <w:rPr>
-          <w:rFonts w:ascii="Georgia" w:hAnsi="Georgia" w:cs="Georgia"/>
-          <w:b w:val="0"/>
-          <w:i w:val="0"/>
-          <w:color w:val="222222"/>
-          <w:sz w:val="19"/>
-        </w:rPr>
-        <w:t xml:space="preserve">▶ </w:t>
-      </w:r>
-      <w:r>
-        <w:rPr>
-          <w:rFonts w:ascii="Georgia" w:hAnsi="Georgia" w:cs="Georgia"/>
-          <w:b/>
-          <w:i w:val="0"/>
-          <w:color w:val="222222"/>
-          <w:sz w:val="19"/>
-        </w:rPr>
-        <w:t>The hold fight:</w:t>
-      </w:r>
-      <w:r>
-        <w:rPr>
-          <w:rFonts w:ascii="Georgia" w:hAnsi="Georgia" w:cs="Georgia"/>
-          <w:b w:val="0"/>
-          <w:i w:val="0"/>
-          <w:color w:val="222222"/>
-          <w:sz w:val="19"/>
-        </w:rPr>
-        <w:t xml:space="preserve"> Smuggler's Golem, 2 Arcane Corsairs, Ghost-Light Engineer, all vulnerable to cold. Arcane fissures leaked 1d6 lightning; the central orb broke to a Strength or Arcana DC 15 check, dealing 3d6 radiant and stunning the undead.</w:t>
-      </w:r>
-    </w:p>
-    <w:p>
-      <w:pPr>
-        <w:pBdr>
-          <w:left w:val="single" w:sz="18" w:space="12" w:color="B8860B"/>
-        </w:pBdr>
-        <w:shd w:val="clear" w:color="auto" w:fill="FBF6EA"/>
-        <w:spacing w:before="30" w:after="70"/>
-        <w:ind w:left="340" w:right="340"/>
-      </w:pPr>
-      <w:r>
-        <w:rPr>
-          <w:rFonts w:ascii="Georgia" w:hAnsi="Georgia" w:cs="Georgia"/>
-          <w:b w:val="0"/>
-          <w:i w:val="0"/>
-          <w:color w:val="222222"/>
-          <w:sz w:val="21"/>
-        </w:rPr>
-        <w:t xml:space="preserve">As the last foe dissolves into drifting motes, Stabby sheathes his blade and looks up at the ceiling, toward the captain's quarters. </w:t>
-      </w:r>
-      <w:r>
-        <w:rPr>
-          <w:rFonts w:ascii="Georgia" w:hAnsi="Georgia" w:cs="Georgia"/>
-          <w:b/>
-          <w:i w:val="0"/>
-          <w:color w:val="222222"/>
-          <w:sz w:val="21"/>
-        </w:rPr>
-        <w:t>Stabby:</w:t>
-      </w:r>
-      <w:r>
-        <w:rPr>
-          <w:rFonts w:ascii="Georgia" w:hAnsi="Georgia" w:cs="Georgia"/>
-          <w:b w:val="0"/>
-          <w:i w:val="0"/>
-          <w:color w:val="222222"/>
-          <w:sz w:val="21"/>
-        </w:rPr>
-        <w:t xml:space="preserve"> “That was the heart of his operation. Now we face the head.”</w:t>
-      </w:r>
-    </w:p>
-    <w:p>
-      <w:pPr>
-        <w:keepNext/>
-        <w:spacing w:before="400" w:after="120"/>
-        <w:pBdr>
-          <w:bottom w:val="single" w:sz="6" w:space="4" w:color="B8860B"/>
-        </w:pBdr>
-      </w:pPr>
-      <w:r>
-        <w:rPr>
-          <w:rFonts w:ascii="Georgia" w:hAnsi="Georgia" w:cs="Georgia"/>
-          <w:b/>
-          <w:color w:val="B8860B"/>
-          <w:sz w:val="32"/>
-        </w:rPr>
-        <w:t>Part Six: The Captain Goes Down with the Ship</w:t>
-      </w:r>
-    </w:p>
-    <w:p>
-      <w:pPr>
-        <w:pBdr>
-          <w:left w:val="single" w:sz="18" w:space="12" w:color="B8860B"/>
-        </w:pBdr>
-        <w:shd w:val="clear" w:color="auto" w:fill="FBF6EA"/>
-        <w:spacing w:before="30" w:after="70"/>
-        <w:ind w:left="340" w:right="340"/>
-      </w:pPr>
-      <w:r>
-        <w:rPr>
-          <w:rFonts w:ascii="Georgia" w:hAnsi="Georgia" w:cs="Georgia"/>
-          <w:b w:val="0"/>
-          <w:i w:val="0"/>
-          <w:color w:val="222222"/>
-          <w:sz w:val="21"/>
-        </w:rPr>
-        <w:t>Lantern light pools on warped floorboards as the final hatch swings open. Davy Jones's own chambers pulse with stolen power: jars of glowing motes line the walls, and seawater drips slow and endless from a vaulted skylight onto a raised dais. On the dais, reassembled from mist and malice and very much out of patience, stands the captain himself. His hook drips brine. His tentacles curl in quiet menace.</w:t>
-      </w:r>
-    </w:p>
-    <w:p>
-      <w:pPr>
-        <w:pBdr>
-          <w:left w:val="single" w:sz="18" w:space="12" w:color="B8860B"/>
-        </w:pBdr>
-        <w:shd w:val="clear" w:color="auto" w:fill="FBF6EA"/>
-        <w:spacing w:before="30" w:after="70"/>
-        <w:ind w:left="340" w:right="340"/>
-      </w:pPr>
-      <w:r>
-        <w:rPr>
-          <w:rFonts w:ascii="Georgia" w:hAnsi="Georgia" w:cs="Georgia"/>
-          <w:b/>
-          <w:i w:val="0"/>
-          <w:color w:val="222222"/>
-          <w:sz w:val="21"/>
-        </w:rPr>
-        <w:t>Davy Jones:</w:t>
-      </w:r>
-      <w:r>
-        <w:rPr>
-          <w:rFonts w:ascii="Georgia" w:hAnsi="Georgia" w:cs="Georgia"/>
-          <w:b w:val="0"/>
-          <w:i w:val="0"/>
-          <w:color w:val="222222"/>
-          <w:sz w:val="21"/>
-        </w:rPr>
-        <w:t xml:space="preserve"> “Brave... or foolish. You beat my dice. You broke my hold. But the sea only knows one ending, little Guardians. Your light... my feast. Let us begin.”</w:t>
-      </w:r>
-    </w:p>
-    <w:p>
-      <w:pPr>
-        <w:pBdr>
-          <w:left w:val="single" w:sz="18" w:space="12" w:color="B8860B"/>
-        </w:pBdr>
-        <w:shd w:val="clear" w:color="auto" w:fill="FBF6EA"/>
-        <w:spacing w:before="30" w:after="70"/>
-        <w:ind w:left="340" w:right="340"/>
-      </w:pPr>
-      <w:r>
-        <w:rPr>
-          <w:rFonts w:ascii="Georgia" w:hAnsi="Georgia" w:cs="Georgia"/>
-          <w:b w:val="0"/>
-          <w:i w:val="0"/>
-          <w:color w:val="222222"/>
-          <w:sz w:val="21"/>
-        </w:rPr>
-        <w:t xml:space="preserve">He is the worst thing the heroes have ever fought. Cold sea fog crawls across the floor and drinks their courage. Barnacles bristle along the dais like teeth. His tentacles strike from ten feet away, his hook rings off Stabby's blade, and again and again his </w:t>
-      </w:r>
-      <w:r>
-        <w:rPr>
-          <w:rFonts w:ascii="Georgia" w:hAnsi="Georgia" w:cs="Georgia"/>
-          <w:b/>
-          <w:i w:val="0"/>
-          <w:color w:val="222222"/>
-          <w:sz w:val="21"/>
-        </w:rPr>
-        <w:t>Soul Siphon</w:t>
-      </w:r>
-      <w:r>
-        <w:rPr>
-          <w:rFonts w:ascii="Georgia" w:hAnsi="Georgia" w:cs="Georgia"/>
-          <w:b w:val="0"/>
-          <w:i w:val="0"/>
-          <w:color w:val="222222"/>
-          <w:sz w:val="21"/>
-        </w:rPr>
-        <w:t xml:space="preserve"> reaches out, a pulling green hunger, trying to drain three small souls and the bright sphere they guard. Each time, a hero throws themselves in the way of the others. Each time, the light holds.</w:t>
-      </w:r>
-    </w:p>
-    <w:p>
-      <w:pPr>
-        <w:pBdr>
-          <w:left w:val="single" w:sz="18" w:space="12" w:color="B8860B"/>
-        </w:pBdr>
-        <w:shd w:val="clear" w:color="auto" w:fill="FBF6EA"/>
-        <w:spacing w:before="30" w:after="70"/>
-        <w:ind w:left="340" w:right="340"/>
-      </w:pPr>
-      <w:r>
-        <w:rPr>
-          <w:rFonts w:ascii="Georgia" w:hAnsi="Georgia" w:cs="Georgia"/>
-          <w:b w:val="0"/>
-          <w:i w:val="0"/>
-          <w:color w:val="222222"/>
-          <w:sz w:val="21"/>
-        </w:rPr>
-        <w:t xml:space="preserve">At half strength he only laughs louder. </w:t>
-      </w:r>
-      <w:r>
-        <w:rPr>
-          <w:rFonts w:ascii="Georgia" w:hAnsi="Georgia" w:cs="Georgia"/>
-          <w:b/>
-          <w:i w:val="0"/>
-          <w:color w:val="222222"/>
-          <w:sz w:val="21"/>
-        </w:rPr>
-        <w:t>Davy Jones:</w:t>
-      </w:r>
-      <w:r>
-        <w:rPr>
-          <w:rFonts w:ascii="Georgia" w:hAnsi="Georgia" w:cs="Georgia"/>
-          <w:b w:val="0"/>
-          <w:i w:val="0"/>
-          <w:color w:val="222222"/>
-          <w:sz w:val="21"/>
-        </w:rPr>
-        <w:t xml:space="preserve"> “I have swallowed storms older than your lifetimes! You cannot drown me!”</w:t>
-      </w:r>
-    </w:p>
-    <w:p>
-      <w:pPr>
-        <w:pBdr>
-          <w:left w:val="single" w:sz="18" w:space="12" w:color="B8860B"/>
-        </w:pBdr>
-        <w:shd w:val="clear" w:color="auto" w:fill="FBF6EA"/>
-        <w:spacing w:before="30" w:after="70"/>
-        <w:ind w:left="340" w:right="340"/>
-      </w:pPr>
-      <w:r>
-        <w:rPr>
-          <w:rFonts w:ascii="Georgia" w:hAnsi="Georgia" w:cs="Georgia"/>
-          <w:b/>
-          <w:color w:val="5B2A86"/>
-          <w:sz w:val="21"/>
-        </w:rPr>
-        <w:t xml:space="preserve">Ursa: </w:t>
-      </w:r>
-      <w:r>
-        <w:rPr>
-          <w:rFonts w:ascii="Georgia" w:hAnsi="Georgia" w:cs="Georgia"/>
-          <w:b w:val="0"/>
-          <w:i/>
-          <w:color w:val="222222"/>
-          <w:sz w:val="21"/>
-        </w:rPr>
-        <w:t>“We are not here to drown you. We are here to let everything you stole go free.”</w:t>
-      </w:r>
-    </w:p>
-    <w:p>
-      <w:pPr>
-        <w:pBdr>
-          <w:left w:val="single" w:sz="18" w:space="12" w:color="B8860B"/>
-        </w:pBdr>
-        <w:shd w:val="clear" w:color="auto" w:fill="FBF6EA"/>
-        <w:spacing w:before="30" w:after="70"/>
-        <w:ind w:left="340" w:right="340"/>
-      </w:pPr>
-      <w:r>
-        <w:rPr>
-          <w:rFonts w:ascii="Georgia" w:hAnsi="Georgia" w:cs="Georgia"/>
-          <w:b w:val="0"/>
-          <w:i w:val="0"/>
-          <w:color w:val="222222"/>
-          <w:sz w:val="21"/>
-        </w:rPr>
-        <w:t>It is Lilly's frost that cracks his barnacle armor, Ursa's radiance that burns through the crack, and Stabby, running up a falling tentacle with his candy red sash streaming, who lands the last blow. Davy Jones, captain of the Flying Dutchman, comes apart the way a wave does: all at once, and forever. There is no scream. There is only a long green sigh, and then every barnacle on the walls goes dark, and the curse of Davy Jones is over for good.</w:t>
-      </w:r>
-    </w:p>
-    <w:p>
-      <w:pPr>
-        <w:pBdr>
-          <w:left w:val="single" w:sz="18" w:space="12" w:color="B8860B"/>
-        </w:pBdr>
-        <w:shd w:val="clear" w:color="auto" w:fill="FBF6EA"/>
-        <w:spacing w:before="30" w:after="70"/>
-        <w:ind w:left="340" w:right="340"/>
-      </w:pPr>
-      <w:r>
-        <w:rPr>
-          <w:rFonts w:ascii="Georgia" w:hAnsi="Georgia" w:cs="Georgia"/>
-          <w:b w:val="0"/>
-          <w:i w:val="0"/>
-          <w:color w:val="222222"/>
-          <w:sz w:val="21"/>
-        </w:rPr>
-        <w:t>All through the ship, jars crack open and cages spring wide. The freed essences rise through the broken skylight in a spiral of soft lights, hundreds of them, like stars going home. The water sprite bows to the heroes before melting gratefully into the sea. The flame salamander leaves happy little scorch marks down the corridor. The owl-kin lands once on Ursa's shoulder, hollow eyes gone warm and round, and is gone into the night air. Below, cell doors swing open, and Captain Brynn Wavewarden leads her whole crew blinking up into the strange light: every sailor of the Stormwind, alive.</w:t>
-      </w:r>
-    </w:p>
-    <w:p>
-      <w:pPr>
-        <w:keepNext/>
-        <w:spacing w:before="220" w:after="60"/>
-      </w:pPr>
-      <w:r>
-        <w:rPr>
-          <w:rFonts w:ascii="Georgia" w:hAnsi="Georgia" w:cs="Georgia"/>
-          <w:b/>
-          <w:color w:val="A0522D"/>
-          <w:sz w:val="26"/>
-        </w:rPr>
-        <w:t>The Ghost Essence</w:t>
-      </w:r>
-    </w:p>
-    <w:p>
-      <w:pPr>
-        <w:pBdr>
-          <w:left w:val="single" w:sz="18" w:space="12" w:color="B8860B"/>
-        </w:pBdr>
-        <w:shd w:val="clear" w:color="auto" w:fill="FBF6EA"/>
-        <w:spacing w:before="30" w:after="70"/>
-        <w:ind w:left="340" w:right="340"/>
-      </w:pPr>
-      <w:r>
-        <w:rPr>
-          <w:rFonts w:ascii="Georgia" w:hAnsi="Georgia" w:cs="Georgia"/>
-          <w:b w:val="0"/>
-          <w:i w:val="0"/>
-          <w:color w:val="222222"/>
-          <w:sz w:val="21"/>
-        </w:rPr>
-        <w:t>One light does not fly away. A pale, drifting essence, cold and gentle as sea mist, circles down out of the spiral and hangs before Floraburst, who has ridden out the whole battle tucked in Lilly's pack, and who now reaches up toward it with every leaf and petal she has. Lilly cups her hands around the little ghost light, steady as her mother taught her, and guides it home.</w:t>
+        <w:t xml:space="preserve"> taps one hooked fingertip, very gently, against the Essence Sphere at Lilly's belt, and smiles like a shipwreck.</w:t>
       </w:r>
     </w:p>
     <w:p>
@@ -2968,7 +1824,7 @@
           <w:color w:val="888888"/>
           <w:sz w:val="18"/>
         </w:rPr>
-        <w:t>Lilly guides the pale ghost essence home into Floraburst.</w:t>
+        <w:t>Davy Jones, captain of the Flying Dutchman, come to collect.</w:t>
       </w:r>
     </w:p>
     <w:p>
@@ -2983,32 +1839,22 @@
       <w:r>
         <w:rPr>
           <w:rFonts w:ascii="Georgia" w:hAnsi="Georgia" w:cs="Georgia"/>
+          <w:b/>
+          <w:i w:val="0"/>
+          <w:color w:val="222222"/>
+          <w:sz w:val="21"/>
+        </w:rPr>
+        <w:t>Davy Jones:</w:t>
+      </w:r>
+      <w:r>
+        <w:rPr>
+          <w:rFonts w:ascii="Georgia" w:hAnsi="Georgia" w:cs="Georgia"/>
           <w:b w:val="0"/>
           <w:i w:val="0"/>
           <w:color w:val="222222"/>
           <w:sz w:val="21"/>
         </w:rPr>
-        <w:t xml:space="preserve">Floraburst drinks in the essence, shudders once from root to petal, and collapses. For one terrible heartbeat she is still. Then a slow pulse begins inside her, deep and rhythmic as a sleeping heart, and before the heroes' eyes each petal comes away etched in strange new patterns of frost and fire. She is not hurt. She is </w:t>
-      </w:r>
-      <w:r>
-        <w:rPr>
-          <w:rFonts w:ascii="Georgia" w:hAnsi="Georgia" w:cs="Georgia"/>
-          <w:b w:val="0"/>
-          <w:i/>
-          <w:color w:val="222222"/>
-          <w:sz w:val="21"/>
-        </w:rPr>
-        <w:t>changing</w:t>
-      </w:r>
-      <w:r>
-        <w:rPr>
-          <w:rFonts w:ascii="Georgia" w:hAnsi="Georgia" w:cs="Georgia"/>
-          <w:b w:val="0"/>
-          <w:i w:val="0"/>
-          <w:color w:val="222222"/>
-          <w:sz w:val="21"/>
-        </w:rPr>
-        <w:t>, into what, not even Lilly can say.</w:t>
+        <w:t xml:space="preserve"> “Ah. The bright spark of little Floraburst. Feywild sunlight, bottled and carried right to my door. The perfect spark to ignite my anchor and rend the veil open. Surrender her essence... or I shall harvest it by force.”</w:t>
       </w:r>
     </w:p>
     <w:p>
@@ -3037,22 +1883,7 @@
           <w:color w:val="222222"/>
           <w:sz w:val="21"/>
         </w:rPr>
-        <w:t>“She is... shifting. I can see new patterns in her petals. Hold on, little one. We have got you.”</w:t>
-      </w:r>
-    </w:p>
-    <w:p>
-      <w:pPr>
-        <w:keepNext/>
-        <w:spacing w:before="220" w:after="60"/>
-      </w:pPr>
-      <w:r>
-        <w:rPr>
-          <w:rFonts w:ascii="Georgia" w:hAnsi="Georgia" w:cs="Georgia"/>
-          <w:b/>
-          <w:color w:val="A0522D"/>
-          <w:sz w:val="26"/>
-        </w:rPr>
-        <w:t>The Vigil</w:t>
+        <w:t>“You will not touch her. Not one petal.”</w:t>
       </w:r>
     </w:p>
     <w:p>
@@ -3072,7 +1903,7 @@
           <w:color w:val="222222"/>
           <w:sz w:val="21"/>
         </w:rPr>
-        <w:t xml:space="preserve">A low rumble rolls through the floorboards, and cracks spiderweb up the barnacled walls. With its captain gone and its stolen power flown, the Flying Dutchman is dying. The heroes and the Stormwind's crew race for the rail, cut the little cutter </w:t>
+        <w:t xml:space="preserve">The captain's smile widens. He gestures with the hook, and the mess deck hatch creaks open below. </w:t>
       </w:r>
       <w:r>
         <w:rPr>
@@ -3082,7 +1913,7 @@
           <w:color w:val="222222"/>
           <w:sz w:val="21"/>
         </w:rPr>
-        <w:t>Vigil</w:t>
+        <w:t>Davy Jones:</w:t>
       </w:r>
       <w:r>
         <w:rPr>
@@ -3092,7 +1923,25 @@
           <w:color w:val="222222"/>
           <w:sz w:val="21"/>
         </w:rPr>
-        <w:t xml:space="preserve"> free of her lashings with Brynn's own knots, and swing her down into the black sea. Everyone piles in, Lilly cradling the sleeping, changing Floraburst against her chest, and the oars bite deep.</w:t>
+        <w:t xml:space="preserve"> “Force, then. But I am a sporting man, after my fashion. Welcome aboard, Guardians. Your souls now belong to Davy Jones... unless you can win them back. Let our game begin.”</w:t>
+      </w:r>
+    </w:p>
+    <w:p>
+      <w:pPr>
+        <w:keepNext/>
+        <w:spacing w:before="400" w:after="120"/>
+        <w:pBdr>
+          <w:bottom w:val="single" w:sz="6" w:space="4" w:color="B8860B"/>
+        </w:pBdr>
+      </w:pPr>
+      <w:r>
+        <w:rPr>
+          <w:rFonts w:ascii="Georgia" w:hAnsi="Georgia" w:cs="Georgia"/>
+          <w:b/>
+          <w:color w:val="B8860B"/>
+          <w:sz w:val="32"/>
+        </w:rPr>
+        <w:t>Part Four: The Dice Game of Souls</w:t>
       </w:r>
     </w:p>
     <w:p>
@@ -3112,27 +1961,7 @@
           <w:color w:val="222222"/>
           <w:sz w:val="21"/>
         </w:rPr>
-        <w:t xml:space="preserve">Behind them, the great ghost ship groans, lists, and with a sound like a very old door finally closing, </w:t>
-      </w:r>
-      <w:r>
-        <w:rPr>
-          <w:rFonts w:ascii="Georgia" w:hAnsi="Georgia" w:cs="Georgia"/>
-          <w:b/>
-          <w:i w:val="0"/>
-          <w:color w:val="222222"/>
-          <w:sz w:val="21"/>
-        </w:rPr>
-        <w:t>splits in two</w:t>
-      </w:r>
-      <w:r>
-        <w:rPr>
-          <w:rFonts w:ascii="Georgia" w:hAnsi="Georgia" w:cs="Georgia"/>
-          <w:b w:val="0"/>
-          <w:i w:val="0"/>
-          <w:color w:val="222222"/>
-          <w:sz w:val="21"/>
-        </w:rPr>
-        <w:t xml:space="preserve"> and slides beneath the swirling foam. The green glow fades from the water. The sea rolls flat and clean, as if something that had been wrong with it for a hundred years had just been put right.</w:t>
+        <w:t>The mess deck is lit by lanterns burning a sick green. At its center stands a scarred oak table, and every scar is a name: the names of sailors who sat here, and gambled, and lost. The heroes are set on rough benches, chains clinking at their wrists, while Davy Jones looms opposite, tentacles curling around the roof beams like patient serpents. Onto the table clatter seven dice of ivory and bone: a d4, a d6, a d8, two d10s, a d12, and one yellowed old d20 that seems to watch you back.</w:t>
       </w:r>
     </w:p>
     <w:p>
@@ -3152,7 +1981,7 @@
           <w:color w:val="222222"/>
           <w:sz w:val="21"/>
         </w:rPr>
-        <w:t>Ursa</w:t>
+        <w:t>Davy Jones:</w:t>
       </w:r>
       <w:r>
         <w:rPr>
@@ -3162,47 +1991,7 @@
           <w:color w:val="222222"/>
           <w:sz w:val="21"/>
         </w:rPr>
-        <w:t xml:space="preserve">, gazing back: “Good riddance.” </w:t>
-      </w:r>
-      <w:r>
-        <w:rPr>
-          <w:rFonts w:ascii="Georgia" w:hAnsi="Georgia" w:cs="Georgia"/>
-          <w:b/>
-          <w:i w:val="0"/>
-          <w:color w:val="222222"/>
-          <w:sz w:val="21"/>
-        </w:rPr>
-        <w:t>Stabby</w:t>
-      </w:r>
-      <w:r>
-        <w:rPr>
-          <w:rFonts w:ascii="Georgia" w:hAnsi="Georgia" w:cs="Georgia"/>
-          <w:b w:val="0"/>
-          <w:i w:val="0"/>
-          <w:color w:val="222222"/>
-          <w:sz w:val="21"/>
-        </w:rPr>
-        <w:t>, panting at his oar: “Aim east! Gearhaven is that way!”</w:t>
-      </w:r>
-    </w:p>
-    <w:p>
-      <w:pPr>
-        <w:pBdr>
-          <w:left w:val="single" w:sz="18" w:space="12" w:color="B8860B"/>
-        </w:pBdr>
-        <w:shd w:val="clear" w:color="auto" w:fill="FBF6EA"/>
-        <w:spacing w:before="30" w:after="70"/>
-        <w:ind w:left="340" w:right="340"/>
-      </w:pPr>
-      <w:r>
-        <w:rPr>
-          <w:rFonts w:ascii="Georgia" w:hAnsi="Georgia" w:cs="Georgia"/>
-          <w:b w:val="0"/>
-          <w:i w:val="0"/>
-          <w:color w:val="222222"/>
-          <w:sz w:val="21"/>
-        </w:rPr>
-        <w:t>They row east through the small hours, trading the oars, humming Old Marla's watch songs, while the sky slowly lightens ahead of them. And as dawn comes up gold over the water, the heroes see it at last on the horizon: the faint, gleaming silhouette of clockwork spires. In Lilly's arms their little friend sleeps on, pulsing gently, petals etched with frost and fire, becoming whatever she is going to be.</w:t>
+        <w:t xml:space="preserve"> “Three rounds of Seven-Eyes, target seventy and seven. Win, and your chains fall and your little friend keeps her light. Lose, and I snuff out every spark of your souls... and her fey light with them.”</w:t>
       </w:r>
     </w:p>
     <w:p>
@@ -3228,6 +2017,1375 @@
                   </pic:nvPicPr>
                   <pic:blipFill>
                     <a:blip r:embed="rId17"/>
+                    <a:stretch>
+                      <a:fillRect/>
+                    </a:stretch>
+                  </pic:blipFill>
+                  <pic:spPr>
+                    <a:xfrm>
+                      <a:off x="0" y="0"/>
+                      <a:ext cx="3749039" cy="3749039"/>
+                    </a:xfrm>
+                    <a:prstGeom prst="rect"/>
+                  </pic:spPr>
+                </pic:pic>
+              </a:graphicData>
+            </a:graphic>
+          </wp:inline>
+        </w:drawing>
+      </w:r>
+    </w:p>
+    <w:p>
+      <w:pPr>
+        <w:spacing w:after="140"/>
+        <w:jc w:val="center"/>
+      </w:pPr>
+      <w:r>
+        <w:rPr>
+          <w:rFonts w:ascii="Georgia" w:hAnsi="Georgia" w:cs="Georgia"/>
+          <w:i/>
+          <w:color w:val="888888"/>
+          <w:sz w:val="18"/>
+        </w:rPr>
+        <w:t>Seven dice of ivory and bone, and three small souls on the table.</w:t>
+      </w:r>
+    </w:p>
+    <w:p>
+      <w:pPr>
+        <w:pBdr>
+          <w:left w:val="single" w:sz="18" w:space="12" w:color="5B2A86"/>
+        </w:pBdr>
+        <w:shd w:val="clear" w:color="auto" w:fill="F4F0FA"/>
+        <w:spacing w:before="30" w:after="70"/>
+        <w:ind w:left="340" w:right="340"/>
+      </w:pPr>
+      <w:r>
+        <w:rPr>
+          <w:rFonts w:ascii="Georgia" w:hAnsi="Georgia" w:cs="Georgia"/>
+          <w:b w:val="0"/>
+          <w:i w:val="0"/>
+          <w:color w:val="222222"/>
+          <w:sz w:val="19"/>
+        </w:rPr>
+        <w:t xml:space="preserve">▶ </w:t>
+      </w:r>
+      <w:r>
+        <w:rPr>
+          <w:rFonts w:ascii="Georgia" w:hAnsi="Georgia" w:cs="Georgia"/>
+          <w:b/>
+          <w:i w:val="0"/>
+          <w:color w:val="222222"/>
+          <w:sz w:val="19"/>
+        </w:rPr>
+        <w:t>Seven-Eyes, target 77.</w:t>
+      </w:r>
+      <w:r>
+        <w:rPr>
+          <w:rFonts w:ascii="Georgia" w:hAnsi="Georgia" w:cs="Georgia"/>
+          <w:b w:val="0"/>
+          <w:i w:val="0"/>
+          <w:color w:val="222222"/>
+          <w:sz w:val="19"/>
+        </w:rPr>
+        <w:t xml:space="preserve"> Each player rolls all seven dice twice, summing toward 77 without going over; between tosses they may gift one die's value to a teammate. Davy rolls three times and may discard a die after each roll. Beat his total or bust him; he needed 5 points over three rounds to win. </w:t>
+      </w:r>
+      <w:r>
+        <w:rPr>
+          <w:rFonts w:ascii="Georgia" w:hAnsi="Georgia" w:cs="Georgia"/>
+          <w:b/>
+          <w:i w:val="0"/>
+          <w:color w:val="222222"/>
+          <w:sz w:val="19"/>
+        </w:rPr>
+        <w:t>The party won the game.</w:t>
+      </w:r>
+    </w:p>
+    <w:p>
+      <w:pPr>
+        <w:pBdr>
+          <w:left w:val="single" w:sz="18" w:space="12" w:color="B8860B"/>
+        </w:pBdr>
+        <w:shd w:val="clear" w:color="auto" w:fill="FBF6EA"/>
+        <w:spacing w:before="30" w:after="70"/>
+        <w:ind w:left="340" w:right="340"/>
+      </w:pPr>
+      <w:r>
+        <w:rPr>
+          <w:rFonts w:ascii="Georgia" w:hAnsi="Georgia" w:cs="Georgia"/>
+          <w:b w:val="0"/>
+          <w:i w:val="0"/>
+          <w:color w:val="222222"/>
+          <w:sz w:val="21"/>
+        </w:rPr>
+        <w:t>The first round is terror. The dice feel cold as drowned stones, and when Ursa's second toss threatens to burst past seventy seven, the whole table holds its breath until Lilly quietly slides her lowest die across and saves him. The second round is arithmetic and nerve: Stabby, who cannot sit still in a classroom to save his life, turns out to be terrifying at dice, counting faces and gifting exactly the right pips at exactly the right moment. Davy's grin gets thinner. His discards get angrier.</w:t>
+      </w:r>
+    </w:p>
+    <w:p>
+      <w:pPr>
+        <w:pBdr>
+          <w:left w:val="single" w:sz="18" w:space="12" w:color="B8860B"/>
+        </w:pBdr>
+        <w:shd w:val="clear" w:color="auto" w:fill="FBF6EA"/>
+        <w:spacing w:before="30" w:after="70"/>
+        <w:ind w:left="340" w:right="340"/>
+      </w:pPr>
+      <w:r>
+        <w:rPr>
+          <w:rFonts w:ascii="Georgia" w:hAnsi="Georgia" w:cs="Georgia"/>
+          <w:b w:val="0"/>
+          <w:i w:val="0"/>
+          <w:color w:val="222222"/>
+          <w:sz w:val="21"/>
+        </w:rPr>
+        <w:t xml:space="preserve">The third round comes down to the last toss of the last die. Davy Jones sits at seventy six, one smug point from feasting. The heroes' running totals hang just beneath his. Then the old yellowed d20 tumbles across the scarred names, teeters on one corner, and lands: and the heroes' total stands at </w:t>
+      </w:r>
+      <w:r>
+        <w:rPr>
+          <w:rFonts w:ascii="Georgia" w:hAnsi="Georgia" w:cs="Georgia"/>
+          <w:b/>
+          <w:i w:val="0"/>
+          <w:color w:val="222222"/>
+          <w:sz w:val="21"/>
+        </w:rPr>
+        <w:t>seventy seven exactly</w:t>
+      </w:r>
+      <w:r>
+        <w:rPr>
+          <w:rFonts w:ascii="Georgia" w:hAnsi="Georgia" w:cs="Georgia"/>
+          <w:b w:val="0"/>
+          <w:i w:val="0"/>
+          <w:color w:val="222222"/>
+          <w:sz w:val="21"/>
+        </w:rPr>
+        <w:t>, and the captain of the Flying Dutchman is beaten at his own table.</w:t>
+      </w:r>
+    </w:p>
+    <w:p>
+      <w:pPr>
+        <w:pBdr>
+          <w:left w:val="single" w:sz="18" w:space="12" w:color="B8860B"/>
+        </w:pBdr>
+        <w:shd w:val="clear" w:color="auto" w:fill="FBF6EA"/>
+        <w:spacing w:before="30" w:after="70"/>
+        <w:ind w:left="340" w:right="340"/>
+      </w:pPr>
+      <w:r>
+        <w:rPr>
+          <w:rFonts w:ascii="Georgia" w:hAnsi="Georgia" w:cs="Georgia"/>
+          <w:b/>
+          <w:color w:val="A32B2B"/>
+          <w:sz w:val="21"/>
+        </w:rPr>
+        <w:t xml:space="preserve">Stabby: </w:t>
+      </w:r>
+      <w:r>
+        <w:rPr>
+          <w:rFonts w:ascii="Georgia" w:hAnsi="Georgia" w:cs="Georgia"/>
+          <w:b w:val="0"/>
+          <w:i/>
+          <w:color w:val="222222"/>
+          <w:sz w:val="21"/>
+        </w:rPr>
+        <w:t>“Seven-Eyes! Pay up, fish-beard!”</w:t>
+      </w:r>
+    </w:p>
+    <w:p>
+      <w:pPr>
+        <w:pBdr>
+          <w:left w:val="single" w:sz="18" w:space="12" w:color="B8860B"/>
+        </w:pBdr>
+        <w:shd w:val="clear" w:color="auto" w:fill="FBF6EA"/>
+        <w:spacing w:before="30" w:after="70"/>
+        <w:ind w:left="340" w:right="340"/>
+      </w:pPr>
+      <w:r>
+        <w:rPr>
+          <w:rFonts w:ascii="Georgia" w:hAnsi="Georgia" w:cs="Georgia"/>
+          <w:b w:val="0"/>
+          <w:i w:val="0"/>
+          <w:color w:val="222222"/>
+          <w:sz w:val="21"/>
+        </w:rPr>
+        <w:t xml:space="preserve">Davy Jones rises so fast his chair goes through the wall. The lanterns gutter green, the chains fall from the heroes' wrists like dead eels, and the captain snarls one promise as he dissolves into cold mist: </w:t>
+      </w:r>
+      <w:r>
+        <w:rPr>
+          <w:rFonts w:ascii="Georgia" w:hAnsi="Georgia" w:cs="Georgia"/>
+          <w:b/>
+          <w:i w:val="0"/>
+          <w:color w:val="222222"/>
+          <w:sz w:val="21"/>
+        </w:rPr>
+        <w:t>“This isn't over...”</w:t>
+      </w:r>
+      <w:r>
+        <w:rPr>
+          <w:rFonts w:ascii="Georgia" w:hAnsi="Georgia" w:cs="Georgia"/>
+          <w:b w:val="0"/>
+          <w:i w:val="0"/>
+          <w:color w:val="222222"/>
+          <w:sz w:val="21"/>
+        </w:rPr>
+        <w:t xml:space="preserve"> He was wrong about that.</w:t>
+      </w:r>
+    </w:p>
+    <w:p>
+      <w:pPr>
+        <w:keepNext/>
+        <w:spacing w:before="400" w:after="120"/>
+        <w:pBdr>
+          <w:bottom w:val="single" w:sz="6" w:space="4" w:color="B8860B"/>
+        </w:pBdr>
+      </w:pPr>
+      <w:r>
+        <w:rPr>
+          <w:rFonts w:ascii="Georgia" w:hAnsi="Georgia" w:cs="Georgia"/>
+          <w:b/>
+          <w:color w:val="B8860B"/>
+          <w:sz w:val="32"/>
+        </w:rPr>
+        <w:t>Part Five: No Flesh Leaves This Ship</w:t>
+      </w:r>
+    </w:p>
+    <w:p>
+      <w:pPr>
+        <w:spacing w:before="120" w:after="200"/>
+      </w:pPr>
+      <w:r>
+        <w:rPr>
+          <w:rFonts w:ascii="Georgia" w:hAnsi="Georgia" w:cs="Georgia"/>
+          <w:b w:val="0"/>
+          <w:i/>
+          <w:color w:val="222222"/>
+          <w:sz w:val="21"/>
+        </w:rPr>
+        <w:t>The heroes had won their souls back fairly. They could have slipped away quietly. Instead, they thought about the cages.</w:t>
+      </w:r>
+    </w:p>
+    <w:p>
+      <w:pPr>
+        <w:pBdr>
+          <w:left w:val="single" w:sz="18" w:space="12" w:color="B8860B"/>
+        </w:pBdr>
+        <w:shd w:val="clear" w:color="auto" w:fill="FBF6EA"/>
+        <w:spacing w:before="30" w:after="70"/>
+        <w:ind w:left="340" w:right="340"/>
+      </w:pPr>
+      <w:r>
+        <w:rPr>
+          <w:rFonts w:ascii="Georgia" w:hAnsi="Georgia" w:cs="Georgia"/>
+          <w:b w:val="0"/>
+          <w:i w:val="0"/>
+          <w:color w:val="222222"/>
+          <w:sz w:val="21"/>
+        </w:rPr>
+        <w:t xml:space="preserve">Two skeletal wardens, bound by the game's result and clearly disgusted about it, bow and usher the heroes toward the guest chambers to rest. But through the bulkheads comes a muffled clinking: jars being packed, cages being rattled, prisoners being made ready for shipment. And through a salt streaked porthole, Lilly spots a trim little cutter lashed near the Dutchman's rail, seaworthy and forgotten, with a name painted on her stern: the </w:t>
+      </w:r>
+      <w:r>
+        <w:rPr>
+          <w:rFonts w:ascii="Georgia" w:hAnsi="Georgia" w:cs="Georgia"/>
+          <w:b/>
+          <w:i w:val="0"/>
+          <w:color w:val="222222"/>
+          <w:sz w:val="21"/>
+        </w:rPr>
+        <w:t>Vigil</w:t>
+      </w:r>
+      <w:r>
+        <w:rPr>
+          <w:rFonts w:ascii="Georgia" w:hAnsi="Georgia" w:cs="Georgia"/>
+          <w:b w:val="0"/>
+          <w:i w:val="0"/>
+          <w:color w:val="222222"/>
+          <w:sz w:val="21"/>
+        </w:rPr>
+        <w:t>.</w:t>
+      </w:r>
+    </w:p>
+    <w:p>
+      <w:pPr>
+        <w:pBdr>
+          <w:left w:val="single" w:sz="18" w:space="12" w:color="B8860B"/>
+        </w:pBdr>
+        <w:shd w:val="clear" w:color="auto" w:fill="FBF6EA"/>
+        <w:spacing w:before="30" w:after="70"/>
+        <w:ind w:left="340" w:right="340"/>
+      </w:pPr>
+      <w:r>
+        <w:rPr>
+          <w:rFonts w:ascii="Georgia" w:hAnsi="Georgia" w:cs="Georgia"/>
+          <w:b/>
+          <w:color w:val="1F6FB8"/>
+          <w:sz w:val="21"/>
+        </w:rPr>
+        <w:t xml:space="preserve">Lilly: </w:t>
+      </w:r>
+      <w:r>
+        <w:rPr>
+          <w:rFonts w:ascii="Georgia" w:hAnsi="Georgia" w:cs="Georgia"/>
+          <w:b w:val="0"/>
+          <w:i/>
+          <w:color w:val="222222"/>
+          <w:sz w:val="21"/>
+        </w:rPr>
+        <w:t>“They are rounding up every magical being aboard. If these essences ship south, the whole coast will suffer. We are not leaving without those cages open.”</w:t>
+      </w:r>
+    </w:p>
+    <w:p>
+      <w:pPr>
+        <w:pBdr>
+          <w:left w:val="single" w:sz="18" w:space="12" w:color="B8860B"/>
+        </w:pBdr>
+        <w:shd w:val="clear" w:color="auto" w:fill="FBF6EA"/>
+        <w:spacing w:before="30" w:after="70"/>
+        <w:ind w:left="340" w:right="340"/>
+      </w:pPr>
+      <w:r>
+        <w:rPr>
+          <w:rFonts w:ascii="Georgia" w:hAnsi="Georgia" w:cs="Georgia"/>
+          <w:b w:val="0"/>
+          <w:i w:val="0"/>
+          <w:color w:val="222222"/>
+          <w:sz w:val="21"/>
+        </w:rPr>
+        <w:t xml:space="preserve">The heroes step out onto the weather deck, and the ghost ship's crew is waiting. Drowned pirates haul themselves over the rails, cutlasses dripping, barnacles clacking. At the wheel, a </w:t>
+      </w:r>
+      <w:r>
+        <w:rPr>
+          <w:rFonts w:ascii="Georgia" w:hAnsi="Georgia" w:cs="Georgia"/>
+          <w:b/>
+          <w:i w:val="0"/>
+          <w:color w:val="222222"/>
+          <w:sz w:val="21"/>
+        </w:rPr>
+        <w:t>Spectral Helmsman</w:t>
+      </w:r>
+      <w:r>
+        <w:rPr>
+          <w:rFonts w:ascii="Georgia" w:hAnsi="Georgia" w:cs="Georgia"/>
+          <w:b w:val="0"/>
+          <w:i w:val="0"/>
+          <w:color w:val="222222"/>
+          <w:sz w:val="21"/>
+        </w:rPr>
+        <w:t xml:space="preserve"> turns its lantern eyed head all the way around and wails: </w:t>
+      </w:r>
+      <w:r>
+        <w:rPr>
+          <w:rFonts w:ascii="Georgia" w:hAnsi="Georgia" w:cs="Georgia"/>
+          <w:b/>
+          <w:i w:val="0"/>
+          <w:color w:val="222222"/>
+          <w:sz w:val="21"/>
+        </w:rPr>
+        <w:t>“No flesh leaves this ship alive!”</w:t>
+      </w:r>
+    </w:p>
+    <w:p>
+      <w:pPr>
+        <w:pBdr>
+          <w:left w:val="single" w:sz="18" w:space="12" w:color="B8860B"/>
+        </w:pBdr>
+        <w:shd w:val="clear" w:color="auto" w:fill="FBF6EA"/>
+        <w:spacing w:before="30" w:after="70"/>
+        <w:ind w:left="340" w:right="340"/>
+      </w:pPr>
+      <w:r>
+        <w:rPr>
+          <w:rFonts w:ascii="Georgia" w:hAnsi="Georgia" w:cs="Georgia"/>
+          <w:b w:val="0"/>
+          <w:i w:val="0"/>
+          <w:color w:val="222222"/>
+          <w:sz w:val="21"/>
+        </w:rPr>
+        <w:t>The deck fight is wild and slippery and loud. The pirates fight like the tide, slow and heavy and everywhere; Stabby fights like the spray, bright and quick and impossible to hold. Ursa's starlight punches clean holes in the sea fog, and when the helmsman swoops down shrieking, Lilly's cannon knocks it clean through its own wheel. When each drowned pirate finally drops, it bursts in a last cold slap of seawater, which Stabby declares is “rude, even for dead people.”</w:t>
+      </w:r>
+    </w:p>
+    <w:p>
+      <w:pPr>
+        <w:pBdr>
+          <w:left w:val="single" w:sz="18" w:space="12" w:color="5B2A86"/>
+        </w:pBdr>
+        <w:shd w:val="clear" w:color="auto" w:fill="F4F0FA"/>
+        <w:spacing w:before="30" w:after="70"/>
+        <w:ind w:left="340" w:right="340"/>
+      </w:pPr>
+      <w:r>
+        <w:rPr>
+          <w:rFonts w:ascii="Georgia" w:hAnsi="Georgia" w:cs="Georgia"/>
+          <w:b w:val="0"/>
+          <w:i w:val="0"/>
+          <w:color w:val="222222"/>
+          <w:sz w:val="19"/>
+        </w:rPr>
+        <w:t xml:space="preserve">▶ </w:t>
+      </w:r>
+      <w:r>
+        <w:rPr>
+          <w:rFonts w:ascii="Georgia" w:hAnsi="Georgia" w:cs="Georgia"/>
+          <w:b/>
+          <w:i w:val="0"/>
+          <w:color w:val="222222"/>
+          <w:sz w:val="19"/>
+        </w:rPr>
+        <w:t>The deck fight:</w:t>
+      </w:r>
+      <w:r>
+        <w:rPr>
+          <w:rFonts w:ascii="Georgia" w:hAnsi="Georgia" w:cs="Georgia"/>
+          <w:b w:val="0"/>
+          <w:i w:val="0"/>
+          <w:color w:val="222222"/>
+          <w:sz w:val="19"/>
+        </w:rPr>
+        <w:t xml:space="preserve"> 3 Drowned Pirates and the Spectral Helmsman, on a slippery deck (Acrobatics DC 12 at turn's end or fall prone). Death Burst on each pirate: DC 12 Con or 2d4 cold. The party won the deck and pressed below.</w:t>
+      </w:r>
+    </w:p>
+    <w:p>
+      <w:pPr>
+        <w:keepNext/>
+        <w:spacing w:before="220" w:after="60"/>
+      </w:pPr>
+      <w:r>
+        <w:rPr>
+          <w:rFonts w:ascii="Georgia" w:hAnsi="Georgia" w:cs="Georgia"/>
+          <w:b/>
+          <w:color w:val="A0522D"/>
+          <w:sz w:val="26"/>
+        </w:rPr>
+        <w:t>Into the Heart of the Hold</w:t>
+      </w:r>
+    </w:p>
+    <w:p>
+      <w:pPr>
+        <w:pBdr>
+          <w:left w:val="single" w:sz="18" w:space="12" w:color="B8860B"/>
+        </w:pBdr>
+        <w:shd w:val="clear" w:color="auto" w:fill="FBF6EA"/>
+        <w:spacing w:before="30" w:after="70"/>
+        <w:ind w:left="340" w:right="340"/>
+      </w:pPr>
+      <w:r>
+        <w:rPr>
+          <w:rFonts w:ascii="Georgia" w:hAnsi="Georgia" w:cs="Georgia"/>
+          <w:b w:val="0"/>
+          <w:i w:val="0"/>
+          <w:color w:val="222222"/>
+          <w:sz w:val="21"/>
+        </w:rPr>
+        <w:t>The iron bound hatch groans open and stale, salty air rushes out. Below, the hold stretches away into gloom: the racks of jars, the cages, the Guild stamped crates, and now, waking one by one, the things that guard them. The timbers themselves hum with stolen magic.</w:t>
+      </w:r>
+    </w:p>
+    <w:p>
+      <w:pPr>
+        <w:pBdr>
+          <w:left w:val="single" w:sz="18" w:space="12" w:color="B8860B"/>
+        </w:pBdr>
+        <w:shd w:val="clear" w:color="auto" w:fill="FBF6EA"/>
+        <w:spacing w:before="30" w:after="70"/>
+        <w:ind w:left="340" w:right="340"/>
+      </w:pPr>
+      <w:r>
+        <w:rPr>
+          <w:rFonts w:ascii="Georgia" w:hAnsi="Georgia" w:cs="Georgia"/>
+          <w:b/>
+          <w:color w:val="5B2A86"/>
+          <w:sz w:val="21"/>
+        </w:rPr>
+        <w:t xml:space="preserve">Ursa: </w:t>
+      </w:r>
+      <w:r>
+        <w:rPr>
+          <w:rFonts w:ascii="Georgia" w:hAnsi="Georgia" w:cs="Georgia"/>
+          <w:b w:val="0"/>
+          <w:i/>
+          <w:color w:val="222222"/>
+          <w:sz w:val="21"/>
+        </w:rPr>
+        <w:t>“This is not Davy's doing alone. Something darker haunts this ship.”</w:t>
+      </w:r>
+    </w:p>
+    <w:p>
+      <w:pPr>
+        <w:keepNext/>
+        <w:spacing w:before="120" w:after="40"/>
+        <w:jc w:val="center"/>
+      </w:pPr>
+      <w:r>
+        <w:drawing>
+          <wp:inline xmlns:a="http://schemas.openxmlformats.org/drawingml/2006/main" xmlns:pic="http://schemas.openxmlformats.org/drawingml/2006/picture">
+            <wp:extent cx="3749039" cy="3749039"/>
+            <wp:docPr id="9" name="Picture 9"/>
+            <wp:cNvGraphicFramePr>
+              <a:graphicFrameLocks noChangeAspect="1"/>
+            </wp:cNvGraphicFramePr>
+            <a:graphic>
+              <a:graphicData uri="http://schemas.openxmlformats.org/drawingml/2006/picture">
+                <pic:pic>
+                  <pic:nvPicPr>
+                    <pic:cNvPr id="0" name="image.jpg"/>
+                    <pic:cNvPicPr/>
+                  </pic:nvPicPr>
+                  <pic:blipFill>
+                    <a:blip r:embed="rId18"/>
+                    <a:stretch>
+                      <a:fillRect/>
+                    </a:stretch>
+                  </pic:blipFill>
+                  <pic:spPr>
+                    <a:xfrm>
+                      <a:off x="0" y="0"/>
+                      <a:ext cx="3749039" cy="3749039"/>
+                    </a:xfrm>
+                    <a:prstGeom prst="rect"/>
+                  </pic:spPr>
+                </pic:pic>
+              </a:graphicData>
+            </a:graphic>
+          </wp:inline>
+        </w:drawing>
+      </w:r>
+    </w:p>
+    <w:p>
+      <w:pPr>
+        <w:spacing w:after="140"/>
+        <w:jc w:val="center"/>
+      </w:pPr>
+      <w:r>
+        <w:rPr>
+          <w:rFonts w:ascii="Georgia" w:hAnsi="Georgia" w:cs="Georgia"/>
+          <w:i/>
+          <w:color w:val="888888"/>
+          <w:sz w:val="18"/>
+        </w:rPr>
+        <w:t>Racks of caged magic: an owl-kin, a flame salamander, a frightened water sprite.</w:t>
+      </w:r>
+    </w:p>
+    <w:p>
+      <w:pPr>
+        <w:pBdr>
+          <w:left w:val="single" w:sz="18" w:space="12" w:color="B8860B"/>
+        </w:pBdr>
+        <w:shd w:val="clear" w:color="auto" w:fill="FBF6EA"/>
+        <w:spacing w:before="30" w:after="70"/>
+        <w:ind w:left="340" w:right="340"/>
+      </w:pPr>
+      <w:r>
+        <w:rPr>
+          <w:rFonts w:ascii="Georgia" w:hAnsi="Georgia" w:cs="Georgia"/>
+          <w:b w:val="0"/>
+          <w:i w:val="0"/>
+          <w:color w:val="222222"/>
+          <w:sz w:val="21"/>
+        </w:rPr>
+        <w:t xml:space="preserve">Lilly draws her </w:t>
+      </w:r>
+      <w:r>
+        <w:rPr>
+          <w:rFonts w:ascii="Georgia" w:hAnsi="Georgia" w:cs="Georgia"/>
+          <w:b/>
+          <w:i w:val="0"/>
+          <w:color w:val="222222"/>
+          <w:sz w:val="21"/>
+        </w:rPr>
+        <w:t>Frostbite Shard Dagger</w:t>
+      </w:r>
+      <w:r>
+        <w:rPr>
+          <w:rFonts w:ascii="Georgia" w:hAnsi="Georgia" w:cs="Georgia"/>
+          <w:b w:val="0"/>
+          <w:i w:val="0"/>
+          <w:color w:val="222222"/>
+          <w:sz w:val="21"/>
+        </w:rPr>
+        <w:t xml:space="preserve">, frost curling off its edge into the green dark, and her eyes narrow. </w:t>
+      </w:r>
+      <w:r>
+        <w:rPr>
+          <w:rFonts w:ascii="Georgia" w:hAnsi="Georgia" w:cs="Georgia"/>
+          <w:b/>
+          <w:i w:val="0"/>
+          <w:color w:val="222222"/>
+          <w:sz w:val="21"/>
+        </w:rPr>
+        <w:t>Lilly:</w:t>
+      </w:r>
+      <w:r>
+        <w:rPr>
+          <w:rFonts w:ascii="Georgia" w:hAnsi="Georgia" w:cs="Georgia"/>
+          <w:b w:val="0"/>
+          <w:i w:val="0"/>
+          <w:color w:val="222222"/>
+          <w:sz w:val="21"/>
+        </w:rPr>
+        <w:t xml:space="preserve"> “Then we cut it out at the source.”</w:t>
+      </w:r>
+    </w:p>
+    <w:p>
+      <w:pPr>
+        <w:pBdr>
+          <w:left w:val="single" w:sz="18" w:space="12" w:color="B8860B"/>
+        </w:pBdr>
+        <w:shd w:val="clear" w:color="auto" w:fill="FBF6EA"/>
+        <w:spacing w:before="30" w:after="70"/>
+        <w:ind w:left="340" w:right="340"/>
+      </w:pPr>
+      <w:r>
+        <w:rPr>
+          <w:rFonts w:ascii="Georgia" w:hAnsi="Georgia" w:cs="Georgia"/>
+          <w:b w:val="0"/>
+          <w:i w:val="0"/>
+          <w:color w:val="222222"/>
+          <w:sz w:val="21"/>
+        </w:rPr>
+        <w:t xml:space="preserve">The guardians of the hold come all at once: a hulking </w:t>
+      </w:r>
+      <w:r>
+        <w:rPr>
+          <w:rFonts w:ascii="Georgia" w:hAnsi="Georgia" w:cs="Georgia"/>
+          <w:b/>
+          <w:i w:val="0"/>
+          <w:color w:val="222222"/>
+          <w:sz w:val="21"/>
+        </w:rPr>
+        <w:t>Smuggler's Golem</w:t>
+      </w:r>
+      <w:r>
+        <w:rPr>
+          <w:rFonts w:ascii="Georgia" w:hAnsi="Georgia" w:cs="Georgia"/>
+          <w:b w:val="0"/>
+          <w:i w:val="0"/>
+          <w:color w:val="222222"/>
+          <w:sz w:val="21"/>
+        </w:rPr>
+        <w:t xml:space="preserve"> patched with metal plates and powered by stolen essences, two </w:t>
+      </w:r>
+      <w:r>
+        <w:rPr>
+          <w:rFonts w:ascii="Georgia" w:hAnsi="Georgia" w:cs="Georgia"/>
+          <w:b/>
+          <w:i w:val="0"/>
+          <w:color w:val="222222"/>
+          <w:sz w:val="21"/>
+        </w:rPr>
+        <w:t>Arcane Corsairs</w:t>
+      </w:r>
+      <w:r>
+        <w:rPr>
+          <w:rFonts w:ascii="Georgia" w:hAnsi="Georgia" w:cs="Georgia"/>
+          <w:b w:val="0"/>
+          <w:i w:val="0"/>
+          <w:color w:val="222222"/>
+          <w:sz w:val="21"/>
+        </w:rPr>
+        <w:t xml:space="preserve">, guild artificers turned pirate with enchanted sabers and no shame at all, and a </w:t>
+      </w:r>
+      <w:r>
+        <w:rPr>
+          <w:rFonts w:ascii="Georgia" w:hAnsi="Georgia" w:cs="Georgia"/>
+          <w:b/>
+          <w:i w:val="0"/>
+          <w:color w:val="222222"/>
+          <w:sz w:val="21"/>
+        </w:rPr>
+        <w:t>Ghost-Light Engineer</w:t>
+      </w:r>
+      <w:r>
+        <w:rPr>
+          <w:rFonts w:ascii="Georgia" w:hAnsi="Georgia" w:cs="Georgia"/>
+          <w:b w:val="0"/>
+          <w:i w:val="0"/>
+          <w:color w:val="222222"/>
+          <w:sz w:val="21"/>
+        </w:rPr>
+        <w:t>, a flickering spirit bound to the ship's arcane engines, blinking in and out of sight with lightning crawling between its fingers. Every one of them flinches from the cold. The heroes notice.</w:t>
+      </w:r>
+    </w:p>
+    <w:p>
+      <w:pPr>
+        <w:pBdr>
+          <w:left w:val="single" w:sz="18" w:space="12" w:color="B8860B"/>
+        </w:pBdr>
+        <w:shd w:val="clear" w:color="auto" w:fill="FBF6EA"/>
+        <w:spacing w:before="30" w:after="70"/>
+        <w:ind w:left="340" w:right="340"/>
+      </w:pPr>
+      <w:r>
+        <w:rPr>
+          <w:rFonts w:ascii="Georgia" w:hAnsi="Georgia" w:cs="Georgia"/>
+          <w:b w:val="0"/>
+          <w:i w:val="0"/>
+          <w:color w:val="222222"/>
+          <w:sz w:val="21"/>
+        </w:rPr>
+        <w:t xml:space="preserve">Frost becomes the whole battle plan. Lilly's dagger bites chunks from the golem's hide while Ursa's magic rimes the corsairs' sabers with ice. The engineer blinks invisible, but its glowing core betrays it, and Stabby tracks the glow through the dark and puts it out with three quick strikes. At the center of the hold pulses a great </w:t>
+      </w:r>
+      <w:r>
+        <w:rPr>
+          <w:rFonts w:ascii="Georgia" w:hAnsi="Georgia" w:cs="Georgia"/>
+          <w:b/>
+          <w:i w:val="0"/>
+          <w:color w:val="222222"/>
+          <w:sz w:val="21"/>
+        </w:rPr>
+        <w:t>arcane orb</w:t>
+      </w:r>
+      <w:r>
+        <w:rPr>
+          <w:rFonts w:ascii="Georgia" w:hAnsi="Georgia" w:cs="Georgia"/>
+          <w:b w:val="0"/>
+          <w:i w:val="0"/>
+          <w:color w:val="222222"/>
+          <w:sz w:val="21"/>
+        </w:rPr>
+        <w:t>, drinking power from every jar; Ursa raises his amulet and the party shatters the orb in one blinding burst of radiance that staggers every undead thing aboard.</w:t>
+      </w:r>
+    </w:p>
+    <w:p>
+      <w:pPr>
+        <w:pBdr>
+          <w:left w:val="single" w:sz="18" w:space="12" w:color="5B2A86"/>
+        </w:pBdr>
+        <w:shd w:val="clear" w:color="auto" w:fill="F4F0FA"/>
+        <w:spacing w:before="30" w:after="70"/>
+        <w:ind w:left="340" w:right="340"/>
+      </w:pPr>
+      <w:r>
+        <w:rPr>
+          <w:rFonts w:ascii="Georgia" w:hAnsi="Georgia" w:cs="Georgia"/>
+          <w:b w:val="0"/>
+          <w:i w:val="0"/>
+          <w:color w:val="222222"/>
+          <w:sz w:val="19"/>
+        </w:rPr>
+        <w:t xml:space="preserve">▶ </w:t>
+      </w:r>
+      <w:r>
+        <w:rPr>
+          <w:rFonts w:ascii="Georgia" w:hAnsi="Georgia" w:cs="Georgia"/>
+          <w:b/>
+          <w:i w:val="0"/>
+          <w:color w:val="222222"/>
+          <w:sz w:val="19"/>
+        </w:rPr>
+        <w:t>The hold fight:</w:t>
+      </w:r>
+      <w:r>
+        <w:rPr>
+          <w:rFonts w:ascii="Georgia" w:hAnsi="Georgia" w:cs="Georgia"/>
+          <w:b w:val="0"/>
+          <w:i w:val="0"/>
+          <w:color w:val="222222"/>
+          <w:sz w:val="19"/>
+        </w:rPr>
+        <w:t xml:space="preserve"> Smuggler's Golem, 2 Arcane Corsairs, Ghost-Light Engineer, all vulnerable to cold. Arcane fissures leaked 1d6 lightning; the central orb broke to a Strength or Arcana DC 15 check, dealing 3d6 radiant and stunning the undead.</w:t>
+      </w:r>
+    </w:p>
+    <w:p>
+      <w:pPr>
+        <w:pBdr>
+          <w:left w:val="single" w:sz="18" w:space="12" w:color="B8860B"/>
+        </w:pBdr>
+        <w:shd w:val="clear" w:color="auto" w:fill="FBF6EA"/>
+        <w:spacing w:before="30" w:after="70"/>
+        <w:ind w:left="340" w:right="340"/>
+      </w:pPr>
+      <w:r>
+        <w:rPr>
+          <w:rFonts w:ascii="Georgia" w:hAnsi="Georgia" w:cs="Georgia"/>
+          <w:b w:val="0"/>
+          <w:i w:val="0"/>
+          <w:color w:val="222222"/>
+          <w:sz w:val="21"/>
+        </w:rPr>
+        <w:t xml:space="preserve">As the last foe dissolves into drifting motes, Stabby sheathes his blade and looks up at the ceiling, toward the captain's quarters. </w:t>
+      </w:r>
+      <w:r>
+        <w:rPr>
+          <w:rFonts w:ascii="Georgia" w:hAnsi="Georgia" w:cs="Georgia"/>
+          <w:b/>
+          <w:i w:val="0"/>
+          <w:color w:val="222222"/>
+          <w:sz w:val="21"/>
+        </w:rPr>
+        <w:t>Stabby:</w:t>
+      </w:r>
+      <w:r>
+        <w:rPr>
+          <w:rFonts w:ascii="Georgia" w:hAnsi="Georgia" w:cs="Georgia"/>
+          <w:b w:val="0"/>
+          <w:i w:val="0"/>
+          <w:color w:val="222222"/>
+          <w:sz w:val="21"/>
+        </w:rPr>
+        <w:t xml:space="preserve"> “That was the heart of his operation. Now we face the head.”</w:t>
+      </w:r>
+    </w:p>
+    <w:p>
+      <w:pPr>
+        <w:keepNext/>
+        <w:spacing w:before="400" w:after="120"/>
+        <w:pBdr>
+          <w:bottom w:val="single" w:sz="6" w:space="4" w:color="B8860B"/>
+        </w:pBdr>
+      </w:pPr>
+      <w:r>
+        <w:rPr>
+          <w:rFonts w:ascii="Georgia" w:hAnsi="Georgia" w:cs="Georgia"/>
+          <w:b/>
+          <w:color w:val="B8860B"/>
+          <w:sz w:val="32"/>
+        </w:rPr>
+        <w:t>Part Six: The Captain Goes Down with the Ship</w:t>
+      </w:r>
+    </w:p>
+    <w:p>
+      <w:pPr>
+        <w:pBdr>
+          <w:left w:val="single" w:sz="18" w:space="12" w:color="B8860B"/>
+        </w:pBdr>
+        <w:shd w:val="clear" w:color="auto" w:fill="FBF6EA"/>
+        <w:spacing w:before="30" w:after="70"/>
+        <w:ind w:left="340" w:right="340"/>
+      </w:pPr>
+      <w:r>
+        <w:rPr>
+          <w:rFonts w:ascii="Georgia" w:hAnsi="Georgia" w:cs="Georgia"/>
+          <w:b w:val="0"/>
+          <w:i w:val="0"/>
+          <w:color w:val="222222"/>
+          <w:sz w:val="21"/>
+        </w:rPr>
+        <w:t>Lantern light pools on warped floorboards as the final hatch swings open. Davy Jones's own chambers pulse with stolen power: jars of glowing motes line the walls, and seawater drips slow and endless from a vaulted skylight onto a raised dais. On the dais, reassembled from mist and malice and very much out of patience, stands the captain himself. His hook drips brine. His tentacles curl in quiet menace.</w:t>
+      </w:r>
+    </w:p>
+    <w:p>
+      <w:pPr>
+        <w:pBdr>
+          <w:left w:val="single" w:sz="18" w:space="12" w:color="B8860B"/>
+        </w:pBdr>
+        <w:shd w:val="clear" w:color="auto" w:fill="FBF6EA"/>
+        <w:spacing w:before="30" w:after="70"/>
+        <w:ind w:left="340" w:right="340"/>
+      </w:pPr>
+      <w:r>
+        <w:rPr>
+          <w:rFonts w:ascii="Georgia" w:hAnsi="Georgia" w:cs="Georgia"/>
+          <w:b/>
+          <w:i w:val="0"/>
+          <w:color w:val="222222"/>
+          <w:sz w:val="21"/>
+        </w:rPr>
+        <w:t>Davy Jones:</w:t>
+      </w:r>
+      <w:r>
+        <w:rPr>
+          <w:rFonts w:ascii="Georgia" w:hAnsi="Georgia" w:cs="Georgia"/>
+          <w:b w:val="0"/>
+          <w:i w:val="0"/>
+          <w:color w:val="222222"/>
+          <w:sz w:val="21"/>
+        </w:rPr>
+        <w:t xml:space="preserve"> “Brave... or foolish. You beat my dice. You broke my hold. But the sea only knows one ending, little Guardians. Your light... my feast. Let us begin.”</w:t>
+      </w:r>
+    </w:p>
+    <w:p>
+      <w:pPr>
+        <w:pBdr>
+          <w:left w:val="single" w:sz="18" w:space="12" w:color="B8860B"/>
+        </w:pBdr>
+        <w:shd w:val="clear" w:color="auto" w:fill="FBF6EA"/>
+        <w:spacing w:before="30" w:after="70"/>
+        <w:ind w:left="340" w:right="340"/>
+      </w:pPr>
+      <w:r>
+        <w:rPr>
+          <w:rFonts w:ascii="Georgia" w:hAnsi="Georgia" w:cs="Georgia"/>
+          <w:b w:val="0"/>
+          <w:i w:val="0"/>
+          <w:color w:val="222222"/>
+          <w:sz w:val="21"/>
+        </w:rPr>
+        <w:t xml:space="preserve">He is the worst thing the heroes have ever fought. Cold sea fog crawls across the floor and drinks their courage. Barnacles bristle along the dais like teeth. His tentacles strike from ten feet away, his hook rings off Stabby's blade, and again and again his </w:t>
+      </w:r>
+      <w:r>
+        <w:rPr>
+          <w:rFonts w:ascii="Georgia" w:hAnsi="Georgia" w:cs="Georgia"/>
+          <w:b/>
+          <w:i w:val="0"/>
+          <w:color w:val="222222"/>
+          <w:sz w:val="21"/>
+        </w:rPr>
+        <w:t>Soul Siphon</w:t>
+      </w:r>
+      <w:r>
+        <w:rPr>
+          <w:rFonts w:ascii="Georgia" w:hAnsi="Georgia" w:cs="Georgia"/>
+          <w:b w:val="0"/>
+          <w:i w:val="0"/>
+          <w:color w:val="222222"/>
+          <w:sz w:val="21"/>
+        </w:rPr>
+        <w:t xml:space="preserve"> reaches out, a pulling green hunger, trying to drain three small souls and the bright sphere they guard. Each time, a hero throws themselves in the way of the others. Each time, the light holds.</w:t>
+      </w:r>
+    </w:p>
+    <w:p>
+      <w:pPr>
+        <w:pBdr>
+          <w:left w:val="single" w:sz="18" w:space="12" w:color="B8860B"/>
+        </w:pBdr>
+        <w:shd w:val="clear" w:color="auto" w:fill="FBF6EA"/>
+        <w:spacing w:before="30" w:after="70"/>
+        <w:ind w:left="340" w:right="340"/>
+      </w:pPr>
+      <w:r>
+        <w:rPr>
+          <w:rFonts w:ascii="Georgia" w:hAnsi="Georgia" w:cs="Georgia"/>
+          <w:b w:val="0"/>
+          <w:i w:val="0"/>
+          <w:color w:val="222222"/>
+          <w:sz w:val="21"/>
+        </w:rPr>
+        <w:t xml:space="preserve">At half strength he only laughs louder. </w:t>
+      </w:r>
+      <w:r>
+        <w:rPr>
+          <w:rFonts w:ascii="Georgia" w:hAnsi="Georgia" w:cs="Georgia"/>
+          <w:b/>
+          <w:i w:val="0"/>
+          <w:color w:val="222222"/>
+          <w:sz w:val="21"/>
+        </w:rPr>
+        <w:t>Davy Jones:</w:t>
+      </w:r>
+      <w:r>
+        <w:rPr>
+          <w:rFonts w:ascii="Georgia" w:hAnsi="Georgia" w:cs="Georgia"/>
+          <w:b w:val="0"/>
+          <w:i w:val="0"/>
+          <w:color w:val="222222"/>
+          <w:sz w:val="21"/>
+        </w:rPr>
+        <w:t xml:space="preserve"> “I have swallowed storms older than your lifetimes! You cannot drown me!”</w:t>
+      </w:r>
+    </w:p>
+    <w:p>
+      <w:pPr>
+        <w:pBdr>
+          <w:left w:val="single" w:sz="18" w:space="12" w:color="B8860B"/>
+        </w:pBdr>
+        <w:shd w:val="clear" w:color="auto" w:fill="FBF6EA"/>
+        <w:spacing w:before="30" w:after="70"/>
+        <w:ind w:left="340" w:right="340"/>
+      </w:pPr>
+      <w:r>
+        <w:rPr>
+          <w:rFonts w:ascii="Georgia" w:hAnsi="Georgia" w:cs="Georgia"/>
+          <w:b/>
+          <w:color w:val="5B2A86"/>
+          <w:sz w:val="21"/>
+        </w:rPr>
+        <w:t xml:space="preserve">Ursa: </w:t>
+      </w:r>
+      <w:r>
+        <w:rPr>
+          <w:rFonts w:ascii="Georgia" w:hAnsi="Georgia" w:cs="Georgia"/>
+          <w:b w:val="0"/>
+          <w:i/>
+          <w:color w:val="222222"/>
+          <w:sz w:val="21"/>
+        </w:rPr>
+        <w:t>“We are not here to drown you. We are here to let everything you stole go free.”</w:t>
+      </w:r>
+    </w:p>
+    <w:p>
+      <w:pPr>
+        <w:pBdr>
+          <w:left w:val="single" w:sz="18" w:space="12" w:color="B8860B"/>
+        </w:pBdr>
+        <w:shd w:val="clear" w:color="auto" w:fill="FBF6EA"/>
+        <w:spacing w:before="30" w:after="70"/>
+        <w:ind w:left="340" w:right="340"/>
+      </w:pPr>
+      <w:r>
+        <w:rPr>
+          <w:rFonts w:ascii="Georgia" w:hAnsi="Georgia" w:cs="Georgia"/>
+          <w:b w:val="0"/>
+          <w:i w:val="0"/>
+          <w:color w:val="222222"/>
+          <w:sz w:val="21"/>
+        </w:rPr>
+        <w:t>It is Lilly's frost that cracks his barnacle armor, Ursa's radiance that burns through the crack, and Stabby, running up a falling tentacle with his candy red sash streaming, who lands the last blow. Davy Jones, captain of the Flying Dutchman, comes apart the way a wave does: all at once, and forever. There is no scream. There is only a long green sigh, and then every barnacle on the walls goes dark, and the curse of Davy Jones is over for good.</w:t>
+      </w:r>
+    </w:p>
+    <w:p>
+      <w:pPr>
+        <w:pBdr>
+          <w:left w:val="single" w:sz="18" w:space="12" w:color="B8860B"/>
+        </w:pBdr>
+        <w:shd w:val="clear" w:color="auto" w:fill="FBF6EA"/>
+        <w:spacing w:before="30" w:after="70"/>
+        <w:ind w:left="340" w:right="340"/>
+      </w:pPr>
+      <w:r>
+        <w:rPr>
+          <w:rFonts w:ascii="Georgia" w:hAnsi="Georgia" w:cs="Georgia"/>
+          <w:b w:val="0"/>
+          <w:i w:val="0"/>
+          <w:color w:val="222222"/>
+          <w:sz w:val="21"/>
+        </w:rPr>
+        <w:t>All through the ship, jars crack open and cages spring wide. The freed essences rise through the broken skylight in a spiral of soft lights, hundreds of them, like stars going home. The water sprite bows to the heroes before melting gratefully into the sea. The flame salamander leaves happy little scorch marks down the corridor. The owl-kin lands once on Ursa's shoulder, hollow eyes gone warm and round, and is gone into the night air. Below, cell doors swing open, and Captain Brynn Wavewarden leads her whole crew blinking up into the strange light: every sailor of the Stormwind, alive.</w:t>
+      </w:r>
+    </w:p>
+    <w:p>
+      <w:pPr>
+        <w:keepNext/>
+        <w:spacing w:before="220" w:after="60"/>
+      </w:pPr>
+      <w:r>
+        <w:rPr>
+          <w:rFonts w:ascii="Georgia" w:hAnsi="Georgia" w:cs="Georgia"/>
+          <w:b/>
+          <w:color w:val="A0522D"/>
+          <w:sz w:val="26"/>
+        </w:rPr>
+        <w:t>The Ghost Essence</w:t>
+      </w:r>
+    </w:p>
+    <w:p>
+      <w:pPr>
+        <w:pBdr>
+          <w:left w:val="single" w:sz="18" w:space="12" w:color="B8860B"/>
+        </w:pBdr>
+        <w:shd w:val="clear" w:color="auto" w:fill="FBF6EA"/>
+        <w:spacing w:before="30" w:after="70"/>
+        <w:ind w:left="340" w:right="340"/>
+      </w:pPr>
+      <w:r>
+        <w:rPr>
+          <w:rFonts w:ascii="Georgia" w:hAnsi="Georgia" w:cs="Georgia"/>
+          <w:b w:val="0"/>
+          <w:i w:val="0"/>
+          <w:color w:val="222222"/>
+          <w:sz w:val="21"/>
+        </w:rPr>
+        <w:t>One light does not fly away. A pale, drifting essence, cold and gentle as sea mist, circles down out of the spiral and hangs before Floraburst, who has ridden out the whole battle tucked in Lilly's pack, and who now reaches up toward it with every leaf and petal she has. Lilly cups her hands around the little ghost light, steady as her mother taught her, and guides it home.</w:t>
+      </w:r>
+    </w:p>
+    <w:p>
+      <w:pPr>
+        <w:keepNext/>
+        <w:spacing w:before="120" w:after="40"/>
+        <w:jc w:val="center"/>
+      </w:pPr>
+      <w:r>
+        <w:drawing>
+          <wp:inline xmlns:a="http://schemas.openxmlformats.org/drawingml/2006/main" xmlns:pic="http://schemas.openxmlformats.org/drawingml/2006/picture">
+            <wp:extent cx="3749039" cy="3749039"/>
+            <wp:docPr id="10" name="Picture 10"/>
+            <wp:cNvGraphicFramePr>
+              <a:graphicFrameLocks noChangeAspect="1"/>
+            </wp:cNvGraphicFramePr>
+            <a:graphic>
+              <a:graphicData uri="http://schemas.openxmlformats.org/drawingml/2006/picture">
+                <pic:pic>
+                  <pic:nvPicPr>
+                    <pic:cNvPr id="0" name="image.jpg"/>
+                    <pic:cNvPicPr/>
+                  </pic:nvPicPr>
+                  <pic:blipFill>
+                    <a:blip r:embed="rId19"/>
+                    <a:stretch>
+                      <a:fillRect/>
+                    </a:stretch>
+                  </pic:blipFill>
+                  <pic:spPr>
+                    <a:xfrm>
+                      <a:off x="0" y="0"/>
+                      <a:ext cx="3749039" cy="3749039"/>
+                    </a:xfrm>
+                    <a:prstGeom prst="rect"/>
+                  </pic:spPr>
+                </pic:pic>
+              </a:graphicData>
+            </a:graphic>
+          </wp:inline>
+        </w:drawing>
+      </w:r>
+    </w:p>
+    <w:p>
+      <w:pPr>
+        <w:spacing w:after="140"/>
+        <w:jc w:val="center"/>
+      </w:pPr>
+      <w:r>
+        <w:rPr>
+          <w:rFonts w:ascii="Georgia" w:hAnsi="Georgia" w:cs="Georgia"/>
+          <w:i/>
+          <w:color w:val="888888"/>
+          <w:sz w:val="18"/>
+        </w:rPr>
+        <w:t>Lilly guides the pale ghost essence home into Floraburst.</w:t>
+      </w:r>
+    </w:p>
+    <w:p>
+      <w:pPr>
+        <w:pBdr>
+          <w:left w:val="single" w:sz="18" w:space="12" w:color="B8860B"/>
+        </w:pBdr>
+        <w:shd w:val="clear" w:color="auto" w:fill="FBF6EA"/>
+        <w:spacing w:before="30" w:after="70"/>
+        <w:ind w:left="340" w:right="340"/>
+      </w:pPr>
+      <w:r>
+        <w:rPr>
+          <w:rFonts w:ascii="Georgia" w:hAnsi="Georgia" w:cs="Georgia"/>
+          <w:b w:val="0"/>
+          <w:i w:val="0"/>
+          <w:color w:val="222222"/>
+          <w:sz w:val="21"/>
+        </w:rPr>
+        <w:t xml:space="preserve">Floraburst drinks in the essence, shudders once from root to petal, and collapses. For one terrible heartbeat she is still. Then a slow pulse begins inside her, deep and rhythmic as a sleeping heart, and before the heroes' eyes each petal comes away etched in strange new patterns of frost and fire. She is not hurt. She is </w:t>
+      </w:r>
+      <w:r>
+        <w:rPr>
+          <w:rFonts w:ascii="Georgia" w:hAnsi="Georgia" w:cs="Georgia"/>
+          <w:b w:val="0"/>
+          <w:i/>
+          <w:color w:val="222222"/>
+          <w:sz w:val="21"/>
+        </w:rPr>
+        <w:t>changing</w:t>
+      </w:r>
+      <w:r>
+        <w:rPr>
+          <w:rFonts w:ascii="Georgia" w:hAnsi="Georgia" w:cs="Georgia"/>
+          <w:b w:val="0"/>
+          <w:i w:val="0"/>
+          <w:color w:val="222222"/>
+          <w:sz w:val="21"/>
+        </w:rPr>
+        <w:t>, into what, not even Lilly can say.</w:t>
+      </w:r>
+    </w:p>
+    <w:p>
+      <w:pPr>
+        <w:pBdr>
+          <w:left w:val="single" w:sz="18" w:space="12" w:color="B8860B"/>
+        </w:pBdr>
+        <w:shd w:val="clear" w:color="auto" w:fill="FBF6EA"/>
+        <w:spacing w:before="30" w:after="70"/>
+        <w:ind w:left="340" w:right="340"/>
+      </w:pPr>
+      <w:r>
+        <w:rPr>
+          <w:rFonts w:ascii="Georgia" w:hAnsi="Georgia" w:cs="Georgia"/>
+          <w:b/>
+          <w:color w:val="1F6FB8"/>
+          <w:sz w:val="21"/>
+        </w:rPr>
+        <w:t xml:space="preserve">Lilly: </w:t>
+      </w:r>
+      <w:r>
+        <w:rPr>
+          <w:rFonts w:ascii="Georgia" w:hAnsi="Georgia" w:cs="Georgia"/>
+          <w:b w:val="0"/>
+          <w:i/>
+          <w:color w:val="222222"/>
+          <w:sz w:val="21"/>
+        </w:rPr>
+        <w:t>“She is... shifting. I can see new patterns in her petals. Hold on, little one. We have got you.”</w:t>
+      </w:r>
+    </w:p>
+    <w:p>
+      <w:pPr>
+        <w:keepNext/>
+        <w:spacing w:before="220" w:after="60"/>
+      </w:pPr>
+      <w:r>
+        <w:rPr>
+          <w:rFonts w:ascii="Georgia" w:hAnsi="Georgia" w:cs="Georgia"/>
+          <w:b/>
+          <w:color w:val="A0522D"/>
+          <w:sz w:val="26"/>
+        </w:rPr>
+        <w:t>The Vigil</w:t>
+      </w:r>
+    </w:p>
+    <w:p>
+      <w:pPr>
+        <w:pBdr>
+          <w:left w:val="single" w:sz="18" w:space="12" w:color="B8860B"/>
+        </w:pBdr>
+        <w:shd w:val="clear" w:color="auto" w:fill="FBF6EA"/>
+        <w:spacing w:before="30" w:after="70"/>
+        <w:ind w:left="340" w:right="340"/>
+      </w:pPr>
+      <w:r>
+        <w:rPr>
+          <w:rFonts w:ascii="Georgia" w:hAnsi="Georgia" w:cs="Georgia"/>
+          <w:b w:val="0"/>
+          <w:i w:val="0"/>
+          <w:color w:val="222222"/>
+          <w:sz w:val="21"/>
+        </w:rPr>
+        <w:t xml:space="preserve">A low rumble rolls through the floorboards, and cracks spiderweb up the barnacled walls. With its captain gone and its stolen power flown, the Flying Dutchman is dying. The heroes and the Stormwind's crew race for the rail, cut the little cutter </w:t>
+      </w:r>
+      <w:r>
+        <w:rPr>
+          <w:rFonts w:ascii="Georgia" w:hAnsi="Georgia" w:cs="Georgia"/>
+          <w:b/>
+          <w:i w:val="0"/>
+          <w:color w:val="222222"/>
+          <w:sz w:val="21"/>
+        </w:rPr>
+        <w:t>Vigil</w:t>
+      </w:r>
+      <w:r>
+        <w:rPr>
+          <w:rFonts w:ascii="Georgia" w:hAnsi="Georgia" w:cs="Georgia"/>
+          <w:b w:val="0"/>
+          <w:i w:val="0"/>
+          <w:color w:val="222222"/>
+          <w:sz w:val="21"/>
+        </w:rPr>
+        <w:t xml:space="preserve"> free of her lashings with Brynn's own knots, and swing her down into the black sea. Everyone piles in, Lilly cradling the sleeping, changing Floraburst against her chest, and the oars bite deep.</w:t>
+      </w:r>
+    </w:p>
+    <w:p>
+      <w:pPr>
+        <w:pBdr>
+          <w:left w:val="single" w:sz="18" w:space="12" w:color="B8860B"/>
+        </w:pBdr>
+        <w:shd w:val="clear" w:color="auto" w:fill="FBF6EA"/>
+        <w:spacing w:before="30" w:after="70"/>
+        <w:ind w:left="340" w:right="340"/>
+      </w:pPr>
+      <w:r>
+        <w:rPr>
+          <w:rFonts w:ascii="Georgia" w:hAnsi="Georgia" w:cs="Georgia"/>
+          <w:b w:val="0"/>
+          <w:i w:val="0"/>
+          <w:color w:val="222222"/>
+          <w:sz w:val="21"/>
+        </w:rPr>
+        <w:t xml:space="preserve">Behind them, the great ghost ship groans, lists, and with a sound like a very old door finally closing, </w:t>
+      </w:r>
+      <w:r>
+        <w:rPr>
+          <w:rFonts w:ascii="Georgia" w:hAnsi="Georgia" w:cs="Georgia"/>
+          <w:b/>
+          <w:i w:val="0"/>
+          <w:color w:val="222222"/>
+          <w:sz w:val="21"/>
+        </w:rPr>
+        <w:t>splits in two</w:t>
+      </w:r>
+      <w:r>
+        <w:rPr>
+          <w:rFonts w:ascii="Georgia" w:hAnsi="Georgia" w:cs="Georgia"/>
+          <w:b w:val="0"/>
+          <w:i w:val="0"/>
+          <w:color w:val="222222"/>
+          <w:sz w:val="21"/>
+        </w:rPr>
+        <w:t xml:space="preserve"> and slides beneath the swirling foam. The green glow fades from the water. The sea rolls flat and clean, as if something that had been wrong with it for a hundred years had just been put right.</w:t>
+      </w:r>
+    </w:p>
+    <w:p>
+      <w:pPr>
+        <w:pBdr>
+          <w:left w:val="single" w:sz="18" w:space="12" w:color="B8860B"/>
+        </w:pBdr>
+        <w:shd w:val="clear" w:color="auto" w:fill="FBF6EA"/>
+        <w:spacing w:before="30" w:after="70"/>
+        <w:ind w:left="340" w:right="340"/>
+      </w:pPr>
+      <w:r>
+        <w:rPr>
+          <w:rFonts w:ascii="Georgia" w:hAnsi="Georgia" w:cs="Georgia"/>
+          <w:b/>
+          <w:i w:val="0"/>
+          <w:color w:val="222222"/>
+          <w:sz w:val="21"/>
+        </w:rPr>
+        <w:t>Ursa</w:t>
+      </w:r>
+      <w:r>
+        <w:rPr>
+          <w:rFonts w:ascii="Georgia" w:hAnsi="Georgia" w:cs="Georgia"/>
+          <w:b w:val="0"/>
+          <w:i w:val="0"/>
+          <w:color w:val="222222"/>
+          <w:sz w:val="21"/>
+        </w:rPr>
+        <w:t xml:space="preserve">, gazing back: “Good riddance.” </w:t>
+      </w:r>
+      <w:r>
+        <w:rPr>
+          <w:rFonts w:ascii="Georgia" w:hAnsi="Georgia" w:cs="Georgia"/>
+          <w:b/>
+          <w:i w:val="0"/>
+          <w:color w:val="222222"/>
+          <w:sz w:val="21"/>
+        </w:rPr>
+        <w:t>Stabby</w:t>
+      </w:r>
+      <w:r>
+        <w:rPr>
+          <w:rFonts w:ascii="Georgia" w:hAnsi="Georgia" w:cs="Georgia"/>
+          <w:b w:val="0"/>
+          <w:i w:val="0"/>
+          <w:color w:val="222222"/>
+          <w:sz w:val="21"/>
+        </w:rPr>
+        <w:t>, panting at his oar: “Aim east! Gearhaven is that way!”</w:t>
+      </w:r>
+    </w:p>
+    <w:p>
+      <w:pPr>
+        <w:pBdr>
+          <w:left w:val="single" w:sz="18" w:space="12" w:color="B8860B"/>
+        </w:pBdr>
+        <w:shd w:val="clear" w:color="auto" w:fill="FBF6EA"/>
+        <w:spacing w:before="30" w:after="70"/>
+        <w:ind w:left="340" w:right="340"/>
+      </w:pPr>
+      <w:r>
+        <w:rPr>
+          <w:rFonts w:ascii="Georgia" w:hAnsi="Georgia" w:cs="Georgia"/>
+          <w:b w:val="0"/>
+          <w:i w:val="0"/>
+          <w:color w:val="222222"/>
+          <w:sz w:val="21"/>
+        </w:rPr>
+        <w:t>They row east through the small hours, trading the oars, humming Old Marla's watch songs, while the sky slowly lightens ahead of them. And as dawn comes up gold over the water, the heroes see it at last on the horizon: the faint, gleaming silhouette of clockwork spires. In Lilly's arms their little friend sleeps on, pulsing gently, petals etched with frost and fire, becoming whatever she is going to be.</w:t>
+      </w:r>
+    </w:p>
+    <w:p>
+      <w:pPr>
+        <w:keepNext/>
+        <w:spacing w:before="120" w:after="40"/>
+        <w:jc w:val="center"/>
+      </w:pPr>
+      <w:r>
+        <w:drawing>
+          <wp:inline xmlns:a="http://schemas.openxmlformats.org/drawingml/2006/main" xmlns:pic="http://schemas.openxmlformats.org/drawingml/2006/picture">
+            <wp:extent cx="3749039" cy="3749039"/>
+            <wp:docPr id="11" name="Picture 11"/>
+            <wp:cNvGraphicFramePr>
+              <a:graphicFrameLocks noChangeAspect="1"/>
+            </wp:cNvGraphicFramePr>
+            <a:graphic>
+              <a:graphicData uri="http://schemas.openxmlformats.org/drawingml/2006/picture">
+                <pic:pic>
+                  <pic:nvPicPr>
+                    <pic:cNvPr id="0" name="image.jpg"/>
+                    <pic:cNvPicPr/>
+                  </pic:nvPicPr>
+                  <pic:blipFill>
+                    <a:blip r:embed="rId20"/>
                     <a:stretch>
                       <a:fillRect/>
                     </a:stretch>

--- a/sessions/session_05_curse_of_davy_jones.docx
+++ b/sessions/session_05_curse_of_davy_jones.docx
@@ -1,6 +1,7 @@
 
 <file path=word/document.xml><?xml version="1.0" encoding="utf-8"?>
 <w:document xmlns:wpc="http://schemas.microsoft.com/office/word/2010/wordprocessingCanvas" xmlns:mo="http://schemas.microsoft.com/office/mac/office/2008/main" xmlns:mc="http://schemas.openxmlformats.org/markup-compatibility/2006" xmlns:mv="urn:schemas-microsoft-com:mac:vml" xmlns:o="urn:schemas-microsoft-com:office:office" xmlns:r="http://schemas.openxmlformats.org/officeDocument/2006/relationships" xmlns:m="http://schemas.openxmlformats.org/officeDocument/2006/math" xmlns:v="urn:schemas-microsoft-com:vml" xmlns:wp14="http://schemas.microsoft.com/office/word/2010/wordprocessingDrawing" xmlns:wp="http://schemas.openxmlformats.org/drawingml/2006/wordprocessingDrawing" xmlns:w10="urn:schemas-microsoft-com:office:word" xmlns:w="http://schemas.openxmlformats.org/wordprocessingml/2006/main" xmlns:w14="http://schemas.microsoft.com/office/word/2010/wordml" xmlns:wpg="http://schemas.microsoft.com/office/word/2010/wordprocessingGroup" xmlns:wpi="http://schemas.microsoft.com/office/word/2010/wordprocessingInk" xmlns:wne="http://schemas.microsoft.com/office/word/2006/wordml" xmlns:wps="http://schemas.microsoft.com/office/word/2010/wordprocessingShape" mc:Ignorable="w14 wp14">
+  <w:background w:color="F9F2E2"/>
   <w:body>
     <w:p>
       <w:pPr>
@@ -4795,7 +4796,7 @@
     <w:sectPr>
       <w:footerReference w:type="default" r:id="rId9"/>
       <w:pgSz w:w="12240" w:h="15840"/>
-      <w:pgMar w:top="1080" w:right="1440" w:bottom="1080" w:left="1440" w:header="720" w:footer="720" w:gutter="0"/>
+      <w:pgMar w:top="1080" w:right="1440" w:bottom="1300" w:left="1440" w:header="720" w:footer="720" w:gutter="0"/>
       <w:cols w:space="720"/>
       <w:docGrid w:linePitch="360"/>
     </w:sectPr>

--- a/sessions/session_05_curse_of_davy_jones.docx
+++ b/sessions/session_05_curse_of_davy_jones.docx
@@ -2515,7 +2515,7 @@
       <w:r>
         <w:drawing>
           <wp:inline xmlns:a="http://schemas.openxmlformats.org/drawingml/2006/main" xmlns:pic="http://schemas.openxmlformats.org/drawingml/2006/picture">
-            <wp:extent cx="3749039" cy="3749039"/>
+            <wp:extent cx="2743200" cy="2743200"/>
             <wp:docPr id="9" name="Picture 9"/>
             <wp:cNvGraphicFramePr>
               <a:graphicFrameLocks noChangeAspect="1"/>
@@ -2536,7 +2536,7 @@
                   <pic:spPr>
                     <a:xfrm>
                       <a:off x="0" y="0"/>
-                      <a:ext cx="3749039" cy="3749039"/>
+                      <a:ext cx="2743200" cy="2743200"/>
                     </a:xfrm>
                     <a:prstGeom prst="rect"/>
                   </pic:spPr>

--- a/sessions/session_05_curse_of_davy_jones.docx
+++ b/sessions/session_05_curse_of_davy_jones.docx
@@ -362,7 +362,7 @@
       <w:r>
         <w:drawing>
           <wp:inline xmlns:a="http://schemas.openxmlformats.org/drawingml/2006/main" xmlns:pic="http://schemas.openxmlformats.org/drawingml/2006/picture">
-            <wp:extent cx="2651760" cy="2651760"/>
+            <wp:extent cx="2560320" cy="2560320"/>
             <wp:docPr id="1" name="Picture 1"/>
             <wp:cNvGraphicFramePr>
               <a:graphicFrameLocks noChangeAspect="1"/>
@@ -383,7 +383,7 @@
                   <pic:spPr>
                     <a:xfrm>
                       <a:off x="0" y="0"/>
-                      <a:ext cx="2651760" cy="2651760"/>
+                      <a:ext cx="2560320" cy="2560320"/>
                     </a:xfrm>
                     <a:prstGeom prst="rect"/>
                   </pic:spPr>
@@ -628,7 +628,7 @@
       </w:pPr>
       <w:r>
         <w:drawing>
-          <wp:anchor xmlns:a="http://schemas.openxmlformats.org/drawingml/2006/main" behindDoc="0" distT="0" distB="0" distL="114300" distR="0" simplePos="0" locked="0" layoutInCell="1" allowOverlap="1" relativeHeight="2">
+          <wp:anchor xmlns:a="http://schemas.openxmlformats.org/drawingml/2006/main" behindDoc="0" distT="91440" distB="91440" distL="201600" distR="0" simplePos="0" locked="0" layoutInCell="1" allowOverlap="1" relativeHeight="2">
             <wp:simplePos x="0" y="0"/>
             <wp:positionH relativeFrom="column">
               <wp:align>right</wp:align>
@@ -875,19 +875,24 @@
     </w:p>
     <w:p>
       <w:pPr>
-        <w:keepNext/>
-        <w:spacing w:before="120" w:after="40"/>
-        <w:jc w:val="center"/>
+        <w:spacing w:after="0" w:before="0"/>
       </w:pPr>
       <w:r>
         <w:drawing>
-          <wp:inline xmlns:a="http://schemas.openxmlformats.org/drawingml/2006/main" xmlns:pic="http://schemas.openxmlformats.org/drawingml/2006/picture">
-            <wp:extent cx="3749039" cy="3749039"/>
+          <wp:anchor xmlns:a="http://schemas.openxmlformats.org/drawingml/2006/main" behindDoc="0" distT="91440" distB="91440" distL="201600" distR="0" simplePos="0" locked="0" layoutInCell="1" allowOverlap="1" relativeHeight="2">
+            <wp:simplePos x="0" y="0"/>
+            <wp:positionH relativeFrom="column">
+              <wp:align>right</wp:align>
+            </wp:positionH>
+            <wp:positionV relativeFrom="paragraph">
+              <wp:posOffset>0</wp:posOffset>
+            </wp:positionV>
+            <wp:extent cx="2468880" cy="2468880"/>
+            <wp:effectExtent l="0" t="0" r="0" b="0"/>
+            <wp:wrapSquare wrapText="bothSides"/>
             <wp:docPr id="3" name="Picture 3"/>
-            <wp:cNvGraphicFramePr>
-              <a:graphicFrameLocks noChangeAspect="1"/>
-            </wp:cNvGraphicFramePr>
-            <a:graphic>
+            <wp:cNvGraphicFramePr/>
+            <a:graphic xmlns:pic="http://schemas.openxmlformats.org/drawingml/2006/picture">
               <a:graphicData uri="http://schemas.openxmlformats.org/drawingml/2006/picture">
                 <pic:pic>
                   <pic:nvPicPr>
@@ -903,30 +908,15 @@
                   <pic:spPr>
                     <a:xfrm>
                       <a:off x="0" y="0"/>
-                      <a:ext cx="3749039" cy="3749039"/>
+                      <a:ext cx="2468880" cy="2468880"/>
                     </a:xfrm>
                     <a:prstGeom prst="rect"/>
                   </pic:spPr>
                 </pic:pic>
               </a:graphicData>
             </a:graphic>
-          </wp:inline>
+          </wp:anchor>
         </w:drawing>
-      </w:r>
-    </w:p>
-    <w:p>
-      <w:pPr>
-        <w:spacing w:after="140"/>
-        <w:jc w:val="center"/>
-      </w:pPr>
-      <w:r>
-        <w:rPr>
-          <w:rFonts w:ascii="Georgia" w:hAnsi="Georgia" w:cs="Georgia"/>
-          <w:i/>
-          <w:color w:val="888888"/>
-          <w:sz w:val="18"/>
-        </w:rPr>
-        <w:t>Fair winds: the Stormwind runs east under full sail, the whole sea bright ahead.</w:t>
       </w:r>
     </w:p>
     <w:p>
@@ -1124,19 +1114,24 @@
     </w:p>
     <w:p>
       <w:pPr>
-        <w:keepNext/>
-        <w:spacing w:before="120" w:after="40"/>
-        <w:jc w:val="center"/>
+        <w:spacing w:after="0" w:before="0"/>
       </w:pPr>
       <w:r>
         <w:drawing>
-          <wp:inline xmlns:a="http://schemas.openxmlformats.org/drawingml/2006/main" xmlns:pic="http://schemas.openxmlformats.org/drawingml/2006/picture">
-            <wp:extent cx="3749039" cy="3749039"/>
+          <wp:anchor xmlns:a="http://schemas.openxmlformats.org/drawingml/2006/main" behindDoc="0" distT="91440" distB="91440" distL="201600" distR="0" simplePos="0" locked="0" layoutInCell="1" allowOverlap="1" relativeHeight="2">
+            <wp:simplePos x="0" y="0"/>
+            <wp:positionH relativeFrom="column">
+              <wp:align>right</wp:align>
+            </wp:positionH>
+            <wp:positionV relativeFrom="paragraph">
+              <wp:posOffset>0</wp:posOffset>
+            </wp:positionV>
+            <wp:extent cx="2468880" cy="2468880"/>
+            <wp:effectExtent l="0" t="0" r="0" b="0"/>
+            <wp:wrapSquare wrapText="bothSides"/>
             <wp:docPr id="4" name="Picture 4"/>
-            <wp:cNvGraphicFramePr>
-              <a:graphicFrameLocks noChangeAspect="1"/>
-            </wp:cNvGraphicFramePr>
-            <a:graphic>
+            <wp:cNvGraphicFramePr/>
+            <a:graphic xmlns:pic="http://schemas.openxmlformats.org/drawingml/2006/picture">
               <a:graphicData uri="http://schemas.openxmlformats.org/drawingml/2006/picture">
                 <pic:pic>
                   <pic:nvPicPr>
@@ -1152,30 +1147,15 @@
                   <pic:spPr>
                     <a:xfrm>
                       <a:off x="0" y="0"/>
-                      <a:ext cx="3749039" cy="3749039"/>
+                      <a:ext cx="2468880" cy="2468880"/>
                     </a:xfrm>
                     <a:prstGeom prst="rect"/>
                   </pic:spPr>
                 </pic:pic>
               </a:graphicData>
             </a:graphic>
-          </wp:inline>
+          </wp:anchor>
         </w:drawing>
-      </w:r>
-    </w:p>
-    <w:p>
-      <w:pPr>
-        <w:spacing w:after="140"/>
-        <w:jc w:val="center"/>
-      </w:pPr>
-      <w:r>
-        <w:rPr>
-          <w:rFonts w:ascii="Georgia" w:hAnsi="Georgia" w:cs="Georgia"/>
-          <w:i/>
-          <w:color w:val="888888"/>
-          <w:sz w:val="18"/>
-        </w:rPr>
-        <w:t>The Stormwind fights for her life in the heart of the tempest.</w:t>
       </w:r>
     </w:p>
     <w:p>
@@ -1360,88 +1340,24 @@
     </w:p>
     <w:p>
       <w:pPr>
-        <w:pBdr>
-          <w:left w:val="single" w:sz="18" w:space="12" w:color="B8860B"/>
-        </w:pBdr>
-        <w:shd w:val="clear" w:color="auto" w:fill="FBF6EA"/>
-        <w:spacing w:before="30" w:after="70"/>
-        <w:ind w:left="340" w:right="340"/>
-      </w:pPr>
-      <w:r>
-        <w:rPr>
-          <w:rFonts w:ascii="Georgia" w:hAnsi="Georgia" w:cs="Georgia"/>
-          <w:b/>
-          <w:color w:val="A32B2B"/>
-          <w:sz w:val="21"/>
-        </w:rPr>
-        <w:t xml:space="preserve">Stabby: </w:t>
-      </w:r>
-      <w:r>
-        <w:rPr>
-          <w:rFonts w:ascii="Georgia" w:hAnsi="Georgia" w:cs="Georgia"/>
-          <w:b w:val="0"/>
-          <w:i/>
-          <w:color w:val="222222"/>
-          <w:sz w:val="21"/>
-        </w:rPr>
-        <w:t>“Everyone always says goblins sink. Ha! Still floating!”</w:t>
-      </w:r>
-    </w:p>
-    <w:p>
-      <w:pPr>
-        <w:pBdr>
-          <w:left w:val="single" w:sz="18" w:space="12" w:color="B8860B"/>
-        </w:pBdr>
-        <w:shd w:val="clear" w:color="auto" w:fill="FBF6EA"/>
-        <w:spacing w:before="30" w:after="70"/>
-        <w:ind w:left="340" w:right="340"/>
-      </w:pPr>
-      <w:r>
-        <w:rPr>
-          <w:rFonts w:ascii="Georgia" w:hAnsi="Georgia" w:cs="Georgia"/>
-          <w:b w:val="0"/>
-          <w:i w:val="0"/>
-          <w:color w:val="222222"/>
-          <w:sz w:val="21"/>
-        </w:rPr>
-        <w:t xml:space="preserve">And then, through the largest crack, the heroes see it. Far below, in the inky deep, something is rising. Ghost white sails unfurl in water where no wind blows. A barnacle crusted keel, vast and old and glowing sea sick green, climbs toward the wreck like a whale rising for air. The </w:t>
-      </w:r>
-      <w:r>
-        <w:rPr>
-          <w:rFonts w:ascii="Georgia" w:hAnsi="Georgia" w:cs="Georgia"/>
-          <w:b/>
-          <w:i w:val="0"/>
-          <w:color w:val="222222"/>
-          <w:sz w:val="21"/>
-        </w:rPr>
-        <w:t>Flying Dutchman</w:t>
-      </w:r>
-      <w:r>
-        <w:rPr>
-          <w:rFonts w:ascii="Georgia" w:hAnsi="Georgia" w:cs="Georgia"/>
-          <w:b w:val="0"/>
-          <w:i w:val="0"/>
-          <w:color w:val="222222"/>
-          <w:sz w:val="21"/>
-        </w:rPr>
-        <w:t xml:space="preserve"> is coming up directly beneath them.</w:t>
-      </w:r>
-    </w:p>
-    <w:p>
-      <w:pPr>
-        <w:keepNext/>
-        <w:spacing w:before="120" w:after="40"/>
-        <w:jc w:val="center"/>
+        <w:spacing w:after="0" w:before="0"/>
       </w:pPr>
       <w:r>
         <w:drawing>
-          <wp:inline xmlns:a="http://schemas.openxmlformats.org/drawingml/2006/main" xmlns:pic="http://schemas.openxmlformats.org/drawingml/2006/picture">
-            <wp:extent cx="3749039" cy="3749039"/>
+          <wp:anchor xmlns:a="http://schemas.openxmlformats.org/drawingml/2006/main" behindDoc="0" distT="91440" distB="91440" distL="201600" distR="0" simplePos="0" locked="0" layoutInCell="1" allowOverlap="1" relativeHeight="2">
+            <wp:simplePos x="0" y="0"/>
+            <wp:positionH relativeFrom="column">
+              <wp:align>right</wp:align>
+            </wp:positionH>
+            <wp:positionV relativeFrom="paragraph">
+              <wp:posOffset>0</wp:posOffset>
+            </wp:positionV>
+            <wp:extent cx="2468880" cy="2468880"/>
+            <wp:effectExtent l="0" t="0" r="0" b="0"/>
+            <wp:wrapSquare wrapText="bothSides"/>
             <wp:docPr id="5" name="Picture 5"/>
-            <wp:cNvGraphicFramePr>
-              <a:graphicFrameLocks noChangeAspect="1"/>
-            </wp:cNvGraphicFramePr>
-            <a:graphic>
+            <wp:cNvGraphicFramePr/>
+            <a:graphic xmlns:pic="http://schemas.openxmlformats.org/drawingml/2006/picture">
               <a:graphicData uri="http://schemas.openxmlformats.org/drawingml/2006/picture">
                 <pic:pic>
                   <pic:nvPicPr>
@@ -1457,48 +1373,15 @@
                   <pic:spPr>
                     <a:xfrm>
                       <a:off x="0" y="0"/>
-                      <a:ext cx="3749039" cy="3749039"/>
+                      <a:ext cx="2468880" cy="2468880"/>
                     </a:xfrm>
                     <a:prstGeom prst="rect"/>
                   </pic:spPr>
                 </pic:pic>
               </a:graphicData>
             </a:graphic>
-          </wp:inline>
+          </wp:anchor>
         </w:drawing>
-      </w:r>
-    </w:p>
-    <w:p>
-      <w:pPr>
-        <w:spacing w:after="140"/>
-        <w:jc w:val="center"/>
-      </w:pPr>
-      <w:r>
-        <w:rPr>
-          <w:rFonts w:ascii="Georgia" w:hAnsi="Georgia" w:cs="Georgia"/>
-          <w:i/>
-          <w:color w:val="888888"/>
-          <w:sz w:val="18"/>
-        </w:rPr>
-        <w:t>Ghost sails unfurl in the deep as the Flying Dutchman climbs toward the wreck.</w:t>
-      </w:r>
-    </w:p>
-    <w:p>
-      <w:pPr>
-        <w:keepNext/>
-        <w:spacing w:before="400" w:after="120"/>
-        <w:pBdr>
-          <w:bottom w:val="single" w:sz="6" w:space="4" w:color="B8860B"/>
-        </w:pBdr>
-      </w:pPr>
-      <w:r>
-        <w:rPr>
-          <w:rFonts w:ascii="Georgia" w:hAnsi="Georgia" w:cs="Georgia"/>
-          <w:b/>
-          <w:color w:val="B8860B"/>
-          <w:sz w:val="32"/>
-        </w:rPr>
-        <w:t>Part Three: Aboard the Flying Dutchman</w:t>
       </w:r>
     </w:p>
     <w:p>
@@ -1513,12 +1396,41 @@
       <w:r>
         <w:rPr>
           <w:rFonts w:ascii="Georgia" w:hAnsi="Georgia" w:cs="Georgia"/>
+          <w:b/>
+          <w:color w:val="A32B2B"/>
+          <w:sz w:val="21"/>
+        </w:rPr>
+        <w:t xml:space="preserve">Stabby: </w:t>
+      </w:r>
+      <w:r>
+        <w:rPr>
+          <w:rFonts w:ascii="Georgia" w:hAnsi="Georgia" w:cs="Georgia"/>
+          <w:b w:val="0"/>
+          <w:i/>
+          <w:color w:val="222222"/>
+          <w:sz w:val="21"/>
+        </w:rPr>
+        <w:t>“Everyone always says goblins sink. Ha! Still floating!”</w:t>
+      </w:r>
+    </w:p>
+    <w:p>
+      <w:pPr>
+        <w:pBdr>
+          <w:left w:val="single" w:sz="18" w:space="12" w:color="B8860B"/>
+        </w:pBdr>
+        <w:shd w:val="clear" w:color="auto" w:fill="FBF6EA"/>
+        <w:spacing w:before="30" w:after="70"/>
+        <w:ind w:left="340" w:right="340"/>
+      </w:pPr>
+      <w:r>
+        <w:rPr>
+          <w:rFonts w:ascii="Georgia" w:hAnsi="Georgia" w:cs="Georgia"/>
           <w:b w:val="0"/>
           <w:i w:val="0"/>
           <w:color w:val="222222"/>
           <w:sz w:val="21"/>
         </w:rPr>
-        <w:t xml:space="preserve">A deep, resonant groan rolls through the wreck as the Dutchman's hull slides beneath it and lifts. Water sheets away. Cold luminescence floods the hold. And then, without warning, </w:t>
+        <w:t xml:space="preserve">And then, through the largest crack, the heroes see it. Far below, in the inky deep, something is rising. Ghost white sails unfurl in water where no wind blows. A barnacle crusted keel, vast and old and glowing sea sick green, climbs toward the wreck like a whale rising for air. The </w:t>
       </w:r>
       <w:r>
         <w:rPr>
@@ -1528,7 +1440,7 @@
           <w:color w:val="222222"/>
           <w:sz w:val="21"/>
         </w:rPr>
-        <w:t>spectral chains</w:t>
+        <w:t>Flying Dutchman</w:t>
       </w:r>
       <w:r>
         <w:rPr>
@@ -1538,24 +1450,87 @@
           <w:color w:val="222222"/>
           <w:sz w:val="21"/>
         </w:rPr>
-        <w:t xml:space="preserve"> snake up through the broken planks, glowing links coiling around arms and ankles like living serpents, and haul every soul aboard the wreck, heroes and sailors alike, up into the green light of the ghost ship's deck.</w:t>
+        <w:t xml:space="preserve"> is coming up directly beneath them.</w:t>
       </w:r>
     </w:p>
     <w:p>
       <w:pPr>
         <w:keepNext/>
-        <w:spacing w:before="120" w:after="40"/>
-        <w:jc w:val="center"/>
+        <w:spacing w:before="400" w:after="120"/>
+        <w:pBdr>
+          <w:bottom w:val="single" w:sz="6" w:space="4" w:color="B8860B"/>
+        </w:pBdr>
+      </w:pPr>
+      <w:r>
+        <w:rPr>
+          <w:rFonts w:ascii="Georgia" w:hAnsi="Georgia" w:cs="Georgia"/>
+          <w:b/>
+          <w:color w:val="B8860B"/>
+          <w:sz w:val="32"/>
+        </w:rPr>
+        <w:t>Part Three: Aboard the Flying Dutchman</w:t>
+      </w:r>
+    </w:p>
+    <w:p>
+      <w:pPr>
+        <w:pBdr>
+          <w:left w:val="single" w:sz="18" w:space="12" w:color="B8860B"/>
+        </w:pBdr>
+        <w:shd w:val="clear" w:color="auto" w:fill="FBF6EA"/>
+        <w:spacing w:before="30" w:after="70"/>
+        <w:ind w:left="340" w:right="340"/>
+      </w:pPr>
+      <w:r>
+        <w:rPr>
+          <w:rFonts w:ascii="Georgia" w:hAnsi="Georgia" w:cs="Georgia"/>
+          <w:b w:val="0"/>
+          <w:i w:val="0"/>
+          <w:color w:val="222222"/>
+          <w:sz w:val="21"/>
+        </w:rPr>
+        <w:t xml:space="preserve">A deep, resonant groan rolls through the wreck as the Dutchman's hull slides beneath it and lifts. Water sheets away. Cold luminescence floods the hold. And then, without warning, </w:t>
+      </w:r>
+      <w:r>
+        <w:rPr>
+          <w:rFonts w:ascii="Georgia" w:hAnsi="Georgia" w:cs="Georgia"/>
+          <w:b/>
+          <w:i w:val="0"/>
+          <w:color w:val="222222"/>
+          <w:sz w:val="21"/>
+        </w:rPr>
+        <w:t>spectral chains</w:t>
+      </w:r>
+      <w:r>
+        <w:rPr>
+          <w:rFonts w:ascii="Georgia" w:hAnsi="Georgia" w:cs="Georgia"/>
+          <w:b w:val="0"/>
+          <w:i w:val="0"/>
+          <w:color w:val="222222"/>
+          <w:sz w:val="21"/>
+        </w:rPr>
+        <w:t xml:space="preserve"> snake up through the broken planks, glowing links coiling around arms and ankles like living serpents, and haul every soul aboard the wreck, heroes and sailors alike, up into the green light of the ghost ship's deck.</w:t>
+      </w:r>
+    </w:p>
+    <w:p>
+      <w:pPr>
+        <w:spacing w:after="0" w:before="0"/>
       </w:pPr>
       <w:r>
         <w:drawing>
-          <wp:inline xmlns:a="http://schemas.openxmlformats.org/drawingml/2006/main" xmlns:pic="http://schemas.openxmlformats.org/drawingml/2006/picture">
-            <wp:extent cx="3749039" cy="3749039"/>
+          <wp:anchor xmlns:a="http://schemas.openxmlformats.org/drawingml/2006/main" behindDoc="0" distT="91440" distB="91440" distL="201600" distR="0" simplePos="0" locked="0" layoutInCell="1" allowOverlap="1" relativeHeight="2">
+            <wp:simplePos x="0" y="0"/>
+            <wp:positionH relativeFrom="column">
+              <wp:align>right</wp:align>
+            </wp:positionH>
+            <wp:positionV relativeFrom="paragraph">
+              <wp:posOffset>0</wp:posOffset>
+            </wp:positionV>
+            <wp:extent cx="2468880" cy="2468880"/>
+            <wp:effectExtent l="0" t="0" r="0" b="0"/>
+            <wp:wrapSquare wrapText="bothSides"/>
             <wp:docPr id="6" name="Picture 6"/>
-            <wp:cNvGraphicFramePr>
-              <a:graphicFrameLocks noChangeAspect="1"/>
-            </wp:cNvGraphicFramePr>
-            <a:graphic>
+            <wp:cNvGraphicFramePr/>
+            <a:graphic xmlns:pic="http://schemas.openxmlformats.org/drawingml/2006/picture">
               <a:graphicData uri="http://schemas.openxmlformats.org/drawingml/2006/picture">
                 <pic:pic>
                   <pic:nvPicPr>
@@ -1571,30 +1546,15 @@
                   <pic:spPr>
                     <a:xfrm>
                       <a:off x="0" y="0"/>
-                      <a:ext cx="3749039" cy="3749039"/>
+                      <a:ext cx="2468880" cy="2468880"/>
                     </a:xfrm>
                     <a:prstGeom prst="rect"/>
                   </pic:spPr>
                 </pic:pic>
               </a:graphicData>
             </a:graphic>
-          </wp:inline>
+          </wp:anchor>
         </w:drawing>
-      </w:r>
-    </w:p>
-    <w:p>
-      <w:pPr>
-        <w:spacing w:after="140"/>
-        <w:jc w:val="center"/>
-      </w:pPr>
-      <w:r>
-        <w:rPr>
-          <w:rFonts w:ascii="Georgia" w:hAnsi="Georgia" w:cs="Georgia"/>
-          <w:i/>
-          <w:color w:val="888888"/>
-          <w:sz w:val="18"/>
-        </w:rPr>
-        <w:t>Hauled aboard: three small heroes stand dripping on the Flying Dutchman's deck.</w:t>
       </w:r>
     </w:p>
     <w:p>
@@ -1774,19 +1734,24 @@
     </w:p>
     <w:p>
       <w:pPr>
-        <w:keepNext/>
-        <w:spacing w:before="120" w:after="40"/>
-        <w:jc w:val="center"/>
+        <w:spacing w:after="0" w:before="0"/>
       </w:pPr>
       <w:r>
         <w:drawing>
-          <wp:inline xmlns:a="http://schemas.openxmlformats.org/drawingml/2006/main" xmlns:pic="http://schemas.openxmlformats.org/drawingml/2006/picture">
-            <wp:extent cx="3749039" cy="3749039"/>
+          <wp:anchor xmlns:a="http://schemas.openxmlformats.org/drawingml/2006/main" behindDoc="0" distT="91440" distB="91440" distL="201600" distR="0" simplePos="0" locked="0" layoutInCell="1" allowOverlap="1" relativeHeight="2">
+            <wp:simplePos x="0" y="0"/>
+            <wp:positionH relativeFrom="column">
+              <wp:align>right</wp:align>
+            </wp:positionH>
+            <wp:positionV relativeFrom="paragraph">
+              <wp:posOffset>0</wp:posOffset>
+            </wp:positionV>
+            <wp:extent cx="2286000" cy="2286000"/>
+            <wp:effectExtent l="0" t="0" r="0" b="0"/>
+            <wp:wrapSquare wrapText="bothSides"/>
             <wp:docPr id="7" name="Picture 7"/>
-            <wp:cNvGraphicFramePr>
-              <a:graphicFrameLocks noChangeAspect="1"/>
-            </wp:cNvGraphicFramePr>
-            <a:graphic>
+            <wp:cNvGraphicFramePr/>
+            <a:graphic xmlns:pic="http://schemas.openxmlformats.org/drawingml/2006/picture">
               <a:graphicData uri="http://schemas.openxmlformats.org/drawingml/2006/picture">
                 <pic:pic>
                   <pic:nvPicPr>
@@ -1802,30 +1767,15 @@
                   <pic:spPr>
                     <a:xfrm>
                       <a:off x="0" y="0"/>
-                      <a:ext cx="3749039" cy="3749039"/>
+                      <a:ext cx="2286000" cy="2286000"/>
                     </a:xfrm>
                     <a:prstGeom prst="rect"/>
                   </pic:spPr>
                 </pic:pic>
               </a:graphicData>
             </a:graphic>
-          </wp:inline>
+          </wp:anchor>
         </w:drawing>
-      </w:r>
-    </w:p>
-    <w:p>
-      <w:pPr>
-        <w:spacing w:after="140"/>
-        <w:jc w:val="center"/>
-      </w:pPr>
-      <w:r>
-        <w:rPr>
-          <w:rFonts w:ascii="Georgia" w:hAnsi="Georgia" w:cs="Georgia"/>
-          <w:i/>
-          <w:color w:val="888888"/>
-          <w:sz w:val="18"/>
-        </w:rPr>
-        <w:t>Davy Jones, captain of the Flying Dutchman, come to collect.</w:t>
       </w:r>
     </w:p>
     <w:p>
@@ -1997,19 +1947,24 @@
     </w:p>
     <w:p>
       <w:pPr>
-        <w:keepNext/>
-        <w:spacing w:before="120" w:after="40"/>
-        <w:jc w:val="center"/>
+        <w:spacing w:after="0" w:before="0"/>
       </w:pPr>
       <w:r>
         <w:drawing>
-          <wp:inline xmlns:a="http://schemas.openxmlformats.org/drawingml/2006/main" xmlns:pic="http://schemas.openxmlformats.org/drawingml/2006/picture">
-            <wp:extent cx="3749039" cy="3749039"/>
+          <wp:anchor xmlns:a="http://schemas.openxmlformats.org/drawingml/2006/main" behindDoc="0" distT="91440" distB="91440" distL="201600" distR="0" simplePos="0" locked="0" layoutInCell="1" allowOverlap="1" relativeHeight="2">
+            <wp:simplePos x="0" y="0"/>
+            <wp:positionH relativeFrom="column">
+              <wp:align>right</wp:align>
+            </wp:positionH>
+            <wp:positionV relativeFrom="paragraph">
+              <wp:posOffset>0</wp:posOffset>
+            </wp:positionV>
+            <wp:extent cx="2468880" cy="2468880"/>
+            <wp:effectExtent l="0" t="0" r="0" b="0"/>
+            <wp:wrapSquare wrapText="bothSides"/>
             <wp:docPr id="8" name="Picture 8"/>
-            <wp:cNvGraphicFramePr>
-              <a:graphicFrameLocks noChangeAspect="1"/>
-            </wp:cNvGraphicFramePr>
-            <a:graphic>
+            <wp:cNvGraphicFramePr/>
+            <a:graphic xmlns:pic="http://schemas.openxmlformats.org/drawingml/2006/picture">
               <a:graphicData uri="http://schemas.openxmlformats.org/drawingml/2006/picture">
                 <pic:pic>
                   <pic:nvPicPr>
@@ -2025,30 +1980,15 @@
                   <pic:spPr>
                     <a:xfrm>
                       <a:off x="0" y="0"/>
-                      <a:ext cx="3749039" cy="3749039"/>
+                      <a:ext cx="2468880" cy="2468880"/>
                     </a:xfrm>
                     <a:prstGeom prst="rect"/>
                   </pic:spPr>
                 </pic:pic>
               </a:graphicData>
             </a:graphic>
-          </wp:inline>
+          </wp:anchor>
         </w:drawing>
-      </w:r>
-    </w:p>
-    <w:p>
-      <w:pPr>
-        <w:spacing w:after="140"/>
-        <w:jc w:val="center"/>
-      </w:pPr>
-      <w:r>
-        <w:rPr>
-          <w:rFonts w:ascii="Georgia" w:hAnsi="Georgia" w:cs="Georgia"/>
-          <w:i/>
-          <w:color w:val="888888"/>
-          <w:sz w:val="18"/>
-        </w:rPr>
-        <w:t>Seven dice of ivory and bone, and three small souls on the table.</w:t>
       </w:r>
     </w:p>
     <w:p>
@@ -2508,19 +2448,24 @@
     </w:p>
     <w:p>
       <w:pPr>
-        <w:keepNext/>
-        <w:spacing w:before="120" w:after="40"/>
-        <w:jc w:val="center"/>
+        <w:spacing w:after="0" w:before="0"/>
       </w:pPr>
       <w:r>
         <w:drawing>
-          <wp:inline xmlns:a="http://schemas.openxmlformats.org/drawingml/2006/main" xmlns:pic="http://schemas.openxmlformats.org/drawingml/2006/picture">
-            <wp:extent cx="2743200" cy="2743200"/>
+          <wp:anchor xmlns:a="http://schemas.openxmlformats.org/drawingml/2006/main" behindDoc="0" distT="91440" distB="91440" distL="201600" distR="0" simplePos="0" locked="0" layoutInCell="1" allowOverlap="1" relativeHeight="2">
+            <wp:simplePos x="0" y="0"/>
+            <wp:positionH relativeFrom="column">
+              <wp:align>right</wp:align>
+            </wp:positionH>
+            <wp:positionV relativeFrom="paragraph">
+              <wp:posOffset>0</wp:posOffset>
+            </wp:positionV>
+            <wp:extent cx="2286000" cy="2286000"/>
+            <wp:effectExtent l="0" t="0" r="0" b="0"/>
+            <wp:wrapSquare wrapText="bothSides"/>
             <wp:docPr id="9" name="Picture 9"/>
-            <wp:cNvGraphicFramePr>
-              <a:graphicFrameLocks noChangeAspect="1"/>
-            </wp:cNvGraphicFramePr>
-            <a:graphic>
+            <wp:cNvGraphicFramePr/>
+            <a:graphic xmlns:pic="http://schemas.openxmlformats.org/drawingml/2006/picture">
               <a:graphicData uri="http://schemas.openxmlformats.org/drawingml/2006/picture">
                 <pic:pic>
                   <pic:nvPicPr>
@@ -2536,30 +2481,15 @@
                   <pic:spPr>
                     <a:xfrm>
                       <a:off x="0" y="0"/>
-                      <a:ext cx="2743200" cy="2743200"/>
+                      <a:ext cx="2286000" cy="2286000"/>
                     </a:xfrm>
                     <a:prstGeom prst="rect"/>
                   </pic:spPr>
                 </pic:pic>
               </a:graphicData>
             </a:graphic>
-          </wp:inline>
+          </wp:anchor>
         </w:drawing>
-      </w:r>
-    </w:p>
-    <w:p>
-      <w:pPr>
-        <w:spacing w:after="140"/>
-        <w:jc w:val="center"/>
-      </w:pPr>
-      <w:r>
-        <w:rPr>
-          <w:rFonts w:ascii="Georgia" w:hAnsi="Georgia" w:cs="Georgia"/>
-          <w:i/>
-          <w:color w:val="888888"/>
-          <w:sz w:val="18"/>
-        </w:rPr>
-        <w:t>Racks of caged magic: an owl-kin, a flame salamander, a frightened water sprite.</w:t>
       </w:r>
     </w:p>
     <w:p>
@@ -3076,19 +3006,24 @@
     </w:p>
     <w:p>
       <w:pPr>
-        <w:keepNext/>
-        <w:spacing w:before="120" w:after="40"/>
-        <w:jc w:val="center"/>
+        <w:spacing w:after="0" w:before="0"/>
       </w:pPr>
       <w:r>
         <w:drawing>
-          <wp:inline xmlns:a="http://schemas.openxmlformats.org/drawingml/2006/main" xmlns:pic="http://schemas.openxmlformats.org/drawingml/2006/picture">
-            <wp:extent cx="3749039" cy="3749039"/>
+          <wp:anchor xmlns:a="http://schemas.openxmlformats.org/drawingml/2006/main" behindDoc="0" distT="91440" distB="91440" distL="201600" distR="0" simplePos="0" locked="0" layoutInCell="1" allowOverlap="1" relativeHeight="2">
+            <wp:simplePos x="0" y="0"/>
+            <wp:positionH relativeFrom="column">
+              <wp:align>right</wp:align>
+            </wp:positionH>
+            <wp:positionV relativeFrom="paragraph">
+              <wp:posOffset>0</wp:posOffset>
+            </wp:positionV>
+            <wp:extent cx="2377440" cy="2377440"/>
+            <wp:effectExtent l="0" t="0" r="0" b="0"/>
+            <wp:wrapSquare wrapText="bothSides"/>
             <wp:docPr id="10" name="Picture 10"/>
-            <wp:cNvGraphicFramePr>
-              <a:graphicFrameLocks noChangeAspect="1"/>
-            </wp:cNvGraphicFramePr>
-            <a:graphic>
+            <wp:cNvGraphicFramePr/>
+            <a:graphic xmlns:pic="http://schemas.openxmlformats.org/drawingml/2006/picture">
               <a:graphicData uri="http://schemas.openxmlformats.org/drawingml/2006/picture">
                 <pic:pic>
                   <pic:nvPicPr>
@@ -3104,30 +3039,15 @@
                   <pic:spPr>
                     <a:xfrm>
                       <a:off x="0" y="0"/>
-                      <a:ext cx="3749039" cy="3749039"/>
+                      <a:ext cx="2377440" cy="2377440"/>
                     </a:xfrm>
                     <a:prstGeom prst="rect"/>
                   </pic:spPr>
                 </pic:pic>
               </a:graphicData>
             </a:graphic>
-          </wp:inline>
+          </wp:anchor>
         </w:drawing>
-      </w:r>
-    </w:p>
-    <w:p>
-      <w:pPr>
-        <w:spacing w:after="140"/>
-        <w:jc w:val="center"/>
-      </w:pPr>
-      <w:r>
-        <w:rPr>
-          <w:rFonts w:ascii="Georgia" w:hAnsi="Georgia" w:cs="Georgia"/>
-          <w:i/>
-          <w:color w:val="888888"/>
-          <w:sz w:val="18"/>
-        </w:rPr>
-        <w:t>Lilly guides the pale ghost essence home into Floraburst.</w:t>
       </w:r>
     </w:p>
     <w:p>
@@ -3373,7 +3293,7 @@
       <w:r>
         <w:drawing>
           <wp:inline xmlns:a="http://schemas.openxmlformats.org/drawingml/2006/main" xmlns:pic="http://schemas.openxmlformats.org/drawingml/2006/picture">
-            <wp:extent cx="3749039" cy="3749039"/>
+            <wp:extent cx="3657600" cy="3657600"/>
             <wp:docPr id="11" name="Picture 11"/>
             <wp:cNvGraphicFramePr>
               <a:graphicFrameLocks noChangeAspect="1"/>
@@ -3394,7 +3314,7 @@
                   <pic:spPr>
                     <a:xfrm>
                       <a:off x="0" y="0"/>
-                      <a:ext cx="3749039" cy="3749039"/>
+                      <a:ext cx="3657600" cy="3657600"/>
                     </a:xfrm>
                     <a:prstGeom prst="rect"/>
                   </pic:spPr>

--- a/sessions/session_05_curse_of_davy_jones.docx
+++ b/sessions/session_05_curse_of_davy_jones.docx
@@ -628,7 +628,7 @@
       </w:pPr>
       <w:r>
         <w:drawing>
-          <wp:anchor xmlns:a="http://schemas.openxmlformats.org/drawingml/2006/main" behindDoc="0" distT="91440" distB="91440" distL="201600" distR="0" simplePos="0" locked="0" layoutInCell="1" allowOverlap="1" relativeHeight="2">
+          <wp:anchor xmlns:a="http://schemas.openxmlformats.org/drawingml/2006/main" behindDoc="0" distT="91440" distB="91440" distL="201600" distR="0" simplePos="0" locked="0" layoutInCell="1" allowOverlap="0" relativeHeight="2">
             <wp:simplePos x="0" y="0"/>
             <wp:positionH relativeFrom="column">
               <wp:align>right</wp:align>
@@ -879,7 +879,7 @@
       </w:pPr>
       <w:r>
         <w:drawing>
-          <wp:anchor xmlns:a="http://schemas.openxmlformats.org/drawingml/2006/main" behindDoc="0" distT="91440" distB="91440" distL="201600" distR="0" simplePos="0" locked="0" layoutInCell="1" allowOverlap="1" relativeHeight="2">
+          <wp:anchor xmlns:a="http://schemas.openxmlformats.org/drawingml/2006/main" behindDoc="0" distT="91440" distB="91440" distL="201600" distR="0" simplePos="0" locked="0" layoutInCell="1" allowOverlap="0" relativeHeight="2">
             <wp:simplePos x="0" y="0"/>
             <wp:positionH relativeFrom="column">
               <wp:align>right</wp:align>
@@ -1118,7 +1118,7 @@
       </w:pPr>
       <w:r>
         <w:drawing>
-          <wp:anchor xmlns:a="http://schemas.openxmlformats.org/drawingml/2006/main" behindDoc="0" distT="91440" distB="91440" distL="201600" distR="0" simplePos="0" locked="0" layoutInCell="1" allowOverlap="1" relativeHeight="2">
+          <wp:anchor xmlns:a="http://schemas.openxmlformats.org/drawingml/2006/main" behindDoc="0" distT="91440" distB="91440" distL="201600" distR="0" simplePos="0" locked="0" layoutInCell="1" allowOverlap="0" relativeHeight="2">
             <wp:simplePos x="0" y="0"/>
             <wp:positionH relativeFrom="column">
               <wp:align>right</wp:align>
@@ -1344,7 +1344,7 @@
       </w:pPr>
       <w:r>
         <w:drawing>
-          <wp:anchor xmlns:a="http://schemas.openxmlformats.org/drawingml/2006/main" behindDoc="0" distT="91440" distB="91440" distL="201600" distR="0" simplePos="0" locked="0" layoutInCell="1" allowOverlap="1" relativeHeight="2">
+          <wp:anchor xmlns:a="http://schemas.openxmlformats.org/drawingml/2006/main" behindDoc="0" distT="91440" distB="91440" distL="201600" distR="0" simplePos="0" locked="0" layoutInCell="1" allowOverlap="0" relativeHeight="2">
             <wp:simplePos x="0" y="0"/>
             <wp:positionH relativeFrom="column">
               <wp:align>right</wp:align>
@@ -1517,7 +1517,7 @@
       </w:pPr>
       <w:r>
         <w:drawing>
-          <wp:anchor xmlns:a="http://schemas.openxmlformats.org/drawingml/2006/main" behindDoc="0" distT="91440" distB="91440" distL="201600" distR="0" simplePos="0" locked="0" layoutInCell="1" allowOverlap="1" relativeHeight="2">
+          <wp:anchor xmlns:a="http://schemas.openxmlformats.org/drawingml/2006/main" behindDoc="0" distT="91440" distB="91440" distL="201600" distR="0" simplePos="0" locked="0" layoutInCell="1" allowOverlap="0" relativeHeight="2">
             <wp:simplePos x="0" y="0"/>
             <wp:positionH relativeFrom="column">
               <wp:align>right</wp:align>
@@ -1738,7 +1738,7 @@
       </w:pPr>
       <w:r>
         <w:drawing>
-          <wp:anchor xmlns:a="http://schemas.openxmlformats.org/drawingml/2006/main" behindDoc="0" distT="91440" distB="91440" distL="201600" distR="0" simplePos="0" locked="0" layoutInCell="1" allowOverlap="1" relativeHeight="2">
+          <wp:anchor xmlns:a="http://schemas.openxmlformats.org/drawingml/2006/main" behindDoc="0" distT="91440" distB="91440" distL="201600" distR="0" simplePos="0" locked="0" layoutInCell="1" allowOverlap="0" relativeHeight="2">
             <wp:simplePos x="0" y="0"/>
             <wp:positionH relativeFrom="column">
               <wp:align>right</wp:align>
@@ -1951,7 +1951,7 @@
       </w:pPr>
       <w:r>
         <w:drawing>
-          <wp:anchor xmlns:a="http://schemas.openxmlformats.org/drawingml/2006/main" behindDoc="0" distT="91440" distB="91440" distL="201600" distR="0" simplePos="0" locked="0" layoutInCell="1" allowOverlap="1" relativeHeight="2">
+          <wp:anchor xmlns:a="http://schemas.openxmlformats.org/drawingml/2006/main" behindDoc="0" distT="91440" distB="91440" distL="201600" distR="0" simplePos="0" locked="0" layoutInCell="1" allowOverlap="0" relativeHeight="2">
             <wp:simplePos x="0" y="0"/>
             <wp:positionH relativeFrom="column">
               <wp:align>right</wp:align>
@@ -2452,7 +2452,7 @@
       </w:pPr>
       <w:r>
         <w:drawing>
-          <wp:anchor xmlns:a="http://schemas.openxmlformats.org/drawingml/2006/main" behindDoc="0" distT="91440" distB="91440" distL="201600" distR="0" simplePos="0" locked="0" layoutInCell="1" allowOverlap="1" relativeHeight="2">
+          <wp:anchor xmlns:a="http://schemas.openxmlformats.org/drawingml/2006/main" behindDoc="0" distT="91440" distB="91440" distL="201600" distR="0" simplePos="0" locked="0" layoutInCell="1" allowOverlap="0" relativeHeight="2">
             <wp:simplePos x="0" y="0"/>
             <wp:positionH relativeFrom="column">
               <wp:align>right</wp:align>
@@ -3010,7 +3010,7 @@
       </w:pPr>
       <w:r>
         <w:drawing>
-          <wp:anchor xmlns:a="http://schemas.openxmlformats.org/drawingml/2006/main" behindDoc="0" distT="91440" distB="91440" distL="201600" distR="0" simplePos="0" locked="0" layoutInCell="1" allowOverlap="1" relativeHeight="2">
+          <wp:anchor xmlns:a="http://schemas.openxmlformats.org/drawingml/2006/main" behindDoc="0" distT="91440" distB="91440" distL="201600" distR="0" simplePos="0" locked="0" layoutInCell="1" allowOverlap="0" relativeHeight="2">
             <wp:simplePos x="0" y="0"/>
             <wp:positionH relativeFrom="column">
               <wp:align>right</wp:align>

--- a/sessions/session_05_curse_of_davy_jones.docx
+++ b/sessions/session_05_curse_of_davy_jones.docx
@@ -78,291 +78,13 @@
     <w:p>
       <w:pPr>
         <w:keepNext/>
-        <w:spacing w:before="400" w:after="120"/>
-        <w:pBdr>
-          <w:bottom w:val="single" w:sz="6" w:space="4" w:color="B8860B"/>
-        </w:pBdr>
-      </w:pPr>
-      <w:r>
-        <w:rPr>
-          <w:rFonts w:ascii="Georgia" w:hAnsi="Georgia" w:cs="Georgia"/>
-          <w:b/>
-          <w:color w:val="B8860B"/>
-          <w:sz w:val="32"/>
-        </w:rPr>
-        <w:t>Previously, on The Guardians of Elaria...</w:t>
-      </w:r>
-    </w:p>
-    <w:p>
-      <w:pPr>
-        <w:pBdr>
-          <w:left w:val="single" w:sz="18" w:space="12" w:color="B8860B"/>
-        </w:pBdr>
-        <w:shd w:val="clear" w:color="auto" w:fill="FBF6EA"/>
-        <w:spacing w:before="30" w:after="70"/>
-        <w:ind w:left="340" w:right="340"/>
-      </w:pPr>
-      <w:r>
-        <w:rPr>
-          <w:rFonts w:ascii="Georgia" w:hAnsi="Georgia" w:cs="Georgia"/>
-          <w:b w:val="0"/>
-          <w:i w:val="0"/>
-          <w:color w:val="222222"/>
-          <w:sz w:val="21"/>
-        </w:rPr>
-        <w:t xml:space="preserve">Winter came early to </w:t>
-      </w:r>
-      <w:r>
-        <w:rPr>
-          <w:rFonts w:ascii="Georgia" w:hAnsi="Georgia" w:cs="Georgia"/>
-          <w:b/>
-          <w:i w:val="0"/>
-          <w:color w:val="222222"/>
-          <w:sz w:val="21"/>
-        </w:rPr>
-        <w:t>Havenmoor</w:t>
-      </w:r>
-      <w:r>
-        <w:rPr>
-          <w:rFonts w:ascii="Georgia" w:hAnsi="Georgia" w:cs="Georgia"/>
-          <w:b w:val="0"/>
-          <w:i w:val="0"/>
-          <w:color w:val="222222"/>
-          <w:sz w:val="21"/>
-        </w:rPr>
-        <w:t xml:space="preserve">, and it came wrong. The </w:t>
-      </w:r>
-      <w:r>
-        <w:rPr>
-          <w:rFonts w:ascii="Georgia" w:hAnsi="Georgia" w:cs="Georgia"/>
-          <w:b/>
-          <w:i w:val="0"/>
-          <w:color w:val="222222"/>
-          <w:sz w:val="21"/>
-        </w:rPr>
-        <w:t>Krampusshade</w:t>
-      </w:r>
-      <w:r>
-        <w:rPr>
-          <w:rFonts w:ascii="Georgia" w:hAnsi="Georgia" w:cs="Georgia"/>
-          <w:b w:val="0"/>
-          <w:i w:val="0"/>
-          <w:color w:val="222222"/>
-          <w:sz w:val="21"/>
-        </w:rPr>
-        <w:t xml:space="preserve"> slipped out of a crack between worlds and began stealing the town's children into its great creaking sack, one frosted window at a time. But three young heroes rang the </w:t>
-      </w:r>
-      <w:r>
-        <w:rPr>
-          <w:rFonts w:ascii="Georgia" w:hAnsi="Georgia" w:cs="Georgia"/>
-          <w:b/>
-          <w:i w:val="0"/>
-          <w:color w:val="222222"/>
-          <w:sz w:val="21"/>
-        </w:rPr>
-        <w:t>eight Winter Bells</w:t>
-      </w:r>
-      <w:r>
-        <w:rPr>
-          <w:rFonts w:ascii="Georgia" w:hAnsi="Georgia" w:cs="Georgia"/>
-          <w:b w:val="0"/>
-          <w:i w:val="0"/>
-          <w:color w:val="222222"/>
-          <w:sz w:val="21"/>
-        </w:rPr>
-        <w:t xml:space="preserve">, broke the three barriers, and drove the shadow back through its own door: banished, beaten, and thoroughly embarrassed. Every child came home. Grateful beyond words, the lorekeeper </w:t>
-      </w:r>
-      <w:r>
-        <w:rPr>
-          <w:rFonts w:ascii="Georgia" w:hAnsi="Georgia" w:cs="Georgia"/>
-          <w:b/>
-          <w:i w:val="0"/>
-          <w:color w:val="222222"/>
-          <w:sz w:val="21"/>
-        </w:rPr>
-        <w:t>Faelan</w:t>
-      </w:r>
-      <w:r>
-        <w:rPr>
-          <w:rFonts w:ascii="Georgia" w:hAnsi="Georgia" w:cs="Georgia"/>
-          <w:b w:val="0"/>
-          <w:i w:val="0"/>
-          <w:color w:val="222222"/>
-          <w:sz w:val="21"/>
-        </w:rPr>
-        <w:t xml:space="preserve"> opened an old chest and gave the heroes three gifts: a </w:t>
-      </w:r>
-      <w:r>
-        <w:rPr>
-          <w:rFonts w:ascii="Georgia" w:hAnsi="Georgia" w:cs="Georgia"/>
-          <w:b/>
-          <w:i w:val="0"/>
-          <w:color w:val="222222"/>
-          <w:sz w:val="21"/>
-        </w:rPr>
-        <w:t>Frostbite Shard Dagger</w:t>
-      </w:r>
-      <w:r>
-        <w:rPr>
-          <w:rFonts w:ascii="Georgia" w:hAnsi="Georgia" w:cs="Georgia"/>
-          <w:b w:val="0"/>
-          <w:i w:val="0"/>
-          <w:color w:val="222222"/>
-          <w:sz w:val="21"/>
-        </w:rPr>
-        <w:t xml:space="preserve"> for Lilly, a </w:t>
-      </w:r>
-      <w:r>
-        <w:rPr>
-          <w:rFonts w:ascii="Georgia" w:hAnsi="Georgia" w:cs="Georgia"/>
-          <w:b/>
-          <w:i w:val="0"/>
-          <w:color w:val="222222"/>
-          <w:sz w:val="21"/>
-        </w:rPr>
-        <w:t>Candyfang Katana</w:t>
-      </w:r>
-      <w:r>
-        <w:rPr>
-          <w:rFonts w:ascii="Georgia" w:hAnsi="Georgia" w:cs="Georgia"/>
-          <w:b w:val="0"/>
-          <w:i w:val="0"/>
-          <w:color w:val="222222"/>
-          <w:sz w:val="21"/>
-        </w:rPr>
-        <w:t xml:space="preserve"> for Stabby, and an </w:t>
-      </w:r>
-      <w:r>
-        <w:rPr>
-          <w:rFonts w:ascii="Georgia" w:hAnsi="Georgia" w:cs="Georgia"/>
-          <w:b/>
-          <w:i w:val="0"/>
-          <w:color w:val="222222"/>
-          <w:sz w:val="21"/>
-        </w:rPr>
-        <w:t>Amulet of Guiding Light</w:t>
-      </w:r>
-      <w:r>
-        <w:rPr>
-          <w:rFonts w:ascii="Georgia" w:hAnsi="Georgia" w:cs="Georgia"/>
-          <w:b w:val="0"/>
-          <w:i w:val="0"/>
-          <w:color w:val="222222"/>
-          <w:sz w:val="21"/>
-        </w:rPr>
-        <w:t xml:space="preserve"> for Ursa.</w:t>
-      </w:r>
-    </w:p>
-    <w:p>
-      <w:pPr>
-        <w:pBdr>
-          <w:left w:val="single" w:sz="18" w:space="12" w:color="B8860B"/>
-        </w:pBdr>
-        <w:shd w:val="clear" w:color="auto" w:fill="FBF6EA"/>
-        <w:spacing w:before="30" w:after="70"/>
-        <w:ind w:left="340" w:right="340"/>
-      </w:pPr>
-      <w:r>
-        <w:rPr>
-          <w:rFonts w:ascii="Georgia" w:hAnsi="Georgia" w:cs="Georgia"/>
-          <w:b w:val="0"/>
-          <w:i w:val="0"/>
-          <w:color w:val="222222"/>
-          <w:sz w:val="21"/>
-        </w:rPr>
-        <w:t xml:space="preserve">And down at the harbor, riding gently at anchor, a tall ship called the </w:t>
-      </w:r>
-      <w:r>
-        <w:rPr>
-          <w:rFonts w:ascii="Georgia" w:hAnsi="Georgia" w:cs="Georgia"/>
-          <w:b/>
-          <w:i w:val="0"/>
-          <w:color w:val="222222"/>
-          <w:sz w:val="21"/>
-        </w:rPr>
-        <w:t>Stormwind</w:t>
-      </w:r>
-      <w:r>
-        <w:rPr>
-          <w:rFonts w:ascii="Georgia" w:hAnsi="Georgia" w:cs="Georgia"/>
-          <w:b w:val="0"/>
-          <w:i w:val="0"/>
-          <w:color w:val="222222"/>
-          <w:sz w:val="21"/>
-        </w:rPr>
-        <w:t xml:space="preserve"> waited to carry the Guardians east across the open sea, toward the clockwork spires of </w:t>
-      </w:r>
-      <w:r>
-        <w:rPr>
-          <w:rFonts w:ascii="Georgia" w:hAnsi="Georgia" w:cs="Georgia"/>
-          <w:b/>
-          <w:i w:val="0"/>
-          <w:color w:val="222222"/>
-          <w:sz w:val="21"/>
-        </w:rPr>
-        <w:t>Gearhaven</w:t>
-      </w:r>
-      <w:r>
-        <w:rPr>
-          <w:rFonts w:ascii="Georgia" w:hAnsi="Georgia" w:cs="Georgia"/>
-          <w:b w:val="0"/>
-          <w:i w:val="0"/>
-          <w:color w:val="222222"/>
-          <w:sz w:val="21"/>
-        </w:rPr>
-        <w:t>, where Professor Aelwyn said the Essence Sphere might finally be understood. The sea, as it turns out, had other plans.</w:t>
-      </w:r>
-    </w:p>
-    <w:p>
-      <w:pPr>
-        <w:pBdr>
-          <w:left w:val="single" w:sz="18" w:space="12" w:color="5B2A86"/>
-        </w:pBdr>
-        <w:shd w:val="clear" w:color="auto" w:fill="F4F0FA"/>
-        <w:spacing w:before="30" w:after="70"/>
-        <w:ind w:left="340" w:right="340"/>
-      </w:pPr>
-      <w:r>
-        <w:rPr>
-          <w:rFonts w:ascii="Georgia" w:hAnsi="Georgia" w:cs="Georgia"/>
-          <w:b w:val="0"/>
-          <w:i w:val="0"/>
-          <w:color w:val="222222"/>
-          <w:sz w:val="19"/>
-        </w:rPr>
-        <w:t xml:space="preserve">▶ The heroes sail into this session at </w:t>
-      </w:r>
-      <w:r>
-        <w:rPr>
-          <w:rFonts w:ascii="Georgia" w:hAnsi="Georgia" w:cs="Georgia"/>
-          <w:b/>
-          <w:i w:val="0"/>
-          <w:color w:val="222222"/>
-          <w:sz w:val="19"/>
-        </w:rPr>
-        <w:t>level 4</w:t>
-      </w:r>
-      <w:r>
-        <w:rPr>
-          <w:rFonts w:ascii="Georgia" w:hAnsi="Georgia" w:cs="Georgia"/>
-          <w:b w:val="0"/>
-          <w:i w:val="0"/>
-          <w:color w:val="222222"/>
-          <w:sz w:val="19"/>
-        </w:rPr>
-        <w:t>. Full creature statistics live in the compendium; a compact appendix closes the session.</w:t>
-      </w:r>
-    </w:p>
-    <w:p>
-      <w:pPr>
-        <w:keepNext/>
         <w:spacing w:before="120" w:after="40"/>
         <w:jc w:val="center"/>
       </w:pPr>
       <w:r>
         <w:drawing>
           <wp:inline xmlns:a="http://schemas.openxmlformats.org/drawingml/2006/main" xmlns:pic="http://schemas.openxmlformats.org/drawingml/2006/picture">
-            <wp:extent cx="2560320" cy="2560320"/>
+            <wp:extent cx="5669280" cy="3775829"/>
             <wp:docPr id="1" name="Picture 1"/>
             <wp:cNvGraphicFramePr>
               <a:graphicFrameLocks noChangeAspect="1"/>
@@ -383,7 +105,7 @@
                   <pic:spPr>
                     <a:xfrm>
                       <a:off x="0" y="0"/>
-                      <a:ext cx="2560320" cy="2560320"/>
+                      <a:ext cx="5669280" cy="3775829"/>
                     </a:xfrm>
                     <a:prstGeom prst="rect"/>
                   </pic:spPr>
@@ -424,7 +146,7 @@
           <w:color w:val="B8860B"/>
           <w:sz w:val="32"/>
         </w:rPr>
-        <w:t>Part One: Fair Winds from Havenmoor</w:t>
+        <w:t>Previously, on The Guardians of Elaria...</w:t>
       </w:r>
     </w:p>
     <w:p>
@@ -444,7 +166,7 @@
           <w:color w:val="222222"/>
           <w:sz w:val="21"/>
         </w:rPr>
-        <w:t xml:space="preserve">Rosy dawn light spills over Havenmoor's busy harbor. Fishing boats lie tethered beside merchant galleys, sails unfurling in the sea breeze, and salt spray drifts across the docks with the cries of gulls. On every lamppost flutters a brightly painted banner, and every banner says the same thing: </w:t>
+        <w:t xml:space="preserve">Winter came early to </w:t>
       </w:r>
       <w:r>
         <w:rPr>
@@ -454,7 +176,7 @@
           <w:color w:val="222222"/>
           <w:sz w:val="21"/>
         </w:rPr>
-        <w:t>“Thank You, Guardians of Elaria!”</w:t>
+        <w:t>Havenmoor</w:t>
       </w:r>
       <w:r>
         <w:rPr>
@@ -464,7 +186,127 @@
           <w:color w:val="222222"/>
           <w:sz w:val="21"/>
         </w:rPr>
-        <w:t xml:space="preserve"> Half the town has come down to the quay to see the heroes off.</w:t>
+        <w:t xml:space="preserve">, and it came wrong. The </w:t>
+      </w:r>
+      <w:r>
+        <w:rPr>
+          <w:rFonts w:ascii="Georgia" w:hAnsi="Georgia" w:cs="Georgia"/>
+          <w:b/>
+          <w:i w:val="0"/>
+          <w:color w:val="222222"/>
+          <w:sz w:val="21"/>
+        </w:rPr>
+        <w:t>Krampusshade</w:t>
+      </w:r>
+      <w:r>
+        <w:rPr>
+          <w:rFonts w:ascii="Georgia" w:hAnsi="Georgia" w:cs="Georgia"/>
+          <w:b w:val="0"/>
+          <w:i w:val="0"/>
+          <w:color w:val="222222"/>
+          <w:sz w:val="21"/>
+        </w:rPr>
+        <w:t xml:space="preserve"> slipped out of a crack between worlds and began stealing the town's children into its great creaking sack, one frosted window at a time. But three young heroes rang the </w:t>
+      </w:r>
+      <w:r>
+        <w:rPr>
+          <w:rFonts w:ascii="Georgia" w:hAnsi="Georgia" w:cs="Georgia"/>
+          <w:b/>
+          <w:i w:val="0"/>
+          <w:color w:val="222222"/>
+          <w:sz w:val="21"/>
+        </w:rPr>
+        <w:t>eight Winter Bells</w:t>
+      </w:r>
+      <w:r>
+        <w:rPr>
+          <w:rFonts w:ascii="Georgia" w:hAnsi="Georgia" w:cs="Georgia"/>
+          <w:b w:val="0"/>
+          <w:i w:val="0"/>
+          <w:color w:val="222222"/>
+          <w:sz w:val="21"/>
+        </w:rPr>
+        <w:t xml:space="preserve">, broke the three barriers, and drove the shadow back through its own door: banished, beaten, and thoroughly embarrassed. Every child came home. Grateful beyond words, the lorekeeper </w:t>
+      </w:r>
+      <w:r>
+        <w:rPr>
+          <w:rFonts w:ascii="Georgia" w:hAnsi="Georgia" w:cs="Georgia"/>
+          <w:b/>
+          <w:i w:val="0"/>
+          <w:color w:val="222222"/>
+          <w:sz w:val="21"/>
+        </w:rPr>
+        <w:t>Faelan</w:t>
+      </w:r>
+      <w:r>
+        <w:rPr>
+          <w:rFonts w:ascii="Georgia" w:hAnsi="Georgia" w:cs="Georgia"/>
+          <w:b w:val="0"/>
+          <w:i w:val="0"/>
+          <w:color w:val="222222"/>
+          <w:sz w:val="21"/>
+        </w:rPr>
+        <w:t xml:space="preserve"> opened an old chest and gave the heroes three gifts: a </w:t>
+      </w:r>
+      <w:r>
+        <w:rPr>
+          <w:rFonts w:ascii="Georgia" w:hAnsi="Georgia" w:cs="Georgia"/>
+          <w:b/>
+          <w:i w:val="0"/>
+          <w:color w:val="222222"/>
+          <w:sz w:val="21"/>
+        </w:rPr>
+        <w:t>Frostbite Shard Dagger</w:t>
+      </w:r>
+      <w:r>
+        <w:rPr>
+          <w:rFonts w:ascii="Georgia" w:hAnsi="Georgia" w:cs="Georgia"/>
+          <w:b w:val="0"/>
+          <w:i w:val="0"/>
+          <w:color w:val="222222"/>
+          <w:sz w:val="21"/>
+        </w:rPr>
+        <w:t xml:space="preserve"> for Lilly, a </w:t>
+      </w:r>
+      <w:r>
+        <w:rPr>
+          <w:rFonts w:ascii="Georgia" w:hAnsi="Georgia" w:cs="Georgia"/>
+          <w:b/>
+          <w:i w:val="0"/>
+          <w:color w:val="222222"/>
+          <w:sz w:val="21"/>
+        </w:rPr>
+        <w:t>Candyfang Katana</w:t>
+      </w:r>
+      <w:r>
+        <w:rPr>
+          <w:rFonts w:ascii="Georgia" w:hAnsi="Georgia" w:cs="Georgia"/>
+          <w:b w:val="0"/>
+          <w:i w:val="0"/>
+          <w:color w:val="222222"/>
+          <w:sz w:val="21"/>
+        </w:rPr>
+        <w:t xml:space="preserve"> for Stabby, and an </w:t>
+      </w:r>
+      <w:r>
+        <w:rPr>
+          <w:rFonts w:ascii="Georgia" w:hAnsi="Georgia" w:cs="Georgia"/>
+          <w:b/>
+          <w:i w:val="0"/>
+          <w:color w:val="222222"/>
+          <w:sz w:val="21"/>
+        </w:rPr>
+        <w:t>Amulet of Guiding Light</w:t>
+      </w:r>
+      <w:r>
+        <w:rPr>
+          <w:rFonts w:ascii="Georgia" w:hAnsi="Georgia" w:cs="Georgia"/>
+          <w:b w:val="0"/>
+          <w:i w:val="0"/>
+          <w:color w:val="222222"/>
+          <w:sz w:val="21"/>
+        </w:rPr>
+        <w:t xml:space="preserve"> for Ursa.</w:t>
       </w:r>
     </w:p>
     <w:p>
@@ -479,12 +321,22 @@
       <w:r>
         <w:rPr>
           <w:rFonts w:ascii="Georgia" w:hAnsi="Georgia" w:cs="Georgia"/>
+          <w:b w:val="0"/>
+          <w:i w:val="0"/>
+          <w:color w:val="222222"/>
+          <w:sz w:val="21"/>
+        </w:rPr>
+        <w:t xml:space="preserve">And down at the harbor, riding gently at anchor, a tall ship called the </w:t>
+      </w:r>
+      <w:r>
+        <w:rPr>
+          <w:rFonts w:ascii="Georgia" w:hAnsi="Georgia" w:cs="Georgia"/>
           <w:b/>
           <w:i w:val="0"/>
           <w:color w:val="222222"/>
           <w:sz w:val="21"/>
         </w:rPr>
-        <w:t>Greta Frostbough</w:t>
+        <w:t>Stormwind</w:t>
       </w:r>
       <w:r>
         <w:rPr>
@@ -494,7 +346,7 @@
           <w:color w:val="222222"/>
           <w:sz w:val="21"/>
         </w:rPr>
-        <w:t xml:space="preserve"> presses warm sugarplum buns into every free hand. </w:t>
+        <w:t xml:space="preserve"> waited to carry the Guardians east across the open sea, toward the clockwork spires of </w:t>
       </w:r>
       <w:r>
         <w:rPr>
@@ -504,7 +356,7 @@
           <w:color w:val="222222"/>
           <w:sz w:val="21"/>
         </w:rPr>
-        <w:t>Sister Merida</w:t>
+        <w:t>Gearhaven</w:t>
       </w:r>
       <w:r>
         <w:rPr>
@@ -514,7 +366,27 @@
           <w:color w:val="222222"/>
           <w:sz w:val="21"/>
         </w:rPr>
-        <w:t xml:space="preserve"> stands with a whole row of waving orphans, tears bright in her eyes. And some faces have traveled a long way for this morning: </w:t>
+        <w:t>, where Professor Aelwyn said the Essence Sphere might finally be understood. The sea, as it turns out, had other plans.</w:t>
+      </w:r>
+    </w:p>
+    <w:p>
+      <w:pPr>
+        <w:pBdr>
+          <w:left w:val="single" w:sz="18" w:space="12" w:color="5B2A86"/>
+        </w:pBdr>
+        <w:shd w:val="clear" w:color="auto" w:fill="F4F0FA"/>
+        <w:spacing w:before="30" w:after="70"/>
+        <w:ind w:left="340" w:right="340"/>
+      </w:pPr>
+      <w:r>
+        <w:rPr>
+          <w:rFonts w:ascii="Georgia" w:hAnsi="Georgia" w:cs="Georgia"/>
+          <w:b w:val="0"/>
+          <w:i w:val="0"/>
+          <w:color w:val="222222"/>
+          <w:sz w:val="19"/>
+        </w:rPr>
+        <w:t xml:space="preserve">▶ The heroes sail into this session at </w:t>
       </w:r>
       <w:r>
         <w:rPr>
@@ -522,9 +394,9 @@
           <w:b/>
           <w:i w:val="0"/>
           <w:color w:val="222222"/>
-          <w:sz w:val="21"/>
-        </w:rPr>
-        <w:t>Alwen</w:t>
+          <w:sz w:val="19"/>
+        </w:rPr>
+        <w:t>level 4</w:t>
       </w:r>
       <w:r>
         <w:rPr>
@@ -532,29 +404,27 @@
           <w:b w:val="0"/>
           <w:i w:val="0"/>
           <w:color w:val="222222"/>
-          <w:sz w:val="21"/>
-        </w:rPr>
-        <w:t xml:space="preserve">, keeper of the Old Oak Tavern in Oakshade, and </w:t>
-      </w:r>
+          <w:sz w:val="19"/>
+        </w:rPr>
+        <w:t>. Full creature statistics live in the compendium; a compact appendix closes the session.</w:t>
+      </w:r>
+    </w:p>
+    <w:p>
+      <w:pPr>
+        <w:keepNext/>
+        <w:spacing w:before="400" w:after="120"/>
+        <w:pBdr>
+          <w:bottom w:val="single" w:sz="6" w:space="4" w:color="B8860B"/>
+        </w:pBdr>
+      </w:pPr>
       <w:r>
         <w:rPr>
           <w:rFonts w:ascii="Georgia" w:hAnsi="Georgia" w:cs="Georgia"/>
           <w:b/>
-          <w:i w:val="0"/>
-          <w:color w:val="222222"/>
-          <w:sz w:val="21"/>
-        </w:rPr>
-        <w:t>Garrick and Evelyn</w:t>
-      </w:r>
-      <w:r>
-        <w:rPr>
-          <w:rFonts w:ascii="Georgia" w:hAnsi="Georgia" w:cs="Georgia"/>
-          <w:b w:val="0"/>
-          <w:i w:val="0"/>
-          <w:color w:val="222222"/>
-          <w:sz w:val="21"/>
-        </w:rPr>
-        <w:t>, old friends from Eldridge Village, who heard what the three young strangers from the Gilded Acorn had become and could not stay away.</w:t>
+          <w:color w:val="B8860B"/>
+          <w:sz w:val="32"/>
+        </w:rPr>
+        <w:t>Part One: Fair Winds from Havenmoor</w:t>
       </w:r>
     </w:p>
     <w:p>
@@ -569,12 +439,22 @@
       <w:r>
         <w:rPr>
           <w:rFonts w:ascii="Georgia" w:hAnsi="Georgia" w:cs="Georgia"/>
+          <w:b w:val="0"/>
+          <w:i w:val="0"/>
+          <w:color w:val="222222"/>
+          <w:sz w:val="21"/>
+        </w:rPr>
+        <w:t xml:space="preserve">Rosy dawn light spills over Havenmoor's busy harbor. Fishing boats lie tethered beside merchant galleys, sails unfurling in the sea breeze, and salt spray drifts across the docks with the cries of gulls. On every lamppost flutters a brightly painted banner, and every banner says the same thing: </w:t>
+      </w:r>
+      <w:r>
+        <w:rPr>
+          <w:rFonts w:ascii="Georgia" w:hAnsi="Georgia" w:cs="Georgia"/>
           <w:b/>
           <w:i w:val="0"/>
           <w:color w:val="222222"/>
           <w:sz w:val="21"/>
         </w:rPr>
-        <w:t>Master Doran Bramblebeard</w:t>
+        <w:t>“Thank You, Guardians of Elaria!”</w:t>
       </w:r>
       <w:r>
         <w:rPr>
@@ -584,8 +464,18 @@
           <w:color w:val="222222"/>
           <w:sz w:val="21"/>
         </w:rPr>
-        <w:t xml:space="preserve">, shipwright and lighthouse keeper, strides up with his great booming laugh. </w:t>
-      </w:r>
+        <w:t xml:space="preserve"> Half the town has come down to the quay to see the heroes off.</w:t>
+      </w:r>
+    </w:p>
+    <w:p>
+      <w:pPr>
+        <w:pBdr>
+          <w:left w:val="single" w:sz="18" w:space="12" w:color="B8860B"/>
+        </w:pBdr>
+        <w:shd w:val="clear" w:color="auto" w:fill="FBF6EA"/>
+        <w:spacing w:before="30" w:after="70"/>
+        <w:ind w:left="340" w:right="340"/>
+      </w:pPr>
       <w:r>
         <w:rPr>
           <w:rFonts w:ascii="Georgia" w:hAnsi="Georgia" w:cs="Georgia"/>
@@ -594,7 +484,7 @@
           <w:color w:val="222222"/>
           <w:sz w:val="21"/>
         </w:rPr>
-        <w:t>Doran:</w:t>
+        <w:t>Greta Frostbough</w:t>
       </w:r>
       <w:r>
         <w:rPr>
@@ -604,6 +494,116 @@
           <w:color w:val="222222"/>
           <w:sz w:val="21"/>
         </w:rPr>
+        <w:t xml:space="preserve"> presses warm sugarplum buns into every free hand. </w:t>
+      </w:r>
+      <w:r>
+        <w:rPr>
+          <w:rFonts w:ascii="Georgia" w:hAnsi="Georgia" w:cs="Georgia"/>
+          <w:b/>
+          <w:i w:val="0"/>
+          <w:color w:val="222222"/>
+          <w:sz w:val="21"/>
+        </w:rPr>
+        <w:t>Sister Merida</w:t>
+      </w:r>
+      <w:r>
+        <w:rPr>
+          <w:rFonts w:ascii="Georgia" w:hAnsi="Georgia" w:cs="Georgia"/>
+          <w:b w:val="0"/>
+          <w:i w:val="0"/>
+          <w:color w:val="222222"/>
+          <w:sz w:val="21"/>
+        </w:rPr>
+        <w:t xml:space="preserve"> stands with a whole row of waving orphans, tears bright in her eyes. And some faces have traveled a long way for this morning: </w:t>
+      </w:r>
+      <w:r>
+        <w:rPr>
+          <w:rFonts w:ascii="Georgia" w:hAnsi="Georgia" w:cs="Georgia"/>
+          <w:b/>
+          <w:i w:val="0"/>
+          <w:color w:val="222222"/>
+          <w:sz w:val="21"/>
+        </w:rPr>
+        <w:t>Alwen</w:t>
+      </w:r>
+      <w:r>
+        <w:rPr>
+          <w:rFonts w:ascii="Georgia" w:hAnsi="Georgia" w:cs="Georgia"/>
+          <w:b w:val="0"/>
+          <w:i w:val="0"/>
+          <w:color w:val="222222"/>
+          <w:sz w:val="21"/>
+        </w:rPr>
+        <w:t xml:space="preserve">, keeper of the Old Oak Tavern in Oakshade, and </w:t>
+      </w:r>
+      <w:r>
+        <w:rPr>
+          <w:rFonts w:ascii="Georgia" w:hAnsi="Georgia" w:cs="Georgia"/>
+          <w:b/>
+          <w:i w:val="0"/>
+          <w:color w:val="222222"/>
+          <w:sz w:val="21"/>
+        </w:rPr>
+        <w:t>Garrick and Evelyn</w:t>
+      </w:r>
+      <w:r>
+        <w:rPr>
+          <w:rFonts w:ascii="Georgia" w:hAnsi="Georgia" w:cs="Georgia"/>
+          <w:b w:val="0"/>
+          <w:i w:val="0"/>
+          <w:color w:val="222222"/>
+          <w:sz w:val="21"/>
+        </w:rPr>
+        <w:t>, old friends from Eldridge Village, who heard what the three young strangers from the Gilded Acorn had become and could not stay away.</w:t>
+      </w:r>
+    </w:p>
+    <w:p>
+      <w:pPr>
+        <w:pBdr>
+          <w:left w:val="single" w:sz="18" w:space="12" w:color="B8860B"/>
+        </w:pBdr>
+        <w:shd w:val="clear" w:color="auto" w:fill="FBF6EA"/>
+        <w:spacing w:before="30" w:after="70"/>
+        <w:ind w:left="340" w:right="340"/>
+      </w:pPr>
+      <w:r>
+        <w:rPr>
+          <w:rFonts w:ascii="Georgia" w:hAnsi="Georgia" w:cs="Georgia"/>
+          <w:b/>
+          <w:i w:val="0"/>
+          <w:color w:val="222222"/>
+          <w:sz w:val="21"/>
+        </w:rPr>
+        <w:t>Master Doran Bramblebeard</w:t>
+      </w:r>
+      <w:r>
+        <w:rPr>
+          <w:rFonts w:ascii="Georgia" w:hAnsi="Georgia" w:cs="Georgia"/>
+          <w:b w:val="0"/>
+          <w:i w:val="0"/>
+          <w:color w:val="222222"/>
+          <w:sz w:val="21"/>
+        </w:rPr>
+        <w:t xml:space="preserve">, shipwright and lighthouse keeper, strides up with his great booming laugh. </w:t>
+      </w:r>
+      <w:r>
+        <w:rPr>
+          <w:rFonts w:ascii="Georgia" w:hAnsi="Georgia" w:cs="Georgia"/>
+          <w:b/>
+          <w:i w:val="0"/>
+          <w:color w:val="222222"/>
+          <w:sz w:val="21"/>
+        </w:rPr>
+        <w:t>Doran:</w:t>
+      </w:r>
+      <w:r>
+        <w:rPr>
+          <w:rFonts w:ascii="Georgia" w:hAnsi="Georgia" w:cs="Georgia"/>
+          <w:b w:val="0"/>
+          <w:i w:val="0"/>
+          <w:color w:val="222222"/>
+          <w:sz w:val="21"/>
+        </w:rPr>
         <w:t xml:space="preserve"> “Not bad for a bunch of landlubbers! Saved half this town, you did!” He claps Lilly on the shoulder and ruffles Ursa's hair. Alwen hugs Stabby so hard he nearly tumbles into a barrel, then presses a small flask of fresh seawater into each hero's hands. “For luck,” she says. “Old sailor's custom. Do not ask me why, just keep it close.”</w:t>
       </w:r>
     </w:p>
@@ -628,7 +628,7 @@
       </w:pPr>
       <w:r>
         <w:drawing>
-          <wp:anchor xmlns:a="http://schemas.openxmlformats.org/drawingml/2006/main" behindDoc="0" distT="91440" distB="91440" distL="201600" distR="0" simplePos="0" locked="0" layoutInCell="1" allowOverlap="0" relativeHeight="2">
+          <wp:anchor xmlns:a="http://schemas.openxmlformats.org/drawingml/2006/main" behindDoc="0" distT="91440" distB="100584" distL="201600" distR="201600" simplePos="0" locked="0" layoutInCell="1" allowOverlap="0" relativeHeight="2">
             <wp:simplePos x="0" y="0"/>
             <wp:positionH relativeFrom="column">
               <wp:align>right</wp:align>
@@ -636,7 +636,7 @@
             <wp:positionV relativeFrom="paragraph">
               <wp:posOffset>0</wp:posOffset>
             </wp:positionV>
-            <wp:extent cx="2011680" cy="2011680"/>
+            <wp:extent cx="2743200" cy="2743200"/>
             <wp:effectExtent l="0" t="0" r="0" b="0"/>
             <wp:wrapSquare wrapText="bothSides"/>
             <wp:docPr id="2" name="Picture 2"/>
@@ -657,7 +657,7 @@
                   <pic:spPr>
                     <a:xfrm>
                       <a:off x="0" y="0"/>
-                      <a:ext cx="2011680" cy="2011680"/>
+                      <a:ext cx="2743200" cy="2743200"/>
                     </a:xfrm>
                     <a:prstGeom prst="rect"/>
                   </pic:spPr>
@@ -875,24 +875,19 @@
     </w:p>
     <w:p>
       <w:pPr>
-        <w:spacing w:after="0" w:before="0"/>
+        <w:keepNext/>
+        <w:spacing w:before="120" w:after="40"/>
+        <w:jc w:val="center"/>
       </w:pPr>
       <w:r>
         <w:drawing>
-          <wp:anchor xmlns:a="http://schemas.openxmlformats.org/drawingml/2006/main" behindDoc="0" distT="91440" distB="91440" distL="201600" distR="0" simplePos="0" locked="0" layoutInCell="1" allowOverlap="0" relativeHeight="2">
-            <wp:simplePos x="0" y="0"/>
-            <wp:positionH relativeFrom="column">
-              <wp:align>right</wp:align>
-            </wp:positionH>
-            <wp:positionV relativeFrom="paragraph">
-              <wp:posOffset>0</wp:posOffset>
-            </wp:positionV>
-            <wp:extent cx="2468880" cy="2468880"/>
-            <wp:effectExtent l="0" t="0" r="0" b="0"/>
-            <wp:wrapSquare wrapText="bothSides"/>
+          <wp:inline xmlns:a="http://schemas.openxmlformats.org/drawingml/2006/main" xmlns:pic="http://schemas.openxmlformats.org/drawingml/2006/picture">
+            <wp:extent cx="5303520" cy="3532227"/>
             <wp:docPr id="3" name="Picture 3"/>
-            <wp:cNvGraphicFramePr/>
-            <a:graphic xmlns:pic="http://schemas.openxmlformats.org/drawingml/2006/picture">
+            <wp:cNvGraphicFramePr>
+              <a:graphicFrameLocks noChangeAspect="1"/>
+            </wp:cNvGraphicFramePr>
+            <a:graphic>
               <a:graphicData uri="http://schemas.openxmlformats.org/drawingml/2006/picture">
                 <pic:pic>
                   <pic:nvPicPr>
@@ -908,15 +903,30 @@
                   <pic:spPr>
                     <a:xfrm>
                       <a:off x="0" y="0"/>
-                      <a:ext cx="2468880" cy="2468880"/>
+                      <a:ext cx="5303520" cy="3532227"/>
                     </a:xfrm>
                     <a:prstGeom prst="rect"/>
                   </pic:spPr>
                 </pic:pic>
               </a:graphicData>
             </a:graphic>
-          </wp:anchor>
+          </wp:inline>
         </w:drawing>
+      </w:r>
+    </w:p>
+    <w:p>
+      <w:pPr>
+        <w:spacing w:after="140"/>
+        <w:jc w:val="center"/>
+      </w:pPr>
+      <w:r>
+        <w:rPr>
+          <w:rFonts w:ascii="Georgia" w:hAnsi="Georgia" w:cs="Georgia"/>
+          <w:i/>
+          <w:color w:val="888888"/>
+          <w:sz w:val="18"/>
+        </w:rPr>
+        <w:t>The Stormwind under full sail, two bright days east of Havenmoor.</w:t>
       </w:r>
     </w:p>
     <w:p>
@@ -1042,6 +1052,7 @@
     <w:p>
       <w:pPr>
         <w:keepNext/>
+        <w:pageBreakBefore/>
         <w:spacing w:before="400" w:after="120"/>
         <w:pBdr>
           <w:bottom w:val="single" w:sz="6" w:space="4" w:color="B8860B"/>
@@ -1114,24 +1125,19 @@
     </w:p>
     <w:p>
       <w:pPr>
-        <w:spacing w:after="0" w:before="0"/>
+        <w:keepNext/>
+        <w:spacing w:before="120" w:after="40"/>
+        <w:jc w:val="center"/>
       </w:pPr>
       <w:r>
         <w:drawing>
-          <wp:anchor xmlns:a="http://schemas.openxmlformats.org/drawingml/2006/main" behindDoc="0" distT="91440" distB="91440" distL="201600" distR="0" simplePos="0" locked="0" layoutInCell="1" allowOverlap="0" relativeHeight="2">
-            <wp:simplePos x="0" y="0"/>
-            <wp:positionH relativeFrom="column">
-              <wp:align>right</wp:align>
-            </wp:positionH>
-            <wp:positionV relativeFrom="paragraph">
-              <wp:posOffset>0</wp:posOffset>
-            </wp:positionV>
-            <wp:extent cx="2468880" cy="2468880"/>
-            <wp:effectExtent l="0" t="0" r="0" b="0"/>
-            <wp:wrapSquare wrapText="bothSides"/>
+          <wp:inline xmlns:a="http://schemas.openxmlformats.org/drawingml/2006/main" xmlns:pic="http://schemas.openxmlformats.org/drawingml/2006/picture">
+            <wp:extent cx="5486400" cy="3654028"/>
             <wp:docPr id="4" name="Picture 4"/>
-            <wp:cNvGraphicFramePr/>
-            <a:graphic xmlns:pic="http://schemas.openxmlformats.org/drawingml/2006/picture">
+            <wp:cNvGraphicFramePr>
+              <a:graphicFrameLocks noChangeAspect="1"/>
+            </wp:cNvGraphicFramePr>
+            <a:graphic>
               <a:graphicData uri="http://schemas.openxmlformats.org/drawingml/2006/picture">
                 <pic:pic>
                   <pic:nvPicPr>
@@ -1147,15 +1153,30 @@
                   <pic:spPr>
                     <a:xfrm>
                       <a:off x="0" y="0"/>
-                      <a:ext cx="2468880" cy="2468880"/>
+                      <a:ext cx="5486400" cy="3654028"/>
                     </a:xfrm>
                     <a:prstGeom prst="rect"/>
                   </pic:spPr>
                 </pic:pic>
               </a:graphicData>
             </a:graphic>
-          </wp:anchor>
+          </wp:inline>
         </w:drawing>
+      </w:r>
+    </w:p>
+    <w:p>
+      <w:pPr>
+        <w:spacing w:after="140"/>
+        <w:jc w:val="center"/>
+      </w:pPr>
+      <w:r>
+        <w:rPr>
+          <w:rFonts w:ascii="Georgia" w:hAnsi="Georgia" w:cs="Georgia"/>
+          <w:i/>
+          <w:color w:val="888888"/>
+          <w:sz w:val="18"/>
+        </w:rPr>
+        <w:t>The sky turns to rolling iron as the storm breaks over the Stormwind.</w:t>
       </w:r>
     </w:p>
     <w:p>
@@ -1340,24 +1361,88 @@
     </w:p>
     <w:p>
       <w:pPr>
-        <w:spacing w:after="0" w:before="0"/>
+        <w:pBdr>
+          <w:left w:val="single" w:sz="18" w:space="12" w:color="B8860B"/>
+        </w:pBdr>
+        <w:shd w:val="clear" w:color="auto" w:fill="FBF6EA"/>
+        <w:spacing w:before="30" w:after="70"/>
+        <w:ind w:left="340" w:right="340"/>
+      </w:pPr>
+      <w:r>
+        <w:rPr>
+          <w:rFonts w:ascii="Georgia" w:hAnsi="Georgia" w:cs="Georgia"/>
+          <w:b/>
+          <w:color w:val="A32B2B"/>
+          <w:sz w:val="21"/>
+        </w:rPr>
+        <w:t xml:space="preserve">Stabby: </w:t>
+      </w:r>
+      <w:r>
+        <w:rPr>
+          <w:rFonts w:ascii="Georgia" w:hAnsi="Georgia" w:cs="Georgia"/>
+          <w:b w:val="0"/>
+          <w:i/>
+          <w:color w:val="222222"/>
+          <w:sz w:val="21"/>
+        </w:rPr>
+        <w:t>“Everyone always says goblins sink. Ha! Still floating!”</w:t>
+      </w:r>
+    </w:p>
+    <w:p>
+      <w:pPr>
+        <w:pBdr>
+          <w:left w:val="single" w:sz="18" w:space="12" w:color="B8860B"/>
+        </w:pBdr>
+        <w:shd w:val="clear" w:color="auto" w:fill="FBF6EA"/>
+        <w:spacing w:before="30" w:after="70"/>
+        <w:ind w:left="340" w:right="340"/>
+      </w:pPr>
+      <w:r>
+        <w:rPr>
+          <w:rFonts w:ascii="Georgia" w:hAnsi="Georgia" w:cs="Georgia"/>
+          <w:b w:val="0"/>
+          <w:i w:val="0"/>
+          <w:color w:val="222222"/>
+          <w:sz w:val="21"/>
+        </w:rPr>
+        <w:t xml:space="preserve">And then, through the largest crack, the heroes see it. Far below, in the inky deep, something is rising. Ghost white sails unfurl in water where no wind blows. A barnacle crusted keel, vast and old and glowing sea sick green, climbs toward the wreck like a whale rising for air. The </w:t>
+      </w:r>
+      <w:r>
+        <w:rPr>
+          <w:rFonts w:ascii="Georgia" w:hAnsi="Georgia" w:cs="Georgia"/>
+          <w:b/>
+          <w:i w:val="0"/>
+          <w:color w:val="222222"/>
+          <w:sz w:val="21"/>
+        </w:rPr>
+        <w:t>Flying Dutchman</w:t>
+      </w:r>
+      <w:r>
+        <w:rPr>
+          <w:rFonts w:ascii="Georgia" w:hAnsi="Georgia" w:cs="Georgia"/>
+          <w:b w:val="0"/>
+          <w:i w:val="0"/>
+          <w:color w:val="222222"/>
+          <w:sz w:val="21"/>
+        </w:rPr>
+        <w:t xml:space="preserve"> is coming up directly beneath them.</w:t>
+      </w:r>
+    </w:p>
+    <w:p>
+      <w:pPr>
+        <w:keepNext/>
+        <w:spacing w:before="120" w:after="40"/>
+        <w:jc w:val="center"/>
       </w:pPr>
       <w:r>
         <w:drawing>
-          <wp:anchor xmlns:a="http://schemas.openxmlformats.org/drawingml/2006/main" behindDoc="0" distT="91440" distB="91440" distL="201600" distR="0" simplePos="0" locked="0" layoutInCell="1" allowOverlap="0" relativeHeight="2">
-            <wp:simplePos x="0" y="0"/>
-            <wp:positionH relativeFrom="column">
-              <wp:align>right</wp:align>
-            </wp:positionH>
-            <wp:positionV relativeFrom="paragraph">
-              <wp:posOffset>0</wp:posOffset>
-            </wp:positionV>
-            <wp:extent cx="2468880" cy="2468880"/>
-            <wp:effectExtent l="0" t="0" r="0" b="0"/>
-            <wp:wrapSquare wrapText="bothSides"/>
+          <wp:inline xmlns:a="http://schemas.openxmlformats.org/drawingml/2006/main" xmlns:pic="http://schemas.openxmlformats.org/drawingml/2006/picture">
+            <wp:extent cx="5303520" cy="3532227"/>
             <wp:docPr id="5" name="Picture 5"/>
-            <wp:cNvGraphicFramePr/>
-            <a:graphic xmlns:pic="http://schemas.openxmlformats.org/drawingml/2006/picture">
+            <wp:cNvGraphicFramePr>
+              <a:graphicFrameLocks noChangeAspect="1"/>
+            </wp:cNvGraphicFramePr>
+            <a:graphic>
               <a:graphicData uri="http://schemas.openxmlformats.org/drawingml/2006/picture">
                 <pic:pic>
                   <pic:nvPicPr>
@@ -1373,15 +1458,49 @@
                   <pic:spPr>
                     <a:xfrm>
                       <a:off x="0" y="0"/>
-                      <a:ext cx="2468880" cy="2468880"/>
+                      <a:ext cx="5303520" cy="3532227"/>
                     </a:xfrm>
                     <a:prstGeom prst="rect"/>
                   </pic:spPr>
                 </pic:pic>
               </a:graphicData>
             </a:graphic>
-          </wp:anchor>
+          </wp:inline>
         </w:drawing>
+      </w:r>
+    </w:p>
+    <w:p>
+      <w:pPr>
+        <w:spacing w:after="140"/>
+        <w:jc w:val="center"/>
+      </w:pPr>
+      <w:r>
+        <w:rPr>
+          <w:rFonts w:ascii="Georgia" w:hAnsi="Georgia" w:cs="Georgia"/>
+          <w:i/>
+          <w:color w:val="888888"/>
+          <w:sz w:val="18"/>
+        </w:rPr>
+        <w:t>Ghost white sails unfurl in the deep: the Flying Dutchman rises beneath the wreck.</w:t>
+      </w:r>
+    </w:p>
+    <w:p>
+      <w:pPr>
+        <w:keepNext/>
+        <w:pageBreakBefore/>
+        <w:spacing w:before="400" w:after="120"/>
+        <w:pBdr>
+          <w:bottom w:val="single" w:sz="6" w:space="4" w:color="B8860B"/>
+        </w:pBdr>
+      </w:pPr>
+      <w:r>
+        <w:rPr>
+          <w:rFonts w:ascii="Georgia" w:hAnsi="Georgia" w:cs="Georgia"/>
+          <w:b/>
+          <w:color w:val="B8860B"/>
+          <w:sz w:val="32"/>
+        </w:rPr>
+        <w:t>Part Three: Aboard the Flying Dutchman</w:t>
       </w:r>
     </w:p>
     <w:p>
@@ -1396,41 +1515,12 @@
       <w:r>
         <w:rPr>
           <w:rFonts w:ascii="Georgia" w:hAnsi="Georgia" w:cs="Georgia"/>
-          <w:b/>
-          <w:color w:val="A32B2B"/>
-          <w:sz w:val="21"/>
-        </w:rPr>
-        <w:t xml:space="preserve">Stabby: </w:t>
-      </w:r>
-      <w:r>
-        <w:rPr>
-          <w:rFonts w:ascii="Georgia" w:hAnsi="Georgia" w:cs="Georgia"/>
-          <w:b w:val="0"/>
-          <w:i/>
-          <w:color w:val="222222"/>
-          <w:sz w:val="21"/>
-        </w:rPr>
-        <w:t>“Everyone always says goblins sink. Ha! Still floating!”</w:t>
-      </w:r>
-    </w:p>
-    <w:p>
-      <w:pPr>
-        <w:pBdr>
-          <w:left w:val="single" w:sz="18" w:space="12" w:color="B8860B"/>
-        </w:pBdr>
-        <w:shd w:val="clear" w:color="auto" w:fill="FBF6EA"/>
-        <w:spacing w:before="30" w:after="70"/>
-        <w:ind w:left="340" w:right="340"/>
-      </w:pPr>
-      <w:r>
-        <w:rPr>
-          <w:rFonts w:ascii="Georgia" w:hAnsi="Georgia" w:cs="Georgia"/>
           <w:b w:val="0"/>
           <w:i w:val="0"/>
           <w:color w:val="222222"/>
           <w:sz w:val="21"/>
         </w:rPr>
-        <w:t xml:space="preserve">And then, through the largest crack, the heroes see it. Far below, in the inky deep, something is rising. Ghost white sails unfurl in water where no wind blows. A barnacle crusted keel, vast and old and glowing sea sick green, climbs toward the wreck like a whale rising for air. The </w:t>
+        <w:t xml:space="preserve">A deep, resonant groan rolls through the wreck as the Dutchman's hull slides beneath it and lifts. Water sheets away. Cold luminescence floods the hold. And then, without warning, </w:t>
       </w:r>
       <w:r>
         <w:rPr>
@@ -1440,7 +1530,7 @@
           <w:color w:val="222222"/>
           <w:sz w:val="21"/>
         </w:rPr>
-        <w:t>Flying Dutchman</w:t>
+        <w:t>spectral chains</w:t>
       </w:r>
       <w:r>
         <w:rPr>
@@ -1450,87 +1540,24 @@
           <w:color w:val="222222"/>
           <w:sz w:val="21"/>
         </w:rPr>
-        <w:t xml:space="preserve"> is coming up directly beneath them.</w:t>
+        <w:t xml:space="preserve"> snake up through the broken planks, glowing links coiling around arms and ankles like living serpents, and haul every soul aboard the wreck, heroes and sailors alike, up into the green light of the ghost ship's deck.</w:t>
       </w:r>
     </w:p>
     <w:p>
       <w:pPr>
         <w:keepNext/>
-        <w:spacing w:before="400" w:after="120"/>
-        <w:pBdr>
-          <w:bottom w:val="single" w:sz="6" w:space="4" w:color="B8860B"/>
-        </w:pBdr>
-      </w:pPr>
-      <w:r>
-        <w:rPr>
-          <w:rFonts w:ascii="Georgia" w:hAnsi="Georgia" w:cs="Georgia"/>
-          <w:b/>
-          <w:color w:val="B8860B"/>
-          <w:sz w:val="32"/>
-        </w:rPr>
-        <w:t>Part Three: Aboard the Flying Dutchman</w:t>
-      </w:r>
-    </w:p>
-    <w:p>
-      <w:pPr>
-        <w:pBdr>
-          <w:left w:val="single" w:sz="18" w:space="12" w:color="B8860B"/>
-        </w:pBdr>
-        <w:shd w:val="clear" w:color="auto" w:fill="FBF6EA"/>
-        <w:spacing w:before="30" w:after="70"/>
-        <w:ind w:left="340" w:right="340"/>
-      </w:pPr>
-      <w:r>
-        <w:rPr>
-          <w:rFonts w:ascii="Georgia" w:hAnsi="Georgia" w:cs="Georgia"/>
-          <w:b w:val="0"/>
-          <w:i w:val="0"/>
-          <w:color w:val="222222"/>
-          <w:sz w:val="21"/>
-        </w:rPr>
-        <w:t xml:space="preserve">A deep, resonant groan rolls through the wreck as the Dutchman's hull slides beneath it and lifts. Water sheets away. Cold luminescence floods the hold. And then, without warning, </w:t>
-      </w:r>
-      <w:r>
-        <w:rPr>
-          <w:rFonts w:ascii="Georgia" w:hAnsi="Georgia" w:cs="Georgia"/>
-          <w:b/>
-          <w:i w:val="0"/>
-          <w:color w:val="222222"/>
-          <w:sz w:val="21"/>
-        </w:rPr>
-        <w:t>spectral chains</w:t>
-      </w:r>
-      <w:r>
-        <w:rPr>
-          <w:rFonts w:ascii="Georgia" w:hAnsi="Georgia" w:cs="Georgia"/>
-          <w:b w:val="0"/>
-          <w:i w:val="0"/>
-          <w:color w:val="222222"/>
-          <w:sz w:val="21"/>
-        </w:rPr>
-        <w:t xml:space="preserve"> snake up through the broken planks, glowing links coiling around arms and ankles like living serpents, and haul every soul aboard the wreck, heroes and sailors alike, up into the green light of the ghost ship's deck.</w:t>
-      </w:r>
-    </w:p>
-    <w:p>
-      <w:pPr>
-        <w:spacing w:after="0" w:before="0"/>
+        <w:spacing w:before="120" w:after="40"/>
+        <w:jc w:val="center"/>
       </w:pPr>
       <w:r>
         <w:drawing>
-          <wp:anchor xmlns:a="http://schemas.openxmlformats.org/drawingml/2006/main" behindDoc="0" distT="91440" distB="91440" distL="201600" distR="0" simplePos="0" locked="0" layoutInCell="1" allowOverlap="0" relativeHeight="2">
-            <wp:simplePos x="0" y="0"/>
-            <wp:positionH relativeFrom="column">
-              <wp:align>right</wp:align>
-            </wp:positionH>
-            <wp:positionV relativeFrom="paragraph">
-              <wp:posOffset>0</wp:posOffset>
-            </wp:positionV>
-            <wp:extent cx="2468880" cy="2468880"/>
-            <wp:effectExtent l="0" t="0" r="0" b="0"/>
-            <wp:wrapSquare wrapText="bothSides"/>
+          <wp:inline xmlns:a="http://schemas.openxmlformats.org/drawingml/2006/main" xmlns:pic="http://schemas.openxmlformats.org/drawingml/2006/picture">
+            <wp:extent cx="5303520" cy="3532227"/>
             <wp:docPr id="6" name="Picture 6"/>
-            <wp:cNvGraphicFramePr/>
-            <a:graphic xmlns:pic="http://schemas.openxmlformats.org/drawingml/2006/picture">
+            <wp:cNvGraphicFramePr>
+              <a:graphicFrameLocks noChangeAspect="1"/>
+            </wp:cNvGraphicFramePr>
+            <a:graphic>
               <a:graphicData uri="http://schemas.openxmlformats.org/drawingml/2006/picture">
                 <pic:pic>
                   <pic:nvPicPr>
@@ -1546,15 +1573,30 @@
                   <pic:spPr>
                     <a:xfrm>
                       <a:off x="0" y="0"/>
-                      <a:ext cx="2468880" cy="2468880"/>
+                      <a:ext cx="5303520" cy="3532227"/>
                     </a:xfrm>
                     <a:prstGeom prst="rect"/>
                   </pic:spPr>
                 </pic:pic>
               </a:graphicData>
             </a:graphic>
-          </wp:anchor>
+          </wp:inline>
         </w:drawing>
+      </w:r>
+    </w:p>
+    <w:p>
+      <w:pPr>
+        <w:spacing w:after="140"/>
+        <w:jc w:val="center"/>
+      </w:pPr>
+      <w:r>
+        <w:rPr>
+          <w:rFonts w:ascii="Georgia" w:hAnsi="Georgia" w:cs="Georgia"/>
+          <w:i/>
+          <w:color w:val="888888"/>
+          <w:sz w:val="18"/>
+        </w:rPr>
+        <w:t>Spectral chains haul every soul aboard onto the Dutchman's green lit deck.</w:t>
       </w:r>
     </w:p>
     <w:p>
@@ -1734,24 +1776,19 @@
     </w:p>
     <w:p>
       <w:pPr>
-        <w:spacing w:after="0" w:before="0"/>
+        <w:keepNext/>
+        <w:spacing w:before="120" w:after="40"/>
+        <w:jc w:val="center"/>
       </w:pPr>
       <w:r>
         <w:drawing>
-          <wp:anchor xmlns:a="http://schemas.openxmlformats.org/drawingml/2006/main" behindDoc="0" distT="91440" distB="91440" distL="201600" distR="0" simplePos="0" locked="0" layoutInCell="1" allowOverlap="0" relativeHeight="2">
-            <wp:simplePos x="0" y="0"/>
-            <wp:positionH relativeFrom="column">
-              <wp:align>right</wp:align>
-            </wp:positionH>
-            <wp:positionV relativeFrom="paragraph">
-              <wp:posOffset>0</wp:posOffset>
-            </wp:positionV>
-            <wp:extent cx="2286000" cy="2286000"/>
-            <wp:effectExtent l="0" t="0" r="0" b="0"/>
-            <wp:wrapSquare wrapText="bothSides"/>
+          <wp:inline xmlns:a="http://schemas.openxmlformats.org/drawingml/2006/main" xmlns:pic="http://schemas.openxmlformats.org/drawingml/2006/picture">
+            <wp:extent cx="3840480" cy="3840480"/>
             <wp:docPr id="7" name="Picture 7"/>
-            <wp:cNvGraphicFramePr/>
-            <a:graphic xmlns:pic="http://schemas.openxmlformats.org/drawingml/2006/picture">
+            <wp:cNvGraphicFramePr>
+              <a:graphicFrameLocks noChangeAspect="1"/>
+            </wp:cNvGraphicFramePr>
+            <a:graphic>
               <a:graphicData uri="http://schemas.openxmlformats.org/drawingml/2006/picture">
                 <pic:pic>
                   <pic:nvPicPr>
@@ -1767,15 +1804,30 @@
                   <pic:spPr>
                     <a:xfrm>
                       <a:off x="0" y="0"/>
-                      <a:ext cx="2286000" cy="2286000"/>
+                      <a:ext cx="3840480" cy="3840480"/>
                     </a:xfrm>
                     <a:prstGeom prst="rect"/>
                   </pic:spPr>
                 </pic:pic>
               </a:graphicData>
             </a:graphic>
-          </wp:anchor>
+          </wp:inline>
         </w:drawing>
+      </w:r>
+    </w:p>
+    <w:p>
+      <w:pPr>
+        <w:spacing w:after="140"/>
+        <w:jc w:val="center"/>
+      </w:pPr>
+      <w:r>
+        <w:rPr>
+          <w:rFonts w:ascii="Georgia" w:hAnsi="Georgia" w:cs="Georgia"/>
+          <w:i/>
+          <w:color w:val="888888"/>
+          <w:sz w:val="18"/>
+        </w:rPr>
+        <w:t>Davy Jones, captain of the Flying Dutchman.</w:t>
       </w:r>
     </w:p>
     <w:p>
@@ -1947,24 +1999,19 @@
     </w:p>
     <w:p>
       <w:pPr>
-        <w:spacing w:after="0" w:before="0"/>
+        <w:keepNext/>
+        <w:spacing w:before="120" w:after="40"/>
+        <w:jc w:val="center"/>
       </w:pPr>
       <w:r>
         <w:drawing>
-          <wp:anchor xmlns:a="http://schemas.openxmlformats.org/drawingml/2006/main" behindDoc="0" distT="91440" distB="91440" distL="201600" distR="0" simplePos="0" locked="0" layoutInCell="1" allowOverlap="0" relativeHeight="2">
-            <wp:simplePos x="0" y="0"/>
-            <wp:positionH relativeFrom="column">
-              <wp:align>right</wp:align>
-            </wp:positionH>
-            <wp:positionV relativeFrom="paragraph">
-              <wp:posOffset>0</wp:posOffset>
-            </wp:positionV>
-            <wp:extent cx="2468880" cy="2468880"/>
-            <wp:effectExtent l="0" t="0" r="0" b="0"/>
-            <wp:wrapSquare wrapText="bothSides"/>
+          <wp:inline xmlns:a="http://schemas.openxmlformats.org/drawingml/2006/main" xmlns:pic="http://schemas.openxmlformats.org/drawingml/2006/picture">
+            <wp:extent cx="5303520" cy="3532227"/>
             <wp:docPr id="8" name="Picture 8"/>
-            <wp:cNvGraphicFramePr/>
-            <a:graphic xmlns:pic="http://schemas.openxmlformats.org/drawingml/2006/picture">
+            <wp:cNvGraphicFramePr>
+              <a:graphicFrameLocks noChangeAspect="1"/>
+            </wp:cNvGraphicFramePr>
+            <a:graphic>
               <a:graphicData uri="http://schemas.openxmlformats.org/drawingml/2006/picture">
                 <pic:pic>
                   <pic:nvPicPr>
@@ -1980,15 +2027,30 @@
                   <pic:spPr>
                     <a:xfrm>
                       <a:off x="0" y="0"/>
-                      <a:ext cx="2468880" cy="2468880"/>
+                      <a:ext cx="5303520" cy="3532227"/>
                     </a:xfrm>
                     <a:prstGeom prst="rect"/>
                   </pic:spPr>
                 </pic:pic>
               </a:graphicData>
             </a:graphic>
-          </wp:anchor>
+          </wp:inline>
         </w:drawing>
+      </w:r>
+    </w:p>
+    <w:p>
+      <w:pPr>
+        <w:spacing w:after="140"/>
+        <w:jc w:val="center"/>
+      </w:pPr>
+      <w:r>
+        <w:rPr>
+          <w:rFonts w:ascii="Georgia" w:hAnsi="Georgia" w:cs="Georgia"/>
+          <w:i/>
+          <w:color w:val="888888"/>
+          <w:sz w:val="18"/>
+        </w:rPr>
+        <w:t>Three rounds of Seven-Eyes at the scarred oak table.</w:t>
       </w:r>
     </w:p>
     <w:p>
@@ -2173,6 +2235,7 @@
     <w:p>
       <w:pPr>
         <w:keepNext/>
+        <w:pageBreakBefore/>
         <w:spacing w:before="400" w:after="120"/>
         <w:pBdr>
           <w:bottom w:val="single" w:sz="6" w:space="4" w:color="B8860B"/>
@@ -2448,24 +2511,79 @@
     </w:p>
     <w:p>
       <w:pPr>
-        <w:spacing w:after="0" w:before="0"/>
+        <w:pBdr>
+          <w:left w:val="single" w:sz="18" w:space="12" w:color="B8860B"/>
+        </w:pBdr>
+        <w:shd w:val="clear" w:color="auto" w:fill="FBF6EA"/>
+        <w:spacing w:before="30" w:after="70"/>
+        <w:ind w:left="340" w:right="340"/>
+      </w:pPr>
+      <w:r>
+        <w:rPr>
+          <w:rFonts w:ascii="Georgia" w:hAnsi="Georgia" w:cs="Georgia"/>
+          <w:b w:val="0"/>
+          <w:i w:val="0"/>
+          <w:color w:val="222222"/>
+          <w:sz w:val="21"/>
+        </w:rPr>
+        <w:t xml:space="preserve">Lilly draws her </w:t>
+      </w:r>
+      <w:r>
+        <w:rPr>
+          <w:rFonts w:ascii="Georgia" w:hAnsi="Georgia" w:cs="Georgia"/>
+          <w:b/>
+          <w:i w:val="0"/>
+          <w:color w:val="222222"/>
+          <w:sz w:val="21"/>
+        </w:rPr>
+        <w:t>Frostbite Shard Dagger</w:t>
+      </w:r>
+      <w:r>
+        <w:rPr>
+          <w:rFonts w:ascii="Georgia" w:hAnsi="Georgia" w:cs="Georgia"/>
+          <w:b w:val="0"/>
+          <w:i w:val="0"/>
+          <w:color w:val="222222"/>
+          <w:sz w:val="21"/>
+        </w:rPr>
+        <w:t xml:space="preserve">, frost curling off its edge into the green dark, and her eyes narrow. </w:t>
+      </w:r>
+      <w:r>
+        <w:rPr>
+          <w:rFonts w:ascii="Georgia" w:hAnsi="Georgia" w:cs="Georgia"/>
+          <w:b/>
+          <w:i w:val="0"/>
+          <w:color w:val="222222"/>
+          <w:sz w:val="21"/>
+        </w:rPr>
+        <w:t>Lilly:</w:t>
+      </w:r>
+      <w:r>
+        <w:rPr>
+          <w:rFonts w:ascii="Georgia" w:hAnsi="Georgia" w:cs="Georgia"/>
+          <w:b w:val="0"/>
+          <w:i w:val="0"/>
+          <w:color w:val="222222"/>
+          <w:sz w:val="21"/>
+        </w:rPr>
+        <w:t xml:space="preserve"> “Then we cut it out at the source.”</w:t>
+      </w:r>
+    </w:p>
+    <w:p>
+      <w:pPr>
+        <w:keepNext/>
+        <w:spacing w:before="120" w:after="40"/>
+        <w:jc w:val="center"/>
       </w:pPr>
       <w:r>
         <w:drawing>
-          <wp:anchor xmlns:a="http://schemas.openxmlformats.org/drawingml/2006/main" behindDoc="0" distT="91440" distB="91440" distL="201600" distR="0" simplePos="0" locked="0" layoutInCell="1" allowOverlap="0" relativeHeight="2">
-            <wp:simplePos x="0" y="0"/>
-            <wp:positionH relativeFrom="column">
-              <wp:align>right</wp:align>
-            </wp:positionH>
-            <wp:positionV relativeFrom="paragraph">
-              <wp:posOffset>0</wp:posOffset>
-            </wp:positionV>
-            <wp:extent cx="2286000" cy="2286000"/>
-            <wp:effectExtent l="0" t="0" r="0" b="0"/>
-            <wp:wrapSquare wrapText="bothSides"/>
+          <wp:inline xmlns:a="http://schemas.openxmlformats.org/drawingml/2006/main" xmlns:pic="http://schemas.openxmlformats.org/drawingml/2006/picture">
+            <wp:extent cx="5303520" cy="3532227"/>
             <wp:docPr id="9" name="Picture 9"/>
-            <wp:cNvGraphicFramePr/>
-            <a:graphic xmlns:pic="http://schemas.openxmlformats.org/drawingml/2006/picture">
+            <wp:cNvGraphicFramePr>
+              <a:graphicFrameLocks noChangeAspect="1"/>
+            </wp:cNvGraphicFramePr>
+            <a:graphic>
               <a:graphicData uri="http://schemas.openxmlformats.org/drawingml/2006/picture">
                 <pic:pic>
                   <pic:nvPicPr>
@@ -2481,15 +2599,30 @@
                   <pic:spPr>
                     <a:xfrm>
                       <a:off x="0" y="0"/>
-                      <a:ext cx="2286000" cy="2286000"/>
+                      <a:ext cx="5303520" cy="3532227"/>
                     </a:xfrm>
                     <a:prstGeom prst="rect"/>
                   </pic:spPr>
                 </pic:pic>
               </a:graphicData>
             </a:graphic>
-          </wp:anchor>
+          </wp:inline>
         </w:drawing>
+      </w:r>
+    </w:p>
+    <w:p>
+      <w:pPr>
+        <w:spacing w:after="140"/>
+        <w:jc w:val="center"/>
+      </w:pPr>
+      <w:r>
+        <w:rPr>
+          <w:rFonts w:ascii="Georgia" w:hAnsi="Georgia" w:cs="Georgia"/>
+          <w:i/>
+          <w:color w:val="888888"/>
+          <w:sz w:val="18"/>
+        </w:rPr>
+        <w:t>The hold of harvested magic: crystal jars, iron cages, and crates stamped with the Gearhaven Guild sigil.</w:t>
       </w:r>
     </w:p>
     <w:p>
@@ -2509,7 +2642,7 @@
           <w:color w:val="222222"/>
           <w:sz w:val="21"/>
         </w:rPr>
-        <w:t xml:space="preserve">Lilly draws her </w:t>
+        <w:t xml:space="preserve">The guardians of the hold come all at once: a hulking </w:t>
       </w:r>
       <w:r>
         <w:rPr>
@@ -2519,7 +2652,7 @@
           <w:color w:val="222222"/>
           <w:sz w:val="21"/>
         </w:rPr>
-        <w:t>Frostbite Shard Dagger</w:t>
+        <w:t>Smuggler's Golem</w:t>
       </w:r>
       <w:r>
         <w:rPr>
@@ -2529,7 +2662,7 @@
           <w:color w:val="222222"/>
           <w:sz w:val="21"/>
         </w:rPr>
-        <w:t xml:space="preserve">, frost curling off its edge into the green dark, and her eyes narrow. </w:t>
+        <w:t xml:space="preserve"> patched with metal plates and powered by stolen essences, two </w:t>
       </w:r>
       <w:r>
         <w:rPr>
@@ -2539,7 +2672,7 @@
           <w:color w:val="222222"/>
           <w:sz w:val="21"/>
         </w:rPr>
-        <w:t>Lilly:</w:t>
+        <w:t>Arcane Corsairs</w:t>
       </w:r>
       <w:r>
         <w:rPr>
@@ -2549,7 +2682,27 @@
           <w:color w:val="222222"/>
           <w:sz w:val="21"/>
         </w:rPr>
-        <w:t xml:space="preserve"> “Then we cut it out at the source.”</w:t>
+        <w:t xml:space="preserve">, guild artificers turned pirate with enchanted sabers and no shame at all, and a </w:t>
+      </w:r>
+      <w:r>
+        <w:rPr>
+          <w:rFonts w:ascii="Georgia" w:hAnsi="Georgia" w:cs="Georgia"/>
+          <w:b/>
+          <w:i w:val="0"/>
+          <w:color w:val="222222"/>
+          <w:sz w:val="21"/>
+        </w:rPr>
+        <w:t>Ghost-Light Engineer</w:t>
+      </w:r>
+      <w:r>
+        <w:rPr>
+          <w:rFonts w:ascii="Georgia" w:hAnsi="Georgia" w:cs="Georgia"/>
+          <w:b w:val="0"/>
+          <w:i w:val="0"/>
+          <w:color w:val="222222"/>
+          <w:sz w:val="21"/>
+        </w:rPr>
+        <w:t>, a flickering spirit bound to the ship's arcane engines, blinking in and out of sight with lightning crawling between its fingers. Every one of them flinches from the cold. The heroes notice.</w:t>
       </w:r>
     </w:p>
     <w:p>
@@ -2569,7 +2722,7 @@
           <w:color w:val="222222"/>
           <w:sz w:val="21"/>
         </w:rPr>
-        <w:t xml:space="preserve">The guardians of the hold come all at once: a hulking </w:t>
+        <w:t xml:space="preserve">Frost becomes the whole battle plan. Lilly's dagger bites chunks from the golem's hide while Ursa's magic rimes the corsairs' sabers with ice. The engineer blinks invisible, but its glowing core betrays it, and Stabby tracks the glow through the dark and puts it out with three quick strikes. At the center of the hold pulses a great </w:t>
       </w:r>
       <w:r>
         <w:rPr>
@@ -2579,7 +2732,7 @@
           <w:color w:val="222222"/>
           <w:sz w:val="21"/>
         </w:rPr>
-        <w:t>Smuggler's Golem</w:t>
+        <w:t>arcane orb</w:t>
       </w:r>
       <w:r>
         <w:rPr>
@@ -2589,7 +2742,27 @@
           <w:color w:val="222222"/>
           <w:sz w:val="21"/>
         </w:rPr>
-        <w:t xml:space="preserve"> patched with metal plates and powered by stolen essences, two </w:t>
+        <w:t>, drinking power from every jar; Ursa raises his amulet and the party shatters the orb in one blinding burst of radiance that staggers every undead thing aboard.</w:t>
+      </w:r>
+    </w:p>
+    <w:p>
+      <w:pPr>
+        <w:pBdr>
+          <w:left w:val="single" w:sz="18" w:space="12" w:color="5B2A86"/>
+        </w:pBdr>
+        <w:shd w:val="clear" w:color="auto" w:fill="F4F0FA"/>
+        <w:spacing w:before="30" w:after="70"/>
+        <w:ind w:left="340" w:right="340"/>
+      </w:pPr>
+      <w:r>
+        <w:rPr>
+          <w:rFonts w:ascii="Georgia" w:hAnsi="Georgia" w:cs="Georgia"/>
+          <w:b w:val="0"/>
+          <w:i w:val="0"/>
+          <w:color w:val="222222"/>
+          <w:sz w:val="19"/>
+        </w:rPr>
+        <w:t xml:space="preserve">▶ </w:t>
       </w:r>
       <w:r>
         <w:rPr>
@@ -2597,9 +2770,9 @@
           <w:b/>
           <w:i w:val="0"/>
           <w:color w:val="222222"/>
-          <w:sz w:val="21"/>
-        </w:rPr>
-        <w:t>Arcane Corsairs</w:t>
+          <w:sz w:val="19"/>
+        </w:rPr>
+        <w:t>The hold fight:</w:t>
       </w:r>
       <w:r>
         <w:rPr>
@@ -2607,29 +2780,9 @@
           <w:b w:val="0"/>
           <w:i w:val="0"/>
           <w:color w:val="222222"/>
-          <w:sz w:val="21"/>
-        </w:rPr>
-        <w:t xml:space="preserve">, guild artificers turned pirate with enchanted sabers and no shame at all, and a </w:t>
-      </w:r>
-      <w:r>
-        <w:rPr>
-          <w:rFonts w:ascii="Georgia" w:hAnsi="Georgia" w:cs="Georgia"/>
-          <w:b/>
-          <w:i w:val="0"/>
-          <w:color w:val="222222"/>
-          <w:sz w:val="21"/>
-        </w:rPr>
-        <w:t>Ghost-Light Engineer</w:t>
-      </w:r>
-      <w:r>
-        <w:rPr>
-          <w:rFonts w:ascii="Georgia" w:hAnsi="Georgia" w:cs="Georgia"/>
-          <w:b w:val="0"/>
-          <w:i w:val="0"/>
-          <w:color w:val="222222"/>
-          <w:sz w:val="21"/>
-        </w:rPr>
-        <w:t>, a flickering spirit bound to the ship's arcane engines, blinking in and out of sight with lightning crawling between its fingers. Every one of them flinches from the cold. The heroes notice.</w:t>
+          <w:sz w:val="19"/>
+        </w:rPr>
+        <w:t xml:space="preserve"> Smuggler's Golem, 2 Arcane Corsairs, Ghost-Light Engineer, all vulnerable to cold. Arcane fissures leaked 1d6 lightning; the central orb broke to a Strength or Arcana DC 15 check, dealing 3d6 radiant and stunning the undead.</w:t>
       </w:r>
     </w:p>
     <w:p>
@@ -2649,7 +2802,7 @@
           <w:color w:val="222222"/>
           <w:sz w:val="21"/>
         </w:rPr>
-        <w:t xml:space="preserve">Frost becomes the whole battle plan. Lilly's dagger bites chunks from the golem's hide while Ursa's magic rimes the corsairs' sabers with ice. The engineer blinks invisible, but its glowing core betrays it, and Stabby tracks the glow through the dark and puts it out with three quick strikes. At the center of the hold pulses a great </w:t>
+        <w:t xml:space="preserve">As the last foe dissolves into drifting motes, Stabby sheathes his blade and looks up at the ceiling, toward the captain's quarters. </w:t>
       </w:r>
       <w:r>
         <w:rPr>
@@ -2659,7 +2812,7 @@
           <w:color w:val="222222"/>
           <w:sz w:val="21"/>
         </w:rPr>
-        <w:t>arcane orb</w:t>
+        <w:t>Stabby:</w:t>
       </w:r>
       <w:r>
         <w:rPr>
@@ -2669,47 +2822,26 @@
           <w:color w:val="222222"/>
           <w:sz w:val="21"/>
         </w:rPr>
-        <w:t>, drinking power from every jar; Ursa raises his amulet and the party shatters the orb in one blinding burst of radiance that staggers every undead thing aboard.</w:t>
+        <w:t xml:space="preserve"> “That was the heart of his operation. Now we face the head.”</w:t>
       </w:r>
     </w:p>
     <w:p>
       <w:pPr>
+        <w:keepNext/>
+        <w:pageBreakBefore/>
+        <w:spacing w:before="400" w:after="120"/>
         <w:pBdr>
-          <w:left w:val="single" w:sz="18" w:space="12" w:color="5B2A86"/>
+          <w:bottom w:val="single" w:sz="6" w:space="4" w:color="B8860B"/>
         </w:pBdr>
-        <w:shd w:val="clear" w:color="auto" w:fill="F4F0FA"/>
-        <w:spacing w:before="30" w:after="70"/>
-        <w:ind w:left="340" w:right="340"/>
-      </w:pPr>
-      <w:r>
-        <w:rPr>
-          <w:rFonts w:ascii="Georgia" w:hAnsi="Georgia" w:cs="Georgia"/>
-          <w:b w:val="0"/>
-          <w:i w:val="0"/>
-          <w:color w:val="222222"/>
-          <w:sz w:val="19"/>
-        </w:rPr>
-        <w:t xml:space="preserve">▶ </w:t>
-      </w:r>
+      </w:pPr>
       <w:r>
         <w:rPr>
           <w:rFonts w:ascii="Georgia" w:hAnsi="Georgia" w:cs="Georgia"/>
           <w:b/>
-          <w:i w:val="0"/>
-          <w:color w:val="222222"/>
-          <w:sz w:val="19"/>
-        </w:rPr>
-        <w:t>The hold fight:</w:t>
-      </w:r>
-      <w:r>
-        <w:rPr>
-          <w:rFonts w:ascii="Georgia" w:hAnsi="Georgia" w:cs="Georgia"/>
-          <w:b w:val="0"/>
-          <w:i w:val="0"/>
-          <w:color w:val="222222"/>
-          <w:sz w:val="19"/>
-        </w:rPr>
-        <w:t xml:space="preserve"> Smuggler's Golem, 2 Arcane Corsairs, Ghost-Light Engineer, all vulnerable to cold. Arcane fissures leaked 1d6 lightning; the central orb broke to a Strength or Arcana DC 15 check, dealing 3d6 radiant and stunning the undead.</w:t>
+          <w:color w:val="B8860B"/>
+          <w:sz w:val="32"/>
+        </w:rPr>
+        <w:t>Part Six: The Captain Goes Down with the Ship</w:t>
       </w:r>
     </w:p>
     <w:p>
@@ -2729,45 +2861,7 @@
           <w:color w:val="222222"/>
           <w:sz w:val="21"/>
         </w:rPr>
-        <w:t xml:space="preserve">As the last foe dissolves into drifting motes, Stabby sheathes his blade and looks up at the ceiling, toward the captain's quarters. </w:t>
-      </w:r>
-      <w:r>
-        <w:rPr>
-          <w:rFonts w:ascii="Georgia" w:hAnsi="Georgia" w:cs="Georgia"/>
-          <w:b/>
-          <w:i w:val="0"/>
-          <w:color w:val="222222"/>
-          <w:sz w:val="21"/>
-        </w:rPr>
-        <w:t>Stabby:</w:t>
-      </w:r>
-      <w:r>
-        <w:rPr>
-          <w:rFonts w:ascii="Georgia" w:hAnsi="Georgia" w:cs="Georgia"/>
-          <w:b w:val="0"/>
-          <w:i w:val="0"/>
-          <w:color w:val="222222"/>
-          <w:sz w:val="21"/>
-        </w:rPr>
-        <w:t xml:space="preserve"> “That was the heart of his operation. Now we face the head.”</w:t>
-      </w:r>
-    </w:p>
-    <w:p>
-      <w:pPr>
-        <w:keepNext/>
-        <w:spacing w:before="400" w:after="120"/>
-        <w:pBdr>
-          <w:bottom w:val="single" w:sz="6" w:space="4" w:color="B8860B"/>
-        </w:pBdr>
-      </w:pPr>
-      <w:r>
-        <w:rPr>
-          <w:rFonts w:ascii="Georgia" w:hAnsi="Georgia" w:cs="Georgia"/>
-          <w:b/>
-          <w:color w:val="B8860B"/>
-          <w:sz w:val="32"/>
-        </w:rPr>
-        <w:t>Part Six: The Captain Goes Down with the Ship</w:t>
+        <w:t>Lantern light pools on warped floorboards as the final hatch swings open. Davy Jones's own chambers pulse with stolen power: jars of glowing motes line the walls, and seawater drips slow and endless from a vaulted skylight onto a raised dais. On the dais, reassembled from mist and malice and very much out of patience, stands the captain himself. His hook drips brine. His tentacles curl in quiet menace.</w:t>
       </w:r>
     </w:p>
     <w:p>
@@ -2782,12 +2876,22 @@
       <w:r>
         <w:rPr>
           <w:rFonts w:ascii="Georgia" w:hAnsi="Georgia" w:cs="Georgia"/>
+          <w:b/>
+          <w:i w:val="0"/>
+          <w:color w:val="222222"/>
+          <w:sz w:val="21"/>
+        </w:rPr>
+        <w:t>Davy Jones:</w:t>
+      </w:r>
+      <w:r>
+        <w:rPr>
+          <w:rFonts w:ascii="Georgia" w:hAnsi="Georgia" w:cs="Georgia"/>
           <w:b w:val="0"/>
           <w:i w:val="0"/>
           <w:color w:val="222222"/>
           <w:sz w:val="21"/>
         </w:rPr>
-        <w:t>Lantern light pools on warped floorboards as the final hatch swings open. Davy Jones's own chambers pulse with stolen power: jars of glowing motes line the walls, and seawater drips slow and endless from a vaulted skylight onto a raised dais. On the dais, reassembled from mist and malice and very much out of patience, stands the captain himself. His hook drips brine. His tentacles curl in quiet menace.</w:t>
+        <w:t xml:space="preserve"> “Brave... or foolish. You beat my dice. You broke my hold. But the sea only knows one ending, little Guardians. Your light... my feast. Let us begin.”</w:t>
       </w:r>
     </w:p>
     <w:p>
@@ -2802,12 +2906,22 @@
       <w:r>
         <w:rPr>
           <w:rFonts w:ascii="Georgia" w:hAnsi="Georgia" w:cs="Georgia"/>
+          <w:b w:val="0"/>
+          <w:i w:val="0"/>
+          <w:color w:val="222222"/>
+          <w:sz w:val="21"/>
+        </w:rPr>
+        <w:t xml:space="preserve">He is the worst thing the heroes have ever fought. Cold sea fog crawls across the floor and drinks their courage. Barnacles bristle along the dais like teeth. His tentacles strike from ten feet away, his hook rings off Stabby's blade, and again and again his </w:t>
+      </w:r>
+      <w:r>
+        <w:rPr>
+          <w:rFonts w:ascii="Georgia" w:hAnsi="Georgia" w:cs="Georgia"/>
           <w:b/>
           <w:i w:val="0"/>
           <w:color w:val="222222"/>
           <w:sz w:val="21"/>
         </w:rPr>
-        <w:t>Davy Jones:</w:t>
+        <w:t>Soul Siphon</w:t>
       </w:r>
       <w:r>
         <w:rPr>
@@ -2817,7 +2931,7 @@
           <w:color w:val="222222"/>
           <w:sz w:val="21"/>
         </w:rPr>
-        <w:t xml:space="preserve"> “Brave... or foolish. You beat my dice. You broke my hold. But the sea only knows one ending, little Guardians. Your light... my feast. Let us begin.”</w:t>
+        <w:t xml:space="preserve"> reaches out, a pulling green hunger, trying to drain three small souls and the bright sphere they guard. Each time, a hero throws themselves in the way of the others. Each time, the light holds.</w:t>
       </w:r>
     </w:p>
     <w:p>
@@ -2837,7 +2951,7 @@
           <w:color w:val="222222"/>
           <w:sz w:val="21"/>
         </w:rPr>
-        <w:t xml:space="preserve">He is the worst thing the heroes have ever fought. Cold sea fog crawls across the floor and drinks their courage. Barnacles bristle along the dais like teeth. His tentacles strike from ten feet away, his hook rings off Stabby's blade, and again and again his </w:t>
+        <w:t xml:space="preserve">At half strength he only laughs louder. </w:t>
       </w:r>
       <w:r>
         <w:rPr>
@@ -2847,7 +2961,7 @@
           <w:color w:val="222222"/>
           <w:sz w:val="21"/>
         </w:rPr>
-        <w:t>Soul Siphon</w:t>
+        <w:t>Davy Jones:</w:t>
       </w:r>
       <w:r>
         <w:rPr>
@@ -2857,7 +2971,7 @@
           <w:color w:val="222222"/>
           <w:sz w:val="21"/>
         </w:rPr>
-        <w:t xml:space="preserve"> reaches out, a pulling green hunger, trying to drain three small souls and the bright sphere they guard. Each time, a hero throws themselves in the way of the others. Each time, the light holds.</w:t>
+        <w:t xml:space="preserve"> “I have swallowed storms older than your lifetimes! You cannot drown me!”</w:t>
       </w:r>
     </w:p>
     <w:p>
@@ -2872,32 +2986,21 @@
       <w:r>
         <w:rPr>
           <w:rFonts w:ascii="Georgia" w:hAnsi="Georgia" w:cs="Georgia"/>
+          <w:b/>
+          <w:color w:val="5B2A86"/>
+          <w:sz w:val="21"/>
+        </w:rPr>
+        <w:t xml:space="preserve">Ursa: </w:t>
+      </w:r>
+      <w:r>
+        <w:rPr>
+          <w:rFonts w:ascii="Georgia" w:hAnsi="Georgia" w:cs="Georgia"/>
           <w:b w:val="0"/>
-          <w:i w:val="0"/>
+          <w:i/>
           <w:color w:val="222222"/>
           <w:sz w:val="21"/>
         </w:rPr>
-        <w:t xml:space="preserve">At half strength he only laughs louder. </w:t>
-      </w:r>
-      <w:r>
-        <w:rPr>
-          <w:rFonts w:ascii="Georgia" w:hAnsi="Georgia" w:cs="Georgia"/>
-          <w:b/>
-          <w:i w:val="0"/>
-          <w:color w:val="222222"/>
-          <w:sz w:val="21"/>
-        </w:rPr>
-        <w:t>Davy Jones:</w:t>
-      </w:r>
-      <w:r>
-        <w:rPr>
-          <w:rFonts w:ascii="Georgia" w:hAnsi="Georgia" w:cs="Georgia"/>
-          <w:b w:val="0"/>
-          <w:i w:val="0"/>
-          <w:color w:val="222222"/>
-          <w:sz w:val="21"/>
-        </w:rPr>
-        <w:t xml:space="preserve"> “I have swallowed storms older than your lifetimes! You cannot drown me!”</w:t>
+        <w:t>“We are not here to drown you. We are here to let everything you stole go free.”</w:t>
       </w:r>
     </w:p>
     <w:p>
@@ -2912,21 +3015,12 @@
       <w:r>
         <w:rPr>
           <w:rFonts w:ascii="Georgia" w:hAnsi="Georgia" w:cs="Georgia"/>
-          <w:b/>
-          <w:color w:val="5B2A86"/>
-          <w:sz w:val="21"/>
-        </w:rPr>
-        <w:t xml:space="preserve">Ursa: </w:t>
-      </w:r>
-      <w:r>
-        <w:rPr>
-          <w:rFonts w:ascii="Georgia" w:hAnsi="Georgia" w:cs="Georgia"/>
           <w:b w:val="0"/>
-          <w:i/>
+          <w:i w:val="0"/>
           <w:color w:val="222222"/>
           <w:sz w:val="21"/>
         </w:rPr>
-        <w:t>“We are not here to drown you. We are here to let everything you stole go free.”</w:t>
+        <w:t>It is Lilly's frost that cracks his barnacle armor, Ursa's radiance that burns through the crack, and Stabby, running up a falling tentacle with his candy red sash streaming, who lands the last blow. Davy Jones, captain of the Flying Dutchman, comes apart the way a wave does: all at once, and forever. There is no scream. There is only a long green sigh, and then every barnacle on the walls goes dark, and the curse of Davy Jones is over for good.</w:t>
       </w:r>
     </w:p>
     <w:p>
@@ -2946,7 +3040,22 @@
           <w:color w:val="222222"/>
           <w:sz w:val="21"/>
         </w:rPr>
-        <w:t>It is Lilly's frost that cracks his barnacle armor, Ursa's radiance that burns through the crack, and Stabby, running up a falling tentacle with his candy red sash streaming, who lands the last blow. Davy Jones, captain of the Flying Dutchman, comes apart the way a wave does: all at once, and forever. There is no scream. There is only a long green sigh, and then every barnacle on the walls goes dark, and the curse of Davy Jones is over for good.</w:t>
+        <w:t>All through the ship, jars crack open and cages spring wide. The freed essences rise through the broken skylight in a spiral of soft lights, hundreds of them, like stars going home. The water sprite bows to the heroes before melting gratefully into the sea. The flame salamander leaves happy little scorch marks down the corridor. The owl-kin lands once on Ursa's shoulder, hollow eyes gone warm and round, and is gone into the night air. Below, cell doors swing open, and Captain Brynn Wavewarden leads her whole crew blinking up into the strange light: every sailor of the Stormwind, alive.</w:t>
+      </w:r>
+    </w:p>
+    <w:p>
+      <w:pPr>
+        <w:keepNext/>
+        <w:spacing w:before="220" w:after="60"/>
+      </w:pPr>
+      <w:r>
+        <w:rPr>
+          <w:rFonts w:ascii="Georgia" w:hAnsi="Georgia" w:cs="Georgia"/>
+          <w:b/>
+          <w:color w:val="A0522D"/>
+          <w:sz w:val="26"/>
+        </w:rPr>
+        <w:t>The Ghost Essence</w:t>
       </w:r>
     </w:p>
     <w:p>
@@ -2966,64 +3075,24 @@
           <w:color w:val="222222"/>
           <w:sz w:val="21"/>
         </w:rPr>
-        <w:t>All through the ship, jars crack open and cages spring wide. The freed essences rise through the broken skylight in a spiral of soft lights, hundreds of them, like stars going home. The water sprite bows to the heroes before melting gratefully into the sea. The flame salamander leaves happy little scorch marks down the corridor. The owl-kin lands once on Ursa's shoulder, hollow eyes gone warm and round, and is gone into the night air. Below, cell doors swing open, and Captain Brynn Wavewarden leads her whole crew blinking up into the strange light: every sailor of the Stormwind, alive.</w:t>
+        <w:t>One light does not fly away. A pale, drifting essence, cold and gentle as sea mist, circles down out of the spiral and hangs before Floraburst, who has ridden out the whole battle tucked in Lilly's pack, and who now reaches up toward it with every leaf and petal she has. Lilly cups her hands around the little ghost light, steady as her mother taught her, and guides it home.</w:t>
       </w:r>
     </w:p>
     <w:p>
       <w:pPr>
         <w:keepNext/>
-        <w:spacing w:before="220" w:after="60"/>
-      </w:pPr>
-      <w:r>
-        <w:rPr>
-          <w:rFonts w:ascii="Georgia" w:hAnsi="Georgia" w:cs="Georgia"/>
-          <w:b/>
-          <w:color w:val="A0522D"/>
-          <w:sz w:val="26"/>
-        </w:rPr>
-        <w:t>The Ghost Essence</w:t>
-      </w:r>
-    </w:p>
-    <w:p>
-      <w:pPr>
-        <w:pBdr>
-          <w:left w:val="single" w:sz="18" w:space="12" w:color="B8860B"/>
-        </w:pBdr>
-        <w:shd w:val="clear" w:color="auto" w:fill="FBF6EA"/>
-        <w:spacing w:before="30" w:after="70"/>
-        <w:ind w:left="340" w:right="340"/>
-      </w:pPr>
-      <w:r>
-        <w:rPr>
-          <w:rFonts w:ascii="Georgia" w:hAnsi="Georgia" w:cs="Georgia"/>
-          <w:b w:val="0"/>
-          <w:i w:val="0"/>
-          <w:color w:val="222222"/>
-          <w:sz w:val="21"/>
-        </w:rPr>
-        <w:t>One light does not fly away. A pale, drifting essence, cold and gentle as sea mist, circles down out of the spiral and hangs before Floraburst, who has ridden out the whole battle tucked in Lilly's pack, and who now reaches up toward it with every leaf and petal she has. Lilly cups her hands around the little ghost light, steady as her mother taught her, and guides it home.</w:t>
-      </w:r>
-    </w:p>
-    <w:p>
-      <w:pPr>
-        <w:spacing w:after="0" w:before="0"/>
+        <w:spacing w:before="120" w:after="40"/>
+        <w:jc w:val="center"/>
       </w:pPr>
       <w:r>
         <w:drawing>
-          <wp:anchor xmlns:a="http://schemas.openxmlformats.org/drawingml/2006/main" behindDoc="0" distT="91440" distB="91440" distL="201600" distR="0" simplePos="0" locked="0" layoutInCell="1" allowOverlap="0" relativeHeight="2">
-            <wp:simplePos x="0" y="0"/>
-            <wp:positionH relativeFrom="column">
-              <wp:align>right</wp:align>
-            </wp:positionH>
-            <wp:positionV relativeFrom="paragraph">
-              <wp:posOffset>0</wp:posOffset>
-            </wp:positionV>
-            <wp:extent cx="2377440" cy="2377440"/>
-            <wp:effectExtent l="0" t="0" r="0" b="0"/>
-            <wp:wrapSquare wrapText="bothSides"/>
+          <wp:inline xmlns:a="http://schemas.openxmlformats.org/drawingml/2006/main" xmlns:pic="http://schemas.openxmlformats.org/drawingml/2006/picture">
+            <wp:extent cx="5303520" cy="3532227"/>
             <wp:docPr id="10" name="Picture 10"/>
-            <wp:cNvGraphicFramePr/>
-            <a:graphic xmlns:pic="http://schemas.openxmlformats.org/drawingml/2006/picture">
+            <wp:cNvGraphicFramePr>
+              <a:graphicFrameLocks noChangeAspect="1"/>
+            </wp:cNvGraphicFramePr>
+            <a:graphic>
               <a:graphicData uri="http://schemas.openxmlformats.org/drawingml/2006/picture">
                 <pic:pic>
                   <pic:nvPicPr>
@@ -3039,15 +3108,30 @@
                   <pic:spPr>
                     <a:xfrm>
                       <a:off x="0" y="0"/>
-                      <a:ext cx="2377440" cy="2377440"/>
+                      <a:ext cx="5303520" cy="3532227"/>
                     </a:xfrm>
                     <a:prstGeom prst="rect"/>
                   </pic:spPr>
                 </pic:pic>
               </a:graphicData>
             </a:graphic>
-          </wp:anchor>
+          </wp:inline>
         </w:drawing>
+      </w:r>
+    </w:p>
+    <w:p>
+      <w:pPr>
+        <w:spacing w:after="140"/>
+        <w:jc w:val="center"/>
+      </w:pPr>
+      <w:r>
+        <w:rPr>
+          <w:rFonts w:ascii="Georgia" w:hAnsi="Georgia" w:cs="Georgia"/>
+          <w:i/>
+          <w:color w:val="888888"/>
+          <w:sz w:val="18"/>
+        </w:rPr>
+        <w:t>Lilly guides the pale ghost essence home to Floraburst.</w:t>
       </w:r>
     </w:p>
     <w:p>
@@ -3286,6 +3370,95 @@
     </w:p>
     <w:p>
       <w:pPr>
+        <w:spacing w:before="200" w:after="200"/>
+        <w:jc w:val="center"/>
+      </w:pPr>
+      <w:r>
+        <w:rPr>
+          <w:rFonts w:ascii="Georgia" w:hAnsi="Georgia" w:cs="Georgia"/>
+          <w:color w:val="B8860B"/>
+          <w:sz w:val="24"/>
+        </w:rPr>
+        <w:t>✦ ✦ ✦</w:t>
+      </w:r>
+    </w:p>
+    <w:p>
+      <w:pPr>
+        <w:spacing w:before="120" w:after="200"/>
+      </w:pPr>
+      <w:r>
+        <w:rPr>
+          <w:rFonts w:ascii="Georgia" w:hAnsi="Georgia" w:cs="Georgia"/>
+          <w:b w:val="0"/>
+          <w:i/>
+          <w:color w:val="222222"/>
+          <w:sz w:val="21"/>
+        </w:rPr>
+        <w:t>The curse of Davy Jones was ended, the stolen magic freed, and every soul of the Stormwind saved. But the crates in that hold had worn the sigil of the Gearhaven Artificers' Guild, and somebody, somewhere south, was expecting a shipment that would never come. The Vigil ran east toward Gearhaven's spires, but the coast between held one more port: a fogbound little town of lanterns and pumpkins where, strangely, no one seemed to remember anything wrong at all. And in Lilly's arms, Floraburst went on quietly changing.</w:t>
+      </w:r>
+    </w:p>
+    <w:p>
+      <w:pPr>
+        <w:pBdr>
+          <w:left w:val="single" w:sz="18" w:space="12" w:color="5B2A86"/>
+        </w:pBdr>
+        <w:shd w:val="clear" w:color="auto" w:fill="F4F0FA"/>
+        <w:spacing w:before="30" w:after="70"/>
+        <w:ind w:left="340" w:right="340"/>
+      </w:pPr>
+      <w:r>
+        <w:rPr>
+          <w:rFonts w:ascii="Georgia" w:hAnsi="Georgia" w:cs="Georgia"/>
+          <w:b w:val="0"/>
+          <w:i w:val="0"/>
+          <w:color w:val="222222"/>
+          <w:sz w:val="19"/>
+        </w:rPr>
+        <w:t xml:space="preserve">▶ Ending this voyage carried the heroes to </w:t>
+      </w:r>
+      <w:r>
+        <w:rPr>
+          <w:rFonts w:ascii="Georgia" w:hAnsi="Georgia" w:cs="Georgia"/>
+          <w:b/>
+          <w:i w:val="0"/>
+          <w:color w:val="222222"/>
+          <w:sz w:val="19"/>
+        </w:rPr>
+        <w:t>level 5</w:t>
+      </w:r>
+      <w:r>
+        <w:rPr>
+          <w:rFonts w:ascii="Georgia" w:hAnsi="Georgia" w:cs="Georgia"/>
+          <w:b w:val="0"/>
+          <w:i w:val="0"/>
+          <w:color w:val="222222"/>
+          <w:sz w:val="19"/>
+        </w:rPr>
+        <w:t>. They return at level 5 next session.</w:t>
+      </w:r>
+    </w:p>
+    <w:p>
+      <w:pPr>
+        <w:pBdr>
+          <w:left w:val="single" w:sz="18" w:space="12" w:color="B8860B"/>
+        </w:pBdr>
+        <w:shd w:val="clear" w:color="auto" w:fill="FBF6EA"/>
+        <w:spacing w:before="30" w:after="70"/>
+        <w:ind w:left="340" w:right="340"/>
+      </w:pPr>
+      <w:r>
+        <w:rPr>
+          <w:rFonts w:ascii="Georgia" w:hAnsi="Georgia" w:cs="Georgia"/>
+          <w:b w:val="0"/>
+          <w:i/>
+          <w:color w:val="222222"/>
+          <w:sz w:val="21"/>
+        </w:rPr>
+        <w:t>Next: Session 6, in which the fog rolls in over Wraithpine, the Guardians learn why you should always tie a keepsake knot, and their sleeping little friend finally opens her eyes.</w:t>
+      </w:r>
+    </w:p>
+    <w:p>
+      <w:pPr>
         <w:keepNext/>
         <w:spacing w:before="120" w:after="40"/>
         <w:jc w:val="center"/>
@@ -3293,7 +3466,7 @@
       <w:r>
         <w:drawing>
           <wp:inline xmlns:a="http://schemas.openxmlformats.org/drawingml/2006/main" xmlns:pic="http://schemas.openxmlformats.org/drawingml/2006/picture">
-            <wp:extent cx="3657600" cy="3657600"/>
+            <wp:extent cx="5669280" cy="3775829"/>
             <wp:docPr id="11" name="Picture 11"/>
             <wp:cNvGraphicFramePr>
               <a:graphicFrameLocks noChangeAspect="1"/>
@@ -3314,7 +3487,7 @@
                   <pic:spPr>
                     <a:xfrm>
                       <a:off x="0" y="0"/>
-                      <a:ext cx="3657600" cy="3657600"/>
+                      <a:ext cx="5669280" cy="3775829"/>
                     </a:xfrm>
                     <a:prstGeom prst="rect"/>
                   </pic:spPr>
@@ -3338,95 +3511,6 @@
           <w:sz w:val="18"/>
         </w:rPr>
         <w:t>The Vigil rows east at dawn, Gearhaven's spires gleaming on the horizon.</w:t>
-      </w:r>
-    </w:p>
-    <w:p>
-      <w:pPr>
-        <w:spacing w:before="200" w:after="200"/>
-        <w:jc w:val="center"/>
-      </w:pPr>
-      <w:r>
-        <w:rPr>
-          <w:rFonts w:ascii="Georgia" w:hAnsi="Georgia" w:cs="Georgia"/>
-          <w:color w:val="B8860B"/>
-          <w:sz w:val="24"/>
-        </w:rPr>
-        <w:t>✦ ✦ ✦</w:t>
-      </w:r>
-    </w:p>
-    <w:p>
-      <w:pPr>
-        <w:spacing w:before="120" w:after="200"/>
-      </w:pPr>
-      <w:r>
-        <w:rPr>
-          <w:rFonts w:ascii="Georgia" w:hAnsi="Georgia" w:cs="Georgia"/>
-          <w:b w:val="0"/>
-          <w:i/>
-          <w:color w:val="222222"/>
-          <w:sz w:val="21"/>
-        </w:rPr>
-        <w:t>The curse of Davy Jones was ended, the stolen magic freed, and every soul of the Stormwind saved. But the crates in that hold had worn the sigil of the Gearhaven Artificers' Guild, and somebody, somewhere south, was expecting a shipment that would never come. The Vigil ran east toward Gearhaven's spires, but the coast between held one more port: a fogbound little town of lanterns and pumpkins where, strangely, no one seemed to remember anything wrong at all. And in Lilly's arms, Floraburst went on quietly changing.</w:t>
-      </w:r>
-    </w:p>
-    <w:p>
-      <w:pPr>
-        <w:pBdr>
-          <w:left w:val="single" w:sz="18" w:space="12" w:color="5B2A86"/>
-        </w:pBdr>
-        <w:shd w:val="clear" w:color="auto" w:fill="F4F0FA"/>
-        <w:spacing w:before="30" w:after="70"/>
-        <w:ind w:left="340" w:right="340"/>
-      </w:pPr>
-      <w:r>
-        <w:rPr>
-          <w:rFonts w:ascii="Georgia" w:hAnsi="Georgia" w:cs="Georgia"/>
-          <w:b w:val="0"/>
-          <w:i w:val="0"/>
-          <w:color w:val="222222"/>
-          <w:sz w:val="19"/>
-        </w:rPr>
-        <w:t xml:space="preserve">▶ Ending this voyage carried the heroes to </w:t>
-      </w:r>
-      <w:r>
-        <w:rPr>
-          <w:rFonts w:ascii="Georgia" w:hAnsi="Georgia" w:cs="Georgia"/>
-          <w:b/>
-          <w:i w:val="0"/>
-          <w:color w:val="222222"/>
-          <w:sz w:val="19"/>
-        </w:rPr>
-        <w:t>level 5</w:t>
-      </w:r>
-      <w:r>
-        <w:rPr>
-          <w:rFonts w:ascii="Georgia" w:hAnsi="Georgia" w:cs="Georgia"/>
-          <w:b w:val="0"/>
-          <w:i w:val="0"/>
-          <w:color w:val="222222"/>
-          <w:sz w:val="19"/>
-        </w:rPr>
-        <w:t>. They return at level 5 next session.</w:t>
-      </w:r>
-    </w:p>
-    <w:p>
-      <w:pPr>
-        <w:pBdr>
-          <w:left w:val="single" w:sz="18" w:space="12" w:color="B8860B"/>
-        </w:pBdr>
-        <w:shd w:val="clear" w:color="auto" w:fill="FBF6EA"/>
-        <w:spacing w:before="30" w:after="70"/>
-        <w:ind w:left="340" w:right="340"/>
-      </w:pPr>
-      <w:r>
-        <w:rPr>
-          <w:rFonts w:ascii="Georgia" w:hAnsi="Georgia" w:cs="Georgia"/>
-          <w:b w:val="0"/>
-          <w:i/>
-          <w:color w:val="222222"/>
-          <w:sz w:val="21"/>
-        </w:rPr>
-        <w:t>Next: Session 6, in which the fog rolls in over Wraithpine, the Guardians learn why you should always tie a keepsake knot, and their sleeping little friend finally opens her eyes.</w:t>
       </w:r>
     </w:p>
     <w:p>

--- a/sessions/session_05_curse_of_davy_jones.docx
+++ b/sessions/session_05_curse_of_davy_jones.docx
@@ -956,7 +956,7 @@
           <w:color w:val="222222"/>
           <w:sz w:val="19"/>
         </w:rPr>
-        <w:t>Ship stations.</w:t>
+        <w:t>Learning the ship.</w:t>
       </w:r>
       <w:r>
         <w:rPr>
@@ -966,7 +966,7 @@
           <w:color w:val="222222"/>
           <w:sz w:val="19"/>
         </w:rPr>
-        <w:t xml:space="preserve"> Lookout: Wisdom (Perception) DC 12. Helm: Dexterity (Acrobatics) DC 13. Rigging: Strength (Athletics) DC 14. Bilge: Constitution DC 13. From the crow's nest, Survival (Navigation) DC 17 plotted the safer channel into the storm.</w:t>
+        <w:t xml:space="preserve"> The crew drills each hero at a station over the two bright days; those stations become the storm rules in Part Two.</w:t>
       </w:r>
     </w:p>
     <w:p>
@@ -1121,6 +1121,401 @@
           <w:sz w:val="21"/>
         </w:rPr>
         <w:t xml:space="preserve"> Every hero takes a station. The storm comes on in three great blows.</w:t>
+      </w:r>
+    </w:p>
+    <w:p>
+      <w:pPr>
+        <w:keepNext/>
+        <w:pBdr>
+          <w:top w:val="double" w:sz="12" w:space="4" w:color="1F7A78"/>
+          <w:left w:val="double" w:sz="12" w:space="10" w:color="1F7A78"/>
+          <w:right w:val="double" w:sz="12" w:space="10" w:color="1F7A78"/>
+        </w:pBdr>
+        <w:shd w:val="clear" w:color="auto" w:fill="EAF4F3"/>
+        <w:spacing w:before="280" w:after="60"/>
+        <w:ind w:left="400" w:right="400"/>
+        <w:jc w:val="center"/>
+      </w:pPr>
+      <w:r>
+        <w:rPr>
+          <w:rFonts w:ascii="Georgia" w:hAnsi="Georgia" w:cs="Georgia"/>
+          <w:b/>
+          <w:color w:val="1F7A78"/>
+          <w:sz w:val="27"/>
+        </w:rPr>
+        <w:t>✦  THE STORM IN THREE GREAT BLOWS  ✦</w:t>
+      </w:r>
+    </w:p>
+    <w:p>
+      <w:pPr>
+        <w:pBdr>
+          <w:left w:val="double" w:sz="12" w:space="10" w:color="1F7A78"/>
+          <w:right w:val="double" w:sz="12" w:space="10" w:color="1F7A78"/>
+        </w:pBdr>
+        <w:shd w:val="clear" w:color="auto" w:fill="EAF4F3"/>
+        <w:spacing w:before="0" w:after="0"/>
+        <w:ind w:left="400" w:right="400"/>
+      </w:pPr>
+      <w:r>
+        <w:rPr>
+          <w:rFonts w:ascii="Georgia" w:hAnsi="Georgia" w:cs="Georgia"/>
+          <w:b w:val="0"/>
+          <w:i/>
+          <w:color w:val="222222"/>
+          <w:sz w:val="21"/>
+        </w:rPr>
+        <w:t>The Stormwind rides out the storm as a crew: every hero mans a station, and the ship endures only what her sailors endure. Play each blow as one group check at stations.</w:t>
+      </w:r>
+    </w:p>
+    <w:p>
+      <w:pPr>
+        <w:pBdr>
+          <w:left w:val="double" w:sz="12" w:space="10" w:color="1F7A78"/>
+          <w:right w:val="double" w:sz="12" w:space="10" w:color="1F7A78"/>
+        </w:pBdr>
+        <w:shd w:val="clear" w:color="auto" w:fill="EAF4F3"/>
+        <w:spacing w:before="0" w:after="0"/>
+        <w:ind w:left="400" w:right="400"/>
+      </w:pPr>
+    </w:p>
+    <w:p>
+      <w:pPr>
+        <w:pBdr>
+          <w:left w:val="double" w:sz="12" w:space="10" w:color="1F7A78"/>
+          <w:right w:val="double" w:sz="12" w:space="10" w:color="1F7A78"/>
+        </w:pBdr>
+        <w:shd w:val="clear" w:color="auto" w:fill="EAF4F3"/>
+        <w:spacing w:before="0" w:after="0"/>
+        <w:ind w:left="400" w:right="400"/>
+      </w:pPr>
+      <w:r>
+        <w:rPr>
+          <w:rFonts w:ascii="Georgia" w:hAnsi="Georgia" w:cs="Georgia"/>
+          <w:b/>
+          <w:i w:val="0"/>
+          <w:color w:val="222222"/>
+          <w:sz w:val="21"/>
+        </w:rPr>
+        <w:t>Stations.</w:t>
+      </w:r>
+      <w:r>
+        <w:rPr>
+          <w:rFonts w:ascii="Georgia" w:hAnsi="Georgia" w:cs="Georgia"/>
+          <w:b w:val="0"/>
+          <w:i w:val="0"/>
+          <w:color w:val="222222"/>
+          <w:sz w:val="21"/>
+        </w:rPr>
+        <w:t xml:space="preserve"> Each hero holds one: </w:t>
+      </w:r>
+      <w:r>
+        <w:rPr>
+          <w:rFonts w:ascii="Georgia" w:hAnsi="Georgia" w:cs="Georgia"/>
+          <w:b/>
+          <w:i w:val="0"/>
+          <w:color w:val="222222"/>
+          <w:sz w:val="21"/>
+        </w:rPr>
+        <w:t>Crow's Nest Lookout</w:t>
+      </w:r>
+      <w:r>
+        <w:rPr>
+          <w:rFonts w:ascii="Georgia" w:hAnsi="Georgia" w:cs="Georgia"/>
+          <w:b w:val="0"/>
+          <w:i w:val="0"/>
+          <w:color w:val="222222"/>
+          <w:sz w:val="21"/>
+        </w:rPr>
+        <w:t xml:space="preserve">, Wisdom (Perception) DC 12. </w:t>
+      </w:r>
+      <w:r>
+        <w:rPr>
+          <w:rFonts w:ascii="Georgia" w:hAnsi="Georgia" w:cs="Georgia"/>
+          <w:b/>
+          <w:i w:val="0"/>
+          <w:color w:val="222222"/>
+          <w:sz w:val="21"/>
+        </w:rPr>
+        <w:t>Helm</w:t>
+      </w:r>
+      <w:r>
+        <w:rPr>
+          <w:rFonts w:ascii="Georgia" w:hAnsi="Georgia" w:cs="Georgia"/>
+          <w:b w:val="0"/>
+          <w:i w:val="0"/>
+          <w:color w:val="222222"/>
+          <w:sz w:val="21"/>
+        </w:rPr>
+        <w:t xml:space="preserve">, Dexterity (Acrobatics) DC 13. </w:t>
+      </w:r>
+      <w:r>
+        <w:rPr>
+          <w:rFonts w:ascii="Georgia" w:hAnsi="Georgia" w:cs="Georgia"/>
+          <w:b/>
+          <w:i w:val="0"/>
+          <w:color w:val="222222"/>
+          <w:sz w:val="21"/>
+        </w:rPr>
+        <w:t>Rigging</w:t>
+      </w:r>
+      <w:r>
+        <w:rPr>
+          <w:rFonts w:ascii="Georgia" w:hAnsi="Georgia" w:cs="Georgia"/>
+          <w:b w:val="0"/>
+          <w:i w:val="0"/>
+          <w:color w:val="222222"/>
+          <w:sz w:val="21"/>
+        </w:rPr>
+        <w:t xml:space="preserve">, Strength (Athletics) DC 14. </w:t>
+      </w:r>
+      <w:r>
+        <w:rPr>
+          <w:rFonts w:ascii="Georgia" w:hAnsi="Georgia" w:cs="Georgia"/>
+          <w:b/>
+          <w:i w:val="0"/>
+          <w:color w:val="222222"/>
+          <w:sz w:val="21"/>
+        </w:rPr>
+        <w:t>Bilge</w:t>
+      </w:r>
+      <w:r>
+        <w:rPr>
+          <w:rFonts w:ascii="Georgia" w:hAnsi="Georgia" w:cs="Georgia"/>
+          <w:b w:val="0"/>
+          <w:i w:val="0"/>
+          <w:color w:val="222222"/>
+          <w:sz w:val="21"/>
+        </w:rPr>
+        <w:t>, Constitution DC 13.</w:t>
+      </w:r>
+    </w:p>
+    <w:p>
+      <w:pPr>
+        <w:pBdr>
+          <w:left w:val="double" w:sz="12" w:space="10" w:color="1F7A78"/>
+          <w:right w:val="double" w:sz="12" w:space="10" w:color="1F7A78"/>
+        </w:pBdr>
+        <w:shd w:val="clear" w:color="auto" w:fill="EAF4F3"/>
+        <w:spacing w:before="0" w:after="0"/>
+        <w:ind w:left="400" w:right="400"/>
+      </w:pPr>
+      <w:r>
+        <w:rPr>
+          <w:rFonts w:ascii="Georgia" w:hAnsi="Georgia" w:cs="Georgia"/>
+          <w:b/>
+          <w:i w:val="0"/>
+          <w:color w:val="222222"/>
+          <w:sz w:val="21"/>
+        </w:rPr>
+        <w:t>Plotting the course.</w:t>
+      </w:r>
+      <w:r>
+        <w:rPr>
+          <w:rFonts w:ascii="Georgia" w:hAnsi="Georgia" w:cs="Georgia"/>
+          <w:b w:val="0"/>
+          <w:i w:val="0"/>
+          <w:color w:val="222222"/>
+          <w:sz w:val="21"/>
+        </w:rPr>
+        <w:t xml:space="preserve"> The moment the last dock line falls, the lookout may call the safe channels from the crow's nest: Wisdom (Survival) DC 17. Success gives the whole crew </w:t>
+      </w:r>
+      <w:r>
+        <w:rPr>
+          <w:rFonts w:ascii="Georgia" w:hAnsi="Georgia" w:cs="Georgia"/>
+          <w:b/>
+          <w:i w:val="0"/>
+          <w:color w:val="222222"/>
+          <w:sz w:val="21"/>
+        </w:rPr>
+        <w:t>advantage</w:t>
+      </w:r>
+      <w:r>
+        <w:rPr>
+          <w:rFonts w:ascii="Georgia" w:hAnsi="Georgia" w:cs="Georgia"/>
+          <w:b w:val="0"/>
+          <w:i w:val="0"/>
+          <w:color w:val="222222"/>
+          <w:sz w:val="21"/>
+        </w:rPr>
+        <w:t xml:space="preserve"> on every check during the storm.</w:t>
+      </w:r>
+    </w:p>
+    <w:p>
+      <w:pPr>
+        <w:pBdr>
+          <w:left w:val="double" w:sz="12" w:space="10" w:color="1F7A78"/>
+          <w:right w:val="double" w:sz="12" w:space="10" w:color="1F7A78"/>
+        </w:pBdr>
+        <w:shd w:val="clear" w:color="auto" w:fill="EAF4F3"/>
+        <w:spacing w:before="0" w:after="0"/>
+        <w:ind w:left="400" w:right="400"/>
+      </w:pPr>
+    </w:p>
+    <w:p>
+      <w:pPr>
+        <w:pBdr>
+          <w:left w:val="double" w:sz="12" w:space="10" w:color="1F7A78"/>
+          <w:right w:val="double" w:sz="12" w:space="10" w:color="1F7A78"/>
+        </w:pBdr>
+        <w:shd w:val="clear" w:color="auto" w:fill="EAF4F3"/>
+        <w:spacing w:before="0" w:after="0"/>
+        <w:ind w:left="400" w:right="400"/>
+      </w:pPr>
+      <w:r>
+        <w:rPr>
+          <w:rFonts w:ascii="Georgia" w:hAnsi="Georgia" w:cs="Georgia"/>
+          <w:b/>
+          <w:i w:val="0"/>
+          <w:color w:val="222222"/>
+          <w:sz w:val="21"/>
+        </w:rPr>
+        <w:t>The storm strikes three times.</w:t>
+      </w:r>
+      <w:r>
+        <w:rPr>
+          <w:rFonts w:ascii="Georgia" w:hAnsi="Georgia" w:cs="Georgia"/>
+          <w:b w:val="0"/>
+          <w:i w:val="0"/>
+          <w:color w:val="222222"/>
+          <w:sz w:val="21"/>
+        </w:rPr>
+        <w:t xml:space="preserve"> At each blow, every hero rolls their station check. Count the successes and read the sea's answer:</w:t>
+      </w:r>
+    </w:p>
+    <w:p>
+      <w:pPr>
+        <w:pBdr>
+          <w:left w:val="double" w:sz="12" w:space="10" w:color="1F7A78"/>
+          <w:right w:val="double" w:sz="12" w:space="10" w:color="1F7A78"/>
+        </w:pBdr>
+        <w:shd w:val="clear" w:color="auto" w:fill="EAF4F3"/>
+        <w:spacing w:before="0" w:after="0"/>
+        <w:ind w:left="400" w:right="400"/>
+      </w:pPr>
+      <w:r>
+        <w:rPr>
+          <w:rFonts w:ascii="Georgia" w:hAnsi="Georgia" w:cs="Georgia"/>
+          <w:b/>
+          <w:i w:val="0"/>
+          <w:color w:val="222222"/>
+          <w:sz w:val="21"/>
+        </w:rPr>
+        <w:t>1. The Wall of Water.</w:t>
+      </w:r>
+      <w:r>
+        <w:rPr>
+          <w:rFonts w:ascii="Georgia" w:hAnsi="Georgia" w:cs="Georgia"/>
+          <w:b w:val="0"/>
+          <w:i w:val="0"/>
+          <w:color w:val="222222"/>
+          <w:sz w:val="21"/>
+        </w:rPr>
+        <w:t xml:space="preserve"> 3 to 4 successes: everyone catches their footing, no damage. 2: each hero takes 1d6 bludgeoning. 1: each takes 2d6. 0: each takes 3d6 and is knocked prone.</w:t>
+      </w:r>
+    </w:p>
+    <w:p>
+      <w:pPr>
+        <w:pBdr>
+          <w:left w:val="double" w:sz="12" w:space="10" w:color="1F7A78"/>
+          <w:right w:val="double" w:sz="12" w:space="10" w:color="1F7A78"/>
+        </w:pBdr>
+        <w:shd w:val="clear" w:color="auto" w:fill="EAF4F3"/>
+        <w:spacing w:before="0" w:after="0"/>
+        <w:ind w:left="400" w:right="400"/>
+      </w:pPr>
+      <w:r>
+        <w:rPr>
+          <w:rFonts w:ascii="Georgia" w:hAnsi="Georgia" w:cs="Georgia"/>
+          <w:b/>
+          <w:i w:val="0"/>
+          <w:color w:val="222222"/>
+          <w:sz w:val="21"/>
+        </w:rPr>
+        <w:t>2. The Lightning Strike.</w:t>
+      </w:r>
+      <w:r>
+        <w:rPr>
+          <w:rFonts w:ascii="Georgia" w:hAnsi="Georgia" w:cs="Georgia"/>
+          <w:b w:val="0"/>
+          <w:i w:val="0"/>
+          <w:color w:val="222222"/>
+          <w:sz w:val="21"/>
+        </w:rPr>
+        <w:t xml:space="preserve"> 3 to 4 successes: no harm done. 2: each hero takes 1d4 lightning. 1: each takes 2d4. 0: each takes 3d4 and has disadvantage on their next check.</w:t>
+      </w:r>
+    </w:p>
+    <w:p>
+      <w:pPr>
+        <w:pBdr>
+          <w:left w:val="double" w:sz="12" w:space="10" w:color="1F7A78"/>
+          <w:right w:val="double" w:sz="12" w:space="10" w:color="1F7A78"/>
+        </w:pBdr>
+        <w:shd w:val="clear" w:color="auto" w:fill="EAF4F3"/>
+        <w:spacing w:before="0" w:after="0"/>
+        <w:ind w:left="400" w:right="400"/>
+      </w:pPr>
+      <w:r>
+        <w:rPr>
+          <w:rFonts w:ascii="Georgia" w:hAnsi="Georgia" w:cs="Georgia"/>
+          <w:b/>
+          <w:i w:val="0"/>
+          <w:color w:val="222222"/>
+          <w:sz w:val="21"/>
+        </w:rPr>
+        <w:t>3. The Maelstrom.</w:t>
+      </w:r>
+      <w:r>
+        <w:rPr>
+          <w:rFonts w:ascii="Georgia" w:hAnsi="Georgia" w:cs="Georgia"/>
+          <w:b w:val="0"/>
+          <w:i w:val="0"/>
+          <w:color w:val="222222"/>
+          <w:sz w:val="21"/>
+        </w:rPr>
+        <w:t xml:space="preserve"> 3 to 4 successes: no damage, but the ship flips. 2: each hero takes 1d8 bludgeoning and falls prone. 1: each takes 2d8 and is restrained by debris. 0: each takes 3d8, falls prone, and drops whatever they are holding.</w:t>
+      </w:r>
+    </w:p>
+    <w:p>
+      <w:pPr>
+        <w:pBdr>
+          <w:left w:val="double" w:sz="12" w:space="10" w:color="1F7A78"/>
+          <w:right w:val="double" w:sz="12" w:space="10" w:color="1F7A78"/>
+        </w:pBdr>
+        <w:shd w:val="clear" w:color="auto" w:fill="EAF4F3"/>
+        <w:spacing w:before="0" w:after="0"/>
+        <w:ind w:left="400" w:right="400"/>
+      </w:pPr>
+    </w:p>
+    <w:p>
+      <w:pPr>
+        <w:pBdr>
+          <w:bottom w:val="double" w:sz="12" w:space="4" w:color="1F7A78"/>
+          <w:left w:val="double" w:sz="12" w:space="10" w:color="1F7A78"/>
+          <w:right w:val="double" w:sz="12" w:space="10" w:color="1F7A78"/>
+        </w:pBdr>
+        <w:shd w:val="clear" w:color="auto" w:fill="EAF4F3"/>
+        <w:spacing w:before="0" w:after="280"/>
+        <w:ind w:left="400" w:right="400"/>
+      </w:pPr>
+      <w:r>
+        <w:rPr>
+          <w:rFonts w:ascii="Georgia" w:hAnsi="Georgia" w:cs="Georgia"/>
+          <w:b/>
+          <w:i w:val="0"/>
+          <w:color w:val="222222"/>
+          <w:sz w:val="21"/>
+        </w:rPr>
+        <w:t>No roll saves the ship.</w:t>
+      </w:r>
+      <w:r>
+        <w:rPr>
+          <w:rFonts w:ascii="Georgia" w:hAnsi="Georgia" w:cs="Georgia"/>
+          <w:b w:val="0"/>
+          <w:i w:val="0"/>
+          <w:color w:val="222222"/>
+          <w:sz w:val="21"/>
+        </w:rPr>
+        <w:t xml:space="preserve"> However bravely the crew fights, the maelstrom takes her in the end: the Stormwind capsizes, and the story continues underwater.</w:t>
       </w:r>
     </w:p>
     <w:p>
@@ -1286,32 +1681,78 @@
     </w:p>
     <w:p>
       <w:pPr>
+        <w:keepNext/>
         <w:pBdr>
-          <w:left w:val="single" w:sz="18" w:space="12" w:color="5B2A86"/>
+          <w:top w:val="double" w:sz="12" w:space="4" w:color="1F7A78"/>
+          <w:left w:val="double" w:sz="12" w:space="10" w:color="1F7A78"/>
+          <w:right w:val="double" w:sz="12" w:space="10" w:color="1F7A78"/>
         </w:pBdr>
-        <w:shd w:val="clear" w:color="auto" w:fill="F4F0FA"/>
-        <w:spacing w:before="30" w:after="70"/>
-        <w:ind w:left="340" w:right="340"/>
+        <w:shd w:val="clear" w:color="auto" w:fill="EAF4F3"/>
+        <w:spacing w:before="280" w:after="60"/>
+        <w:ind w:left="400" w:right="400"/>
+        <w:jc w:val="center"/>
+      </w:pPr>
+      <w:r>
+        <w:rPr>
+          <w:rFonts w:ascii="Georgia" w:hAnsi="Georgia" w:cs="Georgia"/>
+          <w:b/>
+          <w:color w:val="1F7A78"/>
+          <w:sz w:val="27"/>
+        </w:rPr>
+        <w:t>✦  CAPSIZE AND CAPTURE  ✦</w:t>
+      </w:r>
+    </w:p>
+    <w:p>
+      <w:pPr>
+        <w:pBdr>
+          <w:left w:val="double" w:sz="12" w:space="10" w:color="1F7A78"/>
+          <w:right w:val="double" w:sz="12" w:space="10" w:color="1F7A78"/>
+        </w:pBdr>
+        <w:shd w:val="clear" w:color="auto" w:fill="EAF4F3"/>
+        <w:spacing w:before="0" w:after="0"/>
+        <w:ind w:left="400" w:right="400"/>
       </w:pPr>
       <w:r>
         <w:rPr>
           <w:rFonts w:ascii="Georgia" w:hAnsi="Georgia" w:cs="Georgia"/>
           <w:b w:val="0"/>
-          <w:i w:val="0"/>
-          <w:color w:val="222222"/>
-          <w:sz w:val="19"/>
-        </w:rPr>
-        <w:t xml:space="preserve">▶ </w:t>
-      </w:r>
+          <w:i/>
+          <w:color w:val="222222"/>
+          <w:sz w:val="21"/>
+        </w:rPr>
+        <w:t>The world turns over. Run this as a ladder of three saves, one scene at a time; every failure follows a hero down to the next rung.</w:t>
+      </w:r>
+    </w:p>
+    <w:p>
+      <w:pPr>
+        <w:pBdr>
+          <w:left w:val="double" w:sz="12" w:space="10" w:color="1F7A78"/>
+          <w:right w:val="double" w:sz="12" w:space="10" w:color="1F7A78"/>
+        </w:pBdr>
+        <w:shd w:val="clear" w:color="auto" w:fill="EAF4F3"/>
+        <w:spacing w:before="0" w:after="0"/>
+        <w:ind w:left="400" w:right="400"/>
+      </w:pPr>
+    </w:p>
+    <w:p>
+      <w:pPr>
+        <w:pBdr>
+          <w:left w:val="double" w:sz="12" w:space="10" w:color="1F7A78"/>
+          <w:right w:val="double" w:sz="12" w:space="10" w:color="1F7A78"/>
+        </w:pBdr>
+        <w:shd w:val="clear" w:color="auto" w:fill="EAF4F3"/>
+        <w:spacing w:before="0" w:after="0"/>
+        <w:ind w:left="400" w:right="400"/>
+      </w:pPr>
       <w:r>
         <w:rPr>
           <w:rFonts w:ascii="Georgia" w:hAnsi="Georgia" w:cs="Georgia"/>
           <w:b/>
           <w:i w:val="0"/>
           <w:color w:val="222222"/>
-          <w:sz w:val="19"/>
-        </w:rPr>
-        <w:t>The storm</w:t>
+          <w:sz w:val="21"/>
+        </w:rPr>
+        <w:t>1. She goes over.</w:t>
       </w:r>
       <w:r>
         <w:rPr>
@@ -1319,9 +1760,92 @@
           <w:b w:val="0"/>
           <w:i w:val="0"/>
           <w:color w:val="222222"/>
-          <w:sz w:val="19"/>
-        </w:rPr>
-        <w:t xml:space="preserve"> ran as three group checks at ship stations (the three blows), bruising but survivable; the maelstrom flipped the ship no matter how well the party rolled. Dexterity save DC 12 to grab a beam as she went over.</w:t>
+          <w:sz w:val="21"/>
+        </w:rPr>
+        <w:t xml:space="preserve"> Dexterity saving throw DC 12 to seize a beam or rope as the deck heaves. Success: you slide into the upturned hold, soaked to the bone but unhurt. Failure: the sea rips you away; hold your breath (one round of air) before you surface, coughing, inside the capsized hull.</w:t>
+      </w:r>
+    </w:p>
+    <w:p>
+      <w:pPr>
+        <w:pBdr>
+          <w:left w:val="double" w:sz="12" w:space="10" w:color="1F7A78"/>
+          <w:right w:val="double" w:sz="12" w:space="10" w:color="1F7A78"/>
+        </w:pBdr>
+        <w:shd w:val="clear" w:color="auto" w:fill="EAF4F3"/>
+        <w:spacing w:before="0" w:after="0"/>
+        <w:ind w:left="400" w:right="400"/>
+      </w:pPr>
+      <w:r>
+        <w:rPr>
+          <w:rFonts w:ascii="Georgia" w:hAnsi="Georgia" w:cs="Georgia"/>
+          <w:b/>
+          <w:i w:val="0"/>
+          <w:color w:val="222222"/>
+          <w:sz w:val="21"/>
+        </w:rPr>
+        <w:t>2. The air pocket.</w:t>
+      </w:r>
+      <w:r>
+        <w:rPr>
+          <w:rFonts w:ascii="Georgia" w:hAnsi="Georgia" w:cs="Georgia"/>
+          <w:b w:val="0"/>
+          <w:i w:val="0"/>
+          <w:color w:val="222222"/>
+          <w:sz w:val="21"/>
+        </w:rPr>
+        <w:t xml:space="preserve"> Intelligence (Investigation) or Wisdom (Perception) DC 10 to find sturdy handholds and a deeper bubble of air. Failure: the water surges another foot; take 1d6 bludgeoning, fall prone, and suffer disadvantage on your first turn of the next fight. A hero still holding their breath from step 1 takes an extra 1d6 from near-drowning.</w:t>
+      </w:r>
+    </w:p>
+    <w:p>
+      <w:pPr>
+        <w:pBdr>
+          <w:bottom w:val="double" w:sz="12" w:space="4" w:color="1F7A78"/>
+          <w:left w:val="double" w:sz="12" w:space="10" w:color="1F7A78"/>
+          <w:right w:val="double" w:sz="12" w:space="10" w:color="1F7A78"/>
+        </w:pBdr>
+        <w:shd w:val="clear" w:color="auto" w:fill="EAF4F3"/>
+        <w:spacing w:before="0" w:after="280"/>
+        <w:ind w:left="400" w:right="400"/>
+      </w:pPr>
+      <w:r>
+        <w:rPr>
+          <w:rFonts w:ascii="Georgia" w:hAnsi="Georgia" w:cs="Georgia"/>
+          <w:b/>
+          <w:i w:val="0"/>
+          <w:color w:val="222222"/>
+          <w:sz w:val="21"/>
+        </w:rPr>
+        <w:t>3. The spectral chains.</w:t>
+      </w:r>
+      <w:r>
+        <w:rPr>
+          <w:rFonts w:ascii="Georgia" w:hAnsi="Georgia" w:cs="Georgia"/>
+          <w:b w:val="0"/>
+          <w:i w:val="0"/>
+          <w:color w:val="222222"/>
+          <w:sz w:val="21"/>
+        </w:rPr>
+        <w:t xml:space="preserve"> When the Dutchman rises beneath the wreck and its chains come snaking up through the planks: Strength saving throw DC 12 to wrestle free. Success: you burst onto the ghost ship's deck gasping but unharmed. Failure: the iron bites deep; take 1d6 slashing, arrive restrained, and make your </w:t>
+      </w:r>
+      <w:r>
+        <w:rPr>
+          <w:rFonts w:ascii="Georgia" w:hAnsi="Georgia" w:cs="Georgia"/>
+          <w:b/>
+          <w:i w:val="0"/>
+          <w:color w:val="222222"/>
+          <w:sz w:val="21"/>
+        </w:rPr>
+        <w:t>first roll of the Dice Game of Souls at disadvantage</w:t>
+      </w:r>
+      <w:r>
+        <w:rPr>
+          <w:rFonts w:ascii="Georgia" w:hAnsi="Georgia" w:cs="Georgia"/>
+          <w:b w:val="0"/>
+          <w:i w:val="0"/>
+          <w:color w:val="222222"/>
+          <w:sz w:val="21"/>
+        </w:rPr>
+        <w:t>.</w:t>
       </w:r>
     </w:p>
     <w:p>
@@ -1390,59 +1914,24 @@
     </w:p>
     <w:p>
       <w:pPr>
-        <w:pBdr>
-          <w:left w:val="single" w:sz="18" w:space="12" w:color="B8860B"/>
-        </w:pBdr>
-        <w:shd w:val="clear" w:color="auto" w:fill="FBF6EA"/>
-        <w:spacing w:before="30" w:after="70"/>
-        <w:ind w:left="340" w:right="340"/>
-      </w:pPr>
-      <w:r>
-        <w:rPr>
-          <w:rFonts w:ascii="Georgia" w:hAnsi="Georgia" w:cs="Georgia"/>
-          <w:b w:val="0"/>
-          <w:i w:val="0"/>
-          <w:color w:val="222222"/>
-          <w:sz w:val="21"/>
-        </w:rPr>
-        <w:t xml:space="preserve">And then, through the largest crack, the heroes see it. Far below, in the inky deep, something is rising. Ghost white sails unfurl in water where no wind blows. A barnacle crusted keel, vast and old and glowing sea sick green, climbs toward the wreck like a whale rising for air. The </w:t>
-      </w:r>
-      <w:r>
-        <w:rPr>
-          <w:rFonts w:ascii="Georgia" w:hAnsi="Georgia" w:cs="Georgia"/>
-          <w:b/>
-          <w:i w:val="0"/>
-          <w:color w:val="222222"/>
-          <w:sz w:val="21"/>
-        </w:rPr>
-        <w:t>Flying Dutchman</w:t>
-      </w:r>
-      <w:r>
-        <w:rPr>
-          <w:rFonts w:ascii="Georgia" w:hAnsi="Georgia" w:cs="Georgia"/>
-          <w:b w:val="0"/>
-          <w:i w:val="0"/>
-          <w:color w:val="222222"/>
-          <w:sz w:val="21"/>
-        </w:rPr>
-        <w:t xml:space="preserve"> is coming up directly beneath them.</w:t>
-      </w:r>
-    </w:p>
-    <w:p>
-      <w:pPr>
-        <w:keepNext/>
-        <w:spacing w:before="120" w:after="40"/>
-        <w:jc w:val="center"/>
+        <w:spacing w:after="0" w:before="0"/>
       </w:pPr>
       <w:r>
         <w:drawing>
-          <wp:inline xmlns:a="http://schemas.openxmlformats.org/drawingml/2006/main" xmlns:pic="http://schemas.openxmlformats.org/drawingml/2006/picture">
-            <wp:extent cx="5303520" cy="3532227"/>
+          <wp:anchor xmlns:a="http://schemas.openxmlformats.org/drawingml/2006/main" behindDoc="0" distT="91440" distB="100584" distL="201600" distR="201600" simplePos="0" locked="0" layoutInCell="1" allowOverlap="0" relativeHeight="2">
+            <wp:simplePos x="0" y="0"/>
+            <wp:positionH relativeFrom="column">
+              <wp:align>right</wp:align>
+            </wp:positionH>
+            <wp:positionV relativeFrom="paragraph">
+              <wp:posOffset>0</wp:posOffset>
+            </wp:positionV>
+            <wp:extent cx="3017520" cy="3017520"/>
+            <wp:effectExtent l="0" t="0" r="0" b="0"/>
+            <wp:wrapSquare wrapText="bothSides"/>
             <wp:docPr id="5" name="Picture 5"/>
-            <wp:cNvGraphicFramePr>
-              <a:graphicFrameLocks noChangeAspect="1"/>
-            </wp:cNvGraphicFramePr>
-            <a:graphic>
+            <wp:cNvGraphicFramePr/>
+            <a:graphic xmlns:pic="http://schemas.openxmlformats.org/drawingml/2006/picture">
               <a:graphicData uri="http://schemas.openxmlformats.org/drawingml/2006/picture">
                 <pic:pic>
                   <pic:nvPicPr>
@@ -1458,30 +1947,55 @@
                   <pic:spPr>
                     <a:xfrm>
                       <a:off x="0" y="0"/>
-                      <a:ext cx="5303520" cy="3532227"/>
+                      <a:ext cx="3017520" cy="3017520"/>
                     </a:xfrm>
                     <a:prstGeom prst="rect"/>
                   </pic:spPr>
                 </pic:pic>
               </a:graphicData>
             </a:graphic>
-          </wp:inline>
+          </wp:anchor>
         </w:drawing>
       </w:r>
     </w:p>
     <w:p>
       <w:pPr>
-        <w:spacing w:after="140"/>
-        <w:jc w:val="center"/>
-      </w:pPr>
-      <w:r>
-        <w:rPr>
-          <w:rFonts w:ascii="Georgia" w:hAnsi="Georgia" w:cs="Georgia"/>
-          <w:i/>
-          <w:color w:val="888888"/>
-          <w:sz w:val="18"/>
-        </w:rPr>
-        <w:t>Ghost white sails unfurl in the deep: the Flying Dutchman rises beneath the wreck.</w:t>
+        <w:pBdr>
+          <w:left w:val="single" w:sz="18" w:space="12" w:color="B8860B"/>
+        </w:pBdr>
+        <w:shd w:val="clear" w:color="auto" w:fill="FBF6EA"/>
+        <w:spacing w:before="30" w:after="70"/>
+        <w:ind w:left="340" w:right="340"/>
+      </w:pPr>
+      <w:r>
+        <w:rPr>
+          <w:rFonts w:ascii="Georgia" w:hAnsi="Georgia" w:cs="Georgia"/>
+          <w:b w:val="0"/>
+          <w:i w:val="0"/>
+          <w:color w:val="222222"/>
+          <w:sz w:val="21"/>
+        </w:rPr>
+        <w:t xml:space="preserve">And then, through the largest crack, the heroes see it. Far below, in the inky deep, something is rising. Ghost white sails unfurl in water where no wind blows. A barnacle crusted keel, vast and old and glowing sea sick green, climbs toward the wreck like a whale rising for air. The </w:t>
+      </w:r>
+      <w:r>
+        <w:rPr>
+          <w:rFonts w:ascii="Georgia" w:hAnsi="Georgia" w:cs="Georgia"/>
+          <w:b/>
+          <w:i w:val="0"/>
+          <w:color w:val="222222"/>
+          <w:sz w:val="21"/>
+        </w:rPr>
+        <w:t>Flying Dutchman</w:t>
+      </w:r>
+      <w:r>
+        <w:rPr>
+          <w:rFonts w:ascii="Georgia" w:hAnsi="Georgia" w:cs="Georgia"/>
+          <w:b w:val="0"/>
+          <w:i w:val="0"/>
+          <w:color w:val="222222"/>
+          <w:sz w:val="21"/>
+        </w:rPr>
+        <w:t xml:space="preserve"> is coming up directly beneath them.</w:t>
       </w:r>
     </w:p>
     <w:p>
@@ -2000,6 +2514,545 @@
     <w:p>
       <w:pPr>
         <w:keepNext/>
+        <w:pBdr>
+          <w:top w:val="double" w:sz="12" w:space="4" w:color="1F7A78"/>
+          <w:left w:val="double" w:sz="12" w:space="10" w:color="1F7A78"/>
+          <w:right w:val="double" w:sz="12" w:space="10" w:color="1F7A78"/>
+        </w:pBdr>
+        <w:shd w:val="clear" w:color="auto" w:fill="EAF4F3"/>
+        <w:spacing w:before="280" w:after="60"/>
+        <w:ind w:left="400" w:right="400"/>
+        <w:jc w:val="center"/>
+      </w:pPr>
+      <w:r>
+        <w:rPr>
+          <w:rFonts w:ascii="Georgia" w:hAnsi="Georgia" w:cs="Georgia"/>
+          <w:b/>
+          <w:color w:val="1F7A78"/>
+          <w:sz w:val="27"/>
+        </w:rPr>
+        <w:t>✦  SEVEN-EYES: THE DICE GAME OF SOULS  ✦</w:t>
+      </w:r>
+    </w:p>
+    <w:p>
+      <w:pPr>
+        <w:pBdr>
+          <w:left w:val="double" w:sz="12" w:space="10" w:color="1F7A78"/>
+          <w:right w:val="double" w:sz="12" w:space="10" w:color="1F7A78"/>
+        </w:pBdr>
+        <w:shd w:val="clear" w:color="auto" w:fill="EAF4F3"/>
+        <w:spacing w:before="0" w:after="0"/>
+        <w:ind w:left="400" w:right="400"/>
+      </w:pPr>
+      <w:r>
+        <w:rPr>
+          <w:rFonts w:ascii="Georgia" w:hAnsi="Georgia" w:cs="Georgia"/>
+          <w:b w:val="0"/>
+          <w:i/>
+          <w:color w:val="222222"/>
+          <w:sz w:val="21"/>
+        </w:rPr>
+        <w:t xml:space="preserve">Old sailors whisper that Davy Jones has played Seven-Eyes for every soul he keeps: seven dice, two tosses, and a scarred oak table carved with the names of everyone who ever lost. Nobody living remembers the rules, because everyone who learned them stayed aboard. Here they are anyway. The target is </w:t>
+      </w:r>
+      <w:r>
+        <w:rPr>
+          <w:rFonts w:ascii="Georgia" w:hAnsi="Georgia" w:cs="Georgia"/>
+          <w:b w:val="0"/>
+          <w:i/>
+          <w:color w:val="222222"/>
+          <w:sz w:val="21"/>
+        </w:rPr>
+        <w:t>seventy-seven</w:t>
+      </w:r>
+      <w:r>
+        <w:rPr>
+          <w:rFonts w:ascii="Georgia" w:hAnsi="Georgia" w:cs="Georgia"/>
+          <w:b w:val="0"/>
+          <w:i/>
+          <w:color w:val="222222"/>
+          <w:sz w:val="21"/>
+        </w:rPr>
+        <w:t>.</w:t>
+      </w:r>
+    </w:p>
+    <w:p>
+      <w:pPr>
+        <w:pBdr>
+          <w:left w:val="double" w:sz="12" w:space="10" w:color="1F7A78"/>
+          <w:right w:val="double" w:sz="12" w:space="10" w:color="1F7A78"/>
+        </w:pBdr>
+        <w:shd w:val="clear" w:color="auto" w:fill="EAF4F3"/>
+        <w:spacing w:before="0" w:after="0"/>
+        <w:ind w:left="400" w:right="400"/>
+      </w:pPr>
+    </w:p>
+    <w:p>
+      <w:pPr>
+        <w:pBdr>
+          <w:left w:val="double" w:sz="12" w:space="10" w:color="1F7A78"/>
+          <w:right w:val="double" w:sz="12" w:space="10" w:color="1F7A78"/>
+        </w:pBdr>
+        <w:shd w:val="clear" w:color="auto" w:fill="EAF4F3"/>
+        <w:spacing w:before="0" w:after="0"/>
+        <w:ind w:left="400" w:right="400"/>
+      </w:pPr>
+      <w:r>
+        <w:rPr>
+          <w:rFonts w:ascii="Georgia" w:hAnsi="Georgia" w:cs="Georgia"/>
+          <w:b/>
+          <w:i w:val="0"/>
+          <w:color w:val="222222"/>
+          <w:sz w:val="21"/>
+        </w:rPr>
+        <w:t>The stakes.</w:t>
+      </w:r>
+      <w:r>
+        <w:rPr>
+          <w:rFonts w:ascii="Georgia" w:hAnsi="Georgia" w:cs="Georgia"/>
+          <w:b w:val="0"/>
+          <w:i w:val="0"/>
+          <w:color w:val="222222"/>
+          <w:sz w:val="21"/>
+        </w:rPr>
+        <w:t xml:space="preserve"> Three rounds. If Davy Jones scores </w:t>
+      </w:r>
+      <w:r>
+        <w:rPr>
+          <w:rFonts w:ascii="Georgia" w:hAnsi="Georgia" w:cs="Georgia"/>
+          <w:b/>
+          <w:i w:val="0"/>
+          <w:color w:val="222222"/>
+          <w:sz w:val="21"/>
+        </w:rPr>
+        <w:t>5 points</w:t>
+      </w:r>
+      <w:r>
+        <w:rPr>
+          <w:rFonts w:ascii="Georgia" w:hAnsi="Georgia" w:cs="Georgia"/>
+          <w:b w:val="0"/>
+          <w:i w:val="0"/>
+          <w:color w:val="222222"/>
+          <w:sz w:val="21"/>
+        </w:rPr>
+        <w:t>, he claims the heroes' souls, and Floraburst's fey light with them. If he ends with 4 points or fewer, the chains fall and every soul aboard walks free.</w:t>
+      </w:r>
+    </w:p>
+    <w:p>
+      <w:pPr>
+        <w:pBdr>
+          <w:left w:val="double" w:sz="12" w:space="10" w:color="1F7A78"/>
+          <w:right w:val="double" w:sz="12" w:space="10" w:color="1F7A78"/>
+        </w:pBdr>
+        <w:shd w:val="clear" w:color="auto" w:fill="EAF4F3"/>
+        <w:spacing w:before="0" w:after="0"/>
+        <w:ind w:left="400" w:right="400"/>
+      </w:pPr>
+    </w:p>
+    <w:p>
+      <w:pPr>
+        <w:pBdr>
+          <w:left w:val="double" w:sz="12" w:space="10" w:color="1F7A78"/>
+          <w:right w:val="double" w:sz="12" w:space="10" w:color="1F7A78"/>
+        </w:pBdr>
+        <w:shd w:val="clear" w:color="auto" w:fill="EAF4F3"/>
+        <w:spacing w:before="0" w:after="0"/>
+        <w:ind w:left="400" w:right="400"/>
+      </w:pPr>
+      <w:r>
+        <w:rPr>
+          <w:rFonts w:ascii="Georgia" w:hAnsi="Georgia" w:cs="Georgia"/>
+          <w:b/>
+          <w:i w:val="0"/>
+          <w:color w:val="222222"/>
+          <w:sz w:val="21"/>
+        </w:rPr>
+        <w:t>Your dice.</w:t>
+      </w:r>
+      <w:r>
+        <w:rPr>
+          <w:rFonts w:ascii="Georgia" w:hAnsi="Georgia" w:cs="Georgia"/>
+          <w:b w:val="0"/>
+          <w:i w:val="0"/>
+          <w:color w:val="222222"/>
+          <w:sz w:val="21"/>
+        </w:rPr>
+        <w:t xml:space="preserve"> Each hero keeps a pool of seven: </w:t>
+      </w:r>
+      <w:r>
+        <w:rPr>
+          <w:rFonts w:ascii="Georgia" w:hAnsi="Georgia" w:cs="Georgia"/>
+          <w:b/>
+          <w:i w:val="0"/>
+          <w:color w:val="222222"/>
+          <w:sz w:val="21"/>
+        </w:rPr>
+        <w:t>d4, d6, d8, d10, d10, d12, d20</w:t>
+      </w:r>
+      <w:r>
+        <w:rPr>
+          <w:rFonts w:ascii="Georgia" w:hAnsi="Georgia" w:cs="Georgia"/>
+          <w:b w:val="0"/>
+          <w:i w:val="0"/>
+          <w:color w:val="222222"/>
+          <w:sz w:val="21"/>
+        </w:rPr>
+        <w:t>.</w:t>
+      </w:r>
+    </w:p>
+    <w:p>
+      <w:pPr>
+        <w:pBdr>
+          <w:left w:val="double" w:sz="12" w:space="10" w:color="1F7A78"/>
+          <w:right w:val="double" w:sz="12" w:space="10" w:color="1F7A78"/>
+        </w:pBdr>
+        <w:shd w:val="clear" w:color="auto" w:fill="EAF4F3"/>
+        <w:spacing w:before="0" w:after="0"/>
+        <w:ind w:left="400" w:right="400"/>
+      </w:pPr>
+      <w:r>
+        <w:rPr>
+          <w:rFonts w:ascii="Georgia" w:hAnsi="Georgia" w:cs="Georgia"/>
+          <w:b/>
+          <w:i w:val="0"/>
+          <w:color w:val="222222"/>
+          <w:sz w:val="21"/>
+        </w:rPr>
+        <w:t>Each round, every hero:</w:t>
+      </w:r>
+    </w:p>
+    <w:p>
+      <w:pPr>
+        <w:pBdr>
+          <w:left w:val="double" w:sz="12" w:space="10" w:color="1F7A78"/>
+          <w:right w:val="double" w:sz="12" w:space="10" w:color="1F7A78"/>
+        </w:pBdr>
+        <w:shd w:val="clear" w:color="auto" w:fill="EAF4F3"/>
+        <w:spacing w:before="0" w:after="0"/>
+        <w:ind w:left="400" w:right="400"/>
+      </w:pPr>
+      <w:r>
+        <w:rPr>
+          <w:rFonts w:ascii="Georgia" w:hAnsi="Georgia" w:cs="Georgia"/>
+          <w:b/>
+          <w:i w:val="0"/>
+          <w:color w:val="222222"/>
+          <w:sz w:val="21"/>
+        </w:rPr>
+        <w:t>1. First toss.</w:t>
+      </w:r>
+      <w:r>
+        <w:rPr>
+          <w:rFonts w:ascii="Georgia" w:hAnsi="Georgia" w:cs="Georgia"/>
+          <w:b w:val="0"/>
+          <w:i w:val="0"/>
+          <w:color w:val="222222"/>
+          <w:sz w:val="21"/>
+        </w:rPr>
+        <w:t xml:space="preserve"> Roll all seven dice and add them up: your Total.</w:t>
+      </w:r>
+    </w:p>
+    <w:p>
+      <w:pPr>
+        <w:pBdr>
+          <w:left w:val="double" w:sz="12" w:space="10" w:color="1F7A78"/>
+          <w:right w:val="double" w:sz="12" w:space="10" w:color="1F7A78"/>
+        </w:pBdr>
+        <w:shd w:val="clear" w:color="auto" w:fill="EAF4F3"/>
+        <w:spacing w:before="0" w:after="0"/>
+        <w:ind w:left="400" w:right="400"/>
+      </w:pPr>
+      <w:r>
+        <w:rPr>
+          <w:rFonts w:ascii="Georgia" w:hAnsi="Georgia" w:cs="Georgia"/>
+          <w:b/>
+          <w:i w:val="0"/>
+          <w:color w:val="222222"/>
+          <w:sz w:val="21"/>
+        </w:rPr>
+        <w:t>2. First gift.</w:t>
+      </w:r>
+      <w:r>
+        <w:rPr>
+          <w:rFonts w:ascii="Georgia" w:hAnsi="Georgia" w:cs="Georgia"/>
+          <w:b w:val="0"/>
+          <w:i w:val="0"/>
+          <w:color w:val="222222"/>
+          <w:sz w:val="21"/>
+        </w:rPr>
+        <w:t xml:space="preserve"> Any hero may pass one die's face value to a teammate, adjusting both totals before moving on. Teamwork is legal. Davy hates that.</w:t>
+      </w:r>
+    </w:p>
+    <w:p>
+      <w:pPr>
+        <w:pBdr>
+          <w:left w:val="double" w:sz="12" w:space="10" w:color="1F7A78"/>
+          <w:right w:val="double" w:sz="12" w:space="10" w:color="1F7A78"/>
+        </w:pBdr>
+        <w:shd w:val="clear" w:color="auto" w:fill="EAF4F3"/>
+        <w:spacing w:before="0" w:after="0"/>
+        <w:ind w:left="400" w:right="400"/>
+      </w:pPr>
+      <w:r>
+        <w:rPr>
+          <w:rFonts w:ascii="Georgia" w:hAnsi="Georgia" w:cs="Georgia"/>
+          <w:b/>
+          <w:i w:val="0"/>
+          <w:color w:val="222222"/>
+          <w:sz w:val="21"/>
+        </w:rPr>
+        <w:t>3. Second toss.</w:t>
+      </w:r>
+      <w:r>
+        <w:rPr>
+          <w:rFonts w:ascii="Georgia" w:hAnsi="Georgia" w:cs="Georgia"/>
+          <w:b w:val="0"/>
+          <w:i w:val="0"/>
+          <w:color w:val="222222"/>
+          <w:sz w:val="21"/>
+        </w:rPr>
+        <w:t xml:space="preserve"> Roll all seven dice again and add the new sum: your Running Total.</w:t>
+      </w:r>
+    </w:p>
+    <w:p>
+      <w:pPr>
+        <w:pBdr>
+          <w:left w:val="double" w:sz="12" w:space="10" w:color="1F7A78"/>
+          <w:right w:val="double" w:sz="12" w:space="10" w:color="1F7A78"/>
+        </w:pBdr>
+        <w:shd w:val="clear" w:color="auto" w:fill="EAF4F3"/>
+        <w:spacing w:before="0" w:after="0"/>
+        <w:ind w:left="400" w:right="400"/>
+      </w:pPr>
+      <w:r>
+        <w:rPr>
+          <w:rFonts w:ascii="Georgia" w:hAnsi="Georgia" w:cs="Georgia"/>
+          <w:b/>
+          <w:i w:val="0"/>
+          <w:color w:val="222222"/>
+          <w:sz w:val="21"/>
+        </w:rPr>
+        <w:t>4. Second gift.</w:t>
+      </w:r>
+      <w:r>
+        <w:rPr>
+          <w:rFonts w:ascii="Georgia" w:hAnsi="Georgia" w:cs="Georgia"/>
+          <w:b w:val="0"/>
+          <w:i w:val="0"/>
+          <w:color w:val="222222"/>
+          <w:sz w:val="21"/>
+        </w:rPr>
+        <w:t xml:space="preserve"> Over seventy-seven? You may gift one of your second-toss dice to a teammate before you bust.</w:t>
+      </w:r>
+    </w:p>
+    <w:p>
+      <w:pPr>
+        <w:pBdr>
+          <w:left w:val="double" w:sz="12" w:space="10" w:color="1F7A78"/>
+          <w:right w:val="double" w:sz="12" w:space="10" w:color="1F7A78"/>
+        </w:pBdr>
+        <w:shd w:val="clear" w:color="auto" w:fill="EAF4F3"/>
+        <w:spacing w:before="0" w:after="0"/>
+        <w:ind w:left="400" w:right="400"/>
+      </w:pPr>
+      <w:r>
+        <w:rPr>
+          <w:rFonts w:ascii="Georgia" w:hAnsi="Georgia" w:cs="Georgia"/>
+          <w:b/>
+          <w:i w:val="0"/>
+          <w:color w:val="222222"/>
+          <w:sz w:val="21"/>
+        </w:rPr>
+        <w:t>5. Bust check.</w:t>
+      </w:r>
+      <w:r>
+        <w:rPr>
+          <w:rFonts w:ascii="Georgia" w:hAnsi="Georgia" w:cs="Georgia"/>
+          <w:b w:val="0"/>
+          <w:i w:val="0"/>
+          <w:color w:val="222222"/>
+          <w:sz w:val="21"/>
+        </w:rPr>
+        <w:t xml:space="preserve"> Still over 77 after gifts: you bust this round, and Davy gains </w:t>
+      </w:r>
+      <w:r>
+        <w:rPr>
+          <w:rFonts w:ascii="Georgia" w:hAnsi="Georgia" w:cs="Georgia"/>
+          <w:b/>
+          <w:i w:val="0"/>
+          <w:color w:val="222222"/>
+          <w:sz w:val="21"/>
+        </w:rPr>
+        <w:t>1 point</w:t>
+      </w:r>
+      <w:r>
+        <w:rPr>
+          <w:rFonts w:ascii="Georgia" w:hAnsi="Georgia" w:cs="Georgia"/>
+          <w:b w:val="0"/>
+          <w:i w:val="0"/>
+          <w:color w:val="222222"/>
+          <w:sz w:val="21"/>
+        </w:rPr>
+        <w:t>.</w:t>
+      </w:r>
+    </w:p>
+    <w:p>
+      <w:pPr>
+        <w:pBdr>
+          <w:left w:val="double" w:sz="12" w:space="10" w:color="1F7A78"/>
+          <w:right w:val="double" w:sz="12" w:space="10" w:color="1F7A78"/>
+        </w:pBdr>
+        <w:shd w:val="clear" w:color="auto" w:fill="EAF4F3"/>
+        <w:spacing w:before="0" w:after="0"/>
+        <w:ind w:left="400" w:right="400"/>
+      </w:pPr>
+    </w:p>
+    <w:p>
+      <w:pPr>
+        <w:pBdr>
+          <w:left w:val="double" w:sz="12" w:space="10" w:color="1F7A78"/>
+          <w:right w:val="double" w:sz="12" w:space="10" w:color="1F7A78"/>
+        </w:pBdr>
+        <w:shd w:val="clear" w:color="auto" w:fill="EAF4F3"/>
+        <w:spacing w:before="0" w:after="0"/>
+        <w:ind w:left="400" w:right="400"/>
+      </w:pPr>
+      <w:r>
+        <w:rPr>
+          <w:rFonts w:ascii="Georgia" w:hAnsi="Georgia" w:cs="Georgia"/>
+          <w:b/>
+          <w:i w:val="0"/>
+          <w:color w:val="222222"/>
+          <w:sz w:val="21"/>
+        </w:rPr>
+        <w:t>Davy's turn.</w:t>
+      </w:r>
+      <w:r>
+        <w:rPr>
+          <w:rFonts w:ascii="Georgia" w:hAnsi="Georgia" w:cs="Georgia"/>
+          <w:b w:val="0"/>
+          <w:i w:val="0"/>
+          <w:color w:val="222222"/>
+          <w:sz w:val="21"/>
+        </w:rPr>
+        <w:t xml:space="preserve"> The captain rolls all seven dice </w:t>
+      </w:r>
+      <w:r>
+        <w:rPr>
+          <w:rFonts w:ascii="Georgia" w:hAnsi="Georgia" w:cs="Georgia"/>
+          <w:b/>
+          <w:i w:val="0"/>
+          <w:color w:val="222222"/>
+          <w:sz w:val="21"/>
+        </w:rPr>
+        <w:t>three separate times</w:t>
+      </w:r>
+      <w:r>
+        <w:rPr>
+          <w:rFonts w:ascii="Georgia" w:hAnsi="Georgia" w:cs="Georgia"/>
+          <w:b w:val="0"/>
+          <w:i w:val="0"/>
+          <w:color w:val="222222"/>
+          <w:sz w:val="21"/>
+        </w:rPr>
+        <w:t xml:space="preserve">, and after each roll he may discard one die (the DM announces which face tumbles off into the gloom). His Final Total is the sum of the three adjusted rolls. If even his discards cannot keep him at 77 or under, the old cheat busts himself. Otherwise, every hero whose Running Total sits below his Final Total gives him </w:t>
+      </w:r>
+      <w:r>
+        <w:rPr>
+          <w:rFonts w:ascii="Georgia" w:hAnsi="Georgia" w:cs="Georgia"/>
+          <w:b/>
+          <w:i w:val="0"/>
+          <w:color w:val="222222"/>
+          <w:sz w:val="21"/>
+        </w:rPr>
+        <w:t>1 point</w:t>
+      </w:r>
+      <w:r>
+        <w:rPr>
+          <w:rFonts w:ascii="Georgia" w:hAnsi="Georgia" w:cs="Georgia"/>
+          <w:b w:val="0"/>
+          <w:i w:val="0"/>
+          <w:color w:val="222222"/>
+          <w:sz w:val="21"/>
+        </w:rPr>
+        <w:t>.</w:t>
+      </w:r>
+    </w:p>
+    <w:p>
+      <w:pPr>
+        <w:pBdr>
+          <w:left w:val="double" w:sz="12" w:space="10" w:color="1F7A78"/>
+          <w:right w:val="double" w:sz="12" w:space="10" w:color="1F7A78"/>
+        </w:pBdr>
+        <w:shd w:val="clear" w:color="auto" w:fill="EAF4F3"/>
+        <w:spacing w:before="0" w:after="0"/>
+        <w:ind w:left="400" w:right="400"/>
+      </w:pPr>
+    </w:p>
+    <w:p>
+      <w:pPr>
+        <w:pBdr>
+          <w:bottom w:val="double" w:sz="12" w:space="4" w:color="1F7A78"/>
+          <w:left w:val="double" w:sz="12" w:space="10" w:color="1F7A78"/>
+          <w:right w:val="double" w:sz="12" w:space="10" w:color="1F7A78"/>
+        </w:pBdr>
+        <w:shd w:val="clear" w:color="auto" w:fill="EAF4F3"/>
+        <w:spacing w:before="0" w:after="280"/>
+        <w:ind w:left="400" w:right="400"/>
+      </w:pPr>
+      <w:r>
+        <w:rPr>
+          <w:rFonts w:ascii="Georgia" w:hAnsi="Georgia" w:cs="Georgia"/>
+          <w:b/>
+          <w:i w:val="0"/>
+          <w:color w:val="222222"/>
+          <w:sz w:val="21"/>
+        </w:rPr>
+        <w:t>Table talk.</w:t>
+      </w:r>
+      <w:r>
+        <w:rPr>
+          <w:rFonts w:ascii="Georgia" w:hAnsi="Georgia" w:cs="Georgia"/>
+          <w:b w:val="0"/>
+          <w:i w:val="0"/>
+          <w:color w:val="222222"/>
+          <w:sz w:val="21"/>
+        </w:rPr>
+        <w:t xml:space="preserve"> Let the dice clatter and the lantern flames shiver as each one lands. Between rounds, Davy stalks the table's edge: </w:t>
+      </w:r>
+      <w:r>
+        <w:rPr>
+          <w:rFonts w:ascii="Georgia" w:hAnsi="Georgia" w:cs="Georgia"/>
+          <w:b w:val="0"/>
+          <w:i/>
+          <w:color w:val="222222"/>
+          <w:sz w:val="21"/>
+        </w:rPr>
+        <w:t>“Point by point, your hearts grow colder. Will you fold, or gamble everything on the final roll?”</w:t>
+      </w:r>
+    </w:p>
+    <w:p>
+      <w:pPr>
+        <w:pBdr>
+          <w:left w:val="single" w:sz="18" w:space="12" w:color="B8860B"/>
+        </w:pBdr>
+        <w:shd w:val="clear" w:color="auto" w:fill="FBF6EA"/>
+        <w:spacing w:before="30" w:after="70"/>
+        <w:ind w:left="340" w:right="340"/>
+      </w:pPr>
+      <w:r>
+        <w:rPr>
+          <w:rFonts w:ascii="Georgia" w:hAnsi="Georgia" w:cs="Georgia"/>
+          <w:b w:val="0"/>
+          <w:i w:val="0"/>
+          <w:color w:val="222222"/>
+          <w:sz w:val="21"/>
+        </w:rPr>
+        <w:t>The first round is terror. The dice feel cold as drowned stones, and when Ursa's second toss threatens to burst past seventy seven, the whole table holds its breath until Lilly quietly slides her lowest die across and saves him. The second round is arithmetic and nerve: Stabby, who cannot sit still in a classroom to save his life, turns out to be terrifying at dice, counting faces and gifting exactly the right pips at exactly the right moment. Davy's grin gets thinner. His discards get angrier.</w:t>
+      </w:r>
+    </w:p>
+    <w:p>
+      <w:pPr>
+        <w:keepNext/>
         <w:spacing w:before="120" w:after="40"/>
         <w:jc w:val="center"/>
       </w:pPr>
@@ -2056,9 +3109,9 @@
     <w:p>
       <w:pPr>
         <w:pBdr>
-          <w:left w:val="single" w:sz="18" w:space="12" w:color="5B2A86"/>
+          <w:left w:val="single" w:sz="18" w:space="12" w:color="B8860B"/>
         </w:pBdr>
-        <w:shd w:val="clear" w:color="auto" w:fill="F4F0FA"/>
+        <w:shd w:val="clear" w:color="auto" w:fill="FBF6EA"/>
         <w:spacing w:before="30" w:after="70"/>
         <w:ind w:left="340" w:right="340"/>
       </w:pPr>
@@ -2068,9 +3121,9 @@
           <w:b w:val="0"/>
           <w:i w:val="0"/>
           <w:color w:val="222222"/>
-          <w:sz w:val="19"/>
-        </w:rPr>
-        <w:t xml:space="preserve">▶ </w:t>
+          <w:sz w:val="21"/>
+        </w:rPr>
+        <w:t xml:space="preserve">The third round comes down to the last toss of the last die. Davy Jones sits at seventy six, one smug point from feasting. The heroes' running totals hang just beneath his. Then the old yellowed d20 tumbles across the scarred names, teeters on one corner, and lands: and the heroes' total stands at </w:t>
       </w:r>
       <w:r>
         <w:rPr>
@@ -2078,9 +3131,9 @@
           <w:b/>
           <w:i w:val="0"/>
           <w:color w:val="222222"/>
-          <w:sz w:val="19"/>
-        </w:rPr>
-        <w:t>Seven-Eyes, target 77.</w:t>
+          <w:sz w:val="21"/>
+        </w:rPr>
+        <w:t>seventy seven exactly</w:t>
       </w:r>
       <w:r>
         <w:rPr>
@@ -2088,19 +3141,9 @@
           <w:b w:val="0"/>
           <w:i w:val="0"/>
           <w:color w:val="222222"/>
-          <w:sz w:val="19"/>
-        </w:rPr>
-        <w:t xml:space="preserve"> Each player rolls all seven dice twice, summing toward 77 without going over; between tosses they may gift one die's value to a teammate. Davy rolls three times and may discard a die after each roll. Beat his total or bust him; he needed 5 points over three rounds to win. </w:t>
-      </w:r>
-      <w:r>
-        <w:rPr>
-          <w:rFonts w:ascii="Georgia" w:hAnsi="Georgia" w:cs="Georgia"/>
-          <w:b/>
-          <w:i w:val="0"/>
-          <w:color w:val="222222"/>
-          <w:sz w:val="19"/>
-        </w:rPr>
-        <w:t>The party won the game.</w:t>
+          <w:sz w:val="21"/>
+        </w:rPr>
+        <w:t>, and the captain of the Flying Dutchman is beaten at his own table.</w:t>
       </w:r>
     </w:p>
     <w:p>
@@ -2115,12 +3158,21 @@
       <w:r>
         <w:rPr>
           <w:rFonts w:ascii="Georgia" w:hAnsi="Georgia" w:cs="Georgia"/>
+          <w:b/>
+          <w:color w:val="A32B2B"/>
+          <w:sz w:val="21"/>
+        </w:rPr>
+        <w:t xml:space="preserve">Stabby: </w:t>
+      </w:r>
+      <w:r>
+        <w:rPr>
+          <w:rFonts w:ascii="Georgia" w:hAnsi="Georgia" w:cs="Georgia"/>
           <w:b w:val="0"/>
-          <w:i w:val="0"/>
+          <w:i/>
           <w:color w:val="222222"/>
           <w:sz w:val="21"/>
         </w:rPr>
-        <w:t>The first round is terror. The dice feel cold as drowned stones, and when Ursa's second toss threatens to burst past seventy seven, the whole table holds its breath until Lilly quietly slides her lowest die across and saves him. The second round is arithmetic and nerve: Stabby, who cannot sit still in a classroom to save his life, turns out to be terrifying at dice, counting faces and gifting exactly the right pips at exactly the right moment. Davy's grin gets thinner. His discards get angrier.</w:t>
+        <w:t>“Seven-Eyes! Pay up, fish-beard!”</w:t>
       </w:r>
     </w:p>
     <w:p>
@@ -2140,7 +3192,7 @@
           <w:color w:val="222222"/>
           <w:sz w:val="21"/>
         </w:rPr>
-        <w:t xml:space="preserve">The third round comes down to the last toss of the last die. Davy Jones sits at seventy six, one smug point from feasting. The heroes' running totals hang just beneath his. Then the old yellowed d20 tumbles across the scarred names, teeters on one corner, and lands: and the heroes' total stands at </w:t>
+        <w:t xml:space="preserve">Davy Jones rises so fast his chair goes through the wall. The lanterns gutter green, the chains fall from the heroes' wrists like dead eels, and the captain snarls one promise as he dissolves into cold mist: </w:t>
       </w:r>
       <w:r>
         <w:rPr>
@@ -2150,7 +3202,7 @@
           <w:color w:val="222222"/>
           <w:sz w:val="21"/>
         </w:rPr>
-        <w:t>seventy seven exactly</w:t>
+        <w:t>“This isn't over...”</w:t>
       </w:r>
       <w:r>
         <w:rPr>
@@ -2160,7 +3212,41 @@
           <w:color w:val="222222"/>
           <w:sz w:val="21"/>
         </w:rPr>
-        <w:t>, and the captain of the Flying Dutchman is beaten at his own table.</w:t>
+        <w:t xml:space="preserve"> He was wrong about that.</w:t>
+      </w:r>
+    </w:p>
+    <w:p>
+      <w:pPr>
+        <w:keepNext/>
+        <w:pageBreakBefore/>
+        <w:spacing w:before="400" w:after="120"/>
+        <w:pBdr>
+          <w:bottom w:val="single" w:sz="6" w:space="4" w:color="B8860B"/>
+        </w:pBdr>
+      </w:pPr>
+      <w:r>
+        <w:rPr>
+          <w:rFonts w:ascii="Georgia" w:hAnsi="Georgia" w:cs="Georgia"/>
+          <w:b/>
+          <w:color w:val="B8860B"/>
+          <w:sz w:val="32"/>
+        </w:rPr>
+        <w:t>Part Five: No Flesh Leaves This Ship</w:t>
+      </w:r>
+    </w:p>
+    <w:p>
+      <w:pPr>
+        <w:spacing w:before="120" w:after="200"/>
+      </w:pPr>
+      <w:r>
+        <w:rPr>
+          <w:rFonts w:ascii="Georgia" w:hAnsi="Georgia" w:cs="Georgia"/>
+          <w:b w:val="0"/>
+          <w:i/>
+          <w:color w:val="222222"/>
+          <w:sz w:val="21"/>
+        </w:rPr>
+        <w:t>The heroes had won their souls back fairly. They could have slipped away quietly. Instead, they thought about the cages.</w:t>
       </w:r>
     </w:p>
     <w:p>
@@ -2175,21 +3261,32 @@
       <w:r>
         <w:rPr>
           <w:rFonts w:ascii="Georgia" w:hAnsi="Georgia" w:cs="Georgia"/>
+          <w:b w:val="0"/>
+          <w:i w:val="0"/>
+          <w:color w:val="222222"/>
+          <w:sz w:val="21"/>
+        </w:rPr>
+        <w:t xml:space="preserve">Two skeletal wardens, bound by the game's result and clearly disgusted about it, bow and usher the heroes toward the guest chambers to rest. But through the bulkheads comes a muffled clinking: jars being packed, cages being rattled, prisoners being made ready for shipment. And through a salt streaked porthole, Lilly spots a trim little cutter lashed near the Dutchman's rail, seaworthy and forgotten, with a name painted on her stern: the </w:t>
+      </w:r>
+      <w:r>
+        <w:rPr>
+          <w:rFonts w:ascii="Georgia" w:hAnsi="Georgia" w:cs="Georgia"/>
           <w:b/>
-          <w:color w:val="A32B2B"/>
+          <w:i w:val="0"/>
+          <w:color w:val="222222"/>
           <w:sz w:val="21"/>
         </w:rPr>
-        <w:t xml:space="preserve">Stabby: </w:t>
+        <w:t>Vigil</w:t>
       </w:r>
       <w:r>
         <w:rPr>
           <w:rFonts w:ascii="Georgia" w:hAnsi="Georgia" w:cs="Georgia"/>
           <w:b w:val="0"/>
-          <w:i/>
+          <w:i w:val="0"/>
           <w:color w:val="222222"/>
           <w:sz w:val="21"/>
         </w:rPr>
-        <w:t>“Seven-Eyes! Pay up, fish-beard!”</w:t>
+        <w:t>.</w:t>
       </w:r>
     </w:p>
     <w:p>
@@ -2204,57 +3301,12 @@
       <w:r>
         <w:rPr>
           <w:rFonts w:ascii="Georgia" w:hAnsi="Georgia" w:cs="Georgia"/>
-          <w:b w:val="0"/>
-          <w:i w:val="0"/>
-          <w:color w:val="222222"/>
+          <w:b/>
+          <w:color w:val="1F6FB8"/>
           <w:sz w:val="21"/>
         </w:rPr>
-        <w:t xml:space="preserve">Davy Jones rises so fast his chair goes through the wall. The lanterns gutter green, the chains fall from the heroes' wrists like dead eels, and the captain snarls one promise as he dissolves into cold mist: </w:t>
-      </w:r>
-      <w:r>
-        <w:rPr>
-          <w:rFonts w:ascii="Georgia" w:hAnsi="Georgia" w:cs="Georgia"/>
-          <w:b/>
-          <w:i w:val="0"/>
-          <w:color w:val="222222"/>
-          <w:sz w:val="21"/>
-        </w:rPr>
-        <w:t>“This isn't over...”</w:t>
-      </w:r>
-      <w:r>
-        <w:rPr>
-          <w:rFonts w:ascii="Georgia" w:hAnsi="Georgia" w:cs="Georgia"/>
-          <w:b w:val="0"/>
-          <w:i w:val="0"/>
-          <w:color w:val="222222"/>
-          <w:sz w:val="21"/>
-        </w:rPr>
-        <w:t xml:space="preserve"> He was wrong about that.</w:t>
-      </w:r>
-    </w:p>
-    <w:p>
-      <w:pPr>
-        <w:keepNext/>
-        <w:pageBreakBefore/>
-        <w:spacing w:before="400" w:after="120"/>
-        <w:pBdr>
-          <w:bottom w:val="single" w:sz="6" w:space="4" w:color="B8860B"/>
-        </w:pBdr>
-      </w:pPr>
-      <w:r>
-        <w:rPr>
-          <w:rFonts w:ascii="Georgia" w:hAnsi="Georgia" w:cs="Georgia"/>
-          <w:b/>
-          <w:color w:val="B8860B"/>
-          <w:sz w:val="32"/>
-        </w:rPr>
-        <w:t>Part Five: No Flesh Leaves This Ship</w:t>
-      </w:r>
-    </w:p>
-    <w:p>
-      <w:pPr>
-        <w:spacing w:before="120" w:after="200"/>
-      </w:pPr>
+        <w:t xml:space="preserve">Lilly: </w:t>
+      </w:r>
       <w:r>
         <w:rPr>
           <w:rFonts w:ascii="Georgia" w:hAnsi="Georgia" w:cs="Georgia"/>
@@ -2263,7 +3315,7 @@
           <w:color w:val="222222"/>
           <w:sz w:val="21"/>
         </w:rPr>
-        <w:t>The heroes had won their souls back fairly. They could have slipped away quietly. Instead, they thought about the cages.</w:t>
+        <w:t>“They are rounding up every magical being aboard. If these essences ship south, the whole coast will suffer. We are not leaving without those cages open.”</w:t>
       </w:r>
     </w:p>
     <w:p>
@@ -2283,7 +3335,7 @@
           <w:color w:val="222222"/>
           <w:sz w:val="21"/>
         </w:rPr>
-        <w:t xml:space="preserve">Two skeletal wardens, bound by the game's result and clearly disgusted about it, bow and usher the heroes toward the guest chambers to rest. But through the bulkheads comes a muffled clinking: jars being packed, cages being rattled, prisoners being made ready for shipment. And through a salt streaked porthole, Lilly spots a trim little cutter lashed near the Dutchman's rail, seaworthy and forgotten, with a name painted on her stern: the </w:t>
+        <w:t xml:space="preserve">The heroes step out onto the weather deck, and the ghost ship's crew is waiting. Drowned pirates haul themselves over the rails, cutlasses dripping, barnacles clacking. At the wheel, a </w:t>
       </w:r>
       <w:r>
         <w:rPr>
@@ -2293,7 +3345,7 @@
           <w:color w:val="222222"/>
           <w:sz w:val="21"/>
         </w:rPr>
-        <w:t>Vigil</w:t>
+        <w:t>Spectral Helmsman</w:t>
       </w:r>
       <w:r>
         <w:rPr>
@@ -2303,7 +3355,17 @@
           <w:color w:val="222222"/>
           <w:sz w:val="21"/>
         </w:rPr>
-        <w:t>.</w:t>
+        <w:t xml:space="preserve"> turns its lantern eyed head all the way around and wails: </w:t>
+      </w:r>
+      <w:r>
+        <w:rPr>
+          <w:rFonts w:ascii="Georgia" w:hAnsi="Georgia" w:cs="Georgia"/>
+          <w:b/>
+          <w:i w:val="0"/>
+          <w:color w:val="222222"/>
+          <w:sz w:val="21"/>
+        </w:rPr>
+        <w:t>“No flesh leaves this ship alive!”</w:t>
       </w:r>
     </w:p>
     <w:p>
@@ -2318,85 +3380,6 @@
       <w:r>
         <w:rPr>
           <w:rFonts w:ascii="Georgia" w:hAnsi="Georgia" w:cs="Georgia"/>
-          <w:b/>
-          <w:color w:val="1F6FB8"/>
-          <w:sz w:val="21"/>
-        </w:rPr>
-        <w:t xml:space="preserve">Lilly: </w:t>
-      </w:r>
-      <w:r>
-        <w:rPr>
-          <w:rFonts w:ascii="Georgia" w:hAnsi="Georgia" w:cs="Georgia"/>
-          <w:b w:val="0"/>
-          <w:i/>
-          <w:color w:val="222222"/>
-          <w:sz w:val="21"/>
-        </w:rPr>
-        <w:t>“They are rounding up every magical being aboard. If these essences ship south, the whole coast will suffer. We are not leaving without those cages open.”</w:t>
-      </w:r>
-    </w:p>
-    <w:p>
-      <w:pPr>
-        <w:pBdr>
-          <w:left w:val="single" w:sz="18" w:space="12" w:color="B8860B"/>
-        </w:pBdr>
-        <w:shd w:val="clear" w:color="auto" w:fill="FBF6EA"/>
-        <w:spacing w:before="30" w:after="70"/>
-        <w:ind w:left="340" w:right="340"/>
-      </w:pPr>
-      <w:r>
-        <w:rPr>
-          <w:rFonts w:ascii="Georgia" w:hAnsi="Georgia" w:cs="Georgia"/>
-          <w:b w:val="0"/>
-          <w:i w:val="0"/>
-          <w:color w:val="222222"/>
-          <w:sz w:val="21"/>
-        </w:rPr>
-        <w:t xml:space="preserve">The heroes step out onto the weather deck, and the ghost ship's crew is waiting. Drowned pirates haul themselves over the rails, cutlasses dripping, barnacles clacking. At the wheel, a </w:t>
-      </w:r>
-      <w:r>
-        <w:rPr>
-          <w:rFonts w:ascii="Georgia" w:hAnsi="Georgia" w:cs="Georgia"/>
-          <w:b/>
-          <w:i w:val="0"/>
-          <w:color w:val="222222"/>
-          <w:sz w:val="21"/>
-        </w:rPr>
-        <w:t>Spectral Helmsman</w:t>
-      </w:r>
-      <w:r>
-        <w:rPr>
-          <w:rFonts w:ascii="Georgia" w:hAnsi="Georgia" w:cs="Georgia"/>
-          <w:b w:val="0"/>
-          <w:i w:val="0"/>
-          <w:color w:val="222222"/>
-          <w:sz w:val="21"/>
-        </w:rPr>
-        <w:t xml:space="preserve"> turns its lantern eyed head all the way around and wails: </w:t>
-      </w:r>
-      <w:r>
-        <w:rPr>
-          <w:rFonts w:ascii="Georgia" w:hAnsi="Georgia" w:cs="Georgia"/>
-          <w:b/>
-          <w:i w:val="0"/>
-          <w:color w:val="222222"/>
-          <w:sz w:val="21"/>
-        </w:rPr>
-        <w:t>“No flesh leaves this ship alive!”</w:t>
-      </w:r>
-    </w:p>
-    <w:p>
-      <w:pPr>
-        <w:pBdr>
-          <w:left w:val="single" w:sz="18" w:space="12" w:color="B8860B"/>
-        </w:pBdr>
-        <w:shd w:val="clear" w:color="auto" w:fill="FBF6EA"/>
-        <w:spacing w:before="30" w:after="70"/>
-        <w:ind w:left="340" w:right="340"/>
-      </w:pPr>
-      <w:r>
-        <w:rPr>
-          <w:rFonts w:ascii="Georgia" w:hAnsi="Georgia" w:cs="Georgia"/>
           <w:b w:val="0"/>
           <w:i w:val="0"/>
           <w:color w:val="222222"/>
@@ -2432,7 +3415,7 @@
           <w:color w:val="222222"/>
           <w:sz w:val="19"/>
         </w:rPr>
-        <w:t>The deck fight:</w:t>
+        <w:t>The deck fight.</w:t>
       </w:r>
       <w:r>
         <w:rPr>
@@ -2442,7 +3425,107 @@
           <w:color w:val="222222"/>
           <w:sz w:val="19"/>
         </w:rPr>
-        <w:t xml:space="preserve"> 3 Drowned Pirates and the Spectral Helmsman, on a slippery deck (Acrobatics DC 12 at turn's end or fall prone). Death Burst on each pirate: DC 12 Con or 2d4 cold. The party won the deck and pressed below.</w:t>
+        <w:t xml:space="preserve"> 3 Drowned Pirates and the Spectral Helmsman (appendix). The pirates fight like the tide, mobbing whoever stands closest and hurling harpoons to drag heroes apart; the helmsman swoops from the wheel, wailing (its aura: DC 12 Wisdom or frightened) and phasing through cover.</w:t>
+      </w:r>
+    </w:p>
+    <w:p>
+      <w:pPr>
+        <w:pBdr>
+          <w:left w:val="single" w:sz="18" w:space="12" w:color="5B2A86"/>
+        </w:pBdr>
+        <w:shd w:val="clear" w:color="auto" w:fill="F4F0FA"/>
+        <w:spacing w:before="30" w:after="70"/>
+        <w:ind w:left="340" w:right="340"/>
+      </w:pPr>
+      <w:r>
+        <w:rPr>
+          <w:rFonts w:ascii="Georgia" w:hAnsi="Georgia" w:cs="Georgia"/>
+          <w:b w:val="0"/>
+          <w:i w:val="0"/>
+          <w:color w:val="222222"/>
+          <w:sz w:val="19"/>
+        </w:rPr>
+        <w:t xml:space="preserve">▶ </w:t>
+      </w:r>
+      <w:r>
+        <w:rPr>
+          <w:rFonts w:ascii="Georgia" w:hAnsi="Georgia" w:cs="Georgia"/>
+          <w:b/>
+          <w:i w:val="0"/>
+          <w:color w:val="222222"/>
+          <w:sz w:val="19"/>
+        </w:rPr>
+        <w:t>Terrain.</w:t>
+      </w:r>
+      <w:r>
+        <w:rPr>
+          <w:rFonts w:ascii="Georgia" w:hAnsi="Georgia" w:cs="Georgia"/>
+          <w:b w:val="0"/>
+          <w:i w:val="0"/>
+          <w:color w:val="222222"/>
+          <w:sz w:val="19"/>
+        </w:rPr>
+        <w:t xml:space="preserve"> Slippery deck: at the end of each turn, Dexterity (Acrobatics) DC 12 or fall prone. Once, mid-fight, a wave surge crashes the deck: everyone makes a DC 12 Dexterity save or falls prone. Each pirate's </w:t>
+      </w:r>
+      <w:r>
+        <w:rPr>
+          <w:rFonts w:ascii="Georgia" w:hAnsi="Georgia" w:cs="Georgia"/>
+          <w:b/>
+          <w:i w:val="0"/>
+          <w:color w:val="222222"/>
+          <w:sz w:val="19"/>
+        </w:rPr>
+        <w:t>Death Burst</w:t>
+      </w:r>
+      <w:r>
+        <w:rPr>
+          <w:rFonts w:ascii="Georgia" w:hAnsi="Georgia" w:cs="Georgia"/>
+          <w:b w:val="0"/>
+          <w:i w:val="0"/>
+          <w:color w:val="222222"/>
+          <w:sz w:val="19"/>
+        </w:rPr>
+        <w:t xml:space="preserve"> on dropping: DC 12 Constitution or 2d4 cold.</w:t>
+      </w:r>
+    </w:p>
+    <w:p>
+      <w:pPr>
+        <w:pBdr>
+          <w:left w:val="single" w:sz="18" w:space="12" w:color="5B2A86"/>
+        </w:pBdr>
+        <w:shd w:val="clear" w:color="auto" w:fill="F4F0FA"/>
+        <w:spacing w:before="30" w:after="70"/>
+        <w:ind w:left="340" w:right="340"/>
+      </w:pPr>
+      <w:r>
+        <w:rPr>
+          <w:rFonts w:ascii="Georgia" w:hAnsi="Georgia" w:cs="Georgia"/>
+          <w:b w:val="0"/>
+          <w:i w:val="0"/>
+          <w:color w:val="222222"/>
+          <w:sz w:val="19"/>
+        </w:rPr>
+        <w:t xml:space="preserve">▶ </w:t>
+      </w:r>
+      <w:r>
+        <w:rPr>
+          <w:rFonts w:ascii="Georgia" w:hAnsi="Georgia" w:cs="Georgia"/>
+          <w:b/>
+          <w:i w:val="0"/>
+          <w:color w:val="222222"/>
+          <w:sz w:val="19"/>
+        </w:rPr>
+        <w:t>Clever options.</w:t>
+      </w:r>
+      <w:r>
+        <w:rPr>
+          <w:rFonts w:ascii="Georgia" w:hAnsi="Georgia" w:cs="Georgia"/>
+          <w:b w:val="0"/>
+          <w:i w:val="0"/>
+          <w:color w:val="222222"/>
+          <w:sz w:val="19"/>
+        </w:rPr>
+        <w:t xml:space="preserve"> Climbing the rope ladder (Action plus Athletics DC 14) tips a lantern-oil bucket over a pirate below: 2d6 fire. Severing the mooring line (Strength DC 15, best once two foes are down) secures the escape route to the cutter. The party won the deck and pressed below.</w:t>
       </w:r>
     </w:p>
     <w:p>
@@ -2772,7 +3855,7 @@
           <w:color w:val="222222"/>
           <w:sz w:val="19"/>
         </w:rPr>
-        <w:t>The hold fight:</w:t>
+        <w:t>The hold fight.</w:t>
       </w:r>
       <w:r>
         <w:rPr>
@@ -2782,7 +3865,127 @@
           <w:color w:val="222222"/>
           <w:sz w:val="19"/>
         </w:rPr>
-        <w:t xml:space="preserve"> Smuggler's Golem, 2 Arcane Corsairs, Ghost-Light Engineer, all vulnerable to cold. Arcane fissures leaked 1d6 lightning; the central orb broke to a Strength or Arcana DC 15 check, dealing 3d6 radiant and stunning the undead.</w:t>
+        <w:t xml:space="preserve"> A Smuggler's Golem, 2 Arcane Corsairs, and the Ghost-Light Engineer (appendix), every one of them </w:t>
+      </w:r>
+      <w:r>
+        <w:rPr>
+          <w:rFonts w:ascii="Georgia" w:hAnsi="Georgia" w:cs="Georgia"/>
+          <w:b/>
+          <w:i w:val="0"/>
+          <w:color w:val="222222"/>
+          <w:sz w:val="19"/>
+        </w:rPr>
+        <w:t>vulnerable to cold</w:t>
+      </w:r>
+      <w:r>
+        <w:rPr>
+          <w:rFonts w:ascii="Georgia" w:hAnsi="Georgia" w:cs="Georgia"/>
+          <w:b w:val="0"/>
+          <w:i w:val="0"/>
+          <w:color w:val="222222"/>
+          <w:sz w:val="19"/>
+        </w:rPr>
+        <w:t>. The golem crushes crates at the heroes (Dexterity save DC 13 or 2d6 slashing); the corsairs dart between cover, sneak-attacking where least expected; the engineer blinks invisible between Shock Touches, its glowing core still faintly visible within 5 feet.</w:t>
+      </w:r>
+    </w:p>
+    <w:p>
+      <w:pPr>
+        <w:pBdr>
+          <w:left w:val="single" w:sz="18" w:space="12" w:color="5B2A86"/>
+        </w:pBdr>
+        <w:shd w:val="clear" w:color="auto" w:fill="F4F0FA"/>
+        <w:spacing w:before="30" w:after="70"/>
+        <w:ind w:left="340" w:right="340"/>
+      </w:pPr>
+      <w:r>
+        <w:rPr>
+          <w:rFonts w:ascii="Georgia" w:hAnsi="Georgia" w:cs="Georgia"/>
+          <w:b w:val="0"/>
+          <w:i w:val="0"/>
+          <w:color w:val="222222"/>
+          <w:sz w:val="19"/>
+        </w:rPr>
+        <w:t xml:space="preserve">▶ </w:t>
+      </w:r>
+      <w:r>
+        <w:rPr>
+          <w:rFonts w:ascii="Georgia" w:hAnsi="Georgia" w:cs="Georgia"/>
+          <w:b/>
+          <w:i w:val="0"/>
+          <w:color w:val="222222"/>
+          <w:sz w:val="19"/>
+        </w:rPr>
+        <w:t>Terrain.</w:t>
+      </w:r>
+      <w:r>
+        <w:rPr>
+          <w:rFonts w:ascii="Georgia" w:hAnsi="Georgia" w:cs="Georgia"/>
+          <w:b w:val="0"/>
+          <w:i w:val="0"/>
+          <w:color w:val="222222"/>
+          <w:sz w:val="19"/>
+        </w:rPr>
+        <w:t xml:space="preserve"> Slick planks: end of each turn, Dexterity (Acrobatics) DC 12 or fall prone. Arcane fissures leak sparks: stepping on one deals 1d6 lightning (Dexterity save DC 13 for half). Crates grant half cover, and a Strength (Athletics) DC 14 shove can slam an enemy into them.</w:t>
+      </w:r>
+    </w:p>
+    <w:p>
+      <w:pPr>
+        <w:pBdr>
+          <w:left w:val="single" w:sz="18" w:space="12" w:color="5B2A86"/>
+        </w:pBdr>
+        <w:shd w:val="clear" w:color="auto" w:fill="F4F0FA"/>
+        <w:spacing w:before="30" w:after="70"/>
+        <w:ind w:left="340" w:right="340"/>
+      </w:pPr>
+      <w:r>
+        <w:rPr>
+          <w:rFonts w:ascii="Georgia" w:hAnsi="Georgia" w:cs="Georgia"/>
+          <w:b w:val="0"/>
+          <w:i w:val="0"/>
+          <w:color w:val="222222"/>
+          <w:sz w:val="19"/>
+        </w:rPr>
+        <w:t xml:space="preserve">▶ </w:t>
+      </w:r>
+      <w:r>
+        <w:rPr>
+          <w:rFonts w:ascii="Georgia" w:hAnsi="Georgia" w:cs="Georgia"/>
+          <w:b/>
+          <w:i w:val="0"/>
+          <w:color w:val="222222"/>
+          <w:sz w:val="19"/>
+        </w:rPr>
+        <w:t>The central orb.</w:t>
+      </w:r>
+      <w:r>
+        <w:rPr>
+          <w:rFonts w:ascii="Georgia" w:hAnsi="Georgia" w:cs="Georgia"/>
+          <w:b w:val="0"/>
+          <w:i w:val="0"/>
+          <w:color w:val="222222"/>
+          <w:sz w:val="19"/>
+        </w:rPr>
+        <w:t xml:space="preserve"> Strength or Arcana DC 15 to shatter it: a 3d6 radiant burst (Dexterity save DC 13 for half) that </w:t>
+      </w:r>
+      <w:r>
+        <w:rPr>
+          <w:rFonts w:ascii="Georgia" w:hAnsi="Georgia" w:cs="Georgia"/>
+          <w:b/>
+          <w:i w:val="0"/>
+          <w:color w:val="222222"/>
+          <w:sz w:val="19"/>
+        </w:rPr>
+        <w:t>stuns the undead</w:t>
+      </w:r>
+      <w:r>
+        <w:rPr>
+          <w:rFonts w:ascii="Georgia" w:hAnsi="Georgia" w:cs="Georgia"/>
+          <w:b w:val="0"/>
+          <w:i w:val="0"/>
+          <w:color w:val="222222"/>
+          <w:sz w:val="19"/>
+        </w:rPr>
+        <w:t>. And when the golem falls, its stolen core shatters with it, and every arcane fissure goes dark.</w:t>
       </w:r>
     </w:p>
     <w:p>
@@ -2892,6 +4095,186 @@
           <w:sz w:val="21"/>
         </w:rPr>
         <w:t xml:space="preserve"> “Brave... or foolish. You beat my dice. You broke my hold. But the sea only knows one ending, little Guardians. Your light... my feast. Let us begin.”</w:t>
+      </w:r>
+    </w:p>
+    <w:p>
+      <w:pPr>
+        <w:pBdr>
+          <w:left w:val="single" w:sz="18" w:space="12" w:color="5B2A86"/>
+        </w:pBdr>
+        <w:shd w:val="clear" w:color="auto" w:fill="F4F0FA"/>
+        <w:spacing w:before="30" w:after="70"/>
+        <w:ind w:left="340" w:right="340"/>
+      </w:pPr>
+      <w:r>
+        <w:rPr>
+          <w:rFonts w:ascii="Georgia" w:hAnsi="Georgia" w:cs="Georgia"/>
+          <w:b w:val="0"/>
+          <w:i w:val="0"/>
+          <w:color w:val="222222"/>
+          <w:sz w:val="19"/>
+        </w:rPr>
+        <w:t xml:space="preserve">▶ </w:t>
+      </w:r>
+      <w:r>
+        <w:rPr>
+          <w:rFonts w:ascii="Georgia" w:hAnsi="Georgia" w:cs="Georgia"/>
+          <w:b/>
+          <w:i w:val="0"/>
+          <w:color w:val="222222"/>
+          <w:sz w:val="19"/>
+        </w:rPr>
+        <w:t>The final duel.</w:t>
+      </w:r>
+      <w:r>
+        <w:rPr>
+          <w:rFonts w:ascii="Georgia" w:hAnsi="Georgia" w:cs="Georgia"/>
+          <w:b w:val="0"/>
+          <w:i w:val="0"/>
+          <w:color w:val="222222"/>
+          <w:sz w:val="19"/>
+        </w:rPr>
+        <w:t xml:space="preserve"> Davy Jones alone (appendix), on his own dais, with the room itself fighting for him. Multiattack: two Tentacle Slams (reach 10 ft.) and a Hook Strike; Soul Siphon on a 5-6 recharge.</w:t>
+      </w:r>
+    </w:p>
+    <w:p>
+      <w:pPr>
+        <w:pBdr>
+          <w:left w:val="single" w:sz="18" w:space="12" w:color="5B2A86"/>
+        </w:pBdr>
+        <w:shd w:val="clear" w:color="auto" w:fill="F4F0FA"/>
+        <w:spacing w:before="30" w:after="70"/>
+        <w:ind w:left="340" w:right="340"/>
+      </w:pPr>
+      <w:r>
+        <w:rPr>
+          <w:rFonts w:ascii="Georgia" w:hAnsi="Georgia" w:cs="Georgia"/>
+          <w:b w:val="0"/>
+          <w:i w:val="0"/>
+          <w:color w:val="222222"/>
+          <w:sz w:val="19"/>
+        </w:rPr>
+        <w:t xml:space="preserve">▶ </w:t>
+      </w:r>
+      <w:r>
+        <w:rPr>
+          <w:rFonts w:ascii="Georgia" w:hAnsi="Georgia" w:cs="Georgia"/>
+          <w:b/>
+          <w:i w:val="0"/>
+          <w:color w:val="222222"/>
+          <w:sz w:val="19"/>
+        </w:rPr>
+        <w:t>Sea-fog drift.</w:t>
+      </w:r>
+      <w:r>
+        <w:rPr>
+          <w:rFonts w:ascii="Georgia" w:hAnsi="Georgia" w:cs="Georgia"/>
+          <w:b w:val="0"/>
+          <w:i w:val="0"/>
+          <w:color w:val="222222"/>
+          <w:sz w:val="19"/>
+        </w:rPr>
+        <w:t xml:space="preserve"> Cold mist creeps along the floor at the start of each round. A creature that starts its turn in the fog makes a DC 13 Wisdom save or has disadvantage on attack rolls until its next turn.</w:t>
+      </w:r>
+    </w:p>
+    <w:p>
+      <w:pPr>
+        <w:pBdr>
+          <w:left w:val="single" w:sz="18" w:space="12" w:color="5B2A86"/>
+        </w:pBdr>
+        <w:shd w:val="clear" w:color="auto" w:fill="F4F0FA"/>
+        <w:spacing w:before="30" w:after="70"/>
+        <w:ind w:left="340" w:right="340"/>
+      </w:pPr>
+      <w:r>
+        <w:rPr>
+          <w:rFonts w:ascii="Georgia" w:hAnsi="Georgia" w:cs="Georgia"/>
+          <w:b w:val="0"/>
+          <w:i w:val="0"/>
+          <w:color w:val="222222"/>
+          <w:sz w:val="19"/>
+        </w:rPr>
+        <w:t xml:space="preserve">▶ </w:t>
+      </w:r>
+      <w:r>
+        <w:rPr>
+          <w:rFonts w:ascii="Georgia" w:hAnsi="Georgia" w:cs="Georgia"/>
+          <w:b/>
+          <w:i w:val="0"/>
+          <w:color w:val="222222"/>
+          <w:sz w:val="19"/>
+        </w:rPr>
+        <w:t>Barnacle-rimmed planks.</w:t>
+      </w:r>
+      <w:r>
+        <w:rPr>
+          <w:rFonts w:ascii="Georgia" w:hAnsi="Georgia" w:cs="Georgia"/>
+          <w:b w:val="0"/>
+          <w:i w:val="0"/>
+          <w:color w:val="222222"/>
+          <w:sz w:val="19"/>
+        </w:rPr>
+        <w:t xml:space="preserve"> A hero who ends their turn within 5 feet of the dais makes a Dexterity (Acrobatics) DC 12 check or takes 1d6 slashing.</w:t>
+      </w:r>
+    </w:p>
+    <w:p>
+      <w:pPr>
+        <w:pBdr>
+          <w:left w:val="single" w:sz="18" w:space="12" w:color="5B2A86"/>
+        </w:pBdr>
+        <w:shd w:val="clear" w:color="auto" w:fill="F4F0FA"/>
+        <w:spacing w:before="30" w:after="70"/>
+        <w:ind w:left="340" w:right="340"/>
+      </w:pPr>
+      <w:r>
+        <w:rPr>
+          <w:rFonts w:ascii="Georgia" w:hAnsi="Georgia" w:cs="Georgia"/>
+          <w:b w:val="0"/>
+          <w:i w:val="0"/>
+          <w:color w:val="222222"/>
+          <w:sz w:val="19"/>
+        </w:rPr>
+        <w:t xml:space="preserve">▶ </w:t>
+      </w:r>
+      <w:r>
+        <w:rPr>
+          <w:rFonts w:ascii="Georgia" w:hAnsi="Georgia" w:cs="Georgia"/>
+          <w:b/>
+          <w:i w:val="0"/>
+          <w:color w:val="222222"/>
+          <w:sz w:val="19"/>
+        </w:rPr>
+        <w:t>Protect the Sphere.</w:t>
+      </w:r>
+      <w:r>
+        <w:rPr>
+          <w:rFonts w:ascii="Georgia" w:hAnsi="Georgia" w:cs="Georgia"/>
+          <w:b w:val="0"/>
+          <w:i w:val="0"/>
+          <w:color w:val="222222"/>
+          <w:sz w:val="19"/>
+        </w:rPr>
+        <w:t xml:space="preserve"> If Davy turns his Soul Siphon on the Essence Sphere, a hero may use their </w:t>
+      </w:r>
+      <w:r>
+        <w:rPr>
+          <w:rFonts w:ascii="Georgia" w:hAnsi="Georgia" w:cs="Georgia"/>
+          <w:b/>
+          <w:i w:val="0"/>
+          <w:color w:val="222222"/>
+          <w:sz w:val="19"/>
+        </w:rPr>
+        <w:t>Reaction</w:t>
+      </w:r>
+      <w:r>
+        <w:rPr>
+          <w:rFonts w:ascii="Georgia" w:hAnsi="Georgia" w:cs="Georgia"/>
+          <w:b w:val="0"/>
+          <w:i w:val="0"/>
+          <w:color w:val="222222"/>
+          <w:sz w:val="19"/>
+        </w:rPr>
+        <w:t xml:space="preserve"> to intercept the damage.</w:t>
       </w:r>
     </w:p>
     <w:p>
@@ -3136,6 +4519,206 @@
     </w:p>
     <w:p>
       <w:pPr>
+        <w:keepNext/>
+        <w:pBdr>
+          <w:top w:val="double" w:sz="12" w:space="4" w:color="1F7A78"/>
+          <w:left w:val="double" w:sz="12" w:space="10" w:color="1F7A78"/>
+          <w:right w:val="double" w:sz="12" w:space="10" w:color="1F7A78"/>
+        </w:pBdr>
+        <w:shd w:val="clear" w:color="auto" w:fill="EAF4F3"/>
+        <w:spacing w:before="280" w:after="60"/>
+        <w:ind w:left="400" w:right="400"/>
+        <w:jc w:val="center"/>
+      </w:pPr>
+      <w:r>
+        <w:rPr>
+          <w:rFonts w:ascii="Georgia" w:hAnsi="Georgia" w:cs="Georgia"/>
+          <w:b/>
+          <w:color w:val="1F7A78"/>
+          <w:sz w:val="27"/>
+        </w:rPr>
+        <w:t>✦  WHAT WILL SHE BECOME?  ✦</w:t>
+      </w:r>
+    </w:p>
+    <w:p>
+      <w:pPr>
+        <w:pBdr>
+          <w:left w:val="double" w:sz="12" w:space="10" w:color="1F7A78"/>
+          <w:right w:val="double" w:sz="12" w:space="10" w:color="1F7A78"/>
+        </w:pBdr>
+        <w:shd w:val="clear" w:color="auto" w:fill="EAF4F3"/>
+        <w:spacing w:before="0" w:after="0"/>
+        <w:ind w:left="400" w:right="400"/>
+      </w:pPr>
+      <w:r>
+        <w:rPr>
+          <w:rFonts w:ascii="Georgia" w:hAnsi="Georgia" w:cs="Georgia"/>
+          <w:b w:val="0"/>
+          <w:i/>
+          <w:color w:val="222222"/>
+          <w:sz w:val="21"/>
+        </w:rPr>
+        <w:t>Hundreds of essences spiral free, and one of them answers Floraburst's reaching petals. Which one is fate's business: the dice decide, and nobody peeks.</w:t>
+      </w:r>
+    </w:p>
+    <w:p>
+      <w:pPr>
+        <w:pBdr>
+          <w:left w:val="double" w:sz="12" w:space="10" w:color="1F7A78"/>
+          <w:right w:val="double" w:sz="12" w:space="10" w:color="1F7A78"/>
+        </w:pBdr>
+        <w:shd w:val="clear" w:color="auto" w:fill="EAF4F3"/>
+        <w:spacing w:before="0" w:after="0"/>
+        <w:ind w:left="400" w:right="400"/>
+      </w:pPr>
+    </w:p>
+    <w:p>
+      <w:pPr>
+        <w:pBdr>
+          <w:left w:val="double" w:sz="12" w:space="10" w:color="1F7A78"/>
+          <w:right w:val="double" w:sz="12" w:space="10" w:color="1F7A78"/>
+        </w:pBdr>
+        <w:shd w:val="clear" w:color="auto" w:fill="EAF4F3"/>
+        <w:spacing w:before="0" w:after="0"/>
+        <w:ind w:left="400" w:right="400"/>
+      </w:pPr>
+      <w:r>
+        <w:rPr>
+          <w:rFonts w:ascii="Georgia" w:hAnsi="Georgia" w:cs="Georgia"/>
+          <w:b/>
+          <w:i w:val="0"/>
+          <w:color w:val="222222"/>
+          <w:sz w:val="21"/>
+        </w:rPr>
+        <w:t>The essence roll.</w:t>
+      </w:r>
+      <w:r>
+        <w:rPr>
+          <w:rFonts w:ascii="Georgia" w:hAnsi="Georgia" w:cs="Georgia"/>
+          <w:b w:val="0"/>
+          <w:i w:val="0"/>
+          <w:color w:val="222222"/>
+          <w:sz w:val="21"/>
+        </w:rPr>
+        <w:t xml:space="preserve"> Roll </w:t>
+      </w:r>
+      <w:r>
+        <w:rPr>
+          <w:rFonts w:ascii="Georgia" w:hAnsi="Georgia" w:cs="Georgia"/>
+          <w:b/>
+          <w:i w:val="0"/>
+          <w:color w:val="222222"/>
+          <w:sz w:val="21"/>
+        </w:rPr>
+        <w:t>1d12</w:t>
+      </w:r>
+      <w:r>
+        <w:rPr>
+          <w:rFonts w:ascii="Georgia" w:hAnsi="Georgia" w:cs="Georgia"/>
+          <w:b w:val="0"/>
+          <w:i w:val="0"/>
+          <w:color w:val="222222"/>
+          <w:sz w:val="21"/>
+        </w:rPr>
+        <w:t xml:space="preserve"> to learn which essence finds her: 1 Grass, 2 Fire, 3 Water, 4 Electric, 5 Ice, 6 Rock, 7 Psychic, 8 Ghost, 9 Dark, 10 Fighting, 11 Flying, 12 Fairy.</w:t>
+      </w:r>
+    </w:p>
+    <w:p>
+      <w:pPr>
+        <w:pBdr>
+          <w:left w:val="double" w:sz="12" w:space="10" w:color="1F7A78"/>
+          <w:right w:val="double" w:sz="12" w:space="10" w:color="1F7A78"/>
+        </w:pBdr>
+        <w:shd w:val="clear" w:color="auto" w:fill="EAF4F3"/>
+        <w:spacing w:before="0" w:after="0"/>
+        <w:ind w:left="400" w:right="400"/>
+      </w:pPr>
+      <w:r>
+        <w:rPr>
+          <w:rFonts w:ascii="Georgia" w:hAnsi="Georgia" w:cs="Georgia"/>
+          <w:b/>
+          <w:i w:val="0"/>
+          <w:color w:val="222222"/>
+          <w:sz w:val="21"/>
+        </w:rPr>
+        <w:t>The extraction.</w:t>
+      </w:r>
+      <w:r>
+        <w:rPr>
+          <w:rFonts w:ascii="Georgia" w:hAnsi="Georgia" w:cs="Georgia"/>
+          <w:b w:val="0"/>
+          <w:i w:val="0"/>
+          <w:color w:val="222222"/>
+          <w:sz w:val="21"/>
+        </w:rPr>
+        <w:t xml:space="preserve"> Lilly guides it home: </w:t>
+      </w:r>
+      <w:r>
+        <w:rPr>
+          <w:rFonts w:ascii="Georgia" w:hAnsi="Georgia" w:cs="Georgia"/>
+          <w:b/>
+          <w:i w:val="0"/>
+          <w:color w:val="222222"/>
+          <w:sz w:val="21"/>
+        </w:rPr>
+        <w:t>1d12 + her Dexterity modifier</w:t>
+      </w:r>
+      <w:r>
+        <w:rPr>
+          <w:rFonts w:ascii="Georgia" w:hAnsi="Georgia" w:cs="Georgia"/>
+          <w:b w:val="0"/>
+          <w:i w:val="0"/>
+          <w:color w:val="222222"/>
+          <w:sz w:val="21"/>
+        </w:rPr>
+        <w:t>. On 12 or higher, the essence flows in clean. On 11 or lower, the jar shatters on the way: Floraburst takes 1d6 cold damage and falls prone, but still absorbs the essence.</w:t>
+      </w:r>
+    </w:p>
+    <w:p>
+      <w:pPr>
+        <w:pBdr>
+          <w:left w:val="double" w:sz="12" w:space="10" w:color="1F7A78"/>
+          <w:right w:val="double" w:sz="12" w:space="10" w:color="1F7A78"/>
+        </w:pBdr>
+        <w:shd w:val="clear" w:color="auto" w:fill="EAF4F3"/>
+        <w:spacing w:before="0" w:after="0"/>
+        <w:ind w:left="400" w:right="400"/>
+      </w:pPr>
+    </w:p>
+    <w:p>
+      <w:pPr>
+        <w:pBdr>
+          <w:bottom w:val="double" w:sz="12" w:space="4" w:color="1F7A78"/>
+          <w:left w:val="double" w:sz="12" w:space="10" w:color="1F7A78"/>
+          <w:right w:val="double" w:sz="12" w:space="10" w:color="1F7A78"/>
+        </w:pBdr>
+        <w:shd w:val="clear" w:color="auto" w:fill="EAF4F3"/>
+        <w:spacing w:before="0" w:after="280"/>
+        <w:ind w:left="400" w:right="400"/>
+      </w:pPr>
+      <w:r>
+        <w:rPr>
+          <w:rFonts w:ascii="Georgia" w:hAnsi="Georgia" w:cs="Georgia"/>
+          <w:b/>
+          <w:i w:val="0"/>
+          <w:color w:val="222222"/>
+          <w:sz w:val="21"/>
+        </w:rPr>
+        <w:t>Sealed until she wakes.</w:t>
+      </w:r>
+      <w:r>
+        <w:rPr>
+          <w:rFonts w:ascii="Georgia" w:hAnsi="Georgia" w:cs="Georgia"/>
+          <w:b w:val="0"/>
+          <w:i w:val="0"/>
+          <w:color w:val="222222"/>
+          <w:sz w:val="21"/>
+        </w:rPr>
+        <w:t xml:space="preserve"> This roll was made blind at the table: not even the players knew what their sleeping friend would become until she opened her eyes again.</w:t>
+      </w:r>
+    </w:p>
+    <w:p>
+      <w:pPr>
         <w:pBdr>
           <w:left w:val="single" w:sz="18" w:space="12" w:color="B8860B"/>
         </w:pBdr>
@@ -3394,67 +4977,7 @@
           <w:color w:val="222222"/>
           <w:sz w:val="21"/>
         </w:rPr>
-        <w:t>The curse of Davy Jones was ended, the stolen magic freed, and every soul of the Stormwind saved. But the crates in that hold had worn the sigil of the Gearhaven Artificers' Guild, and somebody, somewhere south, was expecting a shipment that would never come. The Vigil ran east toward Gearhaven's spires, but the coast between held one more port: a fogbound little town of lanterns and pumpkins where, strangely, no one seemed to remember anything wrong at all. And in Lilly's arms, Floraburst went on quietly changing.</w:t>
-      </w:r>
-    </w:p>
-    <w:p>
-      <w:pPr>
-        <w:pBdr>
-          <w:left w:val="single" w:sz="18" w:space="12" w:color="5B2A86"/>
-        </w:pBdr>
-        <w:shd w:val="clear" w:color="auto" w:fill="F4F0FA"/>
-        <w:spacing w:before="30" w:after="70"/>
-        <w:ind w:left="340" w:right="340"/>
-      </w:pPr>
-      <w:r>
-        <w:rPr>
-          <w:rFonts w:ascii="Georgia" w:hAnsi="Georgia" w:cs="Georgia"/>
-          <w:b w:val="0"/>
-          <w:i w:val="0"/>
-          <w:color w:val="222222"/>
-          <w:sz w:val="19"/>
-        </w:rPr>
-        <w:t xml:space="preserve">▶ Ending this voyage carried the heroes to </w:t>
-      </w:r>
-      <w:r>
-        <w:rPr>
-          <w:rFonts w:ascii="Georgia" w:hAnsi="Georgia" w:cs="Georgia"/>
-          <w:b/>
-          <w:i w:val="0"/>
-          <w:color w:val="222222"/>
-          <w:sz w:val="19"/>
-        </w:rPr>
-        <w:t>level 5</w:t>
-      </w:r>
-      <w:r>
-        <w:rPr>
-          <w:rFonts w:ascii="Georgia" w:hAnsi="Georgia" w:cs="Georgia"/>
-          <w:b w:val="0"/>
-          <w:i w:val="0"/>
-          <w:color w:val="222222"/>
-          <w:sz w:val="19"/>
-        </w:rPr>
-        <w:t>. They return at level 5 next session.</w:t>
-      </w:r>
-    </w:p>
-    <w:p>
-      <w:pPr>
-        <w:pBdr>
-          <w:left w:val="single" w:sz="18" w:space="12" w:color="B8860B"/>
-        </w:pBdr>
-        <w:shd w:val="clear" w:color="auto" w:fill="FBF6EA"/>
-        <w:spacing w:before="30" w:after="70"/>
-        <w:ind w:left="340" w:right="340"/>
-      </w:pPr>
-      <w:r>
-        <w:rPr>
-          <w:rFonts w:ascii="Georgia" w:hAnsi="Georgia" w:cs="Georgia"/>
-          <w:b w:val="0"/>
-          <w:i/>
-          <w:color w:val="222222"/>
-          <w:sz w:val="21"/>
-        </w:rPr>
-        <w:t>Next: Session 6, in which the fog rolls in over Wraithpine, the Guardians learn why you should always tie a keepsake knot, and their sleeping little friend finally opens her eyes.</w:t>
+        <w:t>The curse of Davy Jones was ended, the stolen magic freed, and every soul of the Stormwind saved. But the crates below had worn the Gearhaven Guild's sigil, and somebody south was expecting a shipment that would never come. And the coast ahead held one more port: a fogbound little town of lanterns and pumpkins where no one seemed to remember anything wrong at all. In Lilly's arms, Floraburst went on quietly changing.</w:t>
       </w:r>
     </w:p>
     <w:p>
@@ -3511,6 +5034,66 @@
           <w:sz w:val="18"/>
         </w:rPr>
         <w:t>The Vigil rows east at dawn, Gearhaven's spires gleaming on the horizon.</w:t>
+      </w:r>
+    </w:p>
+    <w:p>
+      <w:pPr>
+        <w:pBdr>
+          <w:left w:val="single" w:sz="18" w:space="12" w:color="5B2A86"/>
+        </w:pBdr>
+        <w:shd w:val="clear" w:color="auto" w:fill="F4F0FA"/>
+        <w:spacing w:before="30" w:after="70"/>
+        <w:ind w:left="340" w:right="340"/>
+      </w:pPr>
+      <w:r>
+        <w:rPr>
+          <w:rFonts w:ascii="Georgia" w:hAnsi="Georgia" w:cs="Georgia"/>
+          <w:b w:val="0"/>
+          <w:i w:val="0"/>
+          <w:color w:val="222222"/>
+          <w:sz w:val="19"/>
+        </w:rPr>
+        <w:t xml:space="preserve">▶ Ending this voyage carried the heroes to </w:t>
+      </w:r>
+      <w:r>
+        <w:rPr>
+          <w:rFonts w:ascii="Georgia" w:hAnsi="Georgia" w:cs="Georgia"/>
+          <w:b/>
+          <w:i w:val="0"/>
+          <w:color w:val="222222"/>
+          <w:sz w:val="19"/>
+        </w:rPr>
+        <w:t>level 5</w:t>
+      </w:r>
+      <w:r>
+        <w:rPr>
+          <w:rFonts w:ascii="Georgia" w:hAnsi="Georgia" w:cs="Georgia"/>
+          <w:b w:val="0"/>
+          <w:i w:val="0"/>
+          <w:color w:val="222222"/>
+          <w:sz w:val="19"/>
+        </w:rPr>
+        <w:t>. They return at level 5 next session.</w:t>
+      </w:r>
+    </w:p>
+    <w:p>
+      <w:pPr>
+        <w:pBdr>
+          <w:left w:val="single" w:sz="18" w:space="12" w:color="B8860B"/>
+        </w:pBdr>
+        <w:shd w:val="clear" w:color="auto" w:fill="FBF6EA"/>
+        <w:spacing w:before="30" w:after="70"/>
+        <w:ind w:left="340" w:right="340"/>
+      </w:pPr>
+      <w:r>
+        <w:rPr>
+          <w:rFonts w:ascii="Georgia" w:hAnsi="Georgia" w:cs="Georgia"/>
+          <w:b w:val="0"/>
+          <w:i/>
+          <w:color w:val="222222"/>
+          <w:sz w:val="21"/>
+        </w:rPr>
+        <w:t>Next: Session 6, in which the fog rolls in over Wraithpine, the Guardians learn why you should always tie a keepsake knot, and their sleeping little friend finally opens her eyes.</w:t>
       </w:r>
     </w:p>
     <w:p>

--- a/sessions/session_05_curse_of_davy_jones.docx
+++ b/sessions/session_05_curse_of_davy_jones.docx
@@ -464,7 +464,7 @@
           <w:color w:val="222222"/>
           <w:sz w:val="21"/>
         </w:rPr>
-        <w:t xml:space="preserve"> Half the town has come down to the quay to see the heroes off.</w:t>
+        <w:t xml:space="preserve"> Half the town has come down to the quay to see the heroes off, tossing ribbons and little sea-grass charms for luck.</w:t>
       </w:r>
     </w:p>
     <w:p>
@@ -870,7 +870,7 @@
           <w:color w:val="222222"/>
           <w:sz w:val="21"/>
         </w:rPr>
-        <w:t>For two bright days the heroes learn the ship from keel to masthead. Ursa takes to the crow's nest like he was born aloft, reading the water the way he reads the sky. Stabby scrambles through the rigging faster than Hugo can shout instructions. Lilly falls in love with the helm, the pumps, the pulleys, every clever working piece of the vessel. In the evenings, Captain Brynn herself teaches them knots by lantern light: bowline, clove hitch, and a curious looping knot she says her grandmother called a keepsake knot. The heroes' small hands learn every one.</w:t>
+        <w:t>For two bright days the heroes learn the ship from keel to masthead. Ursa takes to the crow's nest like he was born aloft, reading the water the way he reads the sky. Stabby scrambles through the rigging faster than Hugo can shout instructions. Lilly falls in love with the helm, the pumps, the pulleys, every clever working piece of the vessel. In the evenings, Captain Brynn herself teaches them knots by lantern light: bowline, clove hitch, and a curious looping knot she says her grandmother called a keepsake knot. The heroes' small hands learn every one. In the galley the crew's bets fly thick as spray: “Ever heard of a sea serpent beneath these waves?” “Five crowns says we see a mermaid's tail before midday.” Nobody sees a mermaid. Nobody wins five crowns.</w:t>
       </w:r>
     </w:p>
     <w:p>
@@ -1337,7 +1337,7 @@
           <w:color w:val="222222"/>
           <w:sz w:val="21"/>
         </w:rPr>
-        <w:t xml:space="preserve"> on every check during the storm.</w:t>
+        <w:t xml:space="preserve"> on every check during the storm; on a failure there is no bonus, and the storm comes on at full strength.</w:t>
       </w:r>
     </w:p>
     <w:p>
@@ -3033,6 +3033,66 @@
     <w:p>
       <w:pPr>
         <w:pBdr>
+          <w:left w:val="single" w:sz="18" w:space="12" w:color="5B2A86"/>
+        </w:pBdr>
+        <w:shd w:val="clear" w:color="auto" w:fill="F4F0FA"/>
+        <w:spacing w:before="30" w:after="70"/>
+        <w:ind w:left="340" w:right="340"/>
+      </w:pPr>
+      <w:r>
+        <w:rPr>
+          <w:rFonts w:ascii="Georgia" w:hAnsi="Georgia" w:cs="Georgia"/>
+          <w:b w:val="0"/>
+          <w:i w:val="0"/>
+          <w:color w:val="222222"/>
+          <w:sz w:val="19"/>
+        </w:rPr>
+        <w:t xml:space="preserve">▶ </w:t>
+      </w:r>
+      <w:r>
+        <w:rPr>
+          <w:rFonts w:ascii="Georgia" w:hAnsi="Georgia" w:cs="Georgia"/>
+          <w:b/>
+          <w:i w:val="0"/>
+          <w:color w:val="222222"/>
+          <w:sz w:val="19"/>
+        </w:rPr>
+        <w:t>If Davy wins the game.</w:t>
+      </w:r>
+      <w:r>
+        <w:rPr>
+          <w:rFonts w:ascii="Georgia" w:hAnsi="Georgia" w:cs="Georgia"/>
+          <w:b w:val="0"/>
+          <w:i w:val="0"/>
+          <w:color w:val="222222"/>
+          <w:sz w:val="19"/>
+        </w:rPr>
+        <w:t xml:space="preserve"> He does not snuff the heroes out at once; a soul is worth more savored. They are chained in pitch-black cells in the hull. Escaping is a group skill challenge, DC 13, any mix of Dexterity (Acrobatics), Strength (Athletics), or Sleight of Hand or Thieves' Tools: </w:t>
+      </w:r>
+      <w:r>
+        <w:rPr>
+          <w:rFonts w:ascii="Georgia" w:hAnsi="Georgia" w:cs="Georgia"/>
+          <w:b/>
+          <w:i w:val="0"/>
+          <w:color w:val="222222"/>
+          <w:sz w:val="19"/>
+        </w:rPr>
+        <w:t>3 successes before 2 failures</w:t>
+      </w:r>
+      <w:r>
+        <w:rPr>
+          <w:rFonts w:ascii="Georgia" w:hAnsi="Georgia" w:cs="Georgia"/>
+          <w:b w:val="0"/>
+          <w:i w:val="0"/>
+          <w:color w:val="222222"/>
+          <w:sz w:val="19"/>
+        </w:rPr>
+        <w:t xml:space="preserve"> springs the cell door. On 2 failures, spectral wardens (use Drowned Pirate statistics) come shuffling, and the fight starts inside the brig with improvised weapons. Either road leads up to the weather deck and Part Five.</w:t>
+      </w:r>
+    </w:p>
+    <w:p>
+      <w:pPr>
+        <w:pBdr>
           <w:left w:val="single" w:sz="18" w:space="12" w:color="B8860B"/>
         </w:pBdr>
         <w:shd w:val="clear" w:color="auto" w:fill="FBF6EA"/>
@@ -3321,9 +3381,9 @@
     <w:p>
       <w:pPr>
         <w:pBdr>
-          <w:left w:val="single" w:sz="18" w:space="12" w:color="B8860B"/>
+          <w:left w:val="single" w:sz="18" w:space="12" w:color="5B2A86"/>
         </w:pBdr>
-        <w:shd w:val="clear" w:color="auto" w:fill="FBF6EA"/>
+        <w:shd w:val="clear" w:color="auto" w:fill="F4F0FA"/>
         <w:spacing w:before="30" w:after="70"/>
         <w:ind w:left="340" w:right="340"/>
       </w:pPr>
@@ -3333,9 +3393,9 @@
           <w:b w:val="0"/>
           <w:i w:val="0"/>
           <w:color w:val="222222"/>
-          <w:sz w:val="21"/>
-        </w:rPr>
-        <w:t xml:space="preserve">The heroes step out onto the weather deck, and the ghost ship's crew is waiting. Drowned pirates haul themselves over the rails, cutlasses dripping, barnacles clacking. At the wheel, a </w:t>
+          <w:sz w:val="19"/>
+        </w:rPr>
+        <w:t xml:space="preserve">▶ </w:t>
       </w:r>
       <w:r>
         <w:rPr>
@@ -3343,9 +3403,9 @@
           <w:b/>
           <w:i w:val="0"/>
           <w:color w:val="222222"/>
-          <w:sz w:val="21"/>
-        </w:rPr>
-        <w:t>Spectral Helmsman</w:t>
+          <w:sz w:val="19"/>
+        </w:rPr>
+        <w:t>Breathing room.</w:t>
       </w:r>
       <w:r>
         <w:rPr>
@@ -3353,9 +3413,9 @@
           <w:b w:val="0"/>
           <w:i w:val="0"/>
           <w:color w:val="222222"/>
-          <w:sz w:val="21"/>
-        </w:rPr>
-        <w:t xml:space="preserve"> turns its lantern eyed head all the way around and wails: </w:t>
+          <w:sz w:val="19"/>
+        </w:rPr>
+        <w:t xml:space="preserve"> The game's result binds the wardens to a grudging truce: before the heroes step onto the weather deck, they may take a </w:t>
       </w:r>
       <w:r>
         <w:rPr>
@@ -3363,9 +3423,19 @@
           <w:b/>
           <w:i w:val="0"/>
           <w:color w:val="222222"/>
-          <w:sz w:val="21"/>
-        </w:rPr>
-        <w:t>“No flesh leaves this ship alive!”</w:t>
+          <w:sz w:val="19"/>
+        </w:rPr>
+        <w:t>Short Rest</w:t>
+      </w:r>
+      <w:r>
+        <w:rPr>
+          <w:rFonts w:ascii="Georgia" w:hAnsi="Georgia" w:cs="Georgia"/>
+          <w:b w:val="0"/>
+          <w:i w:val="0"/>
+          <w:color w:val="222222"/>
+          <w:sz w:val="19"/>
+        </w:rPr>
+        <w:t xml:space="preserve"> in the rune-carved guest chambers (spend Hit Dice to recover HP as normal). The uneasy quiet runs deep enough that each hero also recovers one expended spell slot of 2nd level or lower. It is the last calm breath of the night.</w:t>
       </w:r>
     </w:p>
     <w:p>
@@ -3385,6 +3455,56 @@
           <w:color w:val="222222"/>
           <w:sz w:val="21"/>
         </w:rPr>
+        <w:t xml:space="preserve">The heroes step out onto the weather deck, and the ghost ship's crew is waiting. Drowned pirates haul themselves over the rails, cutlasses dripping, barnacles clacking. At the wheel, a </w:t>
+      </w:r>
+      <w:r>
+        <w:rPr>
+          <w:rFonts w:ascii="Georgia" w:hAnsi="Georgia" w:cs="Georgia"/>
+          <w:b/>
+          <w:i w:val="0"/>
+          <w:color w:val="222222"/>
+          <w:sz w:val="21"/>
+        </w:rPr>
+        <w:t>Spectral Helmsman</w:t>
+      </w:r>
+      <w:r>
+        <w:rPr>
+          <w:rFonts w:ascii="Georgia" w:hAnsi="Georgia" w:cs="Georgia"/>
+          <w:b w:val="0"/>
+          <w:i w:val="0"/>
+          <w:color w:val="222222"/>
+          <w:sz w:val="21"/>
+        </w:rPr>
+        <w:t xml:space="preserve"> turns its lantern eyed head all the way around and wails: </w:t>
+      </w:r>
+      <w:r>
+        <w:rPr>
+          <w:rFonts w:ascii="Georgia" w:hAnsi="Georgia" w:cs="Georgia"/>
+          <w:b/>
+          <w:i w:val="0"/>
+          <w:color w:val="222222"/>
+          <w:sz w:val="21"/>
+        </w:rPr>
+        <w:t>“No flesh leaves this ship alive!”</w:t>
+      </w:r>
+    </w:p>
+    <w:p>
+      <w:pPr>
+        <w:pBdr>
+          <w:left w:val="single" w:sz="18" w:space="12" w:color="B8860B"/>
+        </w:pBdr>
+        <w:shd w:val="clear" w:color="auto" w:fill="FBF6EA"/>
+        <w:spacing w:before="30" w:after="70"/>
+        <w:ind w:left="340" w:right="340"/>
+      </w:pPr>
+      <w:r>
+        <w:rPr>
+          <w:rFonts w:ascii="Georgia" w:hAnsi="Georgia" w:cs="Georgia"/>
+          <w:b w:val="0"/>
+          <w:i w:val="0"/>
+          <w:color w:val="222222"/>
+          <w:sz w:val="21"/>
+        </w:rPr>
         <w:t>The deck fight is wild and slippery and loud. The pirates fight like the tide, slow and heavy and everywhere; Stabby fights like the spray, bright and quick and impossible to hold. Ursa's starlight punches clean holes in the sea fog, and when the helmsman swoops down shrieking, Lilly's cannon knocks it clean through its own wheel. When each drowned pirate finally drops, it bursts in a last cold slap of seawater, which Stabby declares is “rude, even for dead people.”</w:t>
       </w:r>
     </w:p>
@@ -3525,7 +3645,7 @@
           <w:color w:val="222222"/>
           <w:sz w:val="19"/>
         </w:rPr>
-        <w:t xml:space="preserve"> Climbing the rope ladder (Action plus Athletics DC 14) tips a lantern-oil bucket over a pirate below: 2d6 fire. Severing the mooring line (Strength DC 15, best once two foes are down) secures the escape route to the cutter. The party won the deck and pressed below.</w:t>
+        <w:t xml:space="preserve"> Climbing the rope ladder (Action plus Athletics DC 14) tips a lantern-oil bucket over a pirate below: 2d6 fire. Severing the mooring line (Strength DC 15, best once two foes are down) secures the escape route to the cutter; on a failure the line holds, and two more drowned pirates haul themselves over the rail. The party won the deck and pressed below.</w:t>
       </w:r>
     </w:p>
     <w:p>
@@ -3975,7 +4095,7 @@
           <w:color w:val="222222"/>
           <w:sz w:val="19"/>
         </w:rPr>
-        <w:t>stuns the undead</w:t>
+        <w:t>stuns every undead in the hold until the end of its next turn</w:t>
       </w:r>
       <w:r>
         <w:rPr>
@@ -4989,7 +5109,7 @@
       <w:r>
         <w:drawing>
           <wp:inline xmlns:a="http://schemas.openxmlformats.org/drawingml/2006/main" xmlns:pic="http://schemas.openxmlformats.org/drawingml/2006/picture">
-            <wp:extent cx="5669280" cy="3775829"/>
+            <wp:extent cx="5669280" cy="3779520"/>
             <wp:docPr id="11" name="Picture 11"/>
             <wp:cNvGraphicFramePr>
               <a:graphicFrameLocks noChangeAspect="1"/>
@@ -5010,7 +5130,7 @@
                   <pic:spPr>
                     <a:xfrm>
                       <a:off x="0" y="0"/>
-                      <a:ext cx="5669280" cy="3775829"/>
+                      <a:ext cx="5669280" cy="3779520"/>
                     </a:xfrm>
                     <a:prstGeom prst="rect"/>
                   </pic:spPr>
@@ -5788,6 +5908,36 @@
           <w:sz w:val="18"/>
         </w:rPr>
         <w:t xml:space="preserve"> Imposes disadvantage on one weapon attack.</w:t>
+      </w:r>
+    </w:p>
+    <w:p>
+      <w:r>
+        <w:br w:type="page"/>
+      </w:r>
+    </w:p>
+    <w:p>
+      <w:pPr>
+        <w:spacing w:after="80"/>
+      </w:pPr>
+      <w:r>
+        <w:rPr>
+          <w:rFonts w:ascii="Georgia" w:hAnsi="Georgia" w:cs="Georgia"/>
+          <w:b/>
+          <w:i w:val="0"/>
+          <w:color w:val="222222"/>
+          <w:sz w:val="21"/>
+        </w:rPr>
+        <w:t>The guardians of the hold</w:t>
+      </w:r>
+      <w:r>
+        <w:rPr>
+          <w:rFonts w:ascii="Georgia" w:hAnsi="Georgia" w:cs="Georgia"/>
+          <w:b w:val="0"/>
+          <w:i w:val="0"/>
+          <w:color w:val="222222"/>
+          <w:sz w:val="21"/>
+        </w:rPr>
+        <w:t xml:space="preserve"> (Part Five). Every one of them is vulnerable to cold, and the heroes' frost was the whole battle plan.</w:t>
       </w:r>
     </w:p>
     <w:p>

--- a/sessions/session_05_curse_of_davy_jones.docx
+++ b/sessions/session_05_curse_of_davy_jones.docx
@@ -1148,6 +1148,8 @@
     </w:p>
     <w:p>
       <w:pPr>
+        <w:keepNext/>
+        <w:keepLines/>
         <w:pBdr>
           <w:left w:val="double" w:sz="12" w:space="10" w:color="1F7A78"/>
           <w:right w:val="double" w:sz="12" w:space="10" w:color="1F7A78"/>
@@ -1169,6 +1171,8 @@
     </w:p>
     <w:p>
       <w:pPr>
+        <w:keepNext/>
+        <w:keepLines/>
         <w:pBdr>
           <w:left w:val="double" w:sz="12" w:space="10" w:color="1F7A78"/>
           <w:right w:val="double" w:sz="12" w:space="10" w:color="1F7A78"/>
@@ -1180,6 +1184,8 @@
     </w:p>
     <w:p>
       <w:pPr>
+        <w:keepNext/>
+        <w:keepLines/>
         <w:pBdr>
           <w:left w:val="double" w:sz="12" w:space="10" w:color="1F7A78"/>
           <w:right w:val="double" w:sz="12" w:space="10" w:color="1F7A78"/>
@@ -1291,6 +1297,8 @@
     </w:p>
     <w:p>
       <w:pPr>
+        <w:keepNext/>
+        <w:keepLines/>
         <w:pBdr>
           <w:left w:val="double" w:sz="12" w:space="10" w:color="1F7A78"/>
           <w:right w:val="double" w:sz="12" w:space="10" w:color="1F7A78"/>
@@ -1342,6 +1350,8 @@
     </w:p>
     <w:p>
       <w:pPr>
+        <w:keepNext/>
+        <w:keepLines/>
         <w:pBdr>
           <w:left w:val="double" w:sz="12" w:space="10" w:color="1F7A78"/>
           <w:right w:val="double" w:sz="12" w:space="10" w:color="1F7A78"/>
@@ -1353,6 +1363,8 @@
     </w:p>
     <w:p>
       <w:pPr>
+        <w:keepNext/>
+        <w:keepLines/>
         <w:pBdr>
           <w:left w:val="double" w:sz="12" w:space="10" w:color="1F7A78"/>
           <w:right w:val="double" w:sz="12" w:space="10" w:color="1F7A78"/>
@@ -1384,6 +1396,8 @@
     </w:p>
     <w:p>
       <w:pPr>
+        <w:keepNext/>
+        <w:keepLines/>
         <w:pBdr>
           <w:left w:val="double" w:sz="12" w:space="10" w:color="1F7A78"/>
           <w:right w:val="double" w:sz="12" w:space="10" w:color="1F7A78"/>
@@ -1415,6 +1429,8 @@
     </w:p>
     <w:p>
       <w:pPr>
+        <w:keepNext/>
+        <w:keepLines/>
         <w:pBdr>
           <w:left w:val="double" w:sz="12" w:space="10" w:color="1F7A78"/>
           <w:right w:val="double" w:sz="12" w:space="10" w:color="1F7A78"/>
@@ -1446,6 +1462,8 @@
     </w:p>
     <w:p>
       <w:pPr>
+        <w:keepNext/>
+        <w:keepLines/>
         <w:pBdr>
           <w:left w:val="double" w:sz="12" w:space="10" w:color="1F7A78"/>
           <w:right w:val="double" w:sz="12" w:space="10" w:color="1F7A78"/>
@@ -1477,6 +1495,8 @@
     </w:p>
     <w:p>
       <w:pPr>
+        <w:keepNext/>
+        <w:keepLines/>
         <w:pBdr>
           <w:left w:val="double" w:sz="12" w:space="10" w:color="1F7A78"/>
           <w:right w:val="double" w:sz="12" w:space="10" w:color="1F7A78"/>
@@ -1488,6 +1508,7 @@
     </w:p>
     <w:p>
       <w:pPr>
+        <w:keepLines/>
         <w:pBdr>
           <w:bottom w:val="double" w:sz="12" w:space="4" w:color="1F7A78"/>
           <w:left w:val="double" w:sz="12" w:space="10" w:color="1F7A78"/>
@@ -1704,6 +1725,8 @@
     </w:p>
     <w:p>
       <w:pPr>
+        <w:keepNext/>
+        <w:keepLines/>
         <w:pBdr>
           <w:left w:val="double" w:sz="12" w:space="10" w:color="1F7A78"/>
           <w:right w:val="double" w:sz="12" w:space="10" w:color="1F7A78"/>
@@ -1725,6 +1748,8 @@
     </w:p>
     <w:p>
       <w:pPr>
+        <w:keepNext/>
+        <w:keepLines/>
         <w:pBdr>
           <w:left w:val="double" w:sz="12" w:space="10" w:color="1F7A78"/>
           <w:right w:val="double" w:sz="12" w:space="10" w:color="1F7A78"/>
@@ -1736,6 +1761,8 @@
     </w:p>
     <w:p>
       <w:pPr>
+        <w:keepNext/>
+        <w:keepLines/>
         <w:pBdr>
           <w:left w:val="double" w:sz="12" w:space="10" w:color="1F7A78"/>
           <w:right w:val="double" w:sz="12" w:space="10" w:color="1F7A78"/>
@@ -1767,6 +1794,8 @@
     </w:p>
     <w:p>
       <w:pPr>
+        <w:keepNext/>
+        <w:keepLines/>
         <w:pBdr>
           <w:left w:val="double" w:sz="12" w:space="10" w:color="1F7A78"/>
           <w:right w:val="double" w:sz="12" w:space="10" w:color="1F7A78"/>
@@ -1798,6 +1827,7 @@
     </w:p>
     <w:p>
       <w:pPr>
+        <w:keepLines/>
         <w:pBdr>
           <w:bottom w:val="double" w:sz="12" w:space="4" w:color="1F7A78"/>
           <w:left w:val="double" w:sz="12" w:space="10" w:color="1F7A78"/>
@@ -2536,6 +2566,8 @@
     </w:p>
     <w:p>
       <w:pPr>
+        <w:keepNext/>
+        <w:keepLines/>
         <w:pBdr>
           <w:left w:val="double" w:sz="12" w:space="10" w:color="1F7A78"/>
           <w:right w:val="double" w:sz="12" w:space="10" w:color="1F7A78"/>
@@ -2577,6 +2609,8 @@
     </w:p>
     <w:p>
       <w:pPr>
+        <w:keepNext/>
+        <w:keepLines/>
         <w:pBdr>
           <w:left w:val="double" w:sz="12" w:space="10" w:color="1F7A78"/>
           <w:right w:val="double" w:sz="12" w:space="10" w:color="1F7A78"/>
@@ -2588,6 +2622,8 @@
     </w:p>
     <w:p>
       <w:pPr>
+        <w:keepNext/>
+        <w:keepLines/>
         <w:pBdr>
           <w:left w:val="double" w:sz="12" w:space="10" w:color="1F7A78"/>
           <w:right w:val="double" w:sz="12" w:space="10" w:color="1F7A78"/>
@@ -2639,6 +2675,8 @@
     </w:p>
     <w:p>
       <w:pPr>
+        <w:keepNext/>
+        <w:keepLines/>
         <w:pBdr>
           <w:left w:val="double" w:sz="12" w:space="10" w:color="1F7A78"/>
           <w:right w:val="double" w:sz="12" w:space="10" w:color="1F7A78"/>
@@ -2650,6 +2688,8 @@
     </w:p>
     <w:p>
       <w:pPr>
+        <w:keepNext/>
+        <w:keepLines/>
         <w:pBdr>
           <w:left w:val="double" w:sz="12" w:space="10" w:color="1F7A78"/>
           <w:right w:val="double" w:sz="12" w:space="10" w:color="1F7A78"/>
@@ -2701,6 +2741,8 @@
     </w:p>
     <w:p>
       <w:pPr>
+        <w:keepNext/>
+        <w:keepLines/>
         <w:pBdr>
           <w:left w:val="double" w:sz="12" w:space="10" w:color="1F7A78"/>
           <w:right w:val="double" w:sz="12" w:space="10" w:color="1F7A78"/>
@@ -2722,6 +2764,8 @@
     </w:p>
     <w:p>
       <w:pPr>
+        <w:keepNext/>
+        <w:keepLines/>
         <w:pBdr>
           <w:left w:val="double" w:sz="12" w:space="10" w:color="1F7A78"/>
           <w:right w:val="double" w:sz="12" w:space="10" w:color="1F7A78"/>
@@ -2753,6 +2797,8 @@
     </w:p>
     <w:p>
       <w:pPr>
+        <w:keepNext/>
+        <w:keepLines/>
         <w:pBdr>
           <w:left w:val="double" w:sz="12" w:space="10" w:color="1F7A78"/>
           <w:right w:val="double" w:sz="12" w:space="10" w:color="1F7A78"/>
@@ -2784,6 +2830,8 @@
     </w:p>
     <w:p>
       <w:pPr>
+        <w:keepNext/>
+        <w:keepLines/>
         <w:pBdr>
           <w:left w:val="double" w:sz="12" w:space="10" w:color="1F7A78"/>
           <w:right w:val="double" w:sz="12" w:space="10" w:color="1F7A78"/>
@@ -2815,6 +2863,8 @@
     </w:p>
     <w:p>
       <w:pPr>
+        <w:keepNext/>
+        <w:keepLines/>
         <w:pBdr>
           <w:left w:val="double" w:sz="12" w:space="10" w:color="1F7A78"/>
           <w:right w:val="double" w:sz="12" w:space="10" w:color="1F7A78"/>
@@ -2846,6 +2896,8 @@
     </w:p>
     <w:p>
       <w:pPr>
+        <w:keepNext/>
+        <w:keepLines/>
         <w:pBdr>
           <w:left w:val="double" w:sz="12" w:space="10" w:color="1F7A78"/>
           <w:right w:val="double" w:sz="12" w:space="10" w:color="1F7A78"/>
@@ -2897,6 +2949,8 @@
     </w:p>
     <w:p>
       <w:pPr>
+        <w:keepNext/>
+        <w:keepLines/>
         <w:pBdr>
           <w:left w:val="double" w:sz="12" w:space="10" w:color="1F7A78"/>
           <w:right w:val="double" w:sz="12" w:space="10" w:color="1F7A78"/>
@@ -2908,6 +2962,8 @@
     </w:p>
     <w:p>
       <w:pPr>
+        <w:keepNext/>
+        <w:keepLines/>
         <w:pBdr>
           <w:left w:val="double" w:sz="12" w:space="10" w:color="1F7A78"/>
           <w:right w:val="double" w:sz="12" w:space="10" w:color="1F7A78"/>
@@ -2979,6 +3035,8 @@
     </w:p>
     <w:p>
       <w:pPr>
+        <w:keepNext/>
+        <w:keepLines/>
         <w:pBdr>
           <w:left w:val="double" w:sz="12" w:space="10" w:color="1F7A78"/>
           <w:right w:val="double" w:sz="12" w:space="10" w:color="1F7A78"/>
@@ -2990,6 +3048,7 @@
     </w:p>
     <w:p>
       <w:pPr>
+        <w:keepLines/>
         <w:pBdr>
           <w:bottom w:val="double" w:sz="12" w:space="4" w:color="1F7A78"/>
           <w:left w:val="double" w:sz="12" w:space="10" w:color="1F7A78"/>
@@ -4662,6 +4721,8 @@
     </w:p>
     <w:p>
       <w:pPr>
+        <w:keepNext/>
+        <w:keepLines/>
         <w:pBdr>
           <w:left w:val="double" w:sz="12" w:space="10" w:color="1F7A78"/>
           <w:right w:val="double" w:sz="12" w:space="10" w:color="1F7A78"/>
@@ -4683,6 +4744,8 @@
     </w:p>
     <w:p>
       <w:pPr>
+        <w:keepNext/>
+        <w:keepLines/>
         <w:pBdr>
           <w:left w:val="double" w:sz="12" w:space="10" w:color="1F7A78"/>
           <w:right w:val="double" w:sz="12" w:space="10" w:color="1F7A78"/>
@@ -4694,6 +4757,8 @@
     </w:p>
     <w:p>
       <w:pPr>
+        <w:keepNext/>
+        <w:keepLines/>
         <w:pBdr>
           <w:left w:val="double" w:sz="12" w:space="10" w:color="1F7A78"/>
           <w:right w:val="double" w:sz="12" w:space="10" w:color="1F7A78"/>
@@ -4745,6 +4810,8 @@
     </w:p>
     <w:p>
       <w:pPr>
+        <w:keepNext/>
+        <w:keepLines/>
         <w:pBdr>
           <w:left w:val="double" w:sz="12" w:space="10" w:color="1F7A78"/>
           <w:right w:val="double" w:sz="12" w:space="10" w:color="1F7A78"/>
@@ -4796,6 +4863,8 @@
     </w:p>
     <w:p>
       <w:pPr>
+        <w:keepNext/>
+        <w:keepLines/>
         <w:pBdr>
           <w:left w:val="double" w:sz="12" w:space="10" w:color="1F7A78"/>
           <w:right w:val="double" w:sz="12" w:space="10" w:color="1F7A78"/>
@@ -4807,6 +4876,7 @@
     </w:p>
     <w:p>
       <w:pPr>
+        <w:keepLines/>
         <w:pBdr>
           <w:bottom w:val="double" w:sz="12" w:space="4" w:color="1F7A78"/>
           <w:left w:val="double" w:sz="12" w:space="10" w:color="1F7A78"/>

--- a/sessions/session_05_curse_of_davy_jones.docx
+++ b/sessions/session_05_curse_of_davy_jones.docx
@@ -406,7 +406,7 @@
           <w:color w:val="222222"/>
           <w:sz w:val="19"/>
         </w:rPr>
-        <w:t>. Full creature statistics live in the compendium; a compact appendix closes the session.</w:t>
+        <w:t>. A DM run sheet and a full bestiary close the session.</w:t>
       </w:r>
     </w:p>
     <w:p>
@@ -5290,6 +5290,52 @@
       <w:pPr>
         <w:keepNext/>
         <w:pageBreakBefore/>
+        <w:spacing w:before="200" w:after="40"/>
+        <w:jc w:val="center"/>
+      </w:pPr>
+      <w:r>
+        <w:rPr>
+          <w:rFonts w:ascii="Georgia" w:hAnsi="Georgia" w:cs="Georgia"/>
+          <w:b/>
+          <w:color w:val="B8860B"/>
+          <w:sz w:val="21"/>
+        </w:rPr>
+        <w:t>APPENDIX</w:t>
+      </w:r>
+    </w:p>
+    <w:p>
+      <w:pPr>
+        <w:keepNext/>
+        <w:spacing w:after="40"/>
+        <w:jc w:val="center"/>
+      </w:pPr>
+      <w:r>
+        <w:rPr>
+          <w:rFonts w:ascii="Georgia" w:hAnsi="Georgia" w:cs="Georgia"/>
+          <w:b/>
+          <w:color w:val="8B2020"/>
+          <w:sz w:val="32"/>
+        </w:rPr>
+        <w:t>DM Run Sheet: The Day at a Glance</w:t>
+      </w:r>
+    </w:p>
+    <w:p>
+      <w:pPr>
+        <w:spacing w:after="200"/>
+        <w:jc w:val="center"/>
+      </w:pPr>
+      <w:r>
+        <w:rPr>
+          <w:rFonts w:ascii="Georgia" w:hAnsi="Georgia" w:cs="Georgia"/>
+          <w:color w:val="A0522D"/>
+          <w:sz w:val="21"/>
+        </w:rPr>
+        <w:t>Every DC, dial, and spotlight, in play order. Keep this page at your elbow.</w:t>
+      </w:r>
+    </w:p>
+    <w:p>
+      <w:pPr>
+        <w:keepNext/>
         <w:spacing w:before="400" w:after="120"/>
         <w:pBdr>
           <w:bottom w:val="single" w:sz="6" w:space="4" w:color="B8860B"/>
@@ -5302,7 +5348,7 @@
           <w:color w:val="B8860B"/>
           <w:sz w:val="32"/>
         </w:rPr>
-        <w:t>Appendix: Creatures of Session Five</w:t>
+        <w:t>The Shape of the Session</w:t>
       </w:r>
     </w:p>
     <w:p>
@@ -5317,672 +5363,25 @@
           <w:color w:val="222222"/>
           <w:sz w:val="21"/>
         </w:rPr>
-        <w:t>Compact statistics for the table. The full bestiary, with lore and pictures, lives in the compendium.</w:t>
+        <w:t>Six parts, two set pieces, three fights, one rest. P1 Havenmoor send-off → two days learning the ship (stations and knots both pay off). P2 THE STORM: three great blows at stations → the capsize ladder; no roll saves the ship. P3 chained aboard the Dutchman: the hold tour, Davy's offer, the refusal. P4 SEVEN-EYES for their souls (the table WON, 77 exactly) → SHORT REST in the guest chambers. P5 FIGHT 1 the weather deck → FIGHT 2 the hold. P6 BOSS: Davy Jones, gone for good → the essences fly free, the pale essence chooses Floraburst (roll stays SEALED), the Vigil, dawn, LEVEL 5.</w:t>
       </w:r>
     </w:p>
     <w:p>
       <w:pPr>
         <w:keepNext/>
+        <w:spacing w:before="400" w:after="120"/>
         <w:pBdr>
-          <w:left w:val="single" w:sz="18" w:space="12" w:color="8B2020"/>
+          <w:bottom w:val="single" w:sz="6" w:space="4" w:color="B8860B"/>
         </w:pBdr>
-        <w:shd w:val="clear" w:color="auto" w:fill="FCF6F6"/>
-        <w:spacing w:before="30" w:after="70"/>
-        <w:ind w:left="340" w:right="340"/>
       </w:pPr>
       <w:r>
         <w:rPr>
           <w:rFonts w:ascii="Georgia" w:hAnsi="Georgia" w:cs="Georgia"/>
           <w:b/>
-          <w:color w:val="8B2020"/>
-          <w:sz w:val="22"/>
-        </w:rPr>
-        <w:t>Davy Jones, Captain of the Flying Dutchman</w:t>
-      </w:r>
-    </w:p>
-    <w:p>
-      <w:pPr>
-        <w:pBdr>
-          <w:left w:val="single" w:sz="18" w:space="12" w:color="8B2020"/>
-        </w:pBdr>
-        <w:shd w:val="clear" w:color="auto" w:fill="FCF6F6"/>
-        <w:spacing w:before="30" w:after="70"/>
-        <w:ind w:left="340" w:right="340"/>
-      </w:pPr>
-      <w:r>
-        <w:rPr>
-          <w:rFonts w:ascii="Georgia" w:hAnsi="Georgia" w:cs="Georgia"/>
-          <w:b w:val="0"/>
-          <w:i w:val="0"/>
-          <w:color w:val="222222"/>
-          <w:sz w:val="18"/>
-        </w:rPr>
-        <w:t xml:space="preserve">Medium undead (formerly humanoid), chaotic evil. </w:t>
-      </w:r>
-      <w:r>
-        <w:rPr>
-          <w:rFonts w:ascii="Georgia" w:hAnsi="Georgia" w:cs="Georgia"/>
-          <w:b/>
-          <w:i w:val="0"/>
-          <w:color w:val="222222"/>
-          <w:sz w:val="18"/>
-        </w:rPr>
-        <w:t>CR 6</w:t>
-      </w:r>
-      <w:r>
-        <w:rPr>
-          <w:rFonts w:ascii="Georgia" w:hAnsi="Georgia" w:cs="Georgia"/>
-          <w:b w:val="0"/>
-          <w:i w:val="0"/>
-          <w:color w:val="222222"/>
-          <w:sz w:val="18"/>
-        </w:rPr>
-        <w:t xml:space="preserve"> (2,300 XP). AC 17 (Barnacle Armor), HP 85 (10d10 + 30), Speed 30 ft., swim 30 ft.</w:t>
-      </w:r>
-    </w:p>
-    <w:p>
-      <w:pPr>
-        <w:pBdr>
-          <w:left w:val="single" w:sz="18" w:space="12" w:color="8B2020"/>
-        </w:pBdr>
-        <w:shd w:val="clear" w:color="auto" w:fill="FCF6F6"/>
-        <w:spacing w:before="30" w:after="70"/>
-        <w:ind w:left="340" w:right="340"/>
-      </w:pPr>
-      <w:r>
-        <w:rPr>
-          <w:rFonts w:ascii="Georgia" w:hAnsi="Georgia" w:cs="Georgia"/>
-          <w:b w:val="0"/>
-          <w:i w:val="0"/>
-          <w:color w:val="222222"/>
-          <w:sz w:val="18"/>
-        </w:rPr>
-        <w:t>STR 18, DEX 12, CON 16, INT 14, WIS 12, CHA 16. Saves Con +6, Wis +4, Cha +6; Intimidation +6, Athletics +7, Perception +4.</w:t>
-      </w:r>
-    </w:p>
-    <w:p>
-      <w:pPr>
-        <w:pBdr>
-          <w:left w:val="single" w:sz="18" w:space="12" w:color="8B2020"/>
-        </w:pBdr>
-        <w:shd w:val="clear" w:color="auto" w:fill="FCF6F6"/>
-        <w:spacing w:before="30" w:after="70"/>
-        <w:ind w:left="340" w:right="340"/>
-      </w:pPr>
-      <w:r>
-        <w:rPr>
-          <w:rFonts w:ascii="Georgia" w:hAnsi="Georgia" w:cs="Georgia"/>
-          <w:b w:val="0"/>
-          <w:i w:val="0"/>
-          <w:color w:val="222222"/>
-          <w:sz w:val="18"/>
-        </w:rPr>
-        <w:t>Resistances nonmagical B/P/S. Immune to charmed, frightened, poisoned, exhaustion. Darkvision 60 ft. Amphibious.</w:t>
-      </w:r>
-    </w:p>
-    <w:p>
-      <w:pPr>
-        <w:pBdr>
-          <w:left w:val="single" w:sz="18" w:space="12" w:color="8B2020"/>
-        </w:pBdr>
-        <w:shd w:val="clear" w:color="auto" w:fill="FCF6F6"/>
-        <w:spacing w:before="30" w:after="70"/>
-        <w:ind w:left="340" w:right="340"/>
-      </w:pPr>
-      <w:r>
-        <w:rPr>
-          <w:rFonts w:ascii="Georgia" w:hAnsi="Georgia" w:cs="Georgia"/>
-          <w:b/>
-          <w:i w:val="0"/>
-          <w:color w:val="222222"/>
-          <w:sz w:val="18"/>
-        </w:rPr>
-        <w:t>Barnacle Armor.</w:t>
-      </w:r>
-      <w:r>
-        <w:rPr>
-          <w:rFonts w:ascii="Georgia" w:hAnsi="Georgia" w:cs="Georgia"/>
-          <w:b w:val="0"/>
-          <w:i w:val="0"/>
-          <w:color w:val="222222"/>
-          <w:sz w:val="18"/>
-        </w:rPr>
-        <w:t xml:space="preserve"> Nonmagical melee attacks deal half damage. </w:t>
-      </w:r>
-      <w:r>
-        <w:rPr>
-          <w:rFonts w:ascii="Georgia" w:hAnsi="Georgia" w:cs="Georgia"/>
-          <w:b/>
-          <w:i w:val="0"/>
-          <w:color w:val="222222"/>
-          <w:sz w:val="18"/>
-        </w:rPr>
-        <w:t>Legendary Resistance (3/Day).</w:t>
-      </w:r>
-    </w:p>
-    <w:p>
-      <w:pPr>
-        <w:pBdr>
-          <w:left w:val="single" w:sz="18" w:space="12" w:color="8B2020"/>
-        </w:pBdr>
-        <w:shd w:val="clear" w:color="auto" w:fill="FCF6F6"/>
-        <w:spacing w:before="30" w:after="70"/>
-        <w:ind w:left="340" w:right="340"/>
-      </w:pPr>
-      <w:r>
-        <w:rPr>
-          <w:rFonts w:ascii="Georgia" w:hAnsi="Georgia" w:cs="Georgia"/>
-          <w:b/>
-          <w:i w:val="0"/>
-          <w:color w:val="222222"/>
-          <w:sz w:val="18"/>
-        </w:rPr>
-        <w:t>Multiattack.</w:t>
-      </w:r>
-      <w:r>
-        <w:rPr>
-          <w:rFonts w:ascii="Georgia" w:hAnsi="Georgia" w:cs="Georgia"/>
-          <w:b w:val="0"/>
-          <w:i w:val="0"/>
-          <w:color w:val="222222"/>
-          <w:sz w:val="18"/>
-        </w:rPr>
-        <w:t xml:space="preserve"> Two Tentacle Slams and one Hook Strike.</w:t>
-      </w:r>
-    </w:p>
-    <w:p>
-      <w:pPr>
-        <w:pBdr>
-          <w:left w:val="single" w:sz="18" w:space="12" w:color="8B2020"/>
-        </w:pBdr>
-        <w:shd w:val="clear" w:color="auto" w:fill="FCF6F6"/>
-        <w:spacing w:before="30" w:after="70"/>
-        <w:ind w:left="340" w:right="340"/>
-      </w:pPr>
-      <w:r>
-        <w:rPr>
-          <w:rFonts w:ascii="Georgia" w:hAnsi="Georgia" w:cs="Georgia"/>
-          <w:b/>
-          <w:i w:val="0"/>
-          <w:color w:val="222222"/>
-          <w:sz w:val="18"/>
-        </w:rPr>
-        <w:t>Tentacle Slam.</w:t>
-      </w:r>
-      <w:r>
-        <w:rPr>
-          <w:rFonts w:ascii="Georgia" w:hAnsi="Georgia" w:cs="Georgia"/>
-          <w:b w:val="0"/>
-          <w:i w:val="0"/>
-          <w:color w:val="222222"/>
-          <w:sz w:val="18"/>
-        </w:rPr>
-        <w:t xml:space="preserve"> +7, reach 10 ft., 10 (2d6 + 4) bludgeoning and grapple DC 15.</w:t>
-      </w:r>
-    </w:p>
-    <w:p>
-      <w:pPr>
-        <w:pBdr>
-          <w:left w:val="single" w:sz="18" w:space="12" w:color="8B2020"/>
-        </w:pBdr>
-        <w:shd w:val="clear" w:color="auto" w:fill="FCF6F6"/>
-        <w:spacing w:before="30" w:after="70"/>
-        <w:ind w:left="340" w:right="340"/>
-      </w:pPr>
-      <w:r>
-        <w:rPr>
-          <w:rFonts w:ascii="Georgia" w:hAnsi="Georgia" w:cs="Georgia"/>
-          <w:b/>
-          <w:i w:val="0"/>
-          <w:color w:val="222222"/>
-          <w:sz w:val="18"/>
-        </w:rPr>
-        <w:t>Hook Strike.</w:t>
-      </w:r>
-      <w:r>
-        <w:rPr>
-          <w:rFonts w:ascii="Georgia" w:hAnsi="Georgia" w:cs="Georgia"/>
-          <w:b w:val="0"/>
-          <w:i w:val="0"/>
-          <w:color w:val="222222"/>
-          <w:sz w:val="18"/>
-        </w:rPr>
-        <w:t xml:space="preserve"> +7, reach 5 ft., 8 (1d6 + 4) piercing plus 7 (2d6) necrotic.</w:t>
-      </w:r>
-    </w:p>
-    <w:p>
-      <w:pPr>
-        <w:pBdr>
-          <w:left w:val="single" w:sz="18" w:space="12" w:color="8B2020"/>
-        </w:pBdr>
-        <w:shd w:val="clear" w:color="auto" w:fill="FCF6F6"/>
-        <w:spacing w:before="30" w:after="70"/>
-        <w:ind w:left="340" w:right="340"/>
-      </w:pPr>
-      <w:r>
-        <w:rPr>
-          <w:rFonts w:ascii="Georgia" w:hAnsi="Georgia" w:cs="Georgia"/>
-          <w:b/>
-          <w:i w:val="0"/>
-          <w:color w:val="222222"/>
-          <w:sz w:val="18"/>
-        </w:rPr>
-        <w:t>Soul Siphon (Recharge 5-6).</w:t>
-      </w:r>
-      <w:r>
-        <w:rPr>
-          <w:rFonts w:ascii="Georgia" w:hAnsi="Georgia" w:cs="Georgia"/>
-          <w:b w:val="0"/>
-          <w:i w:val="0"/>
-          <w:color w:val="222222"/>
-          <w:sz w:val="18"/>
-        </w:rPr>
-        <w:t xml:space="preserve"> DC 14 Con or 18 (4d8) psychic; Davy heals half the damage dealt.</w:t>
-      </w:r>
-    </w:p>
-    <w:p>
-      <w:pPr>
-        <w:pBdr>
-          <w:left w:val="single" w:sz="18" w:space="12" w:color="8B2020"/>
-        </w:pBdr>
-        <w:shd w:val="clear" w:color="auto" w:fill="FCF6F6"/>
-        <w:spacing w:before="30" w:after="70"/>
-        <w:ind w:left="340" w:right="340"/>
-      </w:pPr>
-      <w:r>
-        <w:rPr>
-          <w:rFonts w:ascii="Georgia" w:hAnsi="Georgia" w:cs="Georgia"/>
-          <w:b/>
-          <w:i w:val="0"/>
-          <w:color w:val="222222"/>
-          <w:sz w:val="18"/>
-        </w:rPr>
-        <w:t>Legendary Actions (2/round).</w:t>
-      </w:r>
-      <w:r>
-        <w:rPr>
-          <w:rFonts w:ascii="Georgia" w:hAnsi="Georgia" w:cs="Georgia"/>
-          <w:b w:val="0"/>
-          <w:i w:val="0"/>
-          <w:color w:val="222222"/>
-          <w:sz w:val="18"/>
-        </w:rPr>
-        <w:t xml:space="preserve"> Tentacle Strike (one slam); Raise Tide (2 actions): 20-ft. line, DC 14 Dex or 13 (3d8) bludgeoning.</w:t>
-      </w:r>
-    </w:p>
-    <w:p>
-      <w:pPr>
-        <w:keepNext/>
-        <w:pBdr>
-          <w:left w:val="single" w:sz="18" w:space="12" w:color="8B2020"/>
-        </w:pBdr>
-        <w:shd w:val="clear" w:color="auto" w:fill="FCF6F6"/>
-        <w:spacing w:before="30" w:after="70"/>
-        <w:ind w:left="340" w:right="340"/>
-      </w:pPr>
-      <w:r>
-        <w:rPr>
-          <w:rFonts w:ascii="Georgia" w:hAnsi="Georgia" w:cs="Georgia"/>
-          <w:b/>
-          <w:color w:val="8B2020"/>
-          <w:sz w:val="22"/>
-        </w:rPr>
-        <w:t>Drowned Pirate</w:t>
-      </w:r>
-    </w:p>
-    <w:p>
-      <w:pPr>
-        <w:pBdr>
-          <w:left w:val="single" w:sz="18" w:space="12" w:color="8B2020"/>
-        </w:pBdr>
-        <w:shd w:val="clear" w:color="auto" w:fill="FCF6F6"/>
-        <w:spacing w:before="30" w:after="70"/>
-        <w:ind w:left="340" w:right="340"/>
-      </w:pPr>
-      <w:r>
-        <w:rPr>
-          <w:rFonts w:ascii="Georgia" w:hAnsi="Georgia" w:cs="Georgia"/>
-          <w:b w:val="0"/>
-          <w:i w:val="0"/>
-          <w:color w:val="222222"/>
-          <w:sz w:val="18"/>
-        </w:rPr>
-        <w:t xml:space="preserve">Medium undead, chaotic evil. </w:t>
-      </w:r>
-      <w:r>
-        <w:rPr>
-          <w:rFonts w:ascii="Georgia" w:hAnsi="Georgia" w:cs="Georgia"/>
-          <w:b/>
-          <w:i w:val="0"/>
-          <w:color w:val="222222"/>
-          <w:sz w:val="18"/>
-        </w:rPr>
-        <w:t>CR 1</w:t>
-      </w:r>
-      <w:r>
-        <w:rPr>
-          <w:rFonts w:ascii="Georgia" w:hAnsi="Georgia" w:cs="Georgia"/>
-          <w:b w:val="0"/>
-          <w:i w:val="0"/>
-          <w:color w:val="222222"/>
-          <w:sz w:val="18"/>
-        </w:rPr>
-        <w:t>. AC 14, HP 58 (9d8 + 18), Speed 30 ft., swim 30 ft.</w:t>
-      </w:r>
-    </w:p>
-    <w:p>
-      <w:pPr>
-        <w:pBdr>
-          <w:left w:val="single" w:sz="18" w:space="12" w:color="8B2020"/>
-        </w:pBdr>
-        <w:shd w:val="clear" w:color="auto" w:fill="FCF6F6"/>
-        <w:spacing w:before="30" w:after="70"/>
-        <w:ind w:left="340" w:right="340"/>
-      </w:pPr>
-      <w:r>
-        <w:rPr>
-          <w:rFonts w:ascii="Georgia" w:hAnsi="Georgia" w:cs="Georgia"/>
-          <w:b w:val="0"/>
-          <w:i w:val="0"/>
-          <w:color w:val="222222"/>
-          <w:sz w:val="18"/>
-        </w:rPr>
-        <w:t>Resistant to nonmagical B/P/S; immune to poison; immune to charmed, frightened, exhaustion. Amphibious; Undead Fortitude.</w:t>
-      </w:r>
-    </w:p>
-    <w:p>
-      <w:pPr>
-        <w:pBdr>
-          <w:left w:val="single" w:sz="18" w:space="12" w:color="8B2020"/>
-        </w:pBdr>
-        <w:shd w:val="clear" w:color="auto" w:fill="FCF6F6"/>
-        <w:spacing w:before="30" w:after="70"/>
-        <w:ind w:left="340" w:right="340"/>
-      </w:pPr>
-      <w:r>
-        <w:rPr>
-          <w:rFonts w:ascii="Georgia" w:hAnsi="Georgia" w:cs="Georgia"/>
-          <w:b/>
-          <w:i w:val="0"/>
-          <w:color w:val="222222"/>
-          <w:sz w:val="18"/>
-        </w:rPr>
-        <w:t>Multiattack.</w:t>
-      </w:r>
-      <w:r>
-        <w:rPr>
-          <w:rFonts w:ascii="Georgia" w:hAnsi="Georgia" w:cs="Georgia"/>
-          <w:b w:val="0"/>
-          <w:i w:val="0"/>
-          <w:color w:val="222222"/>
-          <w:sz w:val="18"/>
-        </w:rPr>
-        <w:t xml:space="preserve"> Two melee attacks. </w:t>
-      </w:r>
-      <w:r>
-        <w:rPr>
-          <w:rFonts w:ascii="Georgia" w:hAnsi="Georgia" w:cs="Georgia"/>
-          <w:b/>
-          <w:i w:val="0"/>
-          <w:color w:val="222222"/>
-          <w:sz w:val="18"/>
-        </w:rPr>
-        <w:t>Cutlass.</w:t>
-      </w:r>
-      <w:r>
-        <w:rPr>
-          <w:rFonts w:ascii="Georgia" w:hAnsi="Georgia" w:cs="Georgia"/>
-          <w:b w:val="0"/>
-          <w:i w:val="0"/>
-          <w:color w:val="222222"/>
-          <w:sz w:val="18"/>
-        </w:rPr>
-        <w:t xml:space="preserve"> +6, 8 (1d8 + 4) slashing. </w:t>
-      </w:r>
-      <w:r>
-        <w:rPr>
-          <w:rFonts w:ascii="Georgia" w:hAnsi="Georgia" w:cs="Georgia"/>
-          <w:b/>
-          <w:i w:val="0"/>
-          <w:color w:val="222222"/>
-          <w:sz w:val="18"/>
-        </w:rPr>
-        <w:t>Harpoon.</w:t>
-      </w:r>
-      <w:r>
-        <w:rPr>
-          <w:rFonts w:ascii="Georgia" w:hAnsi="Georgia" w:cs="Georgia"/>
-          <w:b w:val="0"/>
-          <w:i w:val="0"/>
-          <w:color w:val="222222"/>
-          <w:sz w:val="18"/>
-        </w:rPr>
-        <w:t xml:space="preserve"> +6, reach 10 ft. or range 30/120 ft., 9 (1d10 + 4) piercing and grappled (escape DC 14).</w:t>
-      </w:r>
-    </w:p>
-    <w:p>
-      <w:pPr>
-        <w:pBdr>
-          <w:left w:val="single" w:sz="18" w:space="12" w:color="8B2020"/>
-        </w:pBdr>
-        <w:shd w:val="clear" w:color="auto" w:fill="FCF6F6"/>
-        <w:spacing w:before="30" w:after="70"/>
-        <w:ind w:left="340" w:right="340"/>
-      </w:pPr>
-      <w:r>
-        <w:rPr>
-          <w:rFonts w:ascii="Georgia" w:hAnsi="Georgia" w:cs="Georgia"/>
-          <w:b/>
-          <w:i w:val="0"/>
-          <w:color w:val="222222"/>
-          <w:sz w:val="18"/>
-        </w:rPr>
-        <w:t>Death Burst.</w:t>
-      </w:r>
-      <w:r>
-        <w:rPr>
-          <w:rFonts w:ascii="Georgia" w:hAnsi="Georgia" w:cs="Georgia"/>
-          <w:b w:val="0"/>
-          <w:i w:val="0"/>
-          <w:color w:val="222222"/>
-          <w:sz w:val="18"/>
-        </w:rPr>
-        <w:t xml:space="preserve"> When the pirate dies it bursts: each creature within 5 ft., DC 12 Con or 5 (2d4) cold damage.</w:t>
-      </w:r>
-    </w:p>
-    <w:p>
-      <w:pPr>
-        <w:keepNext/>
-        <w:pBdr>
-          <w:left w:val="single" w:sz="18" w:space="12" w:color="8B2020"/>
-        </w:pBdr>
-        <w:shd w:val="clear" w:color="auto" w:fill="FCF6F6"/>
-        <w:spacing w:before="30" w:after="70"/>
-        <w:ind w:left="340" w:right="340"/>
-      </w:pPr>
-      <w:r>
-        <w:rPr>
-          <w:rFonts w:ascii="Georgia" w:hAnsi="Georgia" w:cs="Georgia"/>
-          <w:b/>
-          <w:color w:val="8B2020"/>
-          <w:sz w:val="22"/>
-        </w:rPr>
-        <w:t>Spectral Helmsman</w:t>
-      </w:r>
-    </w:p>
-    <w:p>
-      <w:pPr>
-        <w:pBdr>
-          <w:left w:val="single" w:sz="18" w:space="12" w:color="8B2020"/>
-        </w:pBdr>
-        <w:shd w:val="clear" w:color="auto" w:fill="FCF6F6"/>
-        <w:spacing w:before="30" w:after="70"/>
-        <w:ind w:left="340" w:right="340"/>
-      </w:pPr>
-      <w:r>
-        <w:rPr>
-          <w:rFonts w:ascii="Georgia" w:hAnsi="Georgia" w:cs="Georgia"/>
-          <w:b w:val="0"/>
-          <w:i w:val="0"/>
-          <w:color w:val="222222"/>
-          <w:sz w:val="18"/>
-        </w:rPr>
-        <w:t xml:space="preserve">Medium undead, chaotic evil. </w:t>
-      </w:r>
-      <w:r>
-        <w:rPr>
-          <w:rFonts w:ascii="Georgia" w:hAnsi="Georgia" w:cs="Georgia"/>
-          <w:b/>
-          <w:i w:val="0"/>
-          <w:color w:val="222222"/>
-          <w:sz w:val="18"/>
-        </w:rPr>
-        <w:t>CR 1</w:t>
-      </w:r>
-      <w:r>
-        <w:rPr>
-          <w:rFonts w:ascii="Georgia" w:hAnsi="Georgia" w:cs="Georgia"/>
-          <w:b w:val="0"/>
-          <w:i w:val="0"/>
-          <w:color w:val="222222"/>
-          <w:sz w:val="18"/>
-        </w:rPr>
-        <w:t>. AC 12, HP 45 (6d8 + 18), fly 50 ft. (hover).</w:t>
-      </w:r>
-    </w:p>
-    <w:p>
-      <w:pPr>
-        <w:pBdr>
-          <w:left w:val="single" w:sz="18" w:space="12" w:color="8B2020"/>
-        </w:pBdr>
-        <w:shd w:val="clear" w:color="auto" w:fill="FCF6F6"/>
-        <w:spacing w:before="30" w:after="70"/>
-        <w:ind w:left="340" w:right="340"/>
-      </w:pPr>
-      <w:r>
-        <w:rPr>
-          <w:rFonts w:ascii="Georgia" w:hAnsi="Georgia" w:cs="Georgia"/>
-          <w:b w:val="0"/>
-          <w:i w:val="0"/>
-          <w:color w:val="222222"/>
-          <w:sz w:val="18"/>
-        </w:rPr>
-        <w:t>Incorporeal Movement. Immune to cold, necrotic, poison and to most conditions.</w:t>
-      </w:r>
-    </w:p>
-    <w:p>
-      <w:pPr>
-        <w:pBdr>
-          <w:left w:val="single" w:sz="18" w:space="12" w:color="8B2020"/>
-        </w:pBdr>
-        <w:shd w:val="clear" w:color="auto" w:fill="FCF6F6"/>
-        <w:spacing w:before="30" w:after="70"/>
-        <w:ind w:left="340" w:right="340"/>
-      </w:pPr>
-      <w:r>
-        <w:rPr>
-          <w:rFonts w:ascii="Georgia" w:hAnsi="Georgia" w:cs="Georgia"/>
-          <w:b/>
-          <w:i w:val="0"/>
-          <w:color w:val="222222"/>
-          <w:sz w:val="18"/>
-        </w:rPr>
-        <w:t>Sea-Wraith Aura.</w:t>
-      </w:r>
-      <w:r>
-        <w:rPr>
-          <w:rFonts w:ascii="Georgia" w:hAnsi="Georgia" w:cs="Georgia"/>
-          <w:b w:val="0"/>
-          <w:i w:val="0"/>
-          <w:color w:val="222222"/>
-          <w:sz w:val="18"/>
-        </w:rPr>
-        <w:t xml:space="preserve"> Start of its turn, creatures within 5 ft.: DC 12 Wis or frightened until their next turn.</w:t>
-      </w:r>
-    </w:p>
-    <w:p>
-      <w:pPr>
-        <w:pBdr>
-          <w:left w:val="single" w:sz="18" w:space="12" w:color="8B2020"/>
-        </w:pBdr>
-        <w:shd w:val="clear" w:color="auto" w:fill="FCF6F6"/>
-        <w:spacing w:before="30" w:after="70"/>
-        <w:ind w:left="340" w:right="340"/>
-      </w:pPr>
-      <w:r>
-        <w:rPr>
-          <w:rFonts w:ascii="Georgia" w:hAnsi="Georgia" w:cs="Georgia"/>
-          <w:b/>
-          <w:i w:val="0"/>
-          <w:color w:val="222222"/>
-          <w:sz w:val="18"/>
-        </w:rPr>
-        <w:t>Multiattack.</w:t>
-      </w:r>
-      <w:r>
-        <w:rPr>
-          <w:rFonts w:ascii="Georgia" w:hAnsi="Georgia" w:cs="Georgia"/>
-          <w:b w:val="0"/>
-          <w:i w:val="0"/>
-          <w:color w:val="222222"/>
-          <w:sz w:val="18"/>
-        </w:rPr>
-        <w:t xml:space="preserve"> Two Spectral Scimitars: +4, 7 (1d6 + 4) force. </w:t>
-      </w:r>
-      <w:r>
-        <w:rPr>
-          <w:rFonts w:ascii="Georgia" w:hAnsi="Georgia" w:cs="Georgia"/>
-          <w:b/>
-          <w:i w:val="0"/>
-          <w:color w:val="222222"/>
-          <w:sz w:val="18"/>
-        </w:rPr>
-        <w:t>Harpoon Throw.</w:t>
-      </w:r>
-      <w:r>
-        <w:rPr>
-          <w:rFonts w:ascii="Georgia" w:hAnsi="Georgia" w:cs="Georgia"/>
-          <w:b w:val="0"/>
-          <w:i w:val="0"/>
-          <w:color w:val="222222"/>
-          <w:sz w:val="18"/>
-        </w:rPr>
-        <w:t xml:space="preserve"> +4, range 20/60 ft., 9 (1d10 + 4) piercing and pulled 10 ft.</w:t>
-      </w:r>
-    </w:p>
-    <w:p>
-      <w:pPr>
-        <w:pBdr>
-          <w:left w:val="single" w:sz="18" w:space="12" w:color="8B2020"/>
-        </w:pBdr>
-        <w:shd w:val="clear" w:color="auto" w:fill="FCF6F6"/>
-        <w:spacing w:before="30" w:after="70"/>
-        <w:ind w:left="340" w:right="340"/>
-      </w:pPr>
-      <w:r>
-        <w:rPr>
-          <w:rFonts w:ascii="Georgia" w:hAnsi="Georgia" w:cs="Georgia"/>
-          <w:b/>
-          <w:i w:val="0"/>
-          <w:color w:val="222222"/>
-          <w:sz w:val="18"/>
-        </w:rPr>
-        <w:t>Phantom Helm Block (Reaction).</w:t>
-      </w:r>
-      <w:r>
-        <w:rPr>
-          <w:rFonts w:ascii="Georgia" w:hAnsi="Georgia" w:cs="Georgia"/>
-          <w:b w:val="0"/>
-          <w:i w:val="0"/>
-          <w:color w:val="222222"/>
-          <w:sz w:val="18"/>
-        </w:rPr>
-        <w:t xml:space="preserve"> Imposes disadvantage on one weapon attack.</w:t>
-      </w:r>
-    </w:p>
-    <w:p>
-      <w:r>
-        <w:br w:type="page"/>
+          <w:color w:val="B8860B"/>
+          <w:sz w:val="32"/>
+        </w:rPr>
+        <w:t>Fights at a Glance</w:t>
       </w:r>
     </w:p>
     <w:p>
@@ -5997,7 +5396,7 @@
           <w:color w:val="222222"/>
           <w:sz w:val="21"/>
         </w:rPr>
-        <w:t>The guardians of the hold</w:t>
+        <w:t>SET PIECE: The Storm in Three Great Blows</w:t>
       </w:r>
       <w:r>
         <w:rPr>
@@ -6007,57 +5406,47 @@
           <w:color w:val="222222"/>
           <w:sz w:val="21"/>
         </w:rPr>
-        <w:t xml:space="preserve"> (Part Five). Every one of them is vulnerable to cold, and the heroes' frost was the whole battle plan.</w:t>
+        <w:t xml:space="preserve"> (group checks at stations; the ship ALWAYS goes down). Stations: Crow's Nest Perception DC 12, Helm Acrobatics DC 13, Rigging Athletics DC 14, Bilge Con DC 13; the lookout may plot the course first, Survival DC 17: success = advantage on every storm check. Three blows, count successes each time: Wall of Water (1d6/2d6/3d6 bludgeoning as successes fall), Lightning (1d4/2d4/3d4), Maelstrom (1d8/2d8/3d8 plus prone or restrained). Then the capsize ladder: Dex 12, Investigation or Perception 10, Str 12; every failure follows a hero down a rung, and arriving in chains means disadvantage on the first Seven-Eyes roll.</w:t>
       </w:r>
     </w:p>
     <w:p>
       <w:pPr>
-        <w:keepNext/>
-        <w:pBdr>
-          <w:left w:val="single" w:sz="18" w:space="12" w:color="8B2020"/>
-        </w:pBdr>
-        <w:shd w:val="clear" w:color="auto" w:fill="FCF6F6"/>
-        <w:spacing w:before="30" w:after="70"/>
-        <w:ind w:left="340" w:right="340"/>
+        <w:spacing w:after="80"/>
       </w:pPr>
       <w:r>
         <w:rPr>
           <w:rFonts w:ascii="Georgia" w:hAnsi="Georgia" w:cs="Georgia"/>
           <w:b/>
-          <w:color w:val="8B2020"/>
-          <w:sz w:val="22"/>
-        </w:rPr>
-        <w:t>Smuggler's Golem</w:t>
-      </w:r>
-    </w:p>
-    <w:p>
-      <w:pPr>
-        <w:pBdr>
-          <w:left w:val="single" w:sz="18" w:space="12" w:color="8B2020"/>
-        </w:pBdr>
-        <w:shd w:val="clear" w:color="auto" w:fill="FCF6F6"/>
-        <w:spacing w:before="30" w:after="70"/>
-        <w:ind w:left="340" w:right="340"/>
-      </w:pPr>
+          <w:i w:val="0"/>
+          <w:color w:val="222222"/>
+          <w:sz w:val="21"/>
+        </w:rPr>
+        <w:t>SET PIECE: Seven-Eyes, the Dice Game of Souls</w:t>
+      </w:r>
       <w:r>
         <w:rPr>
           <w:rFonts w:ascii="Georgia" w:hAnsi="Georgia" w:cs="Georgia"/>
           <w:b w:val="0"/>
           <w:i w:val="0"/>
           <w:color w:val="222222"/>
-          <w:sz w:val="18"/>
-        </w:rPr>
-        <w:t xml:space="preserve">Large construct, unaligned. </w:t>
-      </w:r>
+          <w:sz w:val="21"/>
+        </w:rPr>
+        <w:t xml:space="preserve"> (three rounds, target 77; nobody swings a sword, everybody sweats). Each hero pools d4 d6 d8 d10 d10 d12 d20; two tosses per round, and a gift after each toss can keep a teammate under 77 (teamwork is legal; Davy hates it). Bust over 77: Davy scores 1 point. Finish below his three-roll total: he scores 1. At 5 points he claims their souls; 4 or fewer and every chain aboard falls. IF HE WINS: brig escape, group DC 13 (Acrobatics, Athletics, Sleight of Hand, or Thieves' Tools), 3 successes before 2 failures, or spectral wardens come shuffling (Drowned Pirate stats).</w:t>
+      </w:r>
+    </w:p>
+    <w:p>
+      <w:pPr>
+        <w:spacing w:after="80"/>
+      </w:pPr>
       <w:r>
         <w:rPr>
           <w:rFonts w:ascii="Georgia" w:hAnsi="Georgia" w:cs="Georgia"/>
           <w:b/>
           <w:i w:val="0"/>
           <w:color w:val="222222"/>
-          <w:sz w:val="18"/>
-        </w:rPr>
-        <w:t>CR 2</w:t>
+          <w:sz w:val="21"/>
+        </w:rPr>
+        <w:t>FIGHT 1: The Weather Deck</w:t>
       </w:r>
       <w:r>
         <w:rPr>
@@ -6065,49 +5454,39 @@
           <w:b w:val="0"/>
           <w:i w:val="0"/>
           <w:color w:val="222222"/>
-          <w:sz w:val="18"/>
-        </w:rPr>
-        <w:t xml:space="preserve">. AC 14 (natural armor), HP 85 (10d10 + 30), Speed 30 ft. </w:t>
-      </w:r>
+          <w:sz w:val="21"/>
+        </w:rPr>
+        <w:t xml:space="preserve"> (Medium; loud, wet, slippery). 3x Drowned Pirate (AC 14, HP 58; they mob whoever stands closest, harpoons drag heroes apart; Death Burst at 0 HP: 5 ft, DC 12 Con, 2d4 cold) + Spectral Helmsman (AC 12, HP 45, incorporeal; fear aura 5 ft, DC 12 Wis; helm-block reaction). Slippery deck: end of each turn, Acrobatics DC 12 or prone; one wave surge mid-fight, DC 12 Dex for everyone. The outs: the lantern-oil bucket from the rope ladder (Athletics DC 14, 2d6 fire on a pirate below) and the mooring line to the cutter (Str DC 15, best once two foes are down; a failure holds, and two more pirates climb the rail).</w:t>
+      </w:r>
+    </w:p>
+    <w:p>
+      <w:pPr>
+        <w:spacing w:after="80"/>
+      </w:pPr>
       <w:r>
         <w:rPr>
           <w:rFonts w:ascii="Georgia" w:hAnsi="Georgia" w:cs="Georgia"/>
           <w:b/>
           <w:i w:val="0"/>
           <w:color w:val="222222"/>
-          <w:sz w:val="18"/>
-        </w:rPr>
-        <w:t>Vulnerable to cold.</w:t>
-      </w:r>
-    </w:p>
-    <w:p>
-      <w:pPr>
-        <w:pBdr>
-          <w:left w:val="single" w:sz="18" w:space="12" w:color="8B2020"/>
-        </w:pBdr>
-        <w:shd w:val="clear" w:color="auto" w:fill="FCF6F6"/>
-        <w:spacing w:before="30" w:after="70"/>
-        <w:ind w:left="340" w:right="340"/>
-      </w:pPr>
+          <w:sz w:val="21"/>
+        </w:rPr>
+        <w:t>FIGHT 2: The Hold</w:t>
+      </w:r>
       <w:r>
         <w:rPr>
           <w:rFonts w:ascii="Georgia" w:hAnsi="Georgia" w:cs="Georgia"/>
           <w:b w:val="0"/>
           <w:i w:val="0"/>
           <w:color w:val="222222"/>
-          <w:sz w:val="18"/>
-        </w:rPr>
-        <w:t>Immutable Form; Magic Resistance; immune to poison, psychic, nonmagical B/P/S.</w:t>
+          <w:sz w:val="21"/>
+        </w:rPr>
+        <w:t xml:space="preserve"> (Hard on paper; COLD is the equalizer: every guardian is vulnerable, and every one of them flinches from frost, telegraph it). Smuggler's Golem (AC 14, HP 85; Crush Crate rech 5-6: 6d6, DC 15 Dex half, prone on a fail; Magic Resistance) + 2x Arcane Corsair (AC 14, HP 52; sneak attack +2d6 from cover) + Ghost-Light Engineer (AC 15, HP 27; blinks invisible between Shock Touches, its Glowing Core still shows within 5 ft: that is Stabby's hunt). Slick planks DC 12; arcane fissures spark 1d6 lightning (DC 13 Dex half); crates are half cover, and a DC 14 shove slams a foe into them. THE ORB: Str or Arcana DC 15 shatters it, 3d6 radiant burst (DC 13 Dex half) and every undead in the hold is STUNNED until the end of its next turn. Golem down = every fissure goes dark.</w:t>
       </w:r>
     </w:p>
     <w:p>
       <w:pPr>
-        <w:pBdr>
-          <w:left w:val="single" w:sz="18" w:space="12" w:color="8B2020"/>
-        </w:pBdr>
-        <w:shd w:val="clear" w:color="auto" w:fill="FCF6F6"/>
-        <w:spacing w:before="30" w:after="70"/>
-        <w:ind w:left="340" w:right="340"/>
+        <w:spacing w:after="80"/>
       </w:pPr>
       <w:r>
         <w:rPr>
@@ -6115,9 +5494,9 @@
           <w:b/>
           <w:i w:val="0"/>
           <w:color w:val="222222"/>
-          <w:sz w:val="18"/>
-        </w:rPr>
-        <w:t>Multiattack.</w:t>
+          <w:sz w:val="21"/>
+        </w:rPr>
+        <w:t>BOSS: Davy Jones</w:t>
       </w:r>
       <w:r>
         <w:rPr>
@@ -6125,19 +5504,65 @@
           <w:b w:val="0"/>
           <w:i w:val="0"/>
           <w:color w:val="222222"/>
-          <w:sz w:val="18"/>
-        </w:rPr>
-        <w:t xml:space="preserve"> Two Slams: +7, reach 10 ft., 2d8 + 5 bludgeoning.</w:t>
+          <w:sz w:val="21"/>
+        </w:rPr>
+        <w:t xml:space="preserve"> (an epic duel; the room fights for him). AC 17, HP 85; Barnacle Armor: nonmagical melee deals HALF; Legendary Resistance 3/day; Multiattack: two Tentacle Slams (reach 10 ft, grapple DC 15) + Hook Strike; Soul Siphon rech 5-6: DC 14 Con, 4d8 psychic, he heals half; 2 legendary actions per round (one slam, or Raise Tide: 20-ft line, DC 14 Dex, 3d8). Sea-fog each round: start your turn in it, DC 13 Wis or disadvantage on attacks. Dais barnacles: end your turn within 5 ft, Acrobatics DC 12 or 1d6 slashing. PROTECT THE SPHERE: if the Siphon turns on the Essence Sphere, any hero may spend a Reaction to intercept. He goes down for good this time: no mist, no return.</w:t>
       </w:r>
     </w:p>
     <w:p>
       <w:pPr>
+        <w:keepNext/>
+        <w:spacing w:before="400" w:after="120"/>
         <w:pBdr>
-          <w:left w:val="single" w:sz="18" w:space="12" w:color="8B2020"/>
+          <w:bottom w:val="single" w:sz="6" w:space="4" w:color="B8860B"/>
         </w:pBdr>
-        <w:shd w:val="clear" w:color="auto" w:fill="FCF6F6"/>
-        <w:spacing w:before="30" w:after="70"/>
-        <w:ind w:left="340" w:right="340"/>
+      </w:pPr>
+      <w:r>
+        <w:rPr>
+          <w:rFonts w:ascii="Georgia" w:hAnsi="Georgia" w:cs="Georgia"/>
+          <w:b/>
+          <w:color w:val="B8860B"/>
+          <w:sz w:val="32"/>
+        </w:rPr>
+        <w:t>The Resource Picture</w:t>
+      </w:r>
+    </w:p>
+    <w:p>
+      <w:pPr>
+        <w:spacing w:after="80"/>
+      </w:pPr>
+      <w:r>
+        <w:rPr>
+          <w:rFonts w:ascii="Georgia" w:hAnsi="Georgia" w:cs="Georgia"/>
+          <w:b w:val="0"/>
+          <w:i w:val="0"/>
+          <w:color w:val="222222"/>
+          <w:sz w:val="21"/>
+        </w:rPr>
+        <w:t>The storm IS the attrition: three blows of ladder damage plus the capsize can chew through half the party's HP before a single enemy appears, and the heroes are level 4 all night. The one recovery beat is the guest-chamber SHORT REST after the dice game: Hit Dice as normal, plus one expended spell slot of 2nd level or lower back for each hero; it is the last calm breath. From there it is three fights on one tank: frost is the whole plan in the hold (Lilly's Frostbite Shard Dagger and Ursa's ice make the vulnerability sing), the orb burst buys a full stunned round, and keep one Reaction unspent per hero in the duel for Soul Siphon interceptions.</w:t>
+      </w:r>
+    </w:p>
+    <w:p>
+      <w:pPr>
+        <w:keepNext/>
+        <w:spacing w:before="400" w:after="120"/>
+        <w:pBdr>
+          <w:bottom w:val="single" w:sz="6" w:space="4" w:color="B8860B"/>
+        </w:pBdr>
+      </w:pPr>
+      <w:r>
+        <w:rPr>
+          <w:rFonts w:ascii="Georgia" w:hAnsi="Georgia" w:cs="Georgia"/>
+          <w:b/>
+          <w:color w:val="B8860B"/>
+          <w:sz w:val="32"/>
+        </w:rPr>
+        <w:t>Spotlights &amp; Seeds: every kid shines</w:t>
+      </w:r>
+    </w:p>
+    <w:p>
+      <w:pPr>
+        <w:spacing w:after="80"/>
       </w:pPr>
       <w:r>
         <w:rPr>
@@ -6145,9 +5570,9 @@
           <w:b/>
           <w:i w:val="0"/>
           <w:color w:val="222222"/>
-          <w:sz w:val="18"/>
-        </w:rPr>
-        <w:t>Crush Crate (Recharge 5-6).</w:t>
+          <w:sz w:val="21"/>
+        </w:rPr>
+        <w:t>Lilly:</w:t>
       </w:r>
       <w:r>
         <w:rPr>
@@ -6155,19 +5580,14 @@
           <w:b w:val="0"/>
           <w:i w:val="0"/>
           <w:color w:val="222222"/>
-          <w:sz w:val="18"/>
-        </w:rPr>
-        <w:t xml:space="preserve"> 6d6 damage, DC 15 Dex half; creatures hit are knocked prone.</w:t>
+          <w:sz w:val="21"/>
+        </w:rPr>
+        <w:t xml:space="preserve"> falls in love with the helm, the pumps, every clever piece of the Stormwind → the quiet gift die that saves Ursa's round at the dice table → “You will not touch her. Not one petal.” → her frost dagger carries the hold fight → she cups the pale essence home (Seeds: the change, sealed until she wakes; Guild-stamped crates, her own guild's mark, waiting in Gearhaven).</w:t>
       </w:r>
     </w:p>
     <w:p>
       <w:pPr>
-        <w:pBdr>
-          <w:left w:val="single" w:sz="18" w:space="12" w:color="8B2020"/>
-        </w:pBdr>
-        <w:shd w:val="clear" w:color="auto" w:fill="FCF6F6"/>
-        <w:spacing w:before="30" w:after="70"/>
-        <w:ind w:left="340" w:right="340"/>
+        <w:spacing w:after="80"/>
       </w:pPr>
       <w:r>
         <w:rPr>
@@ -6175,9 +5595,9 @@
           <w:b/>
           <w:i w:val="0"/>
           <w:color w:val="222222"/>
-          <w:sz w:val="18"/>
-        </w:rPr>
-        <w:t>Reinforced Hide (Reaction).</w:t>
+          <w:sz w:val="21"/>
+        </w:rPr>
+        <w:t>Stabby:</w:t>
       </w:r>
       <w:r>
         <w:rPr>
@@ -6185,419 +5605,3960 @@
           <w:b w:val="0"/>
           <w:i w:val="0"/>
           <w:color w:val="222222"/>
-          <w:sz w:val="18"/>
-        </w:rPr>
-        <w:t xml:space="preserve"> +2 AC against one melee attack.</w:t>
+          <w:sz w:val="21"/>
+        </w:rPr>
+        <w:t xml:space="preserve"> fastest thing in the rigging, faster than Hugo can shout → the dice-game reveal: the kid who cannot sit still in a classroom is terrifying at Seven-Eyes, counting faces and gifting exact pips → tracks the engineer's glow through the dark, three quick strikes → runs a falling tentacle to land the last blow on Davy Jones. “Seven-Eyes! Pay up, fish-beard!”</w:t>
       </w:r>
     </w:p>
     <w:p>
       <w:pPr>
-        <w:keepNext/>
-        <w:pBdr>
-          <w:left w:val="single" w:sz="18" w:space="12" w:color="8B2020"/>
-        </w:pBdr>
-        <w:shd w:val="clear" w:color="auto" w:fill="FCF6F6"/>
-        <w:spacing w:before="30" w:after="70"/>
-        <w:ind w:left="340" w:right="340"/>
+        <w:spacing w:after="80"/>
       </w:pPr>
       <w:r>
         <w:rPr>
           <w:rFonts w:ascii="Georgia" w:hAnsi="Georgia" w:cs="Georgia"/>
           <w:b/>
-          <w:color w:val="8B2020"/>
-          <w:sz w:val="22"/>
-        </w:rPr>
-        <w:t>Arcane Corsair</w:t>
-      </w:r>
-    </w:p>
-    <w:p>
-      <w:pPr>
-        <w:pBdr>
-          <w:left w:val="single" w:sz="18" w:space="12" w:color="8B2020"/>
-        </w:pBdr>
-        <w:shd w:val="clear" w:color="auto" w:fill="FCF6F6"/>
-        <w:spacing w:before="30" w:after="70"/>
-        <w:ind w:left="340" w:right="340"/>
-      </w:pPr>
+          <w:i w:val="0"/>
+          <w:color w:val="222222"/>
+          <w:sz w:val="21"/>
+        </w:rPr>
+        <w:t>Ursa:</w:t>
+      </w:r>
       <w:r>
         <w:rPr>
           <w:rFonts w:ascii="Georgia" w:hAnsi="Georgia" w:cs="Georgia"/>
           <w:b w:val="0"/>
           <w:i w:val="0"/>
           <w:color w:val="222222"/>
-          <w:sz w:val="18"/>
-        </w:rPr>
-        <w:t xml:space="preserve">Medium humanoid, chaotic neutral. </w:t>
-      </w:r>
+          <w:sz w:val="21"/>
+        </w:rPr>
+        <w:t xml:space="preserve"> born for the crow's nest, reads water like sky (his Survival plots the storm course) → “This is not Davy's doing alone. Something darker haunts this ship.” → his amulet shatters the arcane orb → the reframe at the end: “We are here to let everything you stole go free,” and the owl-kin lands on his shoulder before it flies (Seed: the living world answers him).</w:t>
+      </w:r>
+    </w:p>
+    <w:p>
+      <w:pPr>
+        <w:keepNext/>
+        <w:spacing w:before="400" w:after="120"/>
+        <w:pBdr>
+          <w:bottom w:val="single" w:sz="6" w:space="4" w:color="B8860B"/>
+        </w:pBdr>
+      </w:pPr>
       <w:r>
         <w:rPr>
           <w:rFonts w:ascii="Georgia" w:hAnsi="Georgia" w:cs="Georgia"/>
           <w:b/>
-          <w:i w:val="0"/>
-          <w:color w:val="222222"/>
-          <w:sz w:val="18"/>
-        </w:rPr>
-        <w:t>CR 1</w:t>
-      </w:r>
+          <w:color w:val="B8860B"/>
+          <w:sz w:val="32"/>
+        </w:rPr>
+        <w:t>Foreshadow Tracker: say it, then say it again</w:t>
+      </w:r>
+    </w:p>
+    <w:p>
+      <w:pPr>
+        <w:spacing w:after="80"/>
+      </w:pPr>
       <w:r>
         <w:rPr>
           <w:rFonts w:ascii="Georgia" w:hAnsi="Georgia" w:cs="Georgia"/>
           <w:b w:val="0"/>
           <w:i w:val="0"/>
           <w:color w:val="222222"/>
+          <w:sz w:val="21"/>
+        </w:rPr>
+        <w:t>The tells, in order. Alwen's flasks of seawater, “for luck, do not ask why” • Brynn's keepsake knot x2 (the lantern-light lesson, then the Vigil cut free with it): it matters again ONE SESSION FROM NOW • the stern-rail ghost story: “ships found empty, crews never found at all” • Guild-stamped crates x3 (hold tour, hold fight, closing bridge: somebody south expects a shipment that never comes) • every hold guardian FLINCHES from cold: say it, let the kids find the plan • the Vigil through the porthole BEFORE she is needed • Floraburst, pulsing, petals etched in frost and fire: sealed until she wakes.</w:t>
+      </w:r>
+    </w:p>
+    <w:p>
+      <w:pPr>
+        <w:keepNext/>
+        <w:pageBreakBefore/>
+        <w:spacing w:before="200" w:after="40"/>
+        <w:jc w:val="center"/>
+      </w:pPr>
+      <w:r>
+        <w:rPr>
+          <w:rFonts w:ascii="Georgia" w:hAnsi="Georgia" w:cs="Georgia"/>
+          <w:b/>
+          <w:color w:val="B8860B"/>
+          <w:sz w:val="21"/>
+        </w:rPr>
+        <w:t>APPENDIX</w:t>
+      </w:r>
+    </w:p>
+    <w:p>
+      <w:pPr>
+        <w:keepNext/>
+        <w:spacing w:after="40"/>
+        <w:jc w:val="center"/>
+      </w:pPr>
+      <w:r>
+        <w:rPr>
+          <w:rFonts w:ascii="Georgia" w:hAnsi="Georgia" w:cs="Georgia"/>
+          <w:b/>
+          <w:color w:val="8B2020"/>
+          <w:sz w:val="32"/>
+        </w:rPr>
+        <w:t>Bestiary: Enemy Stat Blocks</w:t>
+      </w:r>
+    </w:p>
+    <w:p>
+      <w:pPr>
+        <w:spacing w:after="200"/>
+        <w:jc w:val="center"/>
+      </w:pPr>
+      <w:r>
+        <w:rPr>
+          <w:rFonts w:ascii="Georgia" w:hAnsi="Georgia" w:cs="Georgia"/>
+          <w:color w:val="A0522D"/>
+          <w:sz w:val="21"/>
+        </w:rPr>
+        <w:t>All three encounters of Session 5, in the order the party meets them.</w:t>
+      </w:r>
+    </w:p>
+    <w:p>
+      <w:pPr>
+        <w:keepNext/>
+        <w:spacing w:before="320" w:after="20"/>
+        <w:jc w:val="center"/>
+      </w:pPr>
+      <w:r>
+        <w:rPr>
+          <w:rFonts w:ascii="Georgia" w:hAnsi="Georgia" w:cs="Georgia"/>
+          <w:b/>
+          <w:color w:val="8B2020"/>
+          <w:sz w:val="26"/>
+        </w:rPr>
+        <w:t>ENEMIES, Fight 1: No Flesh Leaves This Ship</w:t>
+      </w:r>
+    </w:p>
+    <w:p>
+      <w:pPr>
+        <w:keepNext/>
+        <w:spacing w:after="120"/>
+        <w:jc w:val="center"/>
+      </w:pPr>
+      <w:r>
+        <w:rPr>
+          <w:rFonts w:ascii="Georgia" w:hAnsi="Georgia" w:cs="Georgia"/>
+          <w:color w:val="888888"/>
           <w:sz w:val="18"/>
         </w:rPr>
-        <w:t xml:space="preserve">. AC 14 (studded leather), HP 52 (7d8 + 21), Speed 30 ft. </w:t>
-      </w:r>
+        <w:t>The Dutchman's weather deck ✦ Difficulty: Medium ✦ 3x Drowned Pirate + 1x Spectral Helmsman</w:t>
+      </w:r>
+    </w:p>
+    <w:tbl>
+      <w:tblPr>
+        <w:tblW w:type="auto" w:w="0"/>
+        <w:jc w:val="center"/>
+        <w:tblLayout w:type="fixed"/>
+        <w:tblLook w:firstColumn="1" w:firstRow="1" w:lastColumn="0" w:lastRow="0" w:noHBand="0" w:noVBand="1" w:val="04A0"/>
+        <w:tblCellMar>
+          <w:left w:w="110" w:type="dxa"/>
+          <w:right w:w="110" w:type="dxa"/>
+          <w:top w:w="60" w:type="dxa"/>
+          <w:bottom w:w="80" w:type="dxa"/>
+        </w:tblCellMar>
+        <w:tblBorders>
+          <w:top w:val="single" w:sz="8" w:space="0" w:color="8B2020"/>
+          <w:left w:val="single" w:sz="8" w:space="0" w:color="8B2020"/>
+          <w:bottom w:val="single" w:sz="8" w:space="0" w:color="8B2020"/>
+          <w:right w:val="single" w:sz="8" w:space="0" w:color="8B2020"/>
+          <w:insideH w:val="single" w:sz="8" w:space="0" w:color="8B2020"/>
+          <w:insideV w:val="single" w:sz="8" w:space="0" w:color="8B2020"/>
+        </w:tblBorders>
+      </w:tblPr>
+      <w:tblGrid>
+        <w:gridCol w:w="4680"/>
+        <w:gridCol w:w="4680"/>
+      </w:tblGrid>
+      <w:tr>
+        <w:trPr>
+          <w:cantSplit/>
+        </w:trPr>
+        <w:tc>
+          <w:tcPr>
+            <w:tcW w:type="dxa" w:w="4536"/>
+          </w:tcPr>
+          <w:p>
+            <w:pPr>
+              <w:shd w:val="clear" w:color="auto" w:fill="8B2020"/>
+              <w:spacing w:before="0" w:after="20"/>
+            </w:pPr>
+            <w:r>
+              <w:rPr>
+                <w:rFonts w:ascii="Georgia" w:hAnsi="Georgia" w:cs="Georgia"/>
+                <w:b/>
+                <w:color w:val="FFFFFF"/>
+                <w:sz w:val="22"/>
+              </w:rPr>
+              <w:t>DROWNED PIRATE</w:t>
+            </w:r>
+          </w:p>
+          <w:p>
+            <w:pPr>
+              <w:spacing w:after="40"/>
+            </w:pPr>
+            <w:r>
+              <w:rPr>
+                <w:rFonts w:ascii="Georgia" w:hAnsi="Georgia" w:cs="Georgia"/>
+                <w:i/>
+                <w:color w:val="8B2020"/>
+                <w:sz w:val="16"/>
+              </w:rPr>
+              <w:t>Medium undead ✦ CR 1 (200 XP) ✦ x3</w:t>
+            </w:r>
+          </w:p>
+          <w:p>
+            <w:pPr>
+              <w:spacing w:after="60"/>
+              <w:jc w:val="center"/>
+            </w:pPr>
+            <w:r>
+              <w:drawing>
+                <wp:inline xmlns:a="http://schemas.openxmlformats.org/drawingml/2006/main" xmlns:pic="http://schemas.openxmlformats.org/drawingml/2006/picture">
+                  <wp:extent cx="2624328" cy="2624328"/>
+                  <wp:docPr id="12" name="Picture 12"/>
+                  <wp:cNvGraphicFramePr>
+                    <a:graphicFrameLocks noChangeAspect="1"/>
+                  </wp:cNvGraphicFramePr>
+                  <a:graphic>
+                    <a:graphicData uri="http://schemas.openxmlformats.org/drawingml/2006/picture">
+                      <pic:pic>
+                        <pic:nvPicPr>
+                          <pic:cNvPr id="0" name="image.jpg"/>
+                          <pic:cNvPicPr/>
+                        </pic:nvPicPr>
+                        <pic:blipFill>
+                          <a:blip r:embed="rId21"/>
+                          <a:stretch>
+                            <a:fillRect/>
+                          </a:stretch>
+                        </pic:blipFill>
+                        <pic:spPr>
+                          <a:xfrm>
+                            <a:off x="0" y="0"/>
+                            <a:ext cx="2624328" cy="2624328"/>
+                          </a:xfrm>
+                          <a:prstGeom prst="rect"/>
+                        </pic:spPr>
+                      </pic:pic>
+                    </a:graphicData>
+                  </a:graphic>
+                </wp:inline>
+              </w:drawing>
+            </w:r>
+          </w:p>
+          <w:p>
+            <w:pPr>
+              <w:spacing w:after="20"/>
+            </w:pPr>
+            <w:r>
+              <w:rPr>
+                <w:rFonts w:ascii="Georgia" w:hAnsi="Georgia" w:cs="Georgia"/>
+                <w:b/>
+                <w:i w:val="0"/>
+                <w:color w:val="222222"/>
+                <w:sz w:val="15"/>
+              </w:rPr>
+              <w:t>AC</w:t>
+            </w:r>
+            <w:r>
+              <w:rPr>
+                <w:rFonts w:ascii="Georgia" w:hAnsi="Georgia" w:cs="Georgia"/>
+                <w:b w:val="0"/>
+                <w:i w:val="0"/>
+                <w:color w:val="222222"/>
+                <w:sz w:val="15"/>
+              </w:rPr>
+              <w:t xml:space="preserve"> 14 (studded leather)  </w:t>
+            </w:r>
+            <w:r>
+              <w:rPr>
+                <w:rFonts w:ascii="Georgia" w:hAnsi="Georgia" w:cs="Georgia"/>
+                <w:b/>
+                <w:i w:val="0"/>
+                <w:color w:val="222222"/>
+                <w:sz w:val="15"/>
+              </w:rPr>
+              <w:t>HP</w:t>
+            </w:r>
+            <w:r>
+              <w:rPr>
+                <w:rFonts w:ascii="Georgia" w:hAnsi="Georgia" w:cs="Georgia"/>
+                <w:b w:val="0"/>
+                <w:i w:val="0"/>
+                <w:color w:val="222222"/>
+                <w:sz w:val="15"/>
+              </w:rPr>
+              <w:t xml:space="preserve"> 58 (9d8+18)  </w:t>
+            </w:r>
+            <w:r>
+              <w:rPr>
+                <w:rFonts w:ascii="Georgia" w:hAnsi="Georgia" w:cs="Georgia"/>
+                <w:b/>
+                <w:i w:val="0"/>
+                <w:color w:val="222222"/>
+                <w:sz w:val="15"/>
+              </w:rPr>
+              <w:t>Speed</w:t>
+            </w:r>
+            <w:r>
+              <w:rPr>
+                <w:rFonts w:ascii="Georgia" w:hAnsi="Georgia" w:cs="Georgia"/>
+                <w:b w:val="0"/>
+                <w:i w:val="0"/>
+                <w:color w:val="222222"/>
+                <w:sz w:val="15"/>
+              </w:rPr>
+              <w:t xml:space="preserve"> 30 ft, swim 30 ft</w:t>
+            </w:r>
+          </w:p>
+          <w:p>
+            <w:pPr>
+              <w:spacing w:after="20"/>
+            </w:pPr>
+            <w:r>
+              <w:rPr>
+                <w:rFonts w:ascii="Georgia" w:hAnsi="Georgia" w:cs="Georgia"/>
+                <w:b/>
+                <w:i w:val="0"/>
+                <w:color w:val="222222"/>
+                <w:sz w:val="15"/>
+              </w:rPr>
+              <w:t>STR</w:t>
+            </w:r>
+            <w:r>
+              <w:rPr>
+                <w:rFonts w:ascii="Georgia" w:hAnsi="Georgia" w:cs="Georgia"/>
+                <w:b w:val="0"/>
+                <w:i w:val="0"/>
+                <w:color w:val="222222"/>
+                <w:sz w:val="15"/>
+              </w:rPr>
+              <w:t xml:space="preserve"> 18  </w:t>
+            </w:r>
+            <w:r>
+              <w:rPr>
+                <w:rFonts w:ascii="Georgia" w:hAnsi="Georgia" w:cs="Georgia"/>
+                <w:b/>
+                <w:i w:val="0"/>
+                <w:color w:val="222222"/>
+                <w:sz w:val="15"/>
+              </w:rPr>
+              <w:t>DEX</w:t>
+            </w:r>
+            <w:r>
+              <w:rPr>
+                <w:rFonts w:ascii="Georgia" w:hAnsi="Georgia" w:cs="Georgia"/>
+                <w:b w:val="0"/>
+                <w:i w:val="0"/>
+                <w:color w:val="222222"/>
+                <w:sz w:val="15"/>
+              </w:rPr>
+              <w:t xml:space="preserve"> 14  </w:t>
+            </w:r>
+            <w:r>
+              <w:rPr>
+                <w:rFonts w:ascii="Georgia" w:hAnsi="Georgia" w:cs="Georgia"/>
+                <w:b/>
+                <w:i w:val="0"/>
+                <w:color w:val="222222"/>
+                <w:sz w:val="15"/>
+              </w:rPr>
+              <w:t>CON</w:t>
+            </w:r>
+            <w:r>
+              <w:rPr>
+                <w:rFonts w:ascii="Georgia" w:hAnsi="Georgia" w:cs="Georgia"/>
+                <w:b w:val="0"/>
+                <w:i w:val="0"/>
+                <w:color w:val="222222"/>
+                <w:sz w:val="15"/>
+              </w:rPr>
+              <w:t xml:space="preserve"> 14  </w:t>
+            </w:r>
+            <w:r>
+              <w:rPr>
+                <w:rFonts w:ascii="Georgia" w:hAnsi="Georgia" w:cs="Georgia"/>
+                <w:b/>
+                <w:i w:val="0"/>
+                <w:color w:val="222222"/>
+                <w:sz w:val="15"/>
+              </w:rPr>
+              <w:t>INT</w:t>
+            </w:r>
+            <w:r>
+              <w:rPr>
+                <w:rFonts w:ascii="Georgia" w:hAnsi="Georgia" w:cs="Georgia"/>
+                <w:b w:val="0"/>
+                <w:i w:val="0"/>
+                <w:color w:val="222222"/>
+                <w:sz w:val="15"/>
+              </w:rPr>
+              <w:t xml:space="preserve"> 6  </w:t>
+            </w:r>
+            <w:r>
+              <w:rPr>
+                <w:rFonts w:ascii="Georgia" w:hAnsi="Georgia" w:cs="Georgia"/>
+                <w:b/>
+                <w:i w:val="0"/>
+                <w:color w:val="222222"/>
+                <w:sz w:val="15"/>
+              </w:rPr>
+              <w:t>WIS</w:t>
+            </w:r>
+            <w:r>
+              <w:rPr>
+                <w:rFonts w:ascii="Georgia" w:hAnsi="Georgia" w:cs="Georgia"/>
+                <w:b w:val="0"/>
+                <w:i w:val="0"/>
+                <w:color w:val="222222"/>
+                <w:sz w:val="15"/>
+              </w:rPr>
+              <w:t xml:space="preserve"> 10  </w:t>
+            </w:r>
+            <w:r>
+              <w:rPr>
+                <w:rFonts w:ascii="Georgia" w:hAnsi="Georgia" w:cs="Georgia"/>
+                <w:b/>
+                <w:i w:val="0"/>
+                <w:color w:val="222222"/>
+                <w:sz w:val="15"/>
+              </w:rPr>
+              <w:t>CHA</w:t>
+            </w:r>
+            <w:r>
+              <w:rPr>
+                <w:rFonts w:ascii="Georgia" w:hAnsi="Georgia" w:cs="Georgia"/>
+                <w:b w:val="0"/>
+                <w:i w:val="0"/>
+                <w:color w:val="222222"/>
+                <w:sz w:val="15"/>
+              </w:rPr>
+              <w:t xml:space="preserve"> 7</w:t>
+            </w:r>
+          </w:p>
+          <w:p>
+            <w:pPr>
+              <w:spacing w:after="20"/>
+            </w:pPr>
+            <w:r>
+              <w:rPr>
+                <w:rFonts w:ascii="Georgia" w:hAnsi="Georgia" w:cs="Georgia"/>
+                <w:b/>
+                <w:i w:val="0"/>
+                <w:color w:val="222222"/>
+                <w:sz w:val="15"/>
+              </w:rPr>
+              <w:t>Resist</w:t>
+            </w:r>
+            <w:r>
+              <w:rPr>
+                <w:rFonts w:ascii="Georgia" w:hAnsi="Georgia" w:cs="Georgia"/>
+                <w:b w:val="0"/>
+                <w:i w:val="0"/>
+                <w:color w:val="222222"/>
+                <w:sz w:val="15"/>
+              </w:rPr>
+              <w:t xml:space="preserve"> nonmagical B/P/S</w:t>
+            </w:r>
+          </w:p>
+          <w:p>
+            <w:pPr>
+              <w:spacing w:after="20"/>
+            </w:pPr>
+            <w:r>
+              <w:rPr>
+                <w:rFonts w:ascii="Georgia" w:hAnsi="Georgia" w:cs="Georgia"/>
+                <w:b/>
+                <w:i w:val="0"/>
+                <w:color w:val="222222"/>
+                <w:sz w:val="15"/>
+              </w:rPr>
+              <w:t>Imm.</w:t>
+            </w:r>
+            <w:r>
+              <w:rPr>
+                <w:rFonts w:ascii="Georgia" w:hAnsi="Georgia" w:cs="Georgia"/>
+                <w:b w:val="0"/>
+                <w:i w:val="0"/>
+                <w:color w:val="222222"/>
+                <w:sz w:val="15"/>
+              </w:rPr>
+              <w:t xml:space="preserve"> poison  </w:t>
+            </w:r>
+            <w:r>
+              <w:rPr>
+                <w:rFonts w:ascii="Georgia" w:hAnsi="Georgia" w:cs="Georgia"/>
+                <w:b/>
+                <w:i w:val="0"/>
+                <w:color w:val="222222"/>
+                <w:sz w:val="15"/>
+              </w:rPr>
+              <w:t>Imm. (cond)</w:t>
+            </w:r>
+            <w:r>
+              <w:rPr>
+                <w:rFonts w:ascii="Georgia" w:hAnsi="Georgia" w:cs="Georgia"/>
+                <w:b w:val="0"/>
+                <w:i w:val="0"/>
+                <w:color w:val="222222"/>
+                <w:sz w:val="15"/>
+              </w:rPr>
+              <w:t xml:space="preserve"> charmed, frightened, exhaustion</w:t>
+            </w:r>
+          </w:p>
+          <w:p>
+            <w:pPr>
+              <w:spacing w:after="20"/>
+            </w:pPr>
+            <w:r>
+              <w:rPr>
+                <w:rFonts w:ascii="Georgia" w:hAnsi="Georgia" w:cs="Georgia"/>
+                <w:b/>
+                <w:i w:val="0"/>
+                <w:color w:val="222222"/>
+                <w:sz w:val="15"/>
+              </w:rPr>
+              <w:t>Senses</w:t>
+            </w:r>
+            <w:r>
+              <w:rPr>
+                <w:rFonts w:ascii="Georgia" w:hAnsi="Georgia" w:cs="Georgia"/>
+                <w:b w:val="0"/>
+                <w:i w:val="0"/>
+                <w:color w:val="222222"/>
+                <w:sz w:val="15"/>
+              </w:rPr>
+              <w:t xml:space="preserve"> darkvision 60 ft</w:t>
+            </w:r>
+          </w:p>
+          <w:p>
+            <w:pPr>
+              <w:keepNext/>
+              <w:spacing w:before="60" w:after="20"/>
+            </w:pPr>
+            <w:r>
+              <w:rPr>
+                <w:rFonts w:ascii="Georgia" w:hAnsi="Georgia" w:cs="Georgia"/>
+                <w:b/>
+                <w:color w:val="8B2020"/>
+                <w:sz w:val="16"/>
+              </w:rPr>
+              <w:t>Traits</w:t>
+            </w:r>
+          </w:p>
+          <w:p>
+            <w:pPr>
+              <w:spacing w:after="20"/>
+            </w:pPr>
+            <w:r>
+              <w:rPr>
+                <w:rFonts w:ascii="Georgia" w:hAnsi="Georgia" w:cs="Georgia"/>
+                <w:b/>
+                <w:i/>
+                <w:color w:val="222222"/>
+                <w:sz w:val="15"/>
+              </w:rPr>
+              <w:t xml:space="preserve">Amphibious. </w:t>
+            </w:r>
+            <w:r>
+              <w:rPr>
+                <w:rFonts w:ascii="Georgia" w:hAnsi="Georgia" w:cs="Georgia"/>
+                <w:b w:val="0"/>
+                <w:i w:val="0"/>
+                <w:color w:val="222222"/>
+                <w:sz w:val="15"/>
+              </w:rPr>
+              <w:t>The pirate can breathe air and water.</w:t>
+            </w:r>
+          </w:p>
+          <w:p>
+            <w:pPr>
+              <w:spacing w:after="20"/>
+            </w:pPr>
+            <w:r>
+              <w:rPr>
+                <w:rFonts w:ascii="Georgia" w:hAnsi="Georgia" w:cs="Georgia"/>
+                <w:b/>
+                <w:i/>
+                <w:color w:val="222222"/>
+                <w:sz w:val="15"/>
+              </w:rPr>
+              <w:t xml:space="preserve">Undead Fortitude. </w:t>
+            </w:r>
+            <w:r>
+              <w:rPr>
+                <w:rFonts w:ascii="Georgia" w:hAnsi="Georgia" w:cs="Georgia"/>
+                <w:b w:val="0"/>
+                <w:i w:val="0"/>
+                <w:color w:val="222222"/>
+                <w:sz w:val="15"/>
+              </w:rPr>
+              <w:t>If reduced to 0 HP (not by radiant damage or a critical hit), a DC 5 + damage Constitution save drops it to 1 HP instead.</w:t>
+            </w:r>
+          </w:p>
+          <w:p>
+            <w:pPr>
+              <w:spacing w:after="20"/>
+            </w:pPr>
+            <w:r>
+              <w:rPr>
+                <w:rFonts w:ascii="Georgia" w:hAnsi="Georgia" w:cs="Georgia"/>
+                <w:b/>
+                <w:i/>
+                <w:color w:val="222222"/>
+                <w:sz w:val="15"/>
+              </w:rPr>
+              <w:t xml:space="preserve">Death Burst. </w:t>
+            </w:r>
+            <w:r>
+              <w:rPr>
+                <w:rFonts w:ascii="Georgia" w:hAnsi="Georgia" w:cs="Georgia"/>
+                <w:b w:val="0"/>
+                <w:i w:val="0"/>
+                <w:color w:val="222222"/>
+                <w:sz w:val="15"/>
+              </w:rPr>
+              <w:t>When the pirate dies it bursts: each creature within 5 ft makes a DC 12 Con save or takes 5 (2d4) cold.</w:t>
+            </w:r>
+          </w:p>
+          <w:p>
+            <w:pPr>
+              <w:keepNext/>
+              <w:spacing w:before="60" w:after="20"/>
+            </w:pPr>
+            <w:r>
+              <w:rPr>
+                <w:rFonts w:ascii="Georgia" w:hAnsi="Georgia" w:cs="Georgia"/>
+                <w:b/>
+                <w:color w:val="8B2020"/>
+                <w:sz w:val="16"/>
+              </w:rPr>
+              <w:t>Actions</w:t>
+            </w:r>
+          </w:p>
+          <w:p>
+            <w:pPr>
+              <w:spacing w:after="20"/>
+            </w:pPr>
+            <w:r>
+              <w:rPr>
+                <w:rFonts w:ascii="Georgia" w:hAnsi="Georgia" w:cs="Georgia"/>
+                <w:b/>
+                <w:i/>
+                <w:color w:val="222222"/>
+                <w:sz w:val="15"/>
+              </w:rPr>
+              <w:t xml:space="preserve">Multiattack. </w:t>
+            </w:r>
+            <w:r>
+              <w:rPr>
+                <w:rFonts w:ascii="Georgia" w:hAnsi="Georgia" w:cs="Georgia"/>
+                <w:b w:val="0"/>
+                <w:i w:val="0"/>
+                <w:color w:val="222222"/>
+                <w:sz w:val="15"/>
+              </w:rPr>
+              <w:t>Two melee attacks.</w:t>
+            </w:r>
+          </w:p>
+          <w:p>
+            <w:pPr>
+              <w:spacing w:after="20"/>
+            </w:pPr>
+            <w:r>
+              <w:rPr>
+                <w:rFonts w:ascii="Georgia" w:hAnsi="Georgia" w:cs="Georgia"/>
+                <w:b/>
+                <w:i/>
+                <w:color w:val="222222"/>
+                <w:sz w:val="15"/>
+              </w:rPr>
+              <w:t xml:space="preserve">Cutlass. </w:t>
+            </w:r>
+            <w:r>
+              <w:rPr>
+                <w:rFonts w:ascii="Georgia" w:hAnsi="Georgia" w:cs="Georgia"/>
+                <w:b w:val="0"/>
+                <w:i w:val="0"/>
+                <w:color w:val="222222"/>
+                <w:sz w:val="15"/>
+              </w:rPr>
+              <w:t xml:space="preserve">+6 to hit, reach 5 ft. </w:t>
+            </w:r>
+            <w:r>
+              <w:rPr>
+                <w:rFonts w:ascii="Georgia" w:hAnsi="Georgia" w:cs="Georgia"/>
+                <w:b w:val="0"/>
+                <w:i/>
+                <w:color w:val="222222"/>
+                <w:sz w:val="15"/>
+              </w:rPr>
+              <w:t>Hit:</w:t>
+            </w:r>
+            <w:r>
+              <w:rPr>
+                <w:rFonts w:ascii="Georgia" w:hAnsi="Georgia" w:cs="Georgia"/>
+                <w:b w:val="0"/>
+                <w:i w:val="0"/>
+                <w:color w:val="222222"/>
+                <w:sz w:val="15"/>
+              </w:rPr>
+              <w:t xml:space="preserve"> 8 (1d8+4) slashing.</w:t>
+            </w:r>
+          </w:p>
+          <w:p>
+            <w:pPr>
+              <w:spacing w:after="20"/>
+            </w:pPr>
+            <w:r>
+              <w:rPr>
+                <w:rFonts w:ascii="Georgia" w:hAnsi="Georgia" w:cs="Georgia"/>
+                <w:b/>
+                <w:i/>
+                <w:color w:val="222222"/>
+                <w:sz w:val="15"/>
+              </w:rPr>
+              <w:t xml:space="preserve">Harpoon. </w:t>
+            </w:r>
+            <w:r>
+              <w:rPr>
+                <w:rFonts w:ascii="Georgia" w:hAnsi="Georgia" w:cs="Georgia"/>
+                <w:b w:val="0"/>
+                <w:i w:val="0"/>
+                <w:color w:val="222222"/>
+                <w:sz w:val="15"/>
+              </w:rPr>
+              <w:t xml:space="preserve">+6 to hit, reach 10 ft or range 30/120 ft. </w:t>
+            </w:r>
+            <w:r>
+              <w:rPr>
+                <w:rFonts w:ascii="Georgia" w:hAnsi="Georgia" w:cs="Georgia"/>
+                <w:b w:val="0"/>
+                <w:i/>
+                <w:color w:val="222222"/>
+                <w:sz w:val="15"/>
+              </w:rPr>
+              <w:t>Hit:</w:t>
+            </w:r>
+            <w:r>
+              <w:rPr>
+                <w:rFonts w:ascii="Georgia" w:hAnsi="Georgia" w:cs="Georgia"/>
+                <w:b w:val="0"/>
+                <w:i w:val="0"/>
+                <w:color w:val="222222"/>
+                <w:sz w:val="15"/>
+              </w:rPr>
+              <w:t xml:space="preserve"> 9 (1d10+4) piercing, and the target is grappled (escape DC 14).</w:t>
+            </w:r>
+          </w:p>
+        </w:tc>
+        <w:tc>
+          <w:tcPr>
+            <w:tcW w:type="dxa" w:w="4536"/>
+          </w:tcPr>
+          <w:p>
+            <w:pPr>
+              <w:shd w:val="clear" w:color="auto" w:fill="8B2020"/>
+              <w:spacing w:before="0" w:after="20"/>
+            </w:pPr>
+            <w:r>
+              <w:rPr>
+                <w:rFonts w:ascii="Georgia" w:hAnsi="Georgia" w:cs="Georgia"/>
+                <w:b/>
+                <w:color w:val="FFFFFF"/>
+                <w:sz w:val="22"/>
+              </w:rPr>
+              <w:t>SPECTRAL HELMSMAN</w:t>
+            </w:r>
+          </w:p>
+          <w:p>
+            <w:pPr>
+              <w:spacing w:after="40"/>
+            </w:pPr>
+            <w:r>
+              <w:rPr>
+                <w:rFonts w:ascii="Georgia" w:hAnsi="Georgia" w:cs="Georgia"/>
+                <w:i/>
+                <w:color w:val="8B2020"/>
+                <w:sz w:val="16"/>
+              </w:rPr>
+              <w:t>Medium undead ✦ CR 1 (200 XP)</w:t>
+            </w:r>
+          </w:p>
+          <w:p>
+            <w:pPr>
+              <w:spacing w:after="60"/>
+              <w:jc w:val="center"/>
+            </w:pPr>
+            <w:r>
+              <w:drawing>
+                <wp:inline xmlns:a="http://schemas.openxmlformats.org/drawingml/2006/main" xmlns:pic="http://schemas.openxmlformats.org/drawingml/2006/picture">
+                  <wp:extent cx="2624328" cy="2624328"/>
+                  <wp:docPr id="13" name="Picture 13"/>
+                  <wp:cNvGraphicFramePr>
+                    <a:graphicFrameLocks noChangeAspect="1"/>
+                  </wp:cNvGraphicFramePr>
+                  <a:graphic>
+                    <a:graphicData uri="http://schemas.openxmlformats.org/drawingml/2006/picture">
+                      <pic:pic>
+                        <pic:nvPicPr>
+                          <pic:cNvPr id="0" name="image.jpg"/>
+                          <pic:cNvPicPr/>
+                        </pic:nvPicPr>
+                        <pic:blipFill>
+                          <a:blip r:embed="rId22"/>
+                          <a:stretch>
+                            <a:fillRect/>
+                          </a:stretch>
+                        </pic:blipFill>
+                        <pic:spPr>
+                          <a:xfrm>
+                            <a:off x="0" y="0"/>
+                            <a:ext cx="2624328" cy="2624328"/>
+                          </a:xfrm>
+                          <a:prstGeom prst="rect"/>
+                        </pic:spPr>
+                      </pic:pic>
+                    </a:graphicData>
+                  </a:graphic>
+                </wp:inline>
+              </w:drawing>
+            </w:r>
+          </w:p>
+          <w:p>
+            <w:pPr>
+              <w:spacing w:after="20"/>
+            </w:pPr>
+            <w:r>
+              <w:rPr>
+                <w:rFonts w:ascii="Georgia" w:hAnsi="Georgia" w:cs="Georgia"/>
+                <w:b/>
+                <w:i w:val="0"/>
+                <w:color w:val="222222"/>
+                <w:sz w:val="15"/>
+              </w:rPr>
+              <w:t>AC</w:t>
+            </w:r>
+            <w:r>
+              <w:rPr>
+                <w:rFonts w:ascii="Georgia" w:hAnsi="Georgia" w:cs="Georgia"/>
+                <w:b w:val="0"/>
+                <w:i w:val="0"/>
+                <w:color w:val="222222"/>
+                <w:sz w:val="15"/>
+              </w:rPr>
+              <w:t xml:space="preserve"> 12  </w:t>
+            </w:r>
+            <w:r>
+              <w:rPr>
+                <w:rFonts w:ascii="Georgia" w:hAnsi="Georgia" w:cs="Georgia"/>
+                <w:b/>
+                <w:i w:val="0"/>
+                <w:color w:val="222222"/>
+                <w:sz w:val="15"/>
+              </w:rPr>
+              <w:t>HP</w:t>
+            </w:r>
+            <w:r>
+              <w:rPr>
+                <w:rFonts w:ascii="Georgia" w:hAnsi="Georgia" w:cs="Georgia"/>
+                <w:b w:val="0"/>
+                <w:i w:val="0"/>
+                <w:color w:val="222222"/>
+                <w:sz w:val="15"/>
+              </w:rPr>
+              <w:t xml:space="preserve"> 45 (6d8+18)  </w:t>
+            </w:r>
+            <w:r>
+              <w:rPr>
+                <w:rFonts w:ascii="Georgia" w:hAnsi="Georgia" w:cs="Georgia"/>
+                <w:b/>
+                <w:i w:val="0"/>
+                <w:color w:val="222222"/>
+                <w:sz w:val="15"/>
+              </w:rPr>
+              <w:t>Speed</w:t>
+            </w:r>
+            <w:r>
+              <w:rPr>
+                <w:rFonts w:ascii="Georgia" w:hAnsi="Georgia" w:cs="Georgia"/>
+                <w:b w:val="0"/>
+                <w:i w:val="0"/>
+                <w:color w:val="222222"/>
+                <w:sz w:val="15"/>
+              </w:rPr>
+              <w:t xml:space="preserve"> 0 ft, fly 50 ft (hover)</w:t>
+            </w:r>
+          </w:p>
+          <w:p>
+            <w:pPr>
+              <w:spacing w:after="20"/>
+            </w:pPr>
+            <w:r>
+              <w:rPr>
+                <w:rFonts w:ascii="Georgia" w:hAnsi="Georgia" w:cs="Georgia"/>
+                <w:b/>
+                <w:i w:val="0"/>
+                <w:color w:val="222222"/>
+                <w:sz w:val="15"/>
+              </w:rPr>
+              <w:t>STR</w:t>
+            </w:r>
+            <w:r>
+              <w:rPr>
+                <w:rFonts w:ascii="Georgia" w:hAnsi="Georgia" w:cs="Georgia"/>
+                <w:b w:val="0"/>
+                <w:i w:val="0"/>
+                <w:color w:val="222222"/>
+                <w:sz w:val="15"/>
+              </w:rPr>
+              <w:t xml:space="preserve"> 6  </w:t>
+            </w:r>
+            <w:r>
+              <w:rPr>
+                <w:rFonts w:ascii="Georgia" w:hAnsi="Georgia" w:cs="Georgia"/>
+                <w:b/>
+                <w:i w:val="0"/>
+                <w:color w:val="222222"/>
+                <w:sz w:val="15"/>
+              </w:rPr>
+              <w:t>DEX</w:t>
+            </w:r>
+            <w:r>
+              <w:rPr>
+                <w:rFonts w:ascii="Georgia" w:hAnsi="Georgia" w:cs="Georgia"/>
+                <w:b w:val="0"/>
+                <w:i w:val="0"/>
+                <w:color w:val="222222"/>
+                <w:sz w:val="15"/>
+              </w:rPr>
+              <w:t xml:space="preserve"> 14  </w:t>
+            </w:r>
+            <w:r>
+              <w:rPr>
+                <w:rFonts w:ascii="Georgia" w:hAnsi="Georgia" w:cs="Georgia"/>
+                <w:b/>
+                <w:i w:val="0"/>
+                <w:color w:val="222222"/>
+                <w:sz w:val="15"/>
+              </w:rPr>
+              <w:t>CON</w:t>
+            </w:r>
+            <w:r>
+              <w:rPr>
+                <w:rFonts w:ascii="Georgia" w:hAnsi="Georgia" w:cs="Georgia"/>
+                <w:b w:val="0"/>
+                <w:i w:val="0"/>
+                <w:color w:val="222222"/>
+                <w:sz w:val="15"/>
+              </w:rPr>
+              <w:t xml:space="preserve"> 16  </w:t>
+            </w:r>
+            <w:r>
+              <w:rPr>
+                <w:rFonts w:ascii="Georgia" w:hAnsi="Georgia" w:cs="Georgia"/>
+                <w:b/>
+                <w:i w:val="0"/>
+                <w:color w:val="222222"/>
+                <w:sz w:val="15"/>
+              </w:rPr>
+              <w:t>INT</w:t>
+            </w:r>
+            <w:r>
+              <w:rPr>
+                <w:rFonts w:ascii="Georgia" w:hAnsi="Georgia" w:cs="Georgia"/>
+                <w:b w:val="0"/>
+                <w:i w:val="0"/>
+                <w:color w:val="222222"/>
+                <w:sz w:val="15"/>
+              </w:rPr>
+              <w:t xml:space="preserve"> 10  </w:t>
+            </w:r>
+            <w:r>
+              <w:rPr>
+                <w:rFonts w:ascii="Georgia" w:hAnsi="Georgia" w:cs="Georgia"/>
+                <w:b/>
+                <w:i w:val="0"/>
+                <w:color w:val="222222"/>
+                <w:sz w:val="15"/>
+              </w:rPr>
+              <w:t>WIS</w:t>
+            </w:r>
+            <w:r>
+              <w:rPr>
+                <w:rFonts w:ascii="Georgia" w:hAnsi="Georgia" w:cs="Georgia"/>
+                <w:b w:val="0"/>
+                <w:i w:val="0"/>
+                <w:color w:val="222222"/>
+                <w:sz w:val="15"/>
+              </w:rPr>
+              <w:t xml:space="preserve"> 12  </w:t>
+            </w:r>
+            <w:r>
+              <w:rPr>
+                <w:rFonts w:ascii="Georgia" w:hAnsi="Georgia" w:cs="Georgia"/>
+                <w:b/>
+                <w:i w:val="0"/>
+                <w:color w:val="222222"/>
+                <w:sz w:val="15"/>
+              </w:rPr>
+              <w:t>CHA</w:t>
+            </w:r>
+            <w:r>
+              <w:rPr>
+                <w:rFonts w:ascii="Georgia" w:hAnsi="Georgia" w:cs="Georgia"/>
+                <w:b w:val="0"/>
+                <w:i w:val="0"/>
+                <w:color w:val="222222"/>
+                <w:sz w:val="15"/>
+              </w:rPr>
+              <w:t xml:space="preserve"> 11</w:t>
+            </w:r>
+          </w:p>
+          <w:p>
+            <w:pPr>
+              <w:spacing w:after="20"/>
+            </w:pPr>
+            <w:r>
+              <w:rPr>
+                <w:rFonts w:ascii="Georgia" w:hAnsi="Georgia" w:cs="Georgia"/>
+                <w:b/>
+                <w:i w:val="0"/>
+                <w:color w:val="222222"/>
+                <w:sz w:val="15"/>
+              </w:rPr>
+              <w:t>Resist</w:t>
+            </w:r>
+            <w:r>
+              <w:rPr>
+                <w:rFonts w:ascii="Georgia" w:hAnsi="Georgia" w:cs="Georgia"/>
+                <w:b w:val="0"/>
+                <w:i w:val="0"/>
+                <w:color w:val="222222"/>
+                <w:sz w:val="15"/>
+              </w:rPr>
+              <w:t xml:space="preserve"> acid, fire, lightning, thunder; nonmagical B/P/S</w:t>
+            </w:r>
+          </w:p>
+          <w:p>
+            <w:pPr>
+              <w:spacing w:after="20"/>
+            </w:pPr>
+            <w:r>
+              <w:rPr>
+                <w:rFonts w:ascii="Georgia" w:hAnsi="Georgia" w:cs="Georgia"/>
+                <w:b/>
+                <w:i w:val="0"/>
+                <w:color w:val="222222"/>
+                <w:sz w:val="15"/>
+              </w:rPr>
+              <w:t>Imm.</w:t>
+            </w:r>
+            <w:r>
+              <w:rPr>
+                <w:rFonts w:ascii="Georgia" w:hAnsi="Georgia" w:cs="Georgia"/>
+                <w:b w:val="0"/>
+                <w:i w:val="0"/>
+                <w:color w:val="222222"/>
+                <w:sz w:val="15"/>
+              </w:rPr>
+              <w:t xml:space="preserve"> cold, necrotic, poison  </w:t>
+            </w:r>
+            <w:r>
+              <w:rPr>
+                <w:rFonts w:ascii="Georgia" w:hAnsi="Georgia" w:cs="Georgia"/>
+                <w:b/>
+                <w:i w:val="0"/>
+                <w:color w:val="222222"/>
+                <w:sz w:val="15"/>
+              </w:rPr>
+              <w:t>Imm. (cond)</w:t>
+            </w:r>
+            <w:r>
+              <w:rPr>
+                <w:rFonts w:ascii="Georgia" w:hAnsi="Georgia" w:cs="Georgia"/>
+                <w:b w:val="0"/>
+                <w:i w:val="0"/>
+                <w:color w:val="222222"/>
+                <w:sz w:val="15"/>
+              </w:rPr>
+              <w:t xml:space="preserve"> most conditions (incl. grappled, prone, restrained)</w:t>
+            </w:r>
+          </w:p>
+          <w:p>
+            <w:pPr>
+              <w:spacing w:after="20"/>
+            </w:pPr>
+            <w:r>
+              <w:rPr>
+                <w:rFonts w:ascii="Georgia" w:hAnsi="Georgia" w:cs="Georgia"/>
+                <w:b/>
+                <w:i w:val="0"/>
+                <w:color w:val="222222"/>
+                <w:sz w:val="15"/>
+              </w:rPr>
+              <w:t>Senses</w:t>
+            </w:r>
+            <w:r>
+              <w:rPr>
+                <w:rFonts w:ascii="Georgia" w:hAnsi="Georgia" w:cs="Georgia"/>
+                <w:b w:val="0"/>
+                <w:i w:val="0"/>
+                <w:color w:val="222222"/>
+                <w:sz w:val="15"/>
+              </w:rPr>
+              <w:t xml:space="preserve"> darkvision 60 ft</w:t>
+            </w:r>
+          </w:p>
+          <w:p>
+            <w:pPr>
+              <w:keepNext/>
+              <w:spacing w:before="60" w:after="20"/>
+            </w:pPr>
+            <w:r>
+              <w:rPr>
+                <w:rFonts w:ascii="Georgia" w:hAnsi="Georgia" w:cs="Georgia"/>
+                <w:b/>
+                <w:color w:val="8B2020"/>
+                <w:sz w:val="16"/>
+              </w:rPr>
+              <w:t>Traits</w:t>
+            </w:r>
+          </w:p>
+          <w:p>
+            <w:pPr>
+              <w:spacing w:after="20"/>
+            </w:pPr>
+            <w:r>
+              <w:rPr>
+                <w:rFonts w:ascii="Georgia" w:hAnsi="Georgia" w:cs="Georgia"/>
+                <w:b/>
+                <w:i/>
+                <w:color w:val="222222"/>
+                <w:sz w:val="15"/>
+              </w:rPr>
+              <w:t xml:space="preserve">Incorporeal Movement. </w:t>
+            </w:r>
+            <w:r>
+              <w:rPr>
+                <w:rFonts w:ascii="Georgia" w:hAnsi="Georgia" w:cs="Georgia"/>
+                <w:b w:val="0"/>
+                <w:i w:val="0"/>
+                <w:color w:val="222222"/>
+                <w:sz w:val="15"/>
+              </w:rPr>
+              <w:t>Moves through creatures and objects as difficult terrain.</w:t>
+            </w:r>
+          </w:p>
+          <w:p>
+            <w:pPr>
+              <w:spacing w:after="20"/>
+            </w:pPr>
+            <w:r>
+              <w:rPr>
+                <w:rFonts w:ascii="Georgia" w:hAnsi="Georgia" w:cs="Georgia"/>
+                <w:b/>
+                <w:i/>
+                <w:color w:val="222222"/>
+                <w:sz w:val="15"/>
+              </w:rPr>
+              <w:t xml:space="preserve">Sea-Wraith Aura. </w:t>
+            </w:r>
+            <w:r>
+              <w:rPr>
+                <w:rFonts w:ascii="Georgia" w:hAnsi="Georgia" w:cs="Georgia"/>
+                <w:b w:val="0"/>
+                <w:i w:val="0"/>
+                <w:color w:val="222222"/>
+                <w:sz w:val="15"/>
+              </w:rPr>
+              <w:t>At the start of each of its turns, creatures within 5 ft make a DC 12 Wis save or are frightened until their next turn.</w:t>
+            </w:r>
+          </w:p>
+          <w:p>
+            <w:pPr>
+              <w:keepNext/>
+              <w:spacing w:before="60" w:after="20"/>
+            </w:pPr>
+            <w:r>
+              <w:rPr>
+                <w:rFonts w:ascii="Georgia" w:hAnsi="Georgia" w:cs="Georgia"/>
+                <w:b/>
+                <w:color w:val="8B2020"/>
+                <w:sz w:val="16"/>
+              </w:rPr>
+              <w:t>Actions</w:t>
+            </w:r>
+          </w:p>
+          <w:p>
+            <w:pPr>
+              <w:spacing w:after="20"/>
+            </w:pPr>
+            <w:r>
+              <w:rPr>
+                <w:rFonts w:ascii="Georgia" w:hAnsi="Georgia" w:cs="Georgia"/>
+                <w:b/>
+                <w:i/>
+                <w:color w:val="222222"/>
+                <w:sz w:val="15"/>
+              </w:rPr>
+              <w:t xml:space="preserve">Multiattack. </w:t>
+            </w:r>
+            <w:r>
+              <w:rPr>
+                <w:rFonts w:ascii="Georgia" w:hAnsi="Georgia" w:cs="Georgia"/>
+                <w:b w:val="0"/>
+                <w:i w:val="0"/>
+                <w:color w:val="222222"/>
+                <w:sz w:val="15"/>
+              </w:rPr>
+              <w:t>Two Spectral Scimitar attacks.</w:t>
+            </w:r>
+          </w:p>
+          <w:p>
+            <w:pPr>
+              <w:spacing w:after="20"/>
+            </w:pPr>
+            <w:r>
+              <w:rPr>
+                <w:rFonts w:ascii="Georgia" w:hAnsi="Georgia" w:cs="Georgia"/>
+                <w:b/>
+                <w:i/>
+                <w:color w:val="222222"/>
+                <w:sz w:val="15"/>
+              </w:rPr>
+              <w:t xml:space="preserve">Spectral Scimitar. </w:t>
+            </w:r>
+            <w:r>
+              <w:rPr>
+                <w:rFonts w:ascii="Georgia" w:hAnsi="Georgia" w:cs="Georgia"/>
+                <w:b w:val="0"/>
+                <w:i w:val="0"/>
+                <w:color w:val="222222"/>
+                <w:sz w:val="15"/>
+              </w:rPr>
+              <w:t xml:space="preserve">+4 to hit, reach 5 ft. </w:t>
+            </w:r>
+            <w:r>
+              <w:rPr>
+                <w:rFonts w:ascii="Georgia" w:hAnsi="Georgia" w:cs="Georgia"/>
+                <w:b w:val="0"/>
+                <w:i/>
+                <w:color w:val="222222"/>
+                <w:sz w:val="15"/>
+              </w:rPr>
+              <w:t>Hit:</w:t>
+            </w:r>
+            <w:r>
+              <w:rPr>
+                <w:rFonts w:ascii="Georgia" w:hAnsi="Georgia" w:cs="Georgia"/>
+                <w:b w:val="0"/>
+                <w:i w:val="0"/>
+                <w:color w:val="222222"/>
+                <w:sz w:val="15"/>
+              </w:rPr>
+              <w:t xml:space="preserve"> 7 (1d6+4) force.</w:t>
+            </w:r>
+          </w:p>
+          <w:p>
+            <w:pPr>
+              <w:spacing w:after="20"/>
+            </w:pPr>
+            <w:r>
+              <w:rPr>
+                <w:rFonts w:ascii="Georgia" w:hAnsi="Georgia" w:cs="Georgia"/>
+                <w:b/>
+                <w:i/>
+                <w:color w:val="222222"/>
+                <w:sz w:val="15"/>
+              </w:rPr>
+              <w:t xml:space="preserve">Harpoon Throw. </w:t>
+            </w:r>
+            <w:r>
+              <w:rPr>
+                <w:rFonts w:ascii="Georgia" w:hAnsi="Georgia" w:cs="Georgia"/>
+                <w:b w:val="0"/>
+                <w:i w:val="0"/>
+                <w:color w:val="222222"/>
+                <w:sz w:val="15"/>
+              </w:rPr>
+              <w:t xml:space="preserve">+4 to hit, range 20/60 ft. </w:t>
+            </w:r>
+            <w:r>
+              <w:rPr>
+                <w:rFonts w:ascii="Georgia" w:hAnsi="Georgia" w:cs="Georgia"/>
+                <w:b w:val="0"/>
+                <w:i/>
+                <w:color w:val="222222"/>
+                <w:sz w:val="15"/>
+              </w:rPr>
+              <w:t>Hit:</w:t>
+            </w:r>
+            <w:r>
+              <w:rPr>
+                <w:rFonts w:ascii="Georgia" w:hAnsi="Georgia" w:cs="Georgia"/>
+                <w:b w:val="0"/>
+                <w:i w:val="0"/>
+                <w:color w:val="222222"/>
+                <w:sz w:val="15"/>
+              </w:rPr>
+              <w:t xml:space="preserve"> 9 (1d10+4) piercing, and the target is pulled up to 10 ft.</w:t>
+            </w:r>
+          </w:p>
+          <w:p>
+            <w:pPr>
+              <w:keepNext/>
+              <w:spacing w:before="60" w:after="20"/>
+            </w:pPr>
+            <w:r>
+              <w:rPr>
+                <w:rFonts w:ascii="Georgia" w:hAnsi="Georgia" w:cs="Georgia"/>
+                <w:b/>
+                <w:color w:val="8B2020"/>
+                <w:sz w:val="16"/>
+              </w:rPr>
+              <w:t>Reactions</w:t>
+            </w:r>
+          </w:p>
+          <w:p>
+            <w:pPr>
+              <w:spacing w:after="20"/>
+            </w:pPr>
+            <w:r>
+              <w:rPr>
+                <w:rFonts w:ascii="Georgia" w:hAnsi="Georgia" w:cs="Georgia"/>
+                <w:b/>
+                <w:i/>
+                <w:color w:val="222222"/>
+                <w:sz w:val="15"/>
+              </w:rPr>
+              <w:t xml:space="preserve">Phantom Helm Block. </w:t>
+            </w:r>
+            <w:r>
+              <w:rPr>
+                <w:rFonts w:ascii="Georgia" w:hAnsi="Georgia" w:cs="Georgia"/>
+                <w:b w:val="0"/>
+                <w:i w:val="0"/>
+                <w:color w:val="222222"/>
+                <w:sz w:val="15"/>
+              </w:rPr>
+              <w:t>When attacked, it imposes disadvantage on one weapon attack roll.</w:t>
+            </w:r>
+          </w:p>
+        </w:tc>
+      </w:tr>
+    </w:tbl>
+    <w:p>
+      <w:pPr>
+        <w:spacing w:after="40"/>
+      </w:pPr>
+    </w:p>
+    <w:p>
+      <w:pPr>
+        <w:spacing w:before="40" w:after="160"/>
+      </w:pPr>
       <w:r>
         <w:rPr>
           <w:rFonts w:ascii="Georgia" w:hAnsi="Georgia" w:cs="Georgia"/>
           <w:b/>
-          <w:i w:val="0"/>
+          <w:color w:val="8B2020"/>
+          <w:sz w:val="18"/>
+        </w:rPr>
+        <w:t xml:space="preserve">Tactics: </w:t>
+      </w:r>
+      <w:r>
+        <w:rPr>
+          <w:rFonts w:ascii="Georgia" w:hAnsi="Georgia" w:cs="Georgia"/>
+          <w:b w:val="0"/>
+          <w:i/>
           <w:color w:val="222222"/>
           <w:sz w:val="18"/>
         </w:rPr>
-        <w:t>Vulnerable to cold.</w:t>
+        <w:t>The pirates fight like the tide: slow, heavy, everywhere, mobbing whoever stands closest and hurling harpoons to drag heroes apart. The helmsman swoops from the wheel, wailing, and phases through cover. The deck is slippery all fight (end of turn, Acrobatics DC 12 or prone), one wave surge hits everyone mid-fight, and every pirate bursts cold seawater when it drops.</w:t>
+      </w:r>
+    </w:p>
+    <w:p>
+      <w:pPr>
+        <w:keepNext/>
+        <w:spacing w:before="320" w:after="20"/>
+        <w:jc w:val="center"/>
+      </w:pPr>
+      <w:r>
+        <w:rPr>
+          <w:rFonts w:ascii="Georgia" w:hAnsi="Georgia" w:cs="Georgia"/>
+          <w:b/>
+          <w:color w:val="8B2020"/>
+          <w:sz w:val="26"/>
+        </w:rPr>
+        <w:t>ENEMIES, Fight 2: The Heart of the Hold</w:t>
+      </w:r>
+    </w:p>
+    <w:p>
+      <w:pPr>
+        <w:keepNext/>
+        <w:spacing w:after="120"/>
+        <w:jc w:val="center"/>
+      </w:pPr>
+      <w:r>
+        <w:rPr>
+          <w:rFonts w:ascii="Georgia" w:hAnsi="Georgia" w:cs="Georgia"/>
+          <w:color w:val="888888"/>
+          <w:sz w:val="18"/>
+        </w:rPr>
+        <w:t>The hold of harvested magic ✦ Difficulty: Hard ✦ 1x Smuggler's Golem + 2x Arcane Corsair + 1x Ghost-Light Engineer ✦ all vulnerable to cold</w:t>
+      </w:r>
+    </w:p>
+    <w:tbl>
+      <w:tblPr>
+        <w:tblW w:type="auto" w:w="0"/>
+        <w:jc w:val="center"/>
+        <w:tblLayout w:type="fixed"/>
+        <w:tblLook w:firstColumn="1" w:firstRow="1" w:lastColumn="0" w:lastRow="0" w:noHBand="0" w:noVBand="1" w:val="04A0"/>
+        <w:tblCellMar>
+          <w:left w:w="110" w:type="dxa"/>
+          <w:right w:w="110" w:type="dxa"/>
+          <w:top w:w="60" w:type="dxa"/>
+          <w:bottom w:w="80" w:type="dxa"/>
+        </w:tblCellMar>
+        <w:tblBorders>
+          <w:top w:val="single" w:sz="8" w:space="0" w:color="8B2020"/>
+          <w:left w:val="single" w:sz="8" w:space="0" w:color="8B2020"/>
+          <w:bottom w:val="single" w:sz="8" w:space="0" w:color="8B2020"/>
+          <w:right w:val="single" w:sz="8" w:space="0" w:color="8B2020"/>
+          <w:insideH w:val="single" w:sz="8" w:space="0" w:color="8B2020"/>
+          <w:insideV w:val="single" w:sz="8" w:space="0" w:color="8B2020"/>
+        </w:tblBorders>
+      </w:tblPr>
+      <w:tblGrid>
+        <w:gridCol w:w="9360"/>
+      </w:tblGrid>
+      <w:tr>
+        <w:trPr>
+          <w:cantSplit/>
+        </w:trPr>
+        <w:tc>
+          <w:tcPr>
+            <w:tcW w:type="dxa" w:w="9072"/>
+          </w:tcPr>
+          <w:p>
+            <w:pPr>
+              <w:shd w:val="clear" w:color="auto" w:fill="8B2020"/>
+              <w:spacing w:before="0" w:after="20"/>
+            </w:pPr>
+            <w:r>
+              <w:rPr>
+                <w:rFonts w:ascii="Georgia" w:hAnsi="Georgia" w:cs="Georgia"/>
+                <w:b/>
+                <w:color w:val="FFFFFF"/>
+                <w:sz w:val="22"/>
+              </w:rPr>
+              <w:t>SMUGGLER'S GOLEM</w:t>
+            </w:r>
+          </w:p>
+          <w:p>
+            <w:pPr>
+              <w:spacing w:after="40"/>
+            </w:pPr>
+            <w:r>
+              <w:rPr>
+                <w:rFonts w:ascii="Georgia" w:hAnsi="Georgia" w:cs="Georgia"/>
+                <w:i/>
+                <w:color w:val="8B2020"/>
+                <w:sz w:val="16"/>
+              </w:rPr>
+              <w:t>Large construct ✦ CR 2 (450 XP) ✦ the centerpiece</w:t>
+            </w:r>
+          </w:p>
+          <w:p>
+            <w:pPr>
+              <w:spacing w:after="60"/>
+              <w:jc w:val="center"/>
+            </w:pPr>
+            <w:r>
+              <w:drawing>
+                <wp:inline xmlns:a="http://schemas.openxmlformats.org/drawingml/2006/main" xmlns:pic="http://schemas.openxmlformats.org/drawingml/2006/picture">
+                  <wp:extent cx="2743200" cy="2743200"/>
+                  <wp:docPr id="14" name="Picture 14"/>
+                  <wp:cNvGraphicFramePr>
+                    <a:graphicFrameLocks noChangeAspect="1"/>
+                  </wp:cNvGraphicFramePr>
+                  <a:graphic>
+                    <a:graphicData uri="http://schemas.openxmlformats.org/drawingml/2006/picture">
+                      <pic:pic>
+                        <pic:nvPicPr>
+                          <pic:cNvPr id="0" name="image.jpg"/>
+                          <pic:cNvPicPr/>
+                        </pic:nvPicPr>
+                        <pic:blipFill>
+                          <a:blip r:embed="rId23"/>
+                          <a:stretch>
+                            <a:fillRect/>
+                          </a:stretch>
+                        </pic:blipFill>
+                        <pic:spPr>
+                          <a:xfrm>
+                            <a:off x="0" y="0"/>
+                            <a:ext cx="2743200" cy="2743200"/>
+                          </a:xfrm>
+                          <a:prstGeom prst="rect"/>
+                        </pic:spPr>
+                      </pic:pic>
+                    </a:graphicData>
+                  </a:graphic>
+                </wp:inline>
+              </w:drawing>
+            </w:r>
+          </w:p>
+          <w:p>
+            <w:pPr>
+              <w:spacing w:after="20"/>
+            </w:pPr>
+            <w:r>
+              <w:rPr>
+                <w:rFonts w:ascii="Georgia" w:hAnsi="Georgia" w:cs="Georgia"/>
+                <w:b/>
+                <w:i w:val="0"/>
+                <w:color w:val="222222"/>
+                <w:sz w:val="15"/>
+              </w:rPr>
+              <w:t>AC</w:t>
+            </w:r>
+            <w:r>
+              <w:rPr>
+                <w:rFonts w:ascii="Georgia" w:hAnsi="Georgia" w:cs="Georgia"/>
+                <w:b w:val="0"/>
+                <w:i w:val="0"/>
+                <w:color w:val="222222"/>
+                <w:sz w:val="15"/>
+              </w:rPr>
+              <w:t xml:space="preserve"> 14 (natural armor)  </w:t>
+            </w:r>
+            <w:r>
+              <w:rPr>
+                <w:rFonts w:ascii="Georgia" w:hAnsi="Georgia" w:cs="Georgia"/>
+                <w:b/>
+                <w:i w:val="0"/>
+                <w:color w:val="222222"/>
+                <w:sz w:val="15"/>
+              </w:rPr>
+              <w:t>HP</w:t>
+            </w:r>
+            <w:r>
+              <w:rPr>
+                <w:rFonts w:ascii="Georgia" w:hAnsi="Georgia" w:cs="Georgia"/>
+                <w:b w:val="0"/>
+                <w:i w:val="0"/>
+                <w:color w:val="222222"/>
+                <w:sz w:val="15"/>
+              </w:rPr>
+              <w:t xml:space="preserve"> 85 (10d10+30)  </w:t>
+            </w:r>
+            <w:r>
+              <w:rPr>
+                <w:rFonts w:ascii="Georgia" w:hAnsi="Georgia" w:cs="Georgia"/>
+                <w:b/>
+                <w:i w:val="0"/>
+                <w:color w:val="222222"/>
+                <w:sz w:val="15"/>
+              </w:rPr>
+              <w:t>Speed</w:t>
+            </w:r>
+            <w:r>
+              <w:rPr>
+                <w:rFonts w:ascii="Georgia" w:hAnsi="Georgia" w:cs="Georgia"/>
+                <w:b w:val="0"/>
+                <w:i w:val="0"/>
+                <w:color w:val="222222"/>
+                <w:sz w:val="15"/>
+              </w:rPr>
+              <w:t xml:space="preserve"> 30 ft</w:t>
+            </w:r>
+          </w:p>
+          <w:p>
+            <w:pPr>
+              <w:spacing w:after="20"/>
+            </w:pPr>
+            <w:r>
+              <w:rPr>
+                <w:rFonts w:ascii="Georgia" w:hAnsi="Georgia" w:cs="Georgia"/>
+                <w:b/>
+                <w:i w:val="0"/>
+                <w:color w:val="222222"/>
+                <w:sz w:val="15"/>
+              </w:rPr>
+              <w:t>STR</w:t>
+            </w:r>
+            <w:r>
+              <w:rPr>
+                <w:rFonts w:ascii="Georgia" w:hAnsi="Georgia" w:cs="Georgia"/>
+                <w:b w:val="0"/>
+                <w:i w:val="0"/>
+                <w:color w:val="222222"/>
+                <w:sz w:val="15"/>
+              </w:rPr>
+              <w:t xml:space="preserve"> 19  </w:t>
+            </w:r>
+            <w:r>
+              <w:rPr>
+                <w:rFonts w:ascii="Georgia" w:hAnsi="Georgia" w:cs="Georgia"/>
+                <w:b/>
+                <w:i w:val="0"/>
+                <w:color w:val="222222"/>
+                <w:sz w:val="15"/>
+              </w:rPr>
+              <w:t>DEX</w:t>
+            </w:r>
+            <w:r>
+              <w:rPr>
+                <w:rFonts w:ascii="Georgia" w:hAnsi="Georgia" w:cs="Georgia"/>
+                <w:b w:val="0"/>
+                <w:i w:val="0"/>
+                <w:color w:val="222222"/>
+                <w:sz w:val="15"/>
+              </w:rPr>
+              <w:t xml:space="preserve"> 9  </w:t>
+            </w:r>
+            <w:r>
+              <w:rPr>
+                <w:rFonts w:ascii="Georgia" w:hAnsi="Georgia" w:cs="Georgia"/>
+                <w:b/>
+                <w:i w:val="0"/>
+                <w:color w:val="222222"/>
+                <w:sz w:val="15"/>
+              </w:rPr>
+              <w:t>CON</w:t>
+            </w:r>
+            <w:r>
+              <w:rPr>
+                <w:rFonts w:ascii="Georgia" w:hAnsi="Georgia" w:cs="Georgia"/>
+                <w:b w:val="0"/>
+                <w:i w:val="0"/>
+                <w:color w:val="222222"/>
+                <w:sz w:val="15"/>
+              </w:rPr>
+              <w:t xml:space="preserve"> 16  </w:t>
+            </w:r>
+            <w:r>
+              <w:rPr>
+                <w:rFonts w:ascii="Georgia" w:hAnsi="Georgia" w:cs="Georgia"/>
+                <w:b/>
+                <w:i w:val="0"/>
+                <w:color w:val="222222"/>
+                <w:sz w:val="15"/>
+              </w:rPr>
+              <w:t>INT</w:t>
+            </w:r>
+            <w:r>
+              <w:rPr>
+                <w:rFonts w:ascii="Georgia" w:hAnsi="Georgia" w:cs="Georgia"/>
+                <w:b w:val="0"/>
+                <w:i w:val="0"/>
+                <w:color w:val="222222"/>
+                <w:sz w:val="15"/>
+              </w:rPr>
+              <w:t xml:space="preserve"> 3  </w:t>
+            </w:r>
+            <w:r>
+              <w:rPr>
+                <w:rFonts w:ascii="Georgia" w:hAnsi="Georgia" w:cs="Georgia"/>
+                <w:b/>
+                <w:i w:val="0"/>
+                <w:color w:val="222222"/>
+                <w:sz w:val="15"/>
+              </w:rPr>
+              <w:t>WIS</w:t>
+            </w:r>
+            <w:r>
+              <w:rPr>
+                <w:rFonts w:ascii="Georgia" w:hAnsi="Georgia" w:cs="Georgia"/>
+                <w:b w:val="0"/>
+                <w:i w:val="0"/>
+                <w:color w:val="222222"/>
+                <w:sz w:val="15"/>
+              </w:rPr>
+              <w:t xml:space="preserve"> 10  </w:t>
+            </w:r>
+            <w:r>
+              <w:rPr>
+                <w:rFonts w:ascii="Georgia" w:hAnsi="Georgia" w:cs="Georgia"/>
+                <w:b/>
+                <w:i w:val="0"/>
+                <w:color w:val="222222"/>
+                <w:sz w:val="15"/>
+              </w:rPr>
+              <w:t>CHA</w:t>
+            </w:r>
+            <w:r>
+              <w:rPr>
+                <w:rFonts w:ascii="Georgia" w:hAnsi="Georgia" w:cs="Georgia"/>
+                <w:b w:val="0"/>
+                <w:i w:val="0"/>
+                <w:color w:val="222222"/>
+                <w:sz w:val="15"/>
+              </w:rPr>
+              <w:t xml:space="preserve"> 5</w:t>
+            </w:r>
+          </w:p>
+          <w:p>
+            <w:pPr>
+              <w:spacing w:after="20"/>
+            </w:pPr>
+            <w:r>
+              <w:rPr>
+                <w:rFonts w:ascii="Georgia" w:hAnsi="Georgia" w:cs="Georgia"/>
+                <w:b/>
+                <w:i w:val="0"/>
+                <w:color w:val="222222"/>
+                <w:sz w:val="15"/>
+              </w:rPr>
+              <w:t>VULNERABLE cold</w:t>
+            </w:r>
+            <w:r>
+              <w:rPr>
+                <w:rFonts w:ascii="Georgia" w:hAnsi="Georgia" w:cs="Georgia"/>
+                <w:b w:val="0"/>
+                <w:i w:val="0"/>
+                <w:color w:val="222222"/>
+                <w:sz w:val="15"/>
+              </w:rPr>
+              <w:t xml:space="preserve"> (frost bites chunks from its hide: telegraph it!)</w:t>
+            </w:r>
+          </w:p>
+          <w:p>
+            <w:pPr>
+              <w:spacing w:after="20"/>
+            </w:pPr>
+            <w:r>
+              <w:rPr>
+                <w:rFonts w:ascii="Georgia" w:hAnsi="Georgia" w:cs="Georgia"/>
+                <w:b/>
+                <w:i w:val="0"/>
+                <w:color w:val="222222"/>
+                <w:sz w:val="15"/>
+              </w:rPr>
+              <w:t>Resist</w:t>
+            </w:r>
+            <w:r>
+              <w:rPr>
+                <w:rFonts w:ascii="Georgia" w:hAnsi="Georgia" w:cs="Georgia"/>
+                <w:b w:val="0"/>
+                <w:i w:val="0"/>
+                <w:color w:val="222222"/>
+                <w:sz w:val="15"/>
+              </w:rPr>
+              <w:t xml:space="preserve"> fire, lightning, acid  </w:t>
+            </w:r>
+            <w:r>
+              <w:rPr>
+                <w:rFonts w:ascii="Georgia" w:hAnsi="Georgia" w:cs="Georgia"/>
+                <w:b/>
+                <w:i w:val="0"/>
+                <w:color w:val="222222"/>
+                <w:sz w:val="15"/>
+              </w:rPr>
+              <w:t>Imm.</w:t>
+            </w:r>
+            <w:r>
+              <w:rPr>
+                <w:rFonts w:ascii="Georgia" w:hAnsi="Georgia" w:cs="Georgia"/>
+                <w:b w:val="0"/>
+                <w:i w:val="0"/>
+                <w:color w:val="222222"/>
+                <w:sz w:val="15"/>
+              </w:rPr>
+              <w:t xml:space="preserve"> poison, psychic; nonmagical B/P/S</w:t>
+            </w:r>
+          </w:p>
+          <w:p>
+            <w:pPr>
+              <w:spacing w:after="20"/>
+            </w:pPr>
+            <w:r>
+              <w:rPr>
+                <w:rFonts w:ascii="Georgia" w:hAnsi="Georgia" w:cs="Georgia"/>
+                <w:b/>
+                <w:i w:val="0"/>
+                <w:color w:val="222222"/>
+                <w:sz w:val="15"/>
+              </w:rPr>
+              <w:t>Imm. (cond)</w:t>
+            </w:r>
+            <w:r>
+              <w:rPr>
+                <w:rFonts w:ascii="Georgia" w:hAnsi="Georgia" w:cs="Georgia"/>
+                <w:b w:val="0"/>
+                <w:i w:val="0"/>
+                <w:color w:val="222222"/>
+                <w:sz w:val="15"/>
+              </w:rPr>
+              <w:t xml:space="preserve"> charmed, exhaustion, frightened, paralyzed, petrified, poisoned, prone</w:t>
+            </w:r>
+          </w:p>
+          <w:p>
+            <w:pPr>
+              <w:spacing w:after="20"/>
+            </w:pPr>
+            <w:r>
+              <w:rPr>
+                <w:rFonts w:ascii="Georgia" w:hAnsi="Georgia" w:cs="Georgia"/>
+                <w:b/>
+                <w:i w:val="0"/>
+                <w:color w:val="222222"/>
+                <w:sz w:val="15"/>
+              </w:rPr>
+              <w:t>Senses</w:t>
+            </w:r>
+            <w:r>
+              <w:rPr>
+                <w:rFonts w:ascii="Georgia" w:hAnsi="Georgia" w:cs="Georgia"/>
+                <w:b w:val="0"/>
+                <w:i w:val="0"/>
+                <w:color w:val="222222"/>
+                <w:sz w:val="15"/>
+              </w:rPr>
+              <w:t xml:space="preserve"> darkvision 60 ft, tremorsense 30 ft</w:t>
+            </w:r>
+          </w:p>
+          <w:p>
+            <w:pPr>
+              <w:keepNext/>
+              <w:spacing w:before="60" w:after="20"/>
+            </w:pPr>
+            <w:r>
+              <w:rPr>
+                <w:rFonts w:ascii="Georgia" w:hAnsi="Georgia" w:cs="Georgia"/>
+                <w:b/>
+                <w:color w:val="8B2020"/>
+                <w:sz w:val="16"/>
+              </w:rPr>
+              <w:t>Traits</w:t>
+            </w:r>
+          </w:p>
+          <w:p>
+            <w:pPr>
+              <w:spacing w:after="20"/>
+            </w:pPr>
+            <w:r>
+              <w:rPr>
+                <w:rFonts w:ascii="Georgia" w:hAnsi="Georgia" w:cs="Georgia"/>
+                <w:b/>
+                <w:i/>
+                <w:color w:val="222222"/>
+                <w:sz w:val="15"/>
+              </w:rPr>
+              <w:t xml:space="preserve">Immutable Form. </w:t>
+            </w:r>
+            <w:r>
+              <w:rPr>
+                <w:rFonts w:ascii="Georgia" w:hAnsi="Georgia" w:cs="Georgia"/>
+                <w:b w:val="0"/>
+                <w:i w:val="0"/>
+                <w:color w:val="222222"/>
+                <w:sz w:val="15"/>
+              </w:rPr>
+              <w:t>Immune to effects that would alter its form.</w:t>
+            </w:r>
+          </w:p>
+          <w:p>
+            <w:pPr>
+              <w:spacing w:after="20"/>
+            </w:pPr>
+            <w:r>
+              <w:rPr>
+                <w:rFonts w:ascii="Georgia" w:hAnsi="Georgia" w:cs="Georgia"/>
+                <w:b/>
+                <w:i/>
+                <w:color w:val="222222"/>
+                <w:sz w:val="15"/>
+              </w:rPr>
+              <w:t xml:space="preserve">Magic Resistance. </w:t>
+            </w:r>
+            <w:r>
+              <w:rPr>
+                <w:rFonts w:ascii="Georgia" w:hAnsi="Georgia" w:cs="Georgia"/>
+                <w:b w:val="0"/>
+                <w:i w:val="0"/>
+                <w:color w:val="222222"/>
+                <w:sz w:val="15"/>
+              </w:rPr>
+              <w:t>Advantage on saves against spells.</w:t>
+            </w:r>
+          </w:p>
+          <w:p>
+            <w:pPr>
+              <w:keepNext/>
+              <w:spacing w:before="60" w:after="20"/>
+            </w:pPr>
+            <w:r>
+              <w:rPr>
+                <w:rFonts w:ascii="Georgia" w:hAnsi="Georgia" w:cs="Georgia"/>
+                <w:b/>
+                <w:color w:val="8B2020"/>
+                <w:sz w:val="16"/>
+              </w:rPr>
+              <w:t>Actions</w:t>
+            </w:r>
+          </w:p>
+          <w:p>
+            <w:pPr>
+              <w:spacing w:after="20"/>
+            </w:pPr>
+            <w:r>
+              <w:rPr>
+                <w:rFonts w:ascii="Georgia" w:hAnsi="Georgia" w:cs="Georgia"/>
+                <w:b/>
+                <w:i/>
+                <w:color w:val="222222"/>
+                <w:sz w:val="15"/>
+              </w:rPr>
+              <w:t xml:space="preserve">Multiattack. </w:t>
+            </w:r>
+            <w:r>
+              <w:rPr>
+                <w:rFonts w:ascii="Georgia" w:hAnsi="Georgia" w:cs="Georgia"/>
+                <w:b w:val="0"/>
+                <w:i w:val="0"/>
+                <w:color w:val="222222"/>
+                <w:sz w:val="15"/>
+              </w:rPr>
+              <w:t>Two Slam attacks.</w:t>
+            </w:r>
+          </w:p>
+          <w:p>
+            <w:pPr>
+              <w:spacing w:after="20"/>
+            </w:pPr>
+            <w:r>
+              <w:rPr>
+                <w:rFonts w:ascii="Georgia" w:hAnsi="Georgia" w:cs="Georgia"/>
+                <w:b/>
+                <w:i/>
+                <w:color w:val="222222"/>
+                <w:sz w:val="15"/>
+              </w:rPr>
+              <w:t xml:space="preserve">Slam. </w:t>
+            </w:r>
+            <w:r>
+              <w:rPr>
+                <w:rFonts w:ascii="Georgia" w:hAnsi="Georgia" w:cs="Georgia"/>
+                <w:b w:val="0"/>
+                <w:i w:val="0"/>
+                <w:color w:val="222222"/>
+                <w:sz w:val="15"/>
+              </w:rPr>
+              <w:t xml:space="preserve">+7 to hit, reach 10 ft. </w:t>
+            </w:r>
+            <w:r>
+              <w:rPr>
+                <w:rFonts w:ascii="Georgia" w:hAnsi="Georgia" w:cs="Georgia"/>
+                <w:b w:val="0"/>
+                <w:i/>
+                <w:color w:val="222222"/>
+                <w:sz w:val="15"/>
+              </w:rPr>
+              <w:t>Hit:</w:t>
+            </w:r>
+            <w:r>
+              <w:rPr>
+                <w:rFonts w:ascii="Georgia" w:hAnsi="Georgia" w:cs="Georgia"/>
+                <w:b w:val="0"/>
+                <w:i w:val="0"/>
+                <w:color w:val="222222"/>
+                <w:sz w:val="15"/>
+              </w:rPr>
+              <w:t xml:space="preserve"> 2d8+5 bludgeoning.</w:t>
+            </w:r>
+          </w:p>
+          <w:p>
+            <w:pPr>
+              <w:spacing w:after="20"/>
+            </w:pPr>
+            <w:r>
+              <w:rPr>
+                <w:rFonts w:ascii="Georgia" w:hAnsi="Georgia" w:cs="Georgia"/>
+                <w:b/>
+                <w:i/>
+                <w:color w:val="222222"/>
+                <w:sz w:val="15"/>
+              </w:rPr>
+              <w:t xml:space="preserve">Crush Crate (Recharge 5-6). </w:t>
+            </w:r>
+            <w:r>
+              <w:rPr>
+                <w:rFonts w:ascii="Georgia" w:hAnsi="Georgia" w:cs="Georgia"/>
+                <w:b w:val="0"/>
+                <w:i w:val="0"/>
+                <w:color w:val="222222"/>
+                <w:sz w:val="15"/>
+              </w:rPr>
+              <w:t>It smashes a crate at the heroes: 6d6 damage, DC 15 Dex save for half; a creature that fails is knocked prone.</w:t>
+            </w:r>
+          </w:p>
+          <w:p>
+            <w:pPr>
+              <w:keepNext/>
+              <w:spacing w:before="60" w:after="20"/>
+            </w:pPr>
+            <w:r>
+              <w:rPr>
+                <w:rFonts w:ascii="Georgia" w:hAnsi="Georgia" w:cs="Georgia"/>
+                <w:b/>
+                <w:color w:val="8B2020"/>
+                <w:sz w:val="16"/>
+              </w:rPr>
+              <w:t>Reactions</w:t>
+            </w:r>
+          </w:p>
+          <w:p>
+            <w:pPr>
+              <w:spacing w:after="20"/>
+            </w:pPr>
+            <w:r>
+              <w:rPr>
+                <w:rFonts w:ascii="Georgia" w:hAnsi="Georgia" w:cs="Georgia"/>
+                <w:b/>
+                <w:i/>
+                <w:color w:val="222222"/>
+                <w:sz w:val="15"/>
+              </w:rPr>
+              <w:t xml:space="preserve">Reinforced Hide. </w:t>
+            </w:r>
+            <w:r>
+              <w:rPr>
+                <w:rFonts w:ascii="Georgia" w:hAnsi="Georgia" w:cs="Georgia"/>
+                <w:b w:val="0"/>
+                <w:i w:val="0"/>
+                <w:color w:val="222222"/>
+                <w:sz w:val="15"/>
+              </w:rPr>
+              <w:t>+2 AC against one melee attack.</w:t>
+            </w:r>
+          </w:p>
+        </w:tc>
+      </w:tr>
+    </w:tbl>
+    <w:p>
+      <w:pPr>
+        <w:spacing w:after="40"/>
+      </w:pPr>
+    </w:p>
+    <w:tbl>
+      <w:tblPr>
+        <w:tblW w:type="auto" w:w="0"/>
+        <w:jc w:val="center"/>
+        <w:tblLayout w:type="fixed"/>
+        <w:tblLook w:firstColumn="1" w:firstRow="1" w:lastColumn="0" w:lastRow="0" w:noHBand="0" w:noVBand="1" w:val="04A0"/>
+        <w:tblCellMar>
+          <w:left w:w="110" w:type="dxa"/>
+          <w:right w:w="110" w:type="dxa"/>
+          <w:top w:w="60" w:type="dxa"/>
+          <w:bottom w:w="80" w:type="dxa"/>
+        </w:tblCellMar>
+        <w:tblBorders>
+          <w:top w:val="single" w:sz="8" w:space="0" w:color="8B2020"/>
+          <w:left w:val="single" w:sz="8" w:space="0" w:color="8B2020"/>
+          <w:bottom w:val="single" w:sz="8" w:space="0" w:color="8B2020"/>
+          <w:right w:val="single" w:sz="8" w:space="0" w:color="8B2020"/>
+          <w:insideH w:val="single" w:sz="8" w:space="0" w:color="8B2020"/>
+          <w:insideV w:val="single" w:sz="8" w:space="0" w:color="8B2020"/>
+        </w:tblBorders>
+      </w:tblPr>
+      <w:tblGrid>
+        <w:gridCol w:w="4680"/>
+        <w:gridCol w:w="4680"/>
+      </w:tblGrid>
+      <w:tr>
+        <w:trPr>
+          <w:cantSplit/>
+        </w:trPr>
+        <w:tc>
+          <w:tcPr>
+            <w:tcW w:type="dxa" w:w="4536"/>
+          </w:tcPr>
+          <w:p>
+            <w:pPr>
+              <w:shd w:val="clear" w:color="auto" w:fill="8B2020"/>
+              <w:spacing w:before="0" w:after="20"/>
+            </w:pPr>
+            <w:r>
+              <w:rPr>
+                <w:rFonts w:ascii="Georgia" w:hAnsi="Georgia" w:cs="Georgia"/>
+                <w:b/>
+                <w:color w:val="FFFFFF"/>
+                <w:sz w:val="22"/>
+              </w:rPr>
+              <w:t>ARCANE CORSAIR</w:t>
+            </w:r>
+          </w:p>
+          <w:p>
+            <w:pPr>
+              <w:spacing w:after="40"/>
+            </w:pPr>
+            <w:r>
+              <w:rPr>
+                <w:rFonts w:ascii="Georgia" w:hAnsi="Georgia" w:cs="Georgia"/>
+                <w:i/>
+                <w:color w:val="8B2020"/>
+                <w:sz w:val="16"/>
+              </w:rPr>
+              <w:t>Medium humanoid ✦ CR 1 (200 XP) ✦ x2 ✦ guild artificers turned pirate</w:t>
+            </w:r>
+          </w:p>
+          <w:p>
+            <w:pPr>
+              <w:spacing w:after="60"/>
+              <w:jc w:val="center"/>
+            </w:pPr>
+            <w:r>
+              <w:drawing>
+                <wp:inline xmlns:a="http://schemas.openxmlformats.org/drawingml/2006/main" xmlns:pic="http://schemas.openxmlformats.org/drawingml/2006/picture">
+                  <wp:extent cx="2624328" cy="2624328"/>
+                  <wp:docPr id="15" name="Picture 15"/>
+                  <wp:cNvGraphicFramePr>
+                    <a:graphicFrameLocks noChangeAspect="1"/>
+                  </wp:cNvGraphicFramePr>
+                  <a:graphic>
+                    <a:graphicData uri="http://schemas.openxmlformats.org/drawingml/2006/picture">
+                      <pic:pic>
+                        <pic:nvPicPr>
+                          <pic:cNvPr id="0" name="image.jpg"/>
+                          <pic:cNvPicPr/>
+                        </pic:nvPicPr>
+                        <pic:blipFill>
+                          <a:blip r:embed="rId24"/>
+                          <a:stretch>
+                            <a:fillRect/>
+                          </a:stretch>
+                        </pic:blipFill>
+                        <pic:spPr>
+                          <a:xfrm>
+                            <a:off x="0" y="0"/>
+                            <a:ext cx="2624328" cy="2624328"/>
+                          </a:xfrm>
+                          <a:prstGeom prst="rect"/>
+                        </pic:spPr>
+                      </pic:pic>
+                    </a:graphicData>
+                  </a:graphic>
+                </wp:inline>
+              </w:drawing>
+            </w:r>
+          </w:p>
+          <w:p>
+            <w:pPr>
+              <w:spacing w:after="20"/>
+            </w:pPr>
+            <w:r>
+              <w:rPr>
+                <w:rFonts w:ascii="Georgia" w:hAnsi="Georgia" w:cs="Georgia"/>
+                <w:b/>
+                <w:i w:val="0"/>
+                <w:color w:val="222222"/>
+                <w:sz w:val="15"/>
+              </w:rPr>
+              <w:t>AC</w:t>
+            </w:r>
+            <w:r>
+              <w:rPr>
+                <w:rFonts w:ascii="Georgia" w:hAnsi="Georgia" w:cs="Georgia"/>
+                <w:b w:val="0"/>
+                <w:i w:val="0"/>
+                <w:color w:val="222222"/>
+                <w:sz w:val="15"/>
+              </w:rPr>
+              <w:t xml:space="preserve"> 14 (studded leather)  </w:t>
+            </w:r>
+            <w:r>
+              <w:rPr>
+                <w:rFonts w:ascii="Georgia" w:hAnsi="Georgia" w:cs="Georgia"/>
+                <w:b/>
+                <w:i w:val="0"/>
+                <w:color w:val="222222"/>
+                <w:sz w:val="15"/>
+              </w:rPr>
+              <w:t>HP</w:t>
+            </w:r>
+            <w:r>
+              <w:rPr>
+                <w:rFonts w:ascii="Georgia" w:hAnsi="Georgia" w:cs="Georgia"/>
+                <w:b w:val="0"/>
+                <w:i w:val="0"/>
+                <w:color w:val="222222"/>
+                <w:sz w:val="15"/>
+              </w:rPr>
+              <w:t xml:space="preserve"> 52 (7d8+21)  </w:t>
+            </w:r>
+            <w:r>
+              <w:rPr>
+                <w:rFonts w:ascii="Georgia" w:hAnsi="Georgia" w:cs="Georgia"/>
+                <w:b/>
+                <w:i w:val="0"/>
+                <w:color w:val="222222"/>
+                <w:sz w:val="15"/>
+              </w:rPr>
+              <w:t>Speed</w:t>
+            </w:r>
+            <w:r>
+              <w:rPr>
+                <w:rFonts w:ascii="Georgia" w:hAnsi="Georgia" w:cs="Georgia"/>
+                <w:b w:val="0"/>
+                <w:i w:val="0"/>
+                <w:color w:val="222222"/>
+                <w:sz w:val="15"/>
+              </w:rPr>
+              <w:t xml:space="preserve"> 30 ft</w:t>
+            </w:r>
+          </w:p>
+          <w:p>
+            <w:pPr>
+              <w:spacing w:after="20"/>
+            </w:pPr>
+            <w:r>
+              <w:rPr>
+                <w:rFonts w:ascii="Georgia" w:hAnsi="Georgia" w:cs="Georgia"/>
+                <w:b/>
+                <w:i w:val="0"/>
+                <w:color w:val="222222"/>
+                <w:sz w:val="15"/>
+              </w:rPr>
+              <w:t>STR</w:t>
+            </w:r>
+            <w:r>
+              <w:rPr>
+                <w:rFonts w:ascii="Georgia" w:hAnsi="Georgia" w:cs="Georgia"/>
+                <w:b w:val="0"/>
+                <w:i w:val="0"/>
+                <w:color w:val="222222"/>
+                <w:sz w:val="15"/>
+              </w:rPr>
+              <w:t xml:space="preserve"> 16  </w:t>
+            </w:r>
+            <w:r>
+              <w:rPr>
+                <w:rFonts w:ascii="Georgia" w:hAnsi="Georgia" w:cs="Georgia"/>
+                <w:b/>
+                <w:i w:val="0"/>
+                <w:color w:val="222222"/>
+                <w:sz w:val="15"/>
+              </w:rPr>
+              <w:t>DEX</w:t>
+            </w:r>
+            <w:r>
+              <w:rPr>
+                <w:rFonts w:ascii="Georgia" w:hAnsi="Georgia" w:cs="Georgia"/>
+                <w:b w:val="0"/>
+                <w:i w:val="0"/>
+                <w:color w:val="222222"/>
+                <w:sz w:val="15"/>
+              </w:rPr>
+              <w:t xml:space="preserve"> 16  </w:t>
+            </w:r>
+            <w:r>
+              <w:rPr>
+                <w:rFonts w:ascii="Georgia" w:hAnsi="Georgia" w:cs="Georgia"/>
+                <w:b/>
+                <w:i w:val="0"/>
+                <w:color w:val="222222"/>
+                <w:sz w:val="15"/>
+              </w:rPr>
+              <w:t>CON</w:t>
+            </w:r>
+            <w:r>
+              <w:rPr>
+                <w:rFonts w:ascii="Georgia" w:hAnsi="Georgia" w:cs="Georgia"/>
+                <w:b w:val="0"/>
+                <w:i w:val="0"/>
+                <w:color w:val="222222"/>
+                <w:sz w:val="15"/>
+              </w:rPr>
+              <w:t xml:space="preserve"> 16  </w:t>
+            </w:r>
+            <w:r>
+              <w:rPr>
+                <w:rFonts w:ascii="Georgia" w:hAnsi="Georgia" w:cs="Georgia"/>
+                <w:b/>
+                <w:i w:val="0"/>
+                <w:color w:val="222222"/>
+                <w:sz w:val="15"/>
+              </w:rPr>
+              <w:t>INT</w:t>
+            </w:r>
+            <w:r>
+              <w:rPr>
+                <w:rFonts w:ascii="Georgia" w:hAnsi="Georgia" w:cs="Georgia"/>
+                <w:b w:val="0"/>
+                <w:i w:val="0"/>
+                <w:color w:val="222222"/>
+                <w:sz w:val="15"/>
+              </w:rPr>
+              <w:t xml:space="preserve"> 12  </w:t>
+            </w:r>
+            <w:r>
+              <w:rPr>
+                <w:rFonts w:ascii="Georgia" w:hAnsi="Georgia" w:cs="Georgia"/>
+                <w:b/>
+                <w:i w:val="0"/>
+                <w:color w:val="222222"/>
+                <w:sz w:val="15"/>
+              </w:rPr>
+              <w:t>WIS</w:t>
+            </w:r>
+            <w:r>
+              <w:rPr>
+                <w:rFonts w:ascii="Georgia" w:hAnsi="Georgia" w:cs="Georgia"/>
+                <w:b w:val="0"/>
+                <w:i w:val="0"/>
+                <w:color w:val="222222"/>
+                <w:sz w:val="15"/>
+              </w:rPr>
+              <w:t xml:space="preserve"> 11  </w:t>
+            </w:r>
+            <w:r>
+              <w:rPr>
+                <w:rFonts w:ascii="Georgia" w:hAnsi="Georgia" w:cs="Georgia"/>
+                <w:b/>
+                <w:i w:val="0"/>
+                <w:color w:val="222222"/>
+                <w:sz w:val="15"/>
+              </w:rPr>
+              <w:t>CHA</w:t>
+            </w:r>
+            <w:r>
+              <w:rPr>
+                <w:rFonts w:ascii="Georgia" w:hAnsi="Georgia" w:cs="Georgia"/>
+                <w:b w:val="0"/>
+                <w:i w:val="0"/>
+                <w:color w:val="222222"/>
+                <w:sz w:val="15"/>
+              </w:rPr>
+              <w:t xml:space="preserve"> 14</w:t>
+            </w:r>
+          </w:p>
+          <w:p>
+            <w:pPr>
+              <w:spacing w:after="20"/>
+            </w:pPr>
+            <w:r>
+              <w:rPr>
+                <w:rFonts w:ascii="Georgia" w:hAnsi="Georgia" w:cs="Georgia"/>
+                <w:b/>
+                <w:i w:val="0"/>
+                <w:color w:val="222222"/>
+                <w:sz w:val="15"/>
+              </w:rPr>
+              <w:t>VULNERABLE cold</w:t>
+            </w:r>
+            <w:r>
+              <w:rPr>
+                <w:rFonts w:ascii="Georgia" w:hAnsi="Georgia" w:cs="Georgia"/>
+                <w:b w:val="0"/>
+                <w:i w:val="0"/>
+                <w:color w:val="222222"/>
+                <w:sz w:val="15"/>
+              </w:rPr>
+              <w:t xml:space="preserve">  </w:t>
+            </w:r>
+            <w:r>
+              <w:rPr>
+                <w:rFonts w:ascii="Georgia" w:hAnsi="Georgia" w:cs="Georgia"/>
+                <w:b/>
+                <w:i w:val="0"/>
+                <w:color w:val="222222"/>
+                <w:sz w:val="15"/>
+              </w:rPr>
+              <w:t>Saves</w:t>
+            </w:r>
+            <w:r>
+              <w:rPr>
+                <w:rFonts w:ascii="Georgia" w:hAnsi="Georgia" w:cs="Georgia"/>
+                <w:b w:val="0"/>
+                <w:i w:val="0"/>
+                <w:color w:val="222222"/>
+                <w:sz w:val="15"/>
+              </w:rPr>
+              <w:t xml:space="preserve"> Dex +5, Cha +4</w:t>
+            </w:r>
+          </w:p>
+          <w:p>
+            <w:pPr>
+              <w:spacing w:after="20"/>
+            </w:pPr>
+            <w:r>
+              <w:rPr>
+                <w:rFonts w:ascii="Georgia" w:hAnsi="Georgia" w:cs="Georgia"/>
+                <w:b/>
+                <w:i w:val="0"/>
+                <w:color w:val="222222"/>
+                <w:sz w:val="15"/>
+              </w:rPr>
+              <w:t>Resist</w:t>
+            </w:r>
+            <w:r>
+              <w:rPr>
+                <w:rFonts w:ascii="Georgia" w:hAnsi="Georgia" w:cs="Georgia"/>
+                <w:b w:val="0"/>
+                <w:i w:val="0"/>
+                <w:color w:val="222222"/>
+                <w:sz w:val="15"/>
+              </w:rPr>
+              <w:t xml:space="preserve"> fire, lightning  </w:t>
+            </w:r>
+            <w:r>
+              <w:rPr>
+                <w:rFonts w:ascii="Georgia" w:hAnsi="Georgia" w:cs="Georgia"/>
+                <w:b/>
+                <w:i w:val="0"/>
+                <w:color w:val="222222"/>
+                <w:sz w:val="15"/>
+              </w:rPr>
+              <w:t>Imm. (cond)</w:t>
+            </w:r>
+            <w:r>
+              <w:rPr>
+                <w:rFonts w:ascii="Georgia" w:hAnsi="Georgia" w:cs="Georgia"/>
+                <w:b w:val="0"/>
+                <w:i w:val="0"/>
+                <w:color w:val="222222"/>
+                <w:sz w:val="15"/>
+              </w:rPr>
+              <w:t xml:space="preserve"> frightened</w:t>
+            </w:r>
+          </w:p>
+          <w:p>
+            <w:pPr>
+              <w:keepNext/>
+              <w:spacing w:before="60" w:after="20"/>
+            </w:pPr>
+            <w:r>
+              <w:rPr>
+                <w:rFonts w:ascii="Georgia" w:hAnsi="Georgia" w:cs="Georgia"/>
+                <w:b/>
+                <w:color w:val="8B2020"/>
+                <w:sz w:val="16"/>
+              </w:rPr>
+              <w:t>Traits</w:t>
+            </w:r>
+          </w:p>
+          <w:p>
+            <w:pPr>
+              <w:spacing w:after="20"/>
+            </w:pPr>
+            <w:r>
+              <w:rPr>
+                <w:rFonts w:ascii="Georgia" w:hAnsi="Georgia" w:cs="Georgia"/>
+                <w:b/>
+                <w:i/>
+                <w:color w:val="222222"/>
+                <w:sz w:val="15"/>
+              </w:rPr>
+              <w:t xml:space="preserve">Sneak Attack (1/turn). </w:t>
+            </w:r>
+            <w:r>
+              <w:rPr>
+                <w:rFonts w:ascii="Georgia" w:hAnsi="Georgia" w:cs="Georgia"/>
+                <w:b w:val="0"/>
+                <w:i w:val="0"/>
+                <w:color w:val="222222"/>
+                <w:sz w:val="15"/>
+              </w:rPr>
+              <w:t>+2d6 damage with advantage or when an ally is adjacent to the target.</w:t>
+            </w:r>
+          </w:p>
+          <w:p>
+            <w:pPr>
+              <w:keepNext/>
+              <w:spacing w:before="60" w:after="20"/>
+            </w:pPr>
+            <w:r>
+              <w:rPr>
+                <w:rFonts w:ascii="Georgia" w:hAnsi="Georgia" w:cs="Georgia"/>
+                <w:b/>
+                <w:color w:val="8B2020"/>
+                <w:sz w:val="16"/>
+              </w:rPr>
+              <w:t>Actions</w:t>
+            </w:r>
+          </w:p>
+          <w:p>
+            <w:pPr>
+              <w:spacing w:after="20"/>
+            </w:pPr>
+            <w:r>
+              <w:rPr>
+                <w:rFonts w:ascii="Georgia" w:hAnsi="Georgia" w:cs="Georgia"/>
+                <w:b/>
+                <w:i/>
+                <w:color w:val="222222"/>
+                <w:sz w:val="15"/>
+              </w:rPr>
+              <w:t xml:space="preserve">Multiattack. </w:t>
+            </w:r>
+            <w:r>
+              <w:rPr>
+                <w:rFonts w:ascii="Georgia" w:hAnsi="Georgia" w:cs="Georgia"/>
+                <w:b w:val="0"/>
+                <w:i w:val="0"/>
+                <w:color w:val="222222"/>
+                <w:sz w:val="15"/>
+              </w:rPr>
+              <w:t>Two Arcane Saber attacks.</w:t>
+            </w:r>
+          </w:p>
+          <w:p>
+            <w:pPr>
+              <w:spacing w:after="20"/>
+            </w:pPr>
+            <w:r>
+              <w:rPr>
+                <w:rFonts w:ascii="Georgia" w:hAnsi="Georgia" w:cs="Georgia"/>
+                <w:b/>
+                <w:i/>
+                <w:color w:val="222222"/>
+                <w:sz w:val="15"/>
+              </w:rPr>
+              <w:t xml:space="preserve">Arcane Saber. </w:t>
+            </w:r>
+            <w:r>
+              <w:rPr>
+                <w:rFonts w:ascii="Georgia" w:hAnsi="Georgia" w:cs="Georgia"/>
+                <w:b w:val="0"/>
+                <w:i w:val="0"/>
+                <w:color w:val="222222"/>
+                <w:sz w:val="15"/>
+              </w:rPr>
+              <w:t xml:space="preserve">+5 to hit, reach 5 ft. </w:t>
+            </w:r>
+            <w:r>
+              <w:rPr>
+                <w:rFonts w:ascii="Georgia" w:hAnsi="Georgia" w:cs="Georgia"/>
+                <w:b w:val="0"/>
+                <w:i/>
+                <w:color w:val="222222"/>
+                <w:sz w:val="15"/>
+              </w:rPr>
+              <w:t>Hit:</w:t>
+            </w:r>
+            <w:r>
+              <w:rPr>
+                <w:rFonts w:ascii="Georgia" w:hAnsi="Georgia" w:cs="Georgia"/>
+                <w:b w:val="0"/>
+                <w:i w:val="0"/>
+                <w:color w:val="222222"/>
+                <w:sz w:val="15"/>
+              </w:rPr>
+              <w:t xml:space="preserve"> 1d8+3 slashing plus 1d6 force.</w:t>
+            </w:r>
+          </w:p>
+          <w:p>
+            <w:pPr>
+              <w:keepNext/>
+              <w:spacing w:before="60" w:after="20"/>
+            </w:pPr>
+            <w:r>
+              <w:rPr>
+                <w:rFonts w:ascii="Georgia" w:hAnsi="Georgia" w:cs="Georgia"/>
+                <w:b/>
+                <w:color w:val="8B2020"/>
+                <w:sz w:val="16"/>
+              </w:rPr>
+              <w:t>Reactions</w:t>
+            </w:r>
+          </w:p>
+          <w:p>
+            <w:pPr>
+              <w:spacing w:after="20"/>
+            </w:pPr>
+            <w:r>
+              <w:rPr>
+                <w:rFonts w:ascii="Georgia" w:hAnsi="Georgia" w:cs="Georgia"/>
+                <w:b/>
+                <w:i/>
+                <w:color w:val="222222"/>
+                <w:sz w:val="15"/>
+              </w:rPr>
+              <w:t xml:space="preserve">Parry. </w:t>
+            </w:r>
+            <w:r>
+              <w:rPr>
+                <w:rFonts w:ascii="Georgia" w:hAnsi="Georgia" w:cs="Georgia"/>
+                <w:b w:val="0"/>
+                <w:i w:val="0"/>
+                <w:color w:val="222222"/>
+                <w:sz w:val="15"/>
+              </w:rPr>
+              <w:t>+2 AC against one melee attack.</w:t>
+            </w:r>
+          </w:p>
+          <w:p>
+            <w:pPr>
+              <w:spacing w:after="20"/>
+            </w:pPr>
+            <w:r>
+              <w:rPr>
+                <w:rFonts w:ascii="Georgia" w:hAnsi="Georgia" w:cs="Georgia"/>
+                <w:b/>
+                <w:i/>
+                <w:color w:val="222222"/>
+                <w:sz w:val="15"/>
+              </w:rPr>
+              <w:t xml:space="preserve">Riposte (Recharge 5-6). </w:t>
+            </w:r>
+            <w:r>
+              <w:rPr>
+                <w:rFonts w:ascii="Georgia" w:hAnsi="Georgia" w:cs="Georgia"/>
+                <w:b w:val="0"/>
+                <w:i w:val="0"/>
+                <w:color w:val="222222"/>
+                <w:sz w:val="15"/>
+              </w:rPr>
+              <w:t>A reaction attack after an enemy misses it in melee.</w:t>
+            </w:r>
+          </w:p>
+        </w:tc>
+        <w:tc>
+          <w:tcPr>
+            <w:tcW w:type="dxa" w:w="4536"/>
+          </w:tcPr>
+          <w:p>
+            <w:pPr>
+              <w:shd w:val="clear" w:color="auto" w:fill="8B2020"/>
+              <w:spacing w:before="0" w:after="20"/>
+            </w:pPr>
+            <w:r>
+              <w:rPr>
+                <w:rFonts w:ascii="Georgia" w:hAnsi="Georgia" w:cs="Georgia"/>
+                <w:b/>
+                <w:color w:val="FFFFFF"/>
+                <w:sz w:val="22"/>
+              </w:rPr>
+              <w:t>GHOST-LIGHT ENGINEER</w:t>
+            </w:r>
+          </w:p>
+          <w:p>
+            <w:pPr>
+              <w:spacing w:after="40"/>
+            </w:pPr>
+            <w:r>
+              <w:rPr>
+                <w:rFonts w:ascii="Georgia" w:hAnsi="Georgia" w:cs="Georgia"/>
+                <w:i/>
+                <w:color w:val="8B2020"/>
+                <w:sz w:val="16"/>
+              </w:rPr>
+              <w:t>Tiny undead ✦ CR 2 (450 XP) ✦ bound to the ship's engines</w:t>
+            </w:r>
+          </w:p>
+          <w:p>
+            <w:pPr>
+              <w:spacing w:after="60"/>
+              <w:jc w:val="center"/>
+            </w:pPr>
+            <w:r>
+              <w:drawing>
+                <wp:inline xmlns:a="http://schemas.openxmlformats.org/drawingml/2006/main" xmlns:pic="http://schemas.openxmlformats.org/drawingml/2006/picture">
+                  <wp:extent cx="2624328" cy="2624328"/>
+                  <wp:docPr id="16" name="Picture 16"/>
+                  <wp:cNvGraphicFramePr>
+                    <a:graphicFrameLocks noChangeAspect="1"/>
+                  </wp:cNvGraphicFramePr>
+                  <a:graphic>
+                    <a:graphicData uri="http://schemas.openxmlformats.org/drawingml/2006/picture">
+                      <pic:pic>
+                        <pic:nvPicPr>
+                          <pic:cNvPr id="0" name="image.jpg"/>
+                          <pic:cNvPicPr/>
+                        </pic:nvPicPr>
+                        <pic:blipFill>
+                          <a:blip r:embed="rId25"/>
+                          <a:stretch>
+                            <a:fillRect/>
+                          </a:stretch>
+                        </pic:blipFill>
+                        <pic:spPr>
+                          <a:xfrm>
+                            <a:off x="0" y="0"/>
+                            <a:ext cx="2624328" cy="2624328"/>
+                          </a:xfrm>
+                          <a:prstGeom prst="rect"/>
+                        </pic:spPr>
+                      </pic:pic>
+                    </a:graphicData>
+                  </a:graphic>
+                </wp:inline>
+              </w:drawing>
+            </w:r>
+          </w:p>
+          <w:p>
+            <w:pPr>
+              <w:spacing w:after="20"/>
+            </w:pPr>
+            <w:r>
+              <w:rPr>
+                <w:rFonts w:ascii="Georgia" w:hAnsi="Georgia" w:cs="Georgia"/>
+                <w:b/>
+                <w:i w:val="0"/>
+                <w:color w:val="222222"/>
+                <w:sz w:val="15"/>
+              </w:rPr>
+              <w:t>AC</w:t>
+            </w:r>
+            <w:r>
+              <w:rPr>
+                <w:rFonts w:ascii="Georgia" w:hAnsi="Georgia" w:cs="Georgia"/>
+                <w:b w:val="0"/>
+                <w:i w:val="0"/>
+                <w:color w:val="222222"/>
+                <w:sz w:val="15"/>
+              </w:rPr>
+              <w:t xml:space="preserve"> 15 (natural armor)  </w:t>
+            </w:r>
+            <w:r>
+              <w:rPr>
+                <w:rFonts w:ascii="Georgia" w:hAnsi="Georgia" w:cs="Georgia"/>
+                <w:b/>
+                <w:i w:val="0"/>
+                <w:color w:val="222222"/>
+                <w:sz w:val="15"/>
+              </w:rPr>
+              <w:t>HP</w:t>
+            </w:r>
+            <w:r>
+              <w:rPr>
+                <w:rFonts w:ascii="Georgia" w:hAnsi="Georgia" w:cs="Georgia"/>
+                <w:b w:val="0"/>
+                <w:i w:val="0"/>
+                <w:color w:val="222222"/>
+                <w:sz w:val="15"/>
+              </w:rPr>
+              <w:t xml:space="preserve"> 27 (6d4+12)  </w:t>
+            </w:r>
+            <w:r>
+              <w:rPr>
+                <w:rFonts w:ascii="Georgia" w:hAnsi="Georgia" w:cs="Georgia"/>
+                <w:b/>
+                <w:i w:val="0"/>
+                <w:color w:val="222222"/>
+                <w:sz w:val="15"/>
+              </w:rPr>
+              <w:t>Speed</w:t>
+            </w:r>
+            <w:r>
+              <w:rPr>
+                <w:rFonts w:ascii="Georgia" w:hAnsi="Georgia" w:cs="Georgia"/>
+                <w:b w:val="0"/>
+                <w:i w:val="0"/>
+                <w:color w:val="222222"/>
+                <w:sz w:val="15"/>
+              </w:rPr>
+              <w:t xml:space="preserve"> 0 ft, fly 50 ft (hover)</w:t>
+            </w:r>
+          </w:p>
+          <w:p>
+            <w:pPr>
+              <w:spacing w:after="20"/>
+            </w:pPr>
+            <w:r>
+              <w:rPr>
+                <w:rFonts w:ascii="Georgia" w:hAnsi="Georgia" w:cs="Georgia"/>
+                <w:b/>
+                <w:i w:val="0"/>
+                <w:color w:val="222222"/>
+                <w:sz w:val="15"/>
+              </w:rPr>
+              <w:t>STR</w:t>
+            </w:r>
+            <w:r>
+              <w:rPr>
+                <w:rFonts w:ascii="Georgia" w:hAnsi="Georgia" w:cs="Georgia"/>
+                <w:b w:val="0"/>
+                <w:i w:val="0"/>
+                <w:color w:val="222222"/>
+                <w:sz w:val="15"/>
+              </w:rPr>
+              <w:t xml:space="preserve"> 1  </w:t>
+            </w:r>
+            <w:r>
+              <w:rPr>
+                <w:rFonts w:ascii="Georgia" w:hAnsi="Georgia" w:cs="Georgia"/>
+                <w:b/>
+                <w:i w:val="0"/>
+                <w:color w:val="222222"/>
+                <w:sz w:val="15"/>
+              </w:rPr>
+              <w:t>DEX</w:t>
+            </w:r>
+            <w:r>
+              <w:rPr>
+                <w:rFonts w:ascii="Georgia" w:hAnsi="Georgia" w:cs="Georgia"/>
+                <w:b w:val="0"/>
+                <w:i w:val="0"/>
+                <w:color w:val="222222"/>
+                <w:sz w:val="15"/>
+              </w:rPr>
+              <w:t xml:space="preserve"> 18  </w:t>
+            </w:r>
+            <w:r>
+              <w:rPr>
+                <w:rFonts w:ascii="Georgia" w:hAnsi="Georgia" w:cs="Georgia"/>
+                <w:b/>
+                <w:i w:val="0"/>
+                <w:color w:val="222222"/>
+                <w:sz w:val="15"/>
+              </w:rPr>
+              <w:t>CON</w:t>
+            </w:r>
+            <w:r>
+              <w:rPr>
+                <w:rFonts w:ascii="Georgia" w:hAnsi="Georgia" w:cs="Georgia"/>
+                <w:b w:val="0"/>
+                <w:i w:val="0"/>
+                <w:color w:val="222222"/>
+                <w:sz w:val="15"/>
+              </w:rPr>
+              <w:t xml:space="preserve"> 14  </w:t>
+            </w:r>
+            <w:r>
+              <w:rPr>
+                <w:rFonts w:ascii="Georgia" w:hAnsi="Georgia" w:cs="Georgia"/>
+                <w:b/>
+                <w:i w:val="0"/>
+                <w:color w:val="222222"/>
+                <w:sz w:val="15"/>
+              </w:rPr>
+              <w:t>INT</w:t>
+            </w:r>
+            <w:r>
+              <w:rPr>
+                <w:rFonts w:ascii="Georgia" w:hAnsi="Georgia" w:cs="Georgia"/>
+                <w:b w:val="0"/>
+                <w:i w:val="0"/>
+                <w:color w:val="222222"/>
+                <w:sz w:val="15"/>
+              </w:rPr>
+              <w:t xml:space="preserve"> 12  </w:t>
+            </w:r>
+            <w:r>
+              <w:rPr>
+                <w:rFonts w:ascii="Georgia" w:hAnsi="Georgia" w:cs="Georgia"/>
+                <w:b/>
+                <w:i w:val="0"/>
+                <w:color w:val="222222"/>
+                <w:sz w:val="15"/>
+              </w:rPr>
+              <w:t>WIS</w:t>
+            </w:r>
+            <w:r>
+              <w:rPr>
+                <w:rFonts w:ascii="Georgia" w:hAnsi="Georgia" w:cs="Georgia"/>
+                <w:b w:val="0"/>
+                <w:i w:val="0"/>
+                <w:color w:val="222222"/>
+                <w:sz w:val="15"/>
+              </w:rPr>
+              <w:t xml:space="preserve"> 14  </w:t>
+            </w:r>
+            <w:r>
+              <w:rPr>
+                <w:rFonts w:ascii="Georgia" w:hAnsi="Georgia" w:cs="Georgia"/>
+                <w:b/>
+                <w:i w:val="0"/>
+                <w:color w:val="222222"/>
+                <w:sz w:val="15"/>
+              </w:rPr>
+              <w:t>CHA</w:t>
+            </w:r>
+            <w:r>
+              <w:rPr>
+                <w:rFonts w:ascii="Georgia" w:hAnsi="Georgia" w:cs="Georgia"/>
+                <w:b w:val="0"/>
+                <w:i w:val="0"/>
+                <w:color w:val="222222"/>
+                <w:sz w:val="15"/>
+              </w:rPr>
+              <w:t xml:space="preserve"> 16</w:t>
+            </w:r>
+          </w:p>
+          <w:p>
+            <w:pPr>
+              <w:spacing w:after="20"/>
+            </w:pPr>
+            <w:r>
+              <w:rPr>
+                <w:rFonts w:ascii="Georgia" w:hAnsi="Georgia" w:cs="Georgia"/>
+                <w:b/>
+                <w:i w:val="0"/>
+                <w:color w:val="222222"/>
+                <w:sz w:val="15"/>
+              </w:rPr>
+              <w:t>VULNERABLE cold</w:t>
+            </w:r>
+          </w:p>
+          <w:p>
+            <w:pPr>
+              <w:spacing w:after="20"/>
+            </w:pPr>
+            <w:r>
+              <w:rPr>
+                <w:rFonts w:ascii="Georgia" w:hAnsi="Georgia" w:cs="Georgia"/>
+                <w:b/>
+                <w:i w:val="0"/>
+                <w:color w:val="222222"/>
+                <w:sz w:val="15"/>
+              </w:rPr>
+              <w:t>Resist</w:t>
+            </w:r>
+            <w:r>
+              <w:rPr>
+                <w:rFonts w:ascii="Georgia" w:hAnsi="Georgia" w:cs="Georgia"/>
+                <w:b w:val="0"/>
+                <w:i w:val="0"/>
+                <w:color w:val="222222"/>
+                <w:sz w:val="15"/>
+              </w:rPr>
+              <w:t xml:space="preserve"> acid, fire, lightning, thunder; nonmagical B/P/S</w:t>
+            </w:r>
+          </w:p>
+          <w:p>
+            <w:pPr>
+              <w:spacing w:after="20"/>
+            </w:pPr>
+            <w:r>
+              <w:rPr>
+                <w:rFonts w:ascii="Georgia" w:hAnsi="Georgia" w:cs="Georgia"/>
+                <w:b/>
+                <w:i w:val="0"/>
+                <w:color w:val="222222"/>
+                <w:sz w:val="15"/>
+              </w:rPr>
+              <w:t>Imm.</w:t>
+            </w:r>
+            <w:r>
+              <w:rPr>
+                <w:rFonts w:ascii="Georgia" w:hAnsi="Georgia" w:cs="Georgia"/>
+                <w:b w:val="0"/>
+                <w:i w:val="0"/>
+                <w:color w:val="222222"/>
+                <w:sz w:val="15"/>
+              </w:rPr>
+              <w:t xml:space="preserve"> necrotic, poison, psychic</w:t>
+            </w:r>
+          </w:p>
+          <w:p>
+            <w:pPr>
+              <w:spacing w:after="20"/>
+            </w:pPr>
+            <w:r>
+              <w:rPr>
+                <w:rFonts w:ascii="Georgia" w:hAnsi="Georgia" w:cs="Georgia"/>
+                <w:b/>
+                <w:i w:val="0"/>
+                <w:color w:val="222222"/>
+                <w:sz w:val="15"/>
+              </w:rPr>
+              <w:t>Senses</w:t>
+            </w:r>
+            <w:r>
+              <w:rPr>
+                <w:rFonts w:ascii="Georgia" w:hAnsi="Georgia" w:cs="Georgia"/>
+                <w:b w:val="0"/>
+                <w:i w:val="0"/>
+                <w:color w:val="222222"/>
+                <w:sz w:val="15"/>
+              </w:rPr>
+              <w:t xml:space="preserve"> darkvision 60 ft</w:t>
+            </w:r>
+          </w:p>
+          <w:p>
+            <w:pPr>
+              <w:keepNext/>
+              <w:spacing w:before="60" w:after="20"/>
+            </w:pPr>
+            <w:r>
+              <w:rPr>
+                <w:rFonts w:ascii="Georgia" w:hAnsi="Georgia" w:cs="Georgia"/>
+                <w:b/>
+                <w:color w:val="8B2020"/>
+                <w:sz w:val="16"/>
+              </w:rPr>
+              <w:t>Traits</w:t>
+            </w:r>
+          </w:p>
+          <w:p>
+            <w:pPr>
+              <w:spacing w:after="20"/>
+            </w:pPr>
+            <w:r>
+              <w:rPr>
+                <w:rFonts w:ascii="Georgia" w:hAnsi="Georgia" w:cs="Georgia"/>
+                <w:b/>
+                <w:i/>
+                <w:color w:val="222222"/>
+                <w:sz w:val="15"/>
+              </w:rPr>
+              <w:t xml:space="preserve">Invisibility (Recharge 4-6). </w:t>
+            </w:r>
+            <w:r>
+              <w:rPr>
+                <w:rFonts w:ascii="Georgia" w:hAnsi="Georgia" w:cs="Georgia"/>
+                <w:b w:val="0"/>
+                <w:i w:val="0"/>
+                <w:color w:val="222222"/>
+                <w:sz w:val="15"/>
+              </w:rPr>
+              <w:t>Turns invisible until it attacks or casts.</w:t>
+            </w:r>
+          </w:p>
+          <w:p>
+            <w:pPr>
+              <w:spacing w:after="20"/>
+            </w:pPr>
+            <w:r>
+              <w:rPr>
+                <w:rFonts w:ascii="Georgia" w:hAnsi="Georgia" w:cs="Georgia"/>
+                <w:b/>
+                <w:i/>
+                <w:color w:val="222222"/>
+                <w:sz w:val="15"/>
+              </w:rPr>
+              <w:t xml:space="preserve">Glowing Core. </w:t>
+            </w:r>
+            <w:r>
+              <w:rPr>
+                <w:rFonts w:ascii="Georgia" w:hAnsi="Georgia" w:cs="Georgia"/>
+                <w:b w:val="0"/>
+                <w:i w:val="0"/>
+                <w:color w:val="222222"/>
+                <w:sz w:val="15"/>
+              </w:rPr>
+              <w:t>A faint glow stays visible within 5 ft, even while invisible.</w:t>
+            </w:r>
+          </w:p>
+          <w:p>
+            <w:pPr>
+              <w:keepNext/>
+              <w:spacing w:before="60" w:after="20"/>
+            </w:pPr>
+            <w:r>
+              <w:rPr>
+                <w:rFonts w:ascii="Georgia" w:hAnsi="Georgia" w:cs="Georgia"/>
+                <w:b/>
+                <w:color w:val="8B2020"/>
+                <w:sz w:val="16"/>
+              </w:rPr>
+              <w:t>Actions</w:t>
+            </w:r>
+          </w:p>
+          <w:p>
+            <w:pPr>
+              <w:spacing w:after="20"/>
+            </w:pPr>
+            <w:r>
+              <w:rPr>
+                <w:rFonts w:ascii="Georgia" w:hAnsi="Georgia" w:cs="Georgia"/>
+                <w:b/>
+                <w:i/>
+                <w:color w:val="222222"/>
+                <w:sz w:val="15"/>
+              </w:rPr>
+              <w:t xml:space="preserve">Shock Touch. </w:t>
+            </w:r>
+            <w:r>
+              <w:rPr>
+                <w:rFonts w:ascii="Georgia" w:hAnsi="Georgia" w:cs="Georgia"/>
+                <w:b w:val="0"/>
+                <w:i w:val="0"/>
+                <w:color w:val="222222"/>
+                <w:sz w:val="15"/>
+              </w:rPr>
+              <w:t xml:space="preserve">+6 to hit, reach 5 ft. </w:t>
+            </w:r>
+            <w:r>
+              <w:rPr>
+                <w:rFonts w:ascii="Georgia" w:hAnsi="Georgia" w:cs="Georgia"/>
+                <w:b w:val="0"/>
+                <w:i/>
+                <w:color w:val="222222"/>
+                <w:sz w:val="15"/>
+              </w:rPr>
+              <w:t>Hit:</w:t>
+            </w:r>
+            <w:r>
+              <w:rPr>
+                <w:rFonts w:ascii="Georgia" w:hAnsi="Georgia" w:cs="Georgia"/>
+                <w:b w:val="0"/>
+                <w:i w:val="0"/>
+                <w:color w:val="222222"/>
+                <w:sz w:val="15"/>
+              </w:rPr>
+              <w:t xml:space="preserve"> 2d6+2 lightning.</w:t>
+            </w:r>
+          </w:p>
+          <w:p>
+            <w:pPr>
+              <w:spacing w:after="20"/>
+            </w:pPr>
+            <w:r>
+              <w:rPr>
+                <w:rFonts w:ascii="Georgia" w:hAnsi="Georgia" w:cs="Georgia"/>
+                <w:b/>
+                <w:i/>
+                <w:color w:val="222222"/>
+                <w:sz w:val="15"/>
+              </w:rPr>
+              <w:t xml:space="preserve">Arcane Pulse (Recharge 5-6). </w:t>
+            </w:r>
+            <w:r>
+              <w:rPr>
+                <w:rFonts w:ascii="Georgia" w:hAnsi="Georgia" w:cs="Georgia"/>
+                <w:b w:val="0"/>
+                <w:i w:val="0"/>
+                <w:color w:val="222222"/>
+                <w:sz w:val="15"/>
+              </w:rPr>
+              <w:t>A 10-ft cone; DC 13 Dex save, 4d6 force (half on a success).</w:t>
+            </w:r>
+          </w:p>
+          <w:p>
+            <w:pPr>
+              <w:keepNext/>
+              <w:spacing w:before="60" w:after="20"/>
+            </w:pPr>
+            <w:r>
+              <w:rPr>
+                <w:rFonts w:ascii="Georgia" w:hAnsi="Georgia" w:cs="Georgia"/>
+                <w:b/>
+                <w:color w:val="8B2020"/>
+                <w:sz w:val="16"/>
+              </w:rPr>
+              <w:t>Reactions</w:t>
+            </w:r>
+          </w:p>
+          <w:p>
+            <w:pPr>
+              <w:spacing w:after="20"/>
+            </w:pPr>
+            <w:r>
+              <w:rPr>
+                <w:rFonts w:ascii="Georgia" w:hAnsi="Georgia" w:cs="Georgia"/>
+                <w:b/>
+                <w:i/>
+                <w:color w:val="222222"/>
+                <w:sz w:val="15"/>
+              </w:rPr>
+              <w:t xml:space="preserve">Engineered Reflexes. </w:t>
+            </w:r>
+            <w:r>
+              <w:rPr>
+                <w:rFonts w:ascii="Georgia" w:hAnsi="Georgia" w:cs="Georgia"/>
+                <w:b w:val="0"/>
+                <w:i w:val="0"/>
+                <w:color w:val="222222"/>
+                <w:sz w:val="15"/>
+              </w:rPr>
+              <w:t>Halves the damage from one attack or spell.</w:t>
+            </w:r>
+          </w:p>
+        </w:tc>
+      </w:tr>
+    </w:tbl>
+    <w:p>
+      <w:pPr>
+        <w:spacing w:after="40"/>
+      </w:pPr>
+    </w:p>
+    <w:p>
+      <w:pPr>
+        <w:spacing w:before="40" w:after="160"/>
+      </w:pPr>
+      <w:r>
+        <w:rPr>
+          <w:rFonts w:ascii="Georgia" w:hAnsi="Georgia" w:cs="Georgia"/>
+          <w:b/>
+          <w:color w:val="8B2020"/>
+          <w:sz w:val="18"/>
+        </w:rPr>
+        <w:t xml:space="preserve">Tactics: </w:t>
       </w:r>
       <w:r>
         <w:rPr>
           <w:rFonts w:ascii="Georgia" w:hAnsi="Georgia" w:cs="Georgia"/>
           <w:b w:val="0"/>
-          <w:i w:val="0"/>
+          <w:i/>
           <w:color w:val="222222"/>
           <w:sz w:val="18"/>
         </w:rPr>
-        <w:t xml:space="preserve"> Guild artificers turned pirate.</w:t>
+        <w:t>They come all at once, and all of them flinch from the cold: telegraph it and let the kids find the plan. The golem crushes crates at the heroes; the corsairs dart between cover, sneak-attacking where least expected; the engineer blinks invisible between Shock Touches, its glowing core still faintly visible within 5 feet. Shattering the central orb (Str or Arcana DC 15) stuns every undead in the hold until the end of its next turn, and when the golem falls, every arcane fissure goes dark.</w:t>
       </w:r>
     </w:p>
     <w:p>
       <w:pPr>
-        <w:pBdr>
-          <w:left w:val="single" w:sz="18" w:space="12" w:color="8B2020"/>
-        </w:pBdr>
-        <w:shd w:val="clear" w:color="auto" w:fill="FCF6F6"/>
-        <w:spacing w:before="30" w:after="70"/>
-        <w:ind w:left="340" w:right="340"/>
-      </w:pPr>
+        <w:keepNext/>
+        <w:spacing w:before="320" w:after="20"/>
+        <w:jc w:val="center"/>
+      </w:pPr>
+      <w:r>
+        <w:rPr>
+          <w:rFonts w:ascii="Georgia" w:hAnsi="Georgia" w:cs="Georgia"/>
+          <w:b/>
+          <w:color w:val="8B2020"/>
+          <w:sz w:val="26"/>
+        </w:rPr>
+        <w:t>BOSS: Davy Jones, Captain of the Flying Dutchman</w:t>
+      </w:r>
+    </w:p>
+    <w:p>
+      <w:pPr>
+        <w:keepNext/>
+        <w:spacing w:after="120"/>
+        <w:jc w:val="center"/>
+      </w:pPr>
+      <w:r>
+        <w:rPr>
+          <w:rFonts w:ascii="Georgia" w:hAnsi="Georgia" w:cs="Georgia"/>
+          <w:color w:val="888888"/>
+          <w:sz w:val="18"/>
+        </w:rPr>
+        <w:t>The captain's chambers ✦ Difficulty: Boss duel ✦ Davy Jones alone, with the room fighting for him</w:t>
+      </w:r>
+    </w:p>
+    <w:tbl>
+      <w:tblPr>
+        <w:tblW w:type="auto" w:w="0"/>
+        <w:jc w:val="center"/>
+        <w:tblLayout w:type="fixed"/>
+        <w:tblLook w:firstColumn="1" w:firstRow="1" w:lastColumn="0" w:lastRow="0" w:noHBand="0" w:noVBand="1" w:val="04A0"/>
+        <w:tblCellMar>
+          <w:left w:w="110" w:type="dxa"/>
+          <w:right w:w="110" w:type="dxa"/>
+          <w:top w:w="60" w:type="dxa"/>
+          <w:bottom w:w="80" w:type="dxa"/>
+        </w:tblCellMar>
+        <w:tblBorders>
+          <w:top w:val="single" w:sz="8" w:space="0" w:color="8B2020"/>
+          <w:left w:val="single" w:sz="8" w:space="0" w:color="8B2020"/>
+          <w:bottom w:val="single" w:sz="8" w:space="0" w:color="8B2020"/>
+          <w:right w:val="single" w:sz="8" w:space="0" w:color="8B2020"/>
+          <w:insideH w:val="single" w:sz="8" w:space="0" w:color="8B2020"/>
+          <w:insideV w:val="single" w:sz="8" w:space="0" w:color="8B2020"/>
+        </w:tblBorders>
+      </w:tblPr>
+      <w:tblGrid>
+        <w:gridCol w:w="9360"/>
+      </w:tblGrid>
+      <w:tr>
+        <w:trPr>
+          <w:cantSplit/>
+        </w:trPr>
+        <w:tc>
+          <w:tcPr>
+            <w:tcW w:type="dxa" w:w="9072"/>
+          </w:tcPr>
+          <w:p>
+            <w:pPr>
+              <w:shd w:val="clear" w:color="auto" w:fill="8B2020"/>
+              <w:spacing w:before="0" w:after="20"/>
+            </w:pPr>
+            <w:r>
+              <w:rPr>
+                <w:rFonts w:ascii="Georgia" w:hAnsi="Georgia" w:cs="Georgia"/>
+                <w:b/>
+                <w:color w:val="FFFFFF"/>
+                <w:sz w:val="22"/>
+              </w:rPr>
+              <w:t>DAVY JONES, CAPTAIN OF THE FLYING DUTCHMAN</w:t>
+            </w:r>
+          </w:p>
+          <w:p>
+            <w:pPr>
+              <w:spacing w:after="40"/>
+            </w:pPr>
+            <w:r>
+              <w:rPr>
+                <w:rFonts w:ascii="Georgia" w:hAnsi="Georgia" w:cs="Georgia"/>
+                <w:i/>
+                <w:color w:val="8B2020"/>
+                <w:sz w:val="16"/>
+              </w:rPr>
+              <w:t>Medium undead (formerly humanoid) ✦ CR 6 (2,300 XP) ✦ solo boss</w:t>
+            </w:r>
+          </w:p>
+          <w:p>
+            <w:pPr>
+              <w:spacing w:after="60"/>
+              <w:jc w:val="center"/>
+            </w:pPr>
+            <w:r>
+              <w:drawing>
+                <wp:inline xmlns:a="http://schemas.openxmlformats.org/drawingml/2006/main" xmlns:pic="http://schemas.openxmlformats.org/drawingml/2006/picture">
+                  <wp:extent cx="2926080" cy="2926080"/>
+                  <wp:docPr id="17" name="Picture 17"/>
+                  <wp:cNvGraphicFramePr>
+                    <a:graphicFrameLocks noChangeAspect="1"/>
+                  </wp:cNvGraphicFramePr>
+                  <a:graphic>
+                    <a:graphicData uri="http://schemas.openxmlformats.org/drawingml/2006/picture">
+                      <pic:pic>
+                        <pic:nvPicPr>
+                          <pic:cNvPr id="0" name="image.jpg"/>
+                          <pic:cNvPicPr/>
+                        </pic:nvPicPr>
+                        <pic:blipFill>
+                          <a:blip r:embed="rId16"/>
+                          <a:stretch>
+                            <a:fillRect/>
+                          </a:stretch>
+                        </pic:blipFill>
+                        <pic:spPr>
+                          <a:xfrm>
+                            <a:off x="0" y="0"/>
+                            <a:ext cx="2926080" cy="2926080"/>
+                          </a:xfrm>
+                          <a:prstGeom prst="rect"/>
+                        </pic:spPr>
+                      </pic:pic>
+                    </a:graphicData>
+                  </a:graphic>
+                </wp:inline>
+              </w:drawing>
+            </w:r>
+          </w:p>
+          <w:p>
+            <w:pPr>
+              <w:spacing w:after="20"/>
+            </w:pPr>
+            <w:r>
+              <w:rPr>
+                <w:rFonts w:ascii="Georgia" w:hAnsi="Georgia" w:cs="Georgia"/>
+                <w:b/>
+                <w:i w:val="0"/>
+                <w:color w:val="222222"/>
+                <w:sz w:val="15"/>
+              </w:rPr>
+              <w:t>AC</w:t>
+            </w:r>
+            <w:r>
+              <w:rPr>
+                <w:rFonts w:ascii="Georgia" w:hAnsi="Georgia" w:cs="Georgia"/>
+                <w:b w:val="0"/>
+                <w:i w:val="0"/>
+                <w:color w:val="222222"/>
+                <w:sz w:val="15"/>
+              </w:rPr>
+              <w:t xml:space="preserve"> 17 (Barnacle Armor)  </w:t>
+            </w:r>
+            <w:r>
+              <w:rPr>
+                <w:rFonts w:ascii="Georgia" w:hAnsi="Georgia" w:cs="Georgia"/>
+                <w:b/>
+                <w:i w:val="0"/>
+                <w:color w:val="222222"/>
+                <w:sz w:val="15"/>
+              </w:rPr>
+              <w:t>HP</w:t>
+            </w:r>
+            <w:r>
+              <w:rPr>
+                <w:rFonts w:ascii="Georgia" w:hAnsi="Georgia" w:cs="Georgia"/>
+                <w:b w:val="0"/>
+                <w:i w:val="0"/>
+                <w:color w:val="222222"/>
+                <w:sz w:val="15"/>
+              </w:rPr>
+              <w:t xml:space="preserve"> 85 (10d10+30)  </w:t>
+            </w:r>
+            <w:r>
+              <w:rPr>
+                <w:rFonts w:ascii="Georgia" w:hAnsi="Georgia" w:cs="Georgia"/>
+                <w:b/>
+                <w:i w:val="0"/>
+                <w:color w:val="222222"/>
+                <w:sz w:val="15"/>
+              </w:rPr>
+              <w:t>Speed</w:t>
+            </w:r>
+            <w:r>
+              <w:rPr>
+                <w:rFonts w:ascii="Georgia" w:hAnsi="Georgia" w:cs="Georgia"/>
+                <w:b w:val="0"/>
+                <w:i w:val="0"/>
+                <w:color w:val="222222"/>
+                <w:sz w:val="15"/>
+              </w:rPr>
+              <w:t xml:space="preserve"> 30 ft, swim 30 ft</w:t>
+            </w:r>
+          </w:p>
+          <w:p>
+            <w:pPr>
+              <w:spacing w:after="20"/>
+            </w:pPr>
+            <w:r>
+              <w:rPr>
+                <w:rFonts w:ascii="Georgia" w:hAnsi="Georgia" w:cs="Georgia"/>
+                <w:b/>
+                <w:i w:val="0"/>
+                <w:color w:val="222222"/>
+                <w:sz w:val="15"/>
+              </w:rPr>
+              <w:t>STR</w:t>
+            </w:r>
+            <w:r>
+              <w:rPr>
+                <w:rFonts w:ascii="Georgia" w:hAnsi="Georgia" w:cs="Georgia"/>
+                <w:b w:val="0"/>
+                <w:i w:val="0"/>
+                <w:color w:val="222222"/>
+                <w:sz w:val="15"/>
+              </w:rPr>
+              <w:t xml:space="preserve"> 18  </w:t>
+            </w:r>
+            <w:r>
+              <w:rPr>
+                <w:rFonts w:ascii="Georgia" w:hAnsi="Georgia" w:cs="Georgia"/>
+                <w:b/>
+                <w:i w:val="0"/>
+                <w:color w:val="222222"/>
+                <w:sz w:val="15"/>
+              </w:rPr>
+              <w:t>DEX</w:t>
+            </w:r>
+            <w:r>
+              <w:rPr>
+                <w:rFonts w:ascii="Georgia" w:hAnsi="Georgia" w:cs="Georgia"/>
+                <w:b w:val="0"/>
+                <w:i w:val="0"/>
+                <w:color w:val="222222"/>
+                <w:sz w:val="15"/>
+              </w:rPr>
+              <w:t xml:space="preserve"> 12  </w:t>
+            </w:r>
+            <w:r>
+              <w:rPr>
+                <w:rFonts w:ascii="Georgia" w:hAnsi="Georgia" w:cs="Georgia"/>
+                <w:b/>
+                <w:i w:val="0"/>
+                <w:color w:val="222222"/>
+                <w:sz w:val="15"/>
+              </w:rPr>
+              <w:t>CON</w:t>
+            </w:r>
+            <w:r>
+              <w:rPr>
+                <w:rFonts w:ascii="Georgia" w:hAnsi="Georgia" w:cs="Georgia"/>
+                <w:b w:val="0"/>
+                <w:i w:val="0"/>
+                <w:color w:val="222222"/>
+                <w:sz w:val="15"/>
+              </w:rPr>
+              <w:t xml:space="preserve"> 16  </w:t>
+            </w:r>
+            <w:r>
+              <w:rPr>
+                <w:rFonts w:ascii="Georgia" w:hAnsi="Georgia" w:cs="Georgia"/>
+                <w:b/>
+                <w:i w:val="0"/>
+                <w:color w:val="222222"/>
+                <w:sz w:val="15"/>
+              </w:rPr>
+              <w:t>INT</w:t>
+            </w:r>
+            <w:r>
+              <w:rPr>
+                <w:rFonts w:ascii="Georgia" w:hAnsi="Georgia" w:cs="Georgia"/>
+                <w:b w:val="0"/>
+                <w:i w:val="0"/>
+                <w:color w:val="222222"/>
+                <w:sz w:val="15"/>
+              </w:rPr>
+              <w:t xml:space="preserve"> 14  </w:t>
+            </w:r>
+            <w:r>
+              <w:rPr>
+                <w:rFonts w:ascii="Georgia" w:hAnsi="Georgia" w:cs="Georgia"/>
+                <w:b/>
+                <w:i w:val="0"/>
+                <w:color w:val="222222"/>
+                <w:sz w:val="15"/>
+              </w:rPr>
+              <w:t>WIS</w:t>
+            </w:r>
+            <w:r>
+              <w:rPr>
+                <w:rFonts w:ascii="Georgia" w:hAnsi="Georgia" w:cs="Georgia"/>
+                <w:b w:val="0"/>
+                <w:i w:val="0"/>
+                <w:color w:val="222222"/>
+                <w:sz w:val="15"/>
+              </w:rPr>
+              <w:t xml:space="preserve"> 12  </w:t>
+            </w:r>
+            <w:r>
+              <w:rPr>
+                <w:rFonts w:ascii="Georgia" w:hAnsi="Georgia" w:cs="Georgia"/>
+                <w:b/>
+                <w:i w:val="0"/>
+                <w:color w:val="222222"/>
+                <w:sz w:val="15"/>
+              </w:rPr>
+              <w:t>CHA</w:t>
+            </w:r>
+            <w:r>
+              <w:rPr>
+                <w:rFonts w:ascii="Georgia" w:hAnsi="Georgia" w:cs="Georgia"/>
+                <w:b w:val="0"/>
+                <w:i w:val="0"/>
+                <w:color w:val="222222"/>
+                <w:sz w:val="15"/>
+              </w:rPr>
+              <w:t xml:space="preserve"> 16</w:t>
+            </w:r>
+          </w:p>
+          <w:p>
+            <w:pPr>
+              <w:spacing w:after="20"/>
+            </w:pPr>
+            <w:r>
+              <w:rPr>
+                <w:rFonts w:ascii="Georgia" w:hAnsi="Georgia" w:cs="Georgia"/>
+                <w:b/>
+                <w:i w:val="0"/>
+                <w:color w:val="222222"/>
+                <w:sz w:val="15"/>
+              </w:rPr>
+              <w:t>Saves</w:t>
+            </w:r>
+            <w:r>
+              <w:rPr>
+                <w:rFonts w:ascii="Georgia" w:hAnsi="Georgia" w:cs="Georgia"/>
+                <w:b w:val="0"/>
+                <w:i w:val="0"/>
+                <w:color w:val="222222"/>
+                <w:sz w:val="15"/>
+              </w:rPr>
+              <w:t xml:space="preserve"> Con +6, Wis +4, Cha +6  </w:t>
+            </w:r>
+            <w:r>
+              <w:rPr>
+                <w:rFonts w:ascii="Georgia" w:hAnsi="Georgia" w:cs="Georgia"/>
+                <w:b/>
+                <w:i w:val="0"/>
+                <w:color w:val="222222"/>
+                <w:sz w:val="15"/>
+              </w:rPr>
+              <w:t>Skills</w:t>
+            </w:r>
+            <w:r>
+              <w:rPr>
+                <w:rFonts w:ascii="Georgia" w:hAnsi="Georgia" w:cs="Georgia"/>
+                <w:b w:val="0"/>
+                <w:i w:val="0"/>
+                <w:color w:val="222222"/>
+                <w:sz w:val="15"/>
+              </w:rPr>
+              <w:t xml:space="preserve"> Intimidation +6, Athletics +7, Perception +4</w:t>
+            </w:r>
+          </w:p>
+          <w:p>
+            <w:pPr>
+              <w:spacing w:after="20"/>
+            </w:pPr>
+            <w:r>
+              <w:rPr>
+                <w:rFonts w:ascii="Georgia" w:hAnsi="Georgia" w:cs="Georgia"/>
+                <w:b/>
+                <w:i w:val="0"/>
+                <w:color w:val="222222"/>
+                <w:sz w:val="15"/>
+              </w:rPr>
+              <w:t>Resist</w:t>
+            </w:r>
+            <w:r>
+              <w:rPr>
+                <w:rFonts w:ascii="Georgia" w:hAnsi="Georgia" w:cs="Georgia"/>
+                <w:b w:val="0"/>
+                <w:i w:val="0"/>
+                <w:color w:val="222222"/>
+                <w:sz w:val="15"/>
+              </w:rPr>
+              <w:t xml:space="preserve"> nonmagical B/P/S  </w:t>
+            </w:r>
+            <w:r>
+              <w:rPr>
+                <w:rFonts w:ascii="Georgia" w:hAnsi="Georgia" w:cs="Georgia"/>
+                <w:b/>
+                <w:i w:val="0"/>
+                <w:color w:val="222222"/>
+                <w:sz w:val="15"/>
+              </w:rPr>
+              <w:t>Imm. (cond)</w:t>
+            </w:r>
+            <w:r>
+              <w:rPr>
+                <w:rFonts w:ascii="Georgia" w:hAnsi="Georgia" w:cs="Georgia"/>
+                <w:b w:val="0"/>
+                <w:i w:val="0"/>
+                <w:color w:val="222222"/>
+                <w:sz w:val="15"/>
+              </w:rPr>
+              <w:t xml:space="preserve"> charmed, frightened, poisoned, exhaustion</w:t>
+            </w:r>
+          </w:p>
+          <w:p>
+            <w:pPr>
+              <w:spacing w:after="20"/>
+            </w:pPr>
+            <w:r>
+              <w:rPr>
+                <w:rFonts w:ascii="Georgia" w:hAnsi="Georgia" w:cs="Georgia"/>
+                <w:b/>
+                <w:i w:val="0"/>
+                <w:color w:val="222222"/>
+                <w:sz w:val="15"/>
+              </w:rPr>
+              <w:t>Senses</w:t>
+            </w:r>
+            <w:r>
+              <w:rPr>
+                <w:rFonts w:ascii="Georgia" w:hAnsi="Georgia" w:cs="Georgia"/>
+                <w:b w:val="0"/>
+                <w:i w:val="0"/>
+                <w:color w:val="222222"/>
+                <w:sz w:val="15"/>
+              </w:rPr>
+              <w:t xml:space="preserve"> darkvision 60 ft ✦ Amphibious</w:t>
+            </w:r>
+          </w:p>
+          <w:p>
+            <w:pPr>
+              <w:keepNext/>
+              <w:spacing w:before="60" w:after="20"/>
+            </w:pPr>
+            <w:r>
+              <w:rPr>
+                <w:rFonts w:ascii="Georgia" w:hAnsi="Georgia" w:cs="Georgia"/>
+                <w:b/>
+                <w:color w:val="8B2020"/>
+                <w:sz w:val="16"/>
+              </w:rPr>
+              <w:t>Traits</w:t>
+            </w:r>
+          </w:p>
+          <w:p>
+            <w:pPr>
+              <w:spacing w:after="20"/>
+            </w:pPr>
+            <w:r>
+              <w:rPr>
+                <w:rFonts w:ascii="Georgia" w:hAnsi="Georgia" w:cs="Georgia"/>
+                <w:b/>
+                <w:i/>
+                <w:color w:val="222222"/>
+                <w:sz w:val="15"/>
+              </w:rPr>
+              <w:t xml:space="preserve">Barnacle Armor. </w:t>
+            </w:r>
+            <w:r>
+              <w:rPr>
+                <w:rFonts w:ascii="Georgia" w:hAnsi="Georgia" w:cs="Georgia"/>
+                <w:b w:val="0"/>
+                <w:i w:val="0"/>
+                <w:color w:val="222222"/>
+                <w:sz w:val="15"/>
+              </w:rPr>
+              <w:t>Nonmagical melee attacks against him deal half damage.</w:t>
+            </w:r>
+          </w:p>
+          <w:p>
+            <w:pPr>
+              <w:spacing w:after="20"/>
+            </w:pPr>
+            <w:r>
+              <w:rPr>
+                <w:rFonts w:ascii="Georgia" w:hAnsi="Georgia" w:cs="Georgia"/>
+                <w:b/>
+                <w:i/>
+                <w:color w:val="222222"/>
+                <w:sz w:val="15"/>
+              </w:rPr>
+              <w:t xml:space="preserve">Legendary Resistance (3/Day). </w:t>
+            </w:r>
+            <w:r>
+              <w:rPr>
+                <w:rFonts w:ascii="Georgia" w:hAnsi="Georgia" w:cs="Georgia"/>
+                <w:b w:val="0"/>
+                <w:i w:val="0"/>
+                <w:color w:val="222222"/>
+                <w:sz w:val="15"/>
+              </w:rPr>
+              <w:t>If Davy fails a save, he can choose to succeed instead.</w:t>
+            </w:r>
+          </w:p>
+          <w:p>
+            <w:pPr>
+              <w:keepNext/>
+              <w:spacing w:before="60" w:after="20"/>
+            </w:pPr>
+            <w:r>
+              <w:rPr>
+                <w:rFonts w:ascii="Georgia" w:hAnsi="Georgia" w:cs="Georgia"/>
+                <w:b/>
+                <w:color w:val="8B2020"/>
+                <w:sz w:val="16"/>
+              </w:rPr>
+              <w:t>Actions</w:t>
+            </w:r>
+          </w:p>
+          <w:p>
+            <w:pPr>
+              <w:spacing w:after="20"/>
+            </w:pPr>
+            <w:r>
+              <w:rPr>
+                <w:rFonts w:ascii="Georgia" w:hAnsi="Georgia" w:cs="Georgia"/>
+                <w:b/>
+                <w:i/>
+                <w:color w:val="222222"/>
+                <w:sz w:val="15"/>
+              </w:rPr>
+              <w:t xml:space="preserve">Multiattack. </w:t>
+            </w:r>
+            <w:r>
+              <w:rPr>
+                <w:rFonts w:ascii="Georgia" w:hAnsi="Georgia" w:cs="Georgia"/>
+                <w:b w:val="0"/>
+                <w:i w:val="0"/>
+                <w:color w:val="222222"/>
+                <w:sz w:val="15"/>
+              </w:rPr>
+              <w:t>Two Tentacle Slams and one Hook Strike.</w:t>
+            </w:r>
+          </w:p>
+          <w:p>
+            <w:pPr>
+              <w:spacing w:after="20"/>
+            </w:pPr>
+            <w:r>
+              <w:rPr>
+                <w:rFonts w:ascii="Georgia" w:hAnsi="Georgia" w:cs="Georgia"/>
+                <w:b/>
+                <w:i/>
+                <w:color w:val="222222"/>
+                <w:sz w:val="15"/>
+              </w:rPr>
+              <w:t xml:space="preserve">Tentacle Slam. </w:t>
+            </w:r>
+            <w:r>
+              <w:rPr>
+                <w:rFonts w:ascii="Georgia" w:hAnsi="Georgia" w:cs="Georgia"/>
+                <w:b w:val="0"/>
+                <w:i w:val="0"/>
+                <w:color w:val="222222"/>
+                <w:sz w:val="15"/>
+              </w:rPr>
+              <w:t xml:space="preserve">+7 to hit, reach 10 ft. </w:t>
+            </w:r>
+            <w:r>
+              <w:rPr>
+                <w:rFonts w:ascii="Georgia" w:hAnsi="Georgia" w:cs="Georgia"/>
+                <w:b w:val="0"/>
+                <w:i/>
+                <w:color w:val="222222"/>
+                <w:sz w:val="15"/>
+              </w:rPr>
+              <w:t>Hit:</w:t>
+            </w:r>
+            <w:r>
+              <w:rPr>
+                <w:rFonts w:ascii="Georgia" w:hAnsi="Georgia" w:cs="Georgia"/>
+                <w:b w:val="0"/>
+                <w:i w:val="0"/>
+                <w:color w:val="222222"/>
+                <w:sz w:val="15"/>
+              </w:rPr>
+              <w:t xml:space="preserve"> 10 (2d6+4) bludgeoning, and the target is grappled (escape DC 15).</w:t>
+            </w:r>
+          </w:p>
+          <w:p>
+            <w:pPr>
+              <w:spacing w:after="20"/>
+            </w:pPr>
+            <w:r>
+              <w:rPr>
+                <w:rFonts w:ascii="Georgia" w:hAnsi="Georgia" w:cs="Georgia"/>
+                <w:b/>
+                <w:i/>
+                <w:color w:val="222222"/>
+                <w:sz w:val="15"/>
+              </w:rPr>
+              <w:t xml:space="preserve">Hook Strike. </w:t>
+            </w:r>
+            <w:r>
+              <w:rPr>
+                <w:rFonts w:ascii="Georgia" w:hAnsi="Georgia" w:cs="Georgia"/>
+                <w:b w:val="0"/>
+                <w:i w:val="0"/>
+                <w:color w:val="222222"/>
+                <w:sz w:val="15"/>
+              </w:rPr>
+              <w:t xml:space="preserve">+7 to hit, reach 5 ft. </w:t>
+            </w:r>
+            <w:r>
+              <w:rPr>
+                <w:rFonts w:ascii="Georgia" w:hAnsi="Georgia" w:cs="Georgia"/>
+                <w:b w:val="0"/>
+                <w:i/>
+                <w:color w:val="222222"/>
+                <w:sz w:val="15"/>
+              </w:rPr>
+              <w:t>Hit:</w:t>
+            </w:r>
+            <w:r>
+              <w:rPr>
+                <w:rFonts w:ascii="Georgia" w:hAnsi="Georgia" w:cs="Georgia"/>
+                <w:b w:val="0"/>
+                <w:i w:val="0"/>
+                <w:color w:val="222222"/>
+                <w:sz w:val="15"/>
+              </w:rPr>
+              <w:t xml:space="preserve"> 8 (1d6+4) piercing plus 7 (2d6) necrotic.</w:t>
+            </w:r>
+          </w:p>
+          <w:p>
+            <w:pPr>
+              <w:spacing w:after="20"/>
+            </w:pPr>
+            <w:r>
+              <w:rPr>
+                <w:rFonts w:ascii="Georgia" w:hAnsi="Georgia" w:cs="Georgia"/>
+                <w:b/>
+                <w:i/>
+                <w:color w:val="222222"/>
+                <w:sz w:val="15"/>
+              </w:rPr>
+              <w:t xml:space="preserve">Soul Siphon (Recharge 5-6). </w:t>
+            </w:r>
+            <w:r>
+              <w:rPr>
+                <w:rFonts w:ascii="Georgia" w:hAnsi="Georgia" w:cs="Georgia"/>
+                <w:b w:val="0"/>
+                <w:i w:val="0"/>
+                <w:color w:val="222222"/>
+                <w:sz w:val="15"/>
+              </w:rPr>
+              <w:t>One creature makes a DC 14 Con save or takes 18 (4d8) psychic; Davy heals half the damage dealt. A hero may use their Reaction to intercept damage aimed at the Essence Sphere.</w:t>
+            </w:r>
+          </w:p>
+          <w:p>
+            <w:pPr>
+              <w:keepNext/>
+              <w:spacing w:before="60" w:after="20"/>
+            </w:pPr>
+            <w:r>
+              <w:rPr>
+                <w:rFonts w:ascii="Georgia" w:hAnsi="Georgia" w:cs="Georgia"/>
+                <w:b/>
+                <w:color w:val="8B2020"/>
+                <w:sz w:val="16"/>
+              </w:rPr>
+              <w:t>Legendary Actions</w:t>
+            </w:r>
+          </w:p>
+          <w:p>
+            <w:pPr>
+              <w:spacing w:after="20"/>
+            </w:pPr>
+            <w:r>
+              <w:rPr>
+                <w:rFonts w:ascii="Georgia" w:hAnsi="Georgia" w:cs="Georgia"/>
+                <w:b w:val="0"/>
+                <w:i w:val="0"/>
+                <w:color w:val="222222"/>
+                <w:sz w:val="15"/>
+              </w:rPr>
+              <w:t>Davy takes 2 legendary actions each round, one at a time, at the end of another creature's turn.</w:t>
+            </w:r>
+          </w:p>
+          <w:p>
+            <w:pPr>
+              <w:spacing w:after="20"/>
+            </w:pPr>
+            <w:r>
+              <w:rPr>
+                <w:rFonts w:ascii="Georgia" w:hAnsi="Georgia" w:cs="Georgia"/>
+                <w:b/>
+                <w:i/>
+                <w:color w:val="222222"/>
+                <w:sz w:val="15"/>
+              </w:rPr>
+              <w:t xml:space="preserve">Tentacle Strike. </w:t>
+            </w:r>
+            <w:r>
+              <w:rPr>
+                <w:rFonts w:ascii="Georgia" w:hAnsi="Georgia" w:cs="Georgia"/>
+                <w:b w:val="0"/>
+                <w:i w:val="0"/>
+                <w:color w:val="222222"/>
+                <w:sz w:val="15"/>
+              </w:rPr>
+              <w:t>Davy makes one Tentacle Slam.</w:t>
+            </w:r>
+          </w:p>
+          <w:p>
+            <w:pPr>
+              <w:spacing w:after="20"/>
+            </w:pPr>
+            <w:r>
+              <w:rPr>
+                <w:rFonts w:ascii="Georgia" w:hAnsi="Georgia" w:cs="Georgia"/>
+                <w:b/>
+                <w:i/>
+                <w:color w:val="222222"/>
+                <w:sz w:val="15"/>
+              </w:rPr>
+              <w:t xml:space="preserve">Raise Tide (Costs 2 Actions). </w:t>
+            </w:r>
+            <w:r>
+              <w:rPr>
+                <w:rFonts w:ascii="Georgia" w:hAnsi="Georgia" w:cs="Georgia"/>
+                <w:b w:val="0"/>
+                <w:i w:val="0"/>
+                <w:color w:val="222222"/>
+                <w:sz w:val="15"/>
+              </w:rPr>
+              <w:t>A 20-ft line; DC 14 Dex save or 13 (3d8) bludgeoning.</w:t>
+            </w:r>
+          </w:p>
+        </w:tc>
+      </w:tr>
+    </w:tbl>
+    <w:p>
+      <w:pPr>
+        <w:spacing w:after="40"/>
+      </w:pPr>
+    </w:p>
+    <w:p>
+      <w:pPr>
+        <w:spacing w:before="40" w:after="160"/>
+      </w:pPr>
+      <w:r>
+        <w:rPr>
+          <w:rFonts w:ascii="Georgia" w:hAnsi="Georgia" w:cs="Georgia"/>
+          <w:b/>
+          <w:color w:val="8B2020"/>
+          <w:sz w:val="18"/>
+        </w:rPr>
+        <w:t xml:space="preserve">Tactics: </w:t>
+      </w:r>
       <w:r>
         <w:rPr>
           <w:rFonts w:ascii="Georgia" w:hAnsi="Georgia" w:cs="Georgia"/>
           <w:b w:val="0"/>
-          <w:i w:val="0"/>
+          <w:i/>
           <w:color w:val="222222"/>
           <w:sz w:val="18"/>
         </w:rPr>
-        <w:t>Saves Dex +5, Cha +4; resistant fire, lightning; immune to frightened.</w:t>
-      </w:r>
-    </w:p>
-    <w:p>
-      <w:pPr>
-        <w:pBdr>
-          <w:left w:val="single" w:sz="18" w:space="12" w:color="8B2020"/>
-        </w:pBdr>
-        <w:shd w:val="clear" w:color="auto" w:fill="FCF6F6"/>
-        <w:spacing w:before="30" w:after="70"/>
-        <w:ind w:left="340" w:right="340"/>
-      </w:pPr>
-      <w:r>
-        <w:rPr>
-          <w:rFonts w:ascii="Georgia" w:hAnsi="Georgia" w:cs="Georgia"/>
-          <w:b/>
-          <w:i w:val="0"/>
-          <w:color w:val="222222"/>
-          <w:sz w:val="18"/>
-        </w:rPr>
-        <w:t>Sneak Attack (1/turn).</w:t>
-      </w:r>
-      <w:r>
-        <w:rPr>
-          <w:rFonts w:ascii="Georgia" w:hAnsi="Georgia" w:cs="Georgia"/>
-          <w:b w:val="0"/>
-          <w:i w:val="0"/>
-          <w:color w:val="222222"/>
-          <w:sz w:val="18"/>
-        </w:rPr>
-        <w:t xml:space="preserve"> +2d6 with advantage or an adjacent ally. </w:t>
-      </w:r>
-      <w:r>
-        <w:rPr>
-          <w:rFonts w:ascii="Georgia" w:hAnsi="Georgia" w:cs="Georgia"/>
-          <w:b/>
-          <w:i w:val="0"/>
-          <w:color w:val="222222"/>
-          <w:sz w:val="18"/>
-        </w:rPr>
-        <w:t>Parry.</w:t>
-      </w:r>
-      <w:r>
-        <w:rPr>
-          <w:rFonts w:ascii="Georgia" w:hAnsi="Georgia" w:cs="Georgia"/>
-          <w:b w:val="0"/>
-          <w:i w:val="0"/>
-          <w:color w:val="222222"/>
-          <w:sz w:val="18"/>
-        </w:rPr>
-        <w:t xml:space="preserve"> +2 AC against one melee attack.</w:t>
-      </w:r>
-    </w:p>
-    <w:p>
-      <w:pPr>
-        <w:pBdr>
-          <w:left w:val="single" w:sz="18" w:space="12" w:color="8B2020"/>
-        </w:pBdr>
-        <w:shd w:val="clear" w:color="auto" w:fill="FCF6F6"/>
-        <w:spacing w:before="30" w:after="70"/>
-        <w:ind w:left="340" w:right="340"/>
-      </w:pPr>
-      <w:r>
-        <w:rPr>
-          <w:rFonts w:ascii="Georgia" w:hAnsi="Georgia" w:cs="Georgia"/>
-          <w:b/>
-          <w:i w:val="0"/>
-          <w:color w:val="222222"/>
-          <w:sz w:val="18"/>
-        </w:rPr>
-        <w:t>Multiattack.</w:t>
-      </w:r>
-      <w:r>
-        <w:rPr>
-          <w:rFonts w:ascii="Georgia" w:hAnsi="Georgia" w:cs="Georgia"/>
-          <w:b w:val="0"/>
-          <w:i w:val="0"/>
-          <w:color w:val="222222"/>
-          <w:sz w:val="18"/>
-        </w:rPr>
-        <w:t xml:space="preserve"> Two Arcane Sabers: +5, 1d8 + 3 slashing plus 1d6 force.</w:t>
-      </w:r>
-    </w:p>
-    <w:p>
-      <w:pPr>
-        <w:pBdr>
-          <w:left w:val="single" w:sz="18" w:space="12" w:color="8B2020"/>
-        </w:pBdr>
-        <w:shd w:val="clear" w:color="auto" w:fill="FCF6F6"/>
-        <w:spacing w:before="30" w:after="70"/>
-        <w:ind w:left="340" w:right="340"/>
-      </w:pPr>
-      <w:r>
-        <w:rPr>
-          <w:rFonts w:ascii="Georgia" w:hAnsi="Georgia" w:cs="Georgia"/>
-          <w:b/>
-          <w:i w:val="0"/>
-          <w:color w:val="222222"/>
-          <w:sz w:val="18"/>
-        </w:rPr>
-        <w:t>Riposte (Recharge 5-6).</w:t>
-      </w:r>
-      <w:r>
-        <w:rPr>
-          <w:rFonts w:ascii="Georgia" w:hAnsi="Georgia" w:cs="Georgia"/>
-          <w:b w:val="0"/>
-          <w:i w:val="0"/>
-          <w:color w:val="222222"/>
-          <w:sz w:val="18"/>
-        </w:rPr>
-        <w:t xml:space="preserve"> Reaction attack after a missed melee attack.</w:t>
-      </w:r>
-    </w:p>
-    <w:p>
-      <w:pPr>
-        <w:keepNext/>
-        <w:pBdr>
-          <w:left w:val="single" w:sz="18" w:space="12" w:color="8B2020"/>
-        </w:pBdr>
-        <w:shd w:val="clear" w:color="auto" w:fill="FCF6F6"/>
-        <w:spacing w:before="30" w:after="70"/>
-        <w:ind w:left="340" w:right="340"/>
-      </w:pPr>
-      <w:r>
-        <w:rPr>
-          <w:rFonts w:ascii="Georgia" w:hAnsi="Georgia" w:cs="Georgia"/>
-          <w:b/>
-          <w:color w:val="8B2020"/>
-          <w:sz w:val="22"/>
-        </w:rPr>
-        <w:t>Ghost-Light Engineer</w:t>
-      </w:r>
-    </w:p>
-    <w:p>
-      <w:pPr>
-        <w:pBdr>
-          <w:left w:val="single" w:sz="18" w:space="12" w:color="8B2020"/>
-        </w:pBdr>
-        <w:shd w:val="clear" w:color="auto" w:fill="FCF6F6"/>
-        <w:spacing w:before="30" w:after="70"/>
-        <w:ind w:left="340" w:right="340"/>
-      </w:pPr>
-      <w:r>
-        <w:rPr>
-          <w:rFonts w:ascii="Georgia" w:hAnsi="Georgia" w:cs="Georgia"/>
-          <w:b w:val="0"/>
-          <w:i w:val="0"/>
-          <w:color w:val="222222"/>
-          <w:sz w:val="18"/>
-        </w:rPr>
-        <w:t xml:space="preserve">Tiny undead, neutral evil. </w:t>
-      </w:r>
-      <w:r>
-        <w:rPr>
-          <w:rFonts w:ascii="Georgia" w:hAnsi="Georgia" w:cs="Georgia"/>
-          <w:b/>
-          <w:i w:val="0"/>
-          <w:color w:val="222222"/>
-          <w:sz w:val="18"/>
-        </w:rPr>
-        <w:t>CR 2</w:t>
-      </w:r>
-      <w:r>
-        <w:rPr>
-          <w:rFonts w:ascii="Georgia" w:hAnsi="Georgia" w:cs="Georgia"/>
-          <w:b w:val="0"/>
-          <w:i w:val="0"/>
-          <w:color w:val="222222"/>
-          <w:sz w:val="18"/>
-        </w:rPr>
-        <w:t xml:space="preserve">. AC 15 (natural armor), HP 27 (6d4 + 12), fly 50 ft. (hover). </w:t>
-      </w:r>
-      <w:r>
-        <w:rPr>
-          <w:rFonts w:ascii="Georgia" w:hAnsi="Georgia" w:cs="Georgia"/>
-          <w:b/>
-          <w:i w:val="0"/>
-          <w:color w:val="222222"/>
-          <w:sz w:val="18"/>
-        </w:rPr>
-        <w:t>Vulnerable to cold.</w:t>
-      </w:r>
-    </w:p>
-    <w:p>
-      <w:pPr>
-        <w:pBdr>
-          <w:left w:val="single" w:sz="18" w:space="12" w:color="8B2020"/>
-        </w:pBdr>
-        <w:shd w:val="clear" w:color="auto" w:fill="FCF6F6"/>
-        <w:spacing w:before="30" w:after="70"/>
-        <w:ind w:left="340" w:right="340"/>
-      </w:pPr>
-      <w:r>
-        <w:rPr>
-          <w:rFonts w:ascii="Georgia" w:hAnsi="Georgia" w:cs="Georgia"/>
-          <w:b w:val="0"/>
-          <w:i w:val="0"/>
-          <w:color w:val="222222"/>
-          <w:sz w:val="18"/>
-        </w:rPr>
-        <w:t>Immune to necrotic, poison, psychic; resistant to nonmagical B/P/S, acid, fire, lightning, thunder.</w:t>
-      </w:r>
-    </w:p>
-    <w:p>
-      <w:pPr>
-        <w:pBdr>
-          <w:left w:val="single" w:sz="18" w:space="12" w:color="8B2020"/>
-        </w:pBdr>
-        <w:shd w:val="clear" w:color="auto" w:fill="FCF6F6"/>
-        <w:spacing w:before="30" w:after="70"/>
-        <w:ind w:left="340" w:right="340"/>
-      </w:pPr>
-      <w:r>
-        <w:rPr>
-          <w:rFonts w:ascii="Georgia" w:hAnsi="Georgia" w:cs="Georgia"/>
-          <w:b/>
-          <w:i w:val="0"/>
-          <w:color w:val="222222"/>
-          <w:sz w:val="18"/>
-        </w:rPr>
-        <w:t>Invisibility (Recharge 4-6).</w:t>
-      </w:r>
-      <w:r>
-        <w:rPr>
-          <w:rFonts w:ascii="Georgia" w:hAnsi="Georgia" w:cs="Georgia"/>
-          <w:b w:val="0"/>
-          <w:i w:val="0"/>
-          <w:color w:val="222222"/>
-          <w:sz w:val="18"/>
-        </w:rPr>
-        <w:t xml:space="preserve"> Invisible until it attacks or casts; its Glowing Core still shines faintly within 5 ft.</w:t>
-      </w:r>
-    </w:p>
-    <w:p>
-      <w:pPr>
-        <w:pBdr>
-          <w:left w:val="single" w:sz="18" w:space="12" w:color="8B2020"/>
-        </w:pBdr>
-        <w:shd w:val="clear" w:color="auto" w:fill="FCF6F6"/>
-        <w:spacing w:before="30" w:after="70"/>
-        <w:ind w:left="340" w:right="340"/>
-      </w:pPr>
-      <w:r>
-        <w:rPr>
-          <w:rFonts w:ascii="Georgia" w:hAnsi="Georgia" w:cs="Georgia"/>
-          <w:b/>
-          <w:i w:val="0"/>
-          <w:color w:val="222222"/>
-          <w:sz w:val="18"/>
-        </w:rPr>
-        <w:t>Shock Touch.</w:t>
-      </w:r>
-      <w:r>
-        <w:rPr>
-          <w:rFonts w:ascii="Georgia" w:hAnsi="Georgia" w:cs="Georgia"/>
-          <w:b w:val="0"/>
-          <w:i w:val="0"/>
-          <w:color w:val="222222"/>
-          <w:sz w:val="18"/>
-        </w:rPr>
-        <w:t xml:space="preserve"> +6, 2d6 + 2 lightning. </w:t>
-      </w:r>
-      <w:r>
-        <w:rPr>
-          <w:rFonts w:ascii="Georgia" w:hAnsi="Georgia" w:cs="Georgia"/>
-          <w:b/>
-          <w:i w:val="0"/>
-          <w:color w:val="222222"/>
-          <w:sz w:val="18"/>
-        </w:rPr>
-        <w:t>Arcane Pulse (Recharge 5-6).</w:t>
-      </w:r>
-      <w:r>
-        <w:rPr>
-          <w:rFonts w:ascii="Georgia" w:hAnsi="Georgia" w:cs="Georgia"/>
-          <w:b w:val="0"/>
-          <w:i w:val="0"/>
-          <w:color w:val="222222"/>
-          <w:sz w:val="18"/>
-        </w:rPr>
-        <w:t xml:space="preserve"> 10-ft. cone, 4d6 force, DC 13 Dex half.</w:t>
-      </w:r>
-    </w:p>
-    <w:p>
-      <w:pPr>
-        <w:pBdr>
-          <w:left w:val="single" w:sz="18" w:space="12" w:color="8B2020"/>
-        </w:pBdr>
-        <w:shd w:val="clear" w:color="auto" w:fill="FCF6F6"/>
-        <w:spacing w:before="30" w:after="70"/>
-        <w:ind w:left="340" w:right="340"/>
-      </w:pPr>
-      <w:r>
-        <w:rPr>
-          <w:rFonts w:ascii="Georgia" w:hAnsi="Georgia" w:cs="Georgia"/>
-          <w:b/>
-          <w:i w:val="0"/>
-          <w:color w:val="222222"/>
-          <w:sz w:val="18"/>
-        </w:rPr>
-        <w:t>Engineered Reflexes (Reaction).</w:t>
-      </w:r>
-      <w:r>
-        <w:rPr>
-          <w:rFonts w:ascii="Georgia" w:hAnsi="Georgia" w:cs="Georgia"/>
-          <w:b w:val="0"/>
-          <w:i w:val="0"/>
-          <w:color w:val="222222"/>
-          <w:sz w:val="18"/>
-        </w:rPr>
-        <w:t xml:space="preserve"> Halves the damage from one attack or spell.</w:t>
+        <w:t>Alone on his dais, and the room fights for him: sea-fog creeps in at the start of each round (start your turn in it, DC 13 Wis or disadvantage on attack rolls), and the barnacle-rimmed planks bite within 5 feet of the dais (end of turn, Acrobatics DC 12 or 1d6 slashing). He opens with tentacles at reach and saves Soul Siphon for whoever guards the Sphere; each time, let a hero throw themselves in the way. At half strength he only laughs louder. He is destroyed for good this time: no mist, no return.</w:t>
       </w:r>
     </w:p>
     <w:sectPr>

--- a/sessions/session_05_curse_of_davy_jones.docx
+++ b/sessions/session_05_curse_of_davy_jones.docx
@@ -7032,7 +7032,9 @@
         </w:tblBorders>
       </w:tblPr>
       <w:tblGrid>
-        <w:gridCol w:w="9360"/>
+        <w:gridCol w:w="3120"/>
+        <w:gridCol w:w="3120"/>
+        <w:gridCol w:w="3120"/>
       </w:tblGrid>
       <w:tr>
         <w:trPr>
@@ -7040,7 +7042,7 @@
         </w:trPr>
         <w:tc>
           <w:tcPr>
-            <w:tcW w:type="dxa" w:w="9072"/>
+            <w:tcW w:type="dxa" w:w="3024"/>
           </w:tcPr>
           <w:p>
             <w:pPr>
@@ -7079,7 +7081,7 @@
             <w:r>
               <w:drawing>
                 <wp:inline xmlns:a="http://schemas.openxmlformats.org/drawingml/2006/main" xmlns:pic="http://schemas.openxmlformats.org/drawingml/2006/picture">
-                  <wp:extent cx="2743200" cy="2743200"/>
+                  <wp:extent cx="1664208" cy="1664208"/>
                   <wp:docPr id="14" name="Picture 14"/>
                   <wp:cNvGraphicFramePr>
                     <a:graphicFrameLocks noChangeAspect="1"/>
@@ -7100,7 +7102,7 @@
                         <pic:spPr>
                           <a:xfrm>
                             <a:off x="0" y="0"/>
-                            <a:ext cx="2743200" cy="2743200"/>
+                            <a:ext cx="1664208" cy="1664208"/>
                           </a:xfrm>
                           <a:prstGeom prst="rect"/>
                         </pic:spPr>
@@ -7637,45 +7639,9 @@
             </w:r>
           </w:p>
         </w:tc>
-      </w:tr>
-    </w:tbl>
-    <w:p>
-      <w:pPr>
-        <w:spacing w:after="40"/>
-      </w:pPr>
-    </w:p>
-    <w:tbl>
-      <w:tblPr>
-        <w:tblW w:type="auto" w:w="0"/>
-        <w:jc w:val="center"/>
-        <w:tblLayout w:type="fixed"/>
-        <w:tblLook w:firstColumn="1" w:firstRow="1" w:lastColumn="0" w:lastRow="0" w:noHBand="0" w:noVBand="1" w:val="04A0"/>
-        <w:tblCellMar>
-          <w:left w:w="110" w:type="dxa"/>
-          <w:right w:w="110" w:type="dxa"/>
-          <w:top w:w="60" w:type="dxa"/>
-          <w:bottom w:w="80" w:type="dxa"/>
-        </w:tblCellMar>
-        <w:tblBorders>
-          <w:top w:val="single" w:sz="8" w:space="0" w:color="8B2020"/>
-          <w:left w:val="single" w:sz="8" w:space="0" w:color="8B2020"/>
-          <w:bottom w:val="single" w:sz="8" w:space="0" w:color="8B2020"/>
-          <w:right w:val="single" w:sz="8" w:space="0" w:color="8B2020"/>
-          <w:insideH w:val="single" w:sz="8" w:space="0" w:color="8B2020"/>
-          <w:insideV w:val="single" w:sz="8" w:space="0" w:color="8B2020"/>
-        </w:tblBorders>
-      </w:tblPr>
-      <w:tblGrid>
-        <w:gridCol w:w="4680"/>
-        <w:gridCol w:w="4680"/>
-      </w:tblGrid>
-      <w:tr>
-        <w:trPr>
-          <w:cantSplit/>
-        </w:trPr>
         <w:tc>
           <w:tcPr>
-            <w:tcW w:type="dxa" w:w="4536"/>
+            <w:tcW w:type="dxa" w:w="3024"/>
           </w:tcPr>
           <w:p>
             <w:pPr>
@@ -7714,7 +7680,7 @@
             <w:r>
               <w:drawing>
                 <wp:inline xmlns:a="http://schemas.openxmlformats.org/drawingml/2006/main" xmlns:pic="http://schemas.openxmlformats.org/drawingml/2006/picture">
-                  <wp:extent cx="2624328" cy="2624328"/>
+                  <wp:extent cx="1664208" cy="1664208"/>
                   <wp:docPr id="15" name="Picture 15"/>
                   <wp:cNvGraphicFramePr>
                     <a:graphicFrameLocks noChangeAspect="1"/>
@@ -7735,7 +7701,7 @@
                         <pic:spPr>
                           <a:xfrm>
                             <a:off x="0" y="0"/>
-                            <a:ext cx="2624328" cy="2624328"/>
+                            <a:ext cx="1664208" cy="1664208"/>
                           </a:xfrm>
                           <a:prstGeom prst="rect"/>
                         </pic:spPr>
@@ -8219,7 +8185,7 @@
         </w:tc>
         <w:tc>
           <w:tcPr>
-            <w:tcW w:type="dxa" w:w="4536"/>
+            <w:tcW w:type="dxa" w:w="3024"/>
           </w:tcPr>
           <w:p>
             <w:pPr>
@@ -8258,7 +8224,7 @@
             <w:r>
               <w:drawing>
                 <wp:inline xmlns:a="http://schemas.openxmlformats.org/drawingml/2006/main" xmlns:pic="http://schemas.openxmlformats.org/drawingml/2006/picture">
-                  <wp:extent cx="2624328" cy="2624328"/>
+                  <wp:extent cx="1664208" cy="1664208"/>
                   <wp:docPr id="16" name="Picture 16"/>
                   <wp:cNvGraphicFramePr>
                     <a:graphicFrameLocks noChangeAspect="1"/>
@@ -8279,7 +8245,7 @@
                         <pic:spPr>
                           <a:xfrm>
                             <a:off x="0" y="0"/>
-                            <a:ext cx="2624328" cy="2624328"/>
+                            <a:ext cx="1664208" cy="1664208"/>
                           </a:xfrm>
                           <a:prstGeom prst="rect"/>
                         </pic:spPr>

--- a/sessions/session_05_curse_of_davy_jones.docx
+++ b/sessions/session_05_curse_of_davy_jones.docx
@@ -1537,6 +1537,54 @@
           <w:sz w:val="21"/>
         </w:rPr>
         <w:t xml:space="preserve"> However bravely the crew fights, the maelstrom takes her in the end: the Stormwind capsizes, and the story continues underwater.</w:t>
+      </w:r>
+    </w:p>
+    <w:p>
+      <w:pPr>
+        <w:keepNext/>
+        <w:spacing w:before="200" w:after="20"/>
+        <w:ind w:left="500" w:right="500"/>
+        <w:pBdr>
+          <w:top w:val="double" w:sz="6" w:space="4" w:color="1F4D78"/>
+        </w:pBdr>
+      </w:pPr>
+      <w:r>
+        <w:rPr>
+          <w:rFonts w:ascii="Georgia" w:hAnsi="Georgia" w:cs="Georgia"/>
+          <w:b/>
+          <w:color w:val="1F4D78"/>
+          <w:sz w:val="16"/>
+        </w:rPr>
+        <w:t xml:space="preserve">✦ LORE OF ELARIA ✦  </w:t>
+      </w:r>
+      <w:r>
+        <w:rPr>
+          <w:rFonts w:ascii="Georgia" w:hAnsi="Georgia" w:cs="Georgia"/>
+          <w:b/>
+          <w:color w:val="1F4D78"/>
+          <w:sz w:val="19"/>
+        </w:rPr>
+        <w:t>The Legend of the Dutchman</w:t>
+      </w:r>
+    </w:p>
+    <w:p>
+      <w:pPr>
+        <w:keepLines/>
+        <w:spacing w:before="20" w:after="200"/>
+        <w:ind w:left="500" w:right="500"/>
+        <w:pBdr>
+          <w:bottom w:val="double" w:sz="6" w:space="4" w:color="1F4D78"/>
+        </w:pBdr>
+      </w:pPr>
+      <w:r>
+        <w:rPr>
+          <w:rFonts w:ascii="Georgia" w:hAnsi="Georgia" w:cs="Georgia"/>
+          <w:b w:val="0"/>
+          <w:i/>
+          <w:color w:val="222222"/>
+          <w:sz w:val="19"/>
+        </w:rPr>
+        <w:t>Every coast tells it differently, but the bones agree: a captain who could not bear to lose what he loved bargained with something in the deep water to keep it, and the bargain kept HIM instead. The old sailors' rule survives the legend: whatever the sea takes, let it go, or it will hold you to the letter of the trade.</w:t>
       </w:r>
     </w:p>
     <w:p>

--- a/sessions/session_05_curse_of_davy_jones.docx
+++ b/sessions/session_05_curse_of_davy_jones.docx
@@ -6998,11 +6998,6 @@
         </w:tc>
       </w:tr>
     </w:tbl>
-    <w:p>
-      <w:pPr>
-        <w:spacing w:after="40"/>
-      </w:pPr>
-    </w:p>
     <w:p>
       <w:pPr>
         <w:spacing w:before="40" w:after="160"/>
@@ -8779,11 +8774,6 @@
     </w:tbl>
     <w:p>
       <w:pPr>
-        <w:spacing w:after="40"/>
-      </w:pPr>
-    </w:p>
-    <w:p>
-      <w:pPr>
         <w:spacing w:before="40" w:after="160"/>
       </w:pPr>
       <w:r>
@@ -8900,18 +8890,24 @@
           </w:p>
           <w:p>
             <w:pPr>
-              <w:spacing w:after="60"/>
-              <w:jc w:val="center"/>
+              <w:spacing w:after="20"/>
             </w:pPr>
             <w:r>
               <w:drawing>
-                <wp:inline xmlns:a="http://schemas.openxmlformats.org/drawingml/2006/main" xmlns:pic="http://schemas.openxmlformats.org/drawingml/2006/picture">
-                  <wp:extent cx="2926080" cy="2926080"/>
+                <wp:anchor xmlns:a="http://schemas.openxmlformats.org/drawingml/2006/main" behindDoc="0" distT="91440" distB="100584" distL="201600" distR="201600" simplePos="0" locked="0" layoutInCell="1" allowOverlap="0" relativeHeight="2">
+                  <wp:simplePos x="0" y="0"/>
+                  <wp:positionH relativeFrom="column">
+                    <wp:align>right</wp:align>
+                  </wp:positionH>
+                  <wp:positionV relativeFrom="paragraph">
+                    <wp:posOffset>0</wp:posOffset>
+                  </wp:positionV>
+                  <wp:extent cx="2560320" cy="2560320"/>
+                  <wp:effectExtent l="0" t="0" r="0" b="0"/>
+                  <wp:wrapSquare wrapText="bothSides"/>
                   <wp:docPr id="17" name="Picture 17"/>
-                  <wp:cNvGraphicFramePr>
-                    <a:graphicFrameLocks noChangeAspect="1"/>
-                  </wp:cNvGraphicFramePr>
-                  <a:graphic>
+                  <wp:cNvGraphicFramePr/>
+                  <a:graphic xmlns:pic="http://schemas.openxmlformats.org/drawingml/2006/picture">
                     <a:graphicData uri="http://schemas.openxmlformats.org/drawingml/2006/picture">
                       <pic:pic>
                         <pic:nvPicPr>
@@ -8927,28 +8923,23 @@
                         <pic:spPr>
                           <a:xfrm>
                             <a:off x="0" y="0"/>
-                            <a:ext cx="2926080" cy="2926080"/>
+                            <a:ext cx="2560320" cy="2560320"/>
                           </a:xfrm>
                           <a:prstGeom prst="rect"/>
                         </pic:spPr>
                       </pic:pic>
                     </a:graphicData>
                   </a:graphic>
-                </wp:inline>
+                </wp:anchor>
               </w:drawing>
             </w:r>
-          </w:p>
-          <w:p>
-            <w:pPr>
-              <w:spacing w:after="20"/>
-            </w:pPr>
             <w:r>
               <w:rPr>
                 <w:rFonts w:ascii="Georgia" w:hAnsi="Georgia" w:cs="Georgia"/>
                 <w:b/>
                 <w:i w:val="0"/>
                 <w:color w:val="222222"/>
-                <w:sz w:val="15"/>
+                <w:sz w:val="17"/>
               </w:rPr>
               <w:t>AC</w:t>
             </w:r>
@@ -8958,7 +8949,7 @@
                 <w:b w:val="0"/>
                 <w:i w:val="0"/>
                 <w:color w:val="222222"/>
-                <w:sz w:val="15"/>
+                <w:sz w:val="17"/>
               </w:rPr>
               <w:t xml:space="preserve"> 17 (Barnacle Armor)  </w:t>
             </w:r>
@@ -8968,7 +8959,7 @@
                 <w:b/>
                 <w:i w:val="0"/>
                 <w:color w:val="222222"/>
-                <w:sz w:val="15"/>
+                <w:sz w:val="17"/>
               </w:rPr>
               <w:t>HP</w:t>
             </w:r>
@@ -8978,7 +8969,7 @@
                 <w:b w:val="0"/>
                 <w:i w:val="0"/>
                 <w:color w:val="222222"/>
-                <w:sz w:val="15"/>
+                <w:sz w:val="17"/>
               </w:rPr>
               <w:t xml:space="preserve"> 85 (10d10+30)  </w:t>
             </w:r>
@@ -8988,7 +8979,7 @@
                 <w:b/>
                 <w:i w:val="0"/>
                 <w:color w:val="222222"/>
-                <w:sz w:val="15"/>
+                <w:sz w:val="17"/>
               </w:rPr>
               <w:t>Speed</w:t>
             </w:r>
@@ -8998,7 +8989,7 @@
                 <w:b w:val="0"/>
                 <w:i w:val="0"/>
                 <w:color w:val="222222"/>
-                <w:sz w:val="15"/>
+                <w:sz w:val="17"/>
               </w:rPr>
               <w:t xml:space="preserve"> 30 ft, swim 30 ft</w:t>
             </w:r>
@@ -9013,7 +9004,7 @@
                 <w:b/>
                 <w:i w:val="0"/>
                 <w:color w:val="222222"/>
-                <w:sz w:val="15"/>
+                <w:sz w:val="17"/>
               </w:rPr>
               <w:t>STR</w:t>
             </w:r>
@@ -9023,7 +9014,7 @@
                 <w:b w:val="0"/>
                 <w:i w:val="0"/>
                 <w:color w:val="222222"/>
-                <w:sz w:val="15"/>
+                <w:sz w:val="17"/>
               </w:rPr>
               <w:t xml:space="preserve"> 18  </w:t>
             </w:r>
@@ -9033,7 +9024,7 @@
                 <w:b/>
                 <w:i w:val="0"/>
                 <w:color w:val="222222"/>
-                <w:sz w:val="15"/>
+                <w:sz w:val="17"/>
               </w:rPr>
               <w:t>DEX</w:t>
             </w:r>
@@ -9043,7 +9034,7 @@
                 <w:b w:val="0"/>
                 <w:i w:val="0"/>
                 <w:color w:val="222222"/>
-                <w:sz w:val="15"/>
+                <w:sz w:val="17"/>
               </w:rPr>
               <w:t xml:space="preserve"> 12  </w:t>
             </w:r>
@@ -9053,7 +9044,7 @@
                 <w:b/>
                 <w:i w:val="0"/>
                 <w:color w:val="222222"/>
-                <w:sz w:val="15"/>
+                <w:sz w:val="17"/>
               </w:rPr>
               <w:t>CON</w:t>
             </w:r>
@@ -9063,7 +9054,7 @@
                 <w:b w:val="0"/>
                 <w:i w:val="0"/>
                 <w:color w:val="222222"/>
-                <w:sz w:val="15"/>
+                <w:sz w:val="17"/>
               </w:rPr>
               <w:t xml:space="preserve"> 16  </w:t>
             </w:r>
@@ -9073,7 +9064,7 @@
                 <w:b/>
                 <w:i w:val="0"/>
                 <w:color w:val="222222"/>
-                <w:sz w:val="15"/>
+                <w:sz w:val="17"/>
               </w:rPr>
               <w:t>INT</w:t>
             </w:r>
@@ -9083,7 +9074,7 @@
                 <w:b w:val="0"/>
                 <w:i w:val="0"/>
                 <w:color w:val="222222"/>
-                <w:sz w:val="15"/>
+                <w:sz w:val="17"/>
               </w:rPr>
               <w:t xml:space="preserve"> 14  </w:t>
             </w:r>
@@ -9093,7 +9084,7 @@
                 <w:b/>
                 <w:i w:val="0"/>
                 <w:color w:val="222222"/>
-                <w:sz w:val="15"/>
+                <w:sz w:val="17"/>
               </w:rPr>
               <w:t>WIS</w:t>
             </w:r>
@@ -9103,7 +9094,7 @@
                 <w:b w:val="0"/>
                 <w:i w:val="0"/>
                 <w:color w:val="222222"/>
-                <w:sz w:val="15"/>
+                <w:sz w:val="17"/>
               </w:rPr>
               <w:t xml:space="preserve"> 12  </w:t>
             </w:r>
@@ -9113,7 +9104,7 @@
                 <w:b/>
                 <w:i w:val="0"/>
                 <w:color w:val="222222"/>
-                <w:sz w:val="15"/>
+                <w:sz w:val="17"/>
               </w:rPr>
               <w:t>CHA</w:t>
             </w:r>
@@ -9123,7 +9114,7 @@
                 <w:b w:val="0"/>
                 <w:i w:val="0"/>
                 <w:color w:val="222222"/>
-                <w:sz w:val="15"/>
+                <w:sz w:val="17"/>
               </w:rPr>
               <w:t xml:space="preserve"> 16</w:t>
             </w:r>
@@ -9138,7 +9129,7 @@
                 <w:b/>
                 <w:i w:val="0"/>
                 <w:color w:val="222222"/>
-                <w:sz w:val="15"/>
+                <w:sz w:val="17"/>
               </w:rPr>
               <w:t>Saves</w:t>
             </w:r>
@@ -9148,7 +9139,7 @@
                 <w:b w:val="0"/>
                 <w:i w:val="0"/>
                 <w:color w:val="222222"/>
-                <w:sz w:val="15"/>
+                <w:sz w:val="17"/>
               </w:rPr>
               <w:t xml:space="preserve"> Con +6, Wis +4, Cha +6  </w:t>
             </w:r>
@@ -9158,7 +9149,7 @@
                 <w:b/>
                 <w:i w:val="0"/>
                 <w:color w:val="222222"/>
-                <w:sz w:val="15"/>
+                <w:sz w:val="17"/>
               </w:rPr>
               <w:t>Skills</w:t>
             </w:r>
@@ -9168,7 +9159,7 @@
                 <w:b w:val="0"/>
                 <w:i w:val="0"/>
                 <w:color w:val="222222"/>
-                <w:sz w:val="15"/>
+                <w:sz w:val="17"/>
               </w:rPr>
               <w:t xml:space="preserve"> Intimidation +6, Athletics +7, Perception +4</w:t>
             </w:r>
@@ -9183,7 +9174,7 @@
                 <w:b/>
                 <w:i w:val="0"/>
                 <w:color w:val="222222"/>
-                <w:sz w:val="15"/>
+                <w:sz w:val="17"/>
               </w:rPr>
               <w:t>Resist</w:t>
             </w:r>
@@ -9193,7 +9184,7 @@
                 <w:b w:val="0"/>
                 <w:i w:val="0"/>
                 <w:color w:val="222222"/>
-                <w:sz w:val="15"/>
+                <w:sz w:val="17"/>
               </w:rPr>
               <w:t xml:space="preserve"> nonmagical B/P/S  </w:t>
             </w:r>
@@ -9203,7 +9194,7 @@
                 <w:b/>
                 <w:i w:val="0"/>
                 <w:color w:val="222222"/>
-                <w:sz w:val="15"/>
+                <w:sz w:val="17"/>
               </w:rPr>
               <w:t>Imm. (cond)</w:t>
             </w:r>
@@ -9213,7 +9204,7 @@
                 <w:b w:val="0"/>
                 <w:i w:val="0"/>
                 <w:color w:val="222222"/>
-                <w:sz w:val="15"/>
+                <w:sz w:val="17"/>
               </w:rPr>
               <w:t xml:space="preserve"> charmed, frightened, poisoned, exhaustion</w:t>
             </w:r>
@@ -9228,7 +9219,7 @@
                 <w:b/>
                 <w:i w:val="0"/>
                 <w:color w:val="222222"/>
-                <w:sz w:val="15"/>
+                <w:sz w:val="17"/>
               </w:rPr>
               <w:t>Senses</w:t>
             </w:r>
@@ -9238,7 +9229,7 @@
                 <w:b w:val="0"/>
                 <w:i w:val="0"/>
                 <w:color w:val="222222"/>
-                <w:sz w:val="15"/>
+                <w:sz w:val="17"/>
               </w:rPr>
               <w:t xml:space="preserve"> darkvision 60 ft ✦ Amphibious</w:t>
             </w:r>
@@ -9253,7 +9244,7 @@
                 <w:rFonts w:ascii="Georgia" w:hAnsi="Georgia" w:cs="Georgia"/>
                 <w:b/>
                 <w:color w:val="8B2020"/>
-                <w:sz w:val="16"/>
+                <w:sz w:val="18"/>
               </w:rPr>
               <w:t>Traits</w:t>
             </w:r>
@@ -9268,7 +9259,7 @@
                 <w:b/>
                 <w:i/>
                 <w:color w:val="222222"/>
-                <w:sz w:val="15"/>
+                <w:sz w:val="17"/>
               </w:rPr>
               <w:t xml:space="preserve">Barnacle Armor. </w:t>
             </w:r>
@@ -9278,7 +9269,7 @@
                 <w:b w:val="0"/>
                 <w:i w:val="0"/>
                 <w:color w:val="222222"/>
-                <w:sz w:val="15"/>
+                <w:sz w:val="17"/>
               </w:rPr>
               <w:t>Nonmagical melee attacks against him deal half damage.</w:t>
             </w:r>
@@ -9293,7 +9284,7 @@
                 <w:b/>
                 <w:i/>
                 <w:color w:val="222222"/>
-                <w:sz w:val="15"/>
+                <w:sz w:val="17"/>
               </w:rPr>
               <w:t xml:space="preserve">Legendary Resistance (3/Day). </w:t>
             </w:r>
@@ -9303,7 +9294,7 @@
                 <w:b w:val="0"/>
                 <w:i w:val="0"/>
                 <w:color w:val="222222"/>
-                <w:sz w:val="15"/>
+                <w:sz w:val="17"/>
               </w:rPr>
               <w:t>If Davy fails a save, he can choose to succeed instead.</w:t>
             </w:r>
@@ -9318,7 +9309,7 @@
                 <w:rFonts w:ascii="Georgia" w:hAnsi="Georgia" w:cs="Georgia"/>
                 <w:b/>
                 <w:color w:val="8B2020"/>
-                <w:sz w:val="16"/>
+                <w:sz w:val="18"/>
               </w:rPr>
               <w:t>Actions</w:t>
             </w:r>
@@ -9333,7 +9324,7 @@
                 <w:b/>
                 <w:i/>
                 <w:color w:val="222222"/>
-                <w:sz w:val="15"/>
+                <w:sz w:val="17"/>
               </w:rPr>
               <w:t xml:space="preserve">Multiattack. </w:t>
             </w:r>
@@ -9343,7 +9334,7 @@
                 <w:b w:val="0"/>
                 <w:i w:val="0"/>
                 <w:color w:val="222222"/>
-                <w:sz w:val="15"/>
+                <w:sz w:val="17"/>
               </w:rPr>
               <w:t>Two Tentacle Slams and one Hook Strike.</w:t>
             </w:r>
@@ -9358,7 +9349,7 @@
                 <w:b/>
                 <w:i/>
                 <w:color w:val="222222"/>
-                <w:sz w:val="15"/>
+                <w:sz w:val="17"/>
               </w:rPr>
               <w:t xml:space="preserve">Tentacle Slam. </w:t>
             </w:r>
@@ -9368,7 +9359,7 @@
                 <w:b w:val="0"/>
                 <w:i w:val="0"/>
                 <w:color w:val="222222"/>
-                <w:sz w:val="15"/>
+                <w:sz w:val="17"/>
               </w:rPr>
               <w:t xml:space="preserve">+7 to hit, reach 10 ft. </w:t>
             </w:r>
@@ -9378,7 +9369,7 @@
                 <w:b w:val="0"/>
                 <w:i/>
                 <w:color w:val="222222"/>
-                <w:sz w:val="15"/>
+                <w:sz w:val="17"/>
               </w:rPr>
               <w:t>Hit:</w:t>
             </w:r>
@@ -9388,7 +9379,7 @@
                 <w:b w:val="0"/>
                 <w:i w:val="0"/>
                 <w:color w:val="222222"/>
-                <w:sz w:val="15"/>
+                <w:sz w:val="17"/>
               </w:rPr>
               <w:t xml:space="preserve"> 10 (2d6+4) bludgeoning, and the target is grappled (escape DC 15).</w:t>
             </w:r>
@@ -9403,7 +9394,7 @@
                 <w:b/>
                 <w:i/>
                 <w:color w:val="222222"/>
-                <w:sz w:val="15"/>
+                <w:sz w:val="17"/>
               </w:rPr>
               <w:t xml:space="preserve">Hook Strike. </w:t>
             </w:r>
@@ -9413,7 +9404,7 @@
                 <w:b w:val="0"/>
                 <w:i w:val="0"/>
                 <w:color w:val="222222"/>
-                <w:sz w:val="15"/>
+                <w:sz w:val="17"/>
               </w:rPr>
               <w:t xml:space="preserve">+7 to hit, reach 5 ft. </w:t>
             </w:r>
@@ -9423,7 +9414,7 @@
                 <w:b w:val="0"/>
                 <w:i/>
                 <w:color w:val="222222"/>
-                <w:sz w:val="15"/>
+                <w:sz w:val="17"/>
               </w:rPr>
               <w:t>Hit:</w:t>
             </w:r>
@@ -9433,7 +9424,7 @@
                 <w:b w:val="0"/>
                 <w:i w:val="0"/>
                 <w:color w:val="222222"/>
-                <w:sz w:val="15"/>
+                <w:sz w:val="17"/>
               </w:rPr>
               <w:t xml:space="preserve"> 8 (1d6+4) piercing plus 7 (2d6) necrotic.</w:t>
             </w:r>
@@ -9448,7 +9439,7 @@
                 <w:b/>
                 <w:i/>
                 <w:color w:val="222222"/>
-                <w:sz w:val="15"/>
+                <w:sz w:val="17"/>
               </w:rPr>
               <w:t xml:space="preserve">Soul Siphon (Recharge 5-6). </w:t>
             </w:r>
@@ -9458,7 +9449,7 @@
                 <w:b w:val="0"/>
                 <w:i w:val="0"/>
                 <w:color w:val="222222"/>
-                <w:sz w:val="15"/>
+                <w:sz w:val="17"/>
               </w:rPr>
               <w:t>One creature makes a DC 14 Con save or takes 18 (4d8) psychic; Davy heals half the damage dealt. A hero may use their Reaction to intercept damage aimed at the Essence Sphere.</w:t>
             </w:r>
@@ -9473,7 +9464,7 @@
                 <w:rFonts w:ascii="Georgia" w:hAnsi="Georgia" w:cs="Georgia"/>
                 <w:b/>
                 <w:color w:val="8B2020"/>
-                <w:sz w:val="16"/>
+                <w:sz w:val="18"/>
               </w:rPr>
               <w:t>Legendary Actions</w:t>
             </w:r>
@@ -9488,7 +9479,7 @@
                 <w:b w:val="0"/>
                 <w:i w:val="0"/>
                 <w:color w:val="222222"/>
-                <w:sz w:val="15"/>
+                <w:sz w:val="17"/>
               </w:rPr>
               <w:t>Davy takes 2 legendary actions each round, one at a time, at the end of another creature's turn.</w:t>
             </w:r>
@@ -9503,7 +9494,7 @@
                 <w:b/>
                 <w:i/>
                 <w:color w:val="222222"/>
-                <w:sz w:val="15"/>
+                <w:sz w:val="17"/>
               </w:rPr>
               <w:t xml:space="preserve">Tentacle Strike. </w:t>
             </w:r>
@@ -9513,7 +9504,7 @@
                 <w:b w:val="0"/>
                 <w:i w:val="0"/>
                 <w:color w:val="222222"/>
-                <w:sz w:val="15"/>
+                <w:sz w:val="17"/>
               </w:rPr>
               <w:t>Davy makes one Tentacle Slam.</w:t>
             </w:r>
@@ -9528,7 +9519,7 @@
                 <w:b/>
                 <w:i/>
                 <w:color w:val="222222"/>
-                <w:sz w:val="15"/>
+                <w:sz w:val="17"/>
               </w:rPr>
               <w:t xml:space="preserve">Raise Tide (Costs 2 Actions). </w:t>
             </w:r>
@@ -9538,7 +9529,7 @@
                 <w:b w:val="0"/>
                 <w:i w:val="0"/>
                 <w:color w:val="222222"/>
-                <w:sz w:val="15"/>
+                <w:sz w:val="17"/>
               </w:rPr>
               <w:t>A 20-ft line; DC 14 Dex save or 13 (3d8) bludgeoning.</w:t>
             </w:r>
@@ -9546,11 +9537,6 @@
         </w:tc>
       </w:tr>
     </w:tbl>
-    <w:p>
-      <w:pPr>
-        <w:spacing w:after="40"/>
-      </w:pPr>
-    </w:p>
     <w:p>
       <w:pPr>
         <w:spacing w:before="40" w:after="160"/>

--- a/sessions/session_05_curse_of_davy_jones.docx
+++ b/sessions/session_05_curse_of_davy_jones.docx
@@ -5864,7 +5864,7 @@
             <w:r>
               <w:drawing>
                 <wp:inline xmlns:a="http://schemas.openxmlformats.org/drawingml/2006/main" xmlns:pic="http://schemas.openxmlformats.org/drawingml/2006/picture">
-                  <wp:extent cx="2624328" cy="2624328"/>
+                  <wp:extent cx="2743200" cy="2743200"/>
                   <wp:docPr id="12" name="Picture 12"/>
                   <wp:cNvGraphicFramePr>
                     <a:graphicFrameLocks noChangeAspect="1"/>
@@ -5885,7 +5885,7 @@
                         <pic:spPr>
                           <a:xfrm>
                             <a:off x="0" y="0"/>
-                            <a:ext cx="2624328" cy="2624328"/>
+                            <a:ext cx="2743200" cy="2743200"/>
                           </a:xfrm>
                           <a:prstGeom prst="rect"/>
                         </pic:spPr>
@@ -6443,7 +6443,7 @@
             <w:r>
               <w:drawing>
                 <wp:inline xmlns:a="http://schemas.openxmlformats.org/drawingml/2006/main" xmlns:pic="http://schemas.openxmlformats.org/drawingml/2006/picture">
-                  <wp:extent cx="2624328" cy="2624328"/>
+                  <wp:extent cx="2743200" cy="2743200"/>
                   <wp:docPr id="13" name="Picture 13"/>
                   <wp:cNvGraphicFramePr>
                     <a:graphicFrameLocks noChangeAspect="1"/>
@@ -6464,7 +6464,7 @@
                         <pic:spPr>
                           <a:xfrm>
                             <a:off x="0" y="0"/>
-                            <a:ext cx="2624328" cy="2624328"/>
+                            <a:ext cx="2743200" cy="2743200"/>
                           </a:xfrm>
                           <a:prstGeom prst="rect"/>
                         </pic:spPr>
@@ -7124,7 +7124,7 @@
             <w:r>
               <w:drawing>
                 <wp:inline xmlns:a="http://schemas.openxmlformats.org/drawingml/2006/main" xmlns:pic="http://schemas.openxmlformats.org/drawingml/2006/picture">
-                  <wp:extent cx="1664208" cy="1664208"/>
+                  <wp:extent cx="1783080" cy="1783080"/>
                   <wp:docPr id="14" name="Picture 14"/>
                   <wp:cNvGraphicFramePr>
                     <a:graphicFrameLocks noChangeAspect="1"/>
@@ -7145,7 +7145,7 @@
                         <pic:spPr>
                           <a:xfrm>
                             <a:off x="0" y="0"/>
-                            <a:ext cx="1664208" cy="1664208"/>
+                            <a:ext cx="1783080" cy="1783080"/>
                           </a:xfrm>
                           <a:prstGeom prst="rect"/>
                         </pic:spPr>
@@ -7723,7 +7723,7 @@
             <w:r>
               <w:drawing>
                 <wp:inline xmlns:a="http://schemas.openxmlformats.org/drawingml/2006/main" xmlns:pic="http://schemas.openxmlformats.org/drawingml/2006/picture">
-                  <wp:extent cx="1664208" cy="1664208"/>
+                  <wp:extent cx="1783080" cy="1783080"/>
                   <wp:docPr id="15" name="Picture 15"/>
                   <wp:cNvGraphicFramePr>
                     <a:graphicFrameLocks noChangeAspect="1"/>
@@ -7744,7 +7744,7 @@
                         <pic:spPr>
                           <a:xfrm>
                             <a:off x="0" y="0"/>
-                            <a:ext cx="1664208" cy="1664208"/>
+                            <a:ext cx="1783080" cy="1783080"/>
                           </a:xfrm>
                           <a:prstGeom prst="rect"/>
                         </pic:spPr>
@@ -8267,7 +8267,7 @@
             <w:r>
               <w:drawing>
                 <wp:inline xmlns:a="http://schemas.openxmlformats.org/drawingml/2006/main" xmlns:pic="http://schemas.openxmlformats.org/drawingml/2006/picture">
-                  <wp:extent cx="1664208" cy="1664208"/>
+                  <wp:extent cx="1783080" cy="1783080"/>
                   <wp:docPr id="16" name="Picture 16"/>
                   <wp:cNvGraphicFramePr>
                     <a:graphicFrameLocks noChangeAspect="1"/>
@@ -8288,7 +8288,7 @@
                         <pic:spPr>
                           <a:xfrm>
                             <a:off x="0" y="0"/>
-                            <a:ext cx="1664208" cy="1664208"/>
+                            <a:ext cx="1783080" cy="1783080"/>
                           </a:xfrm>
                           <a:prstGeom prst="rect"/>
                         </pic:spPr>
@@ -8892,47 +8892,6 @@
             <w:pPr>
               <w:spacing w:after="20"/>
             </w:pPr>
-            <w:r>
-              <w:drawing>
-                <wp:anchor xmlns:a="http://schemas.openxmlformats.org/drawingml/2006/main" behindDoc="0" distT="91440" distB="100584" distL="201600" distR="201600" simplePos="0" locked="0" layoutInCell="1" allowOverlap="0" relativeHeight="2">
-                  <wp:simplePos x="0" y="0"/>
-                  <wp:positionH relativeFrom="column">
-                    <wp:align>right</wp:align>
-                  </wp:positionH>
-                  <wp:positionV relativeFrom="paragraph">
-                    <wp:posOffset>0</wp:posOffset>
-                  </wp:positionV>
-                  <wp:extent cx="2560320" cy="2560320"/>
-                  <wp:effectExtent l="0" t="0" r="0" b="0"/>
-                  <wp:wrapSquare wrapText="bothSides"/>
-                  <wp:docPr id="17" name="Picture 17"/>
-                  <wp:cNvGraphicFramePr/>
-                  <a:graphic xmlns:pic="http://schemas.openxmlformats.org/drawingml/2006/picture">
-                    <a:graphicData uri="http://schemas.openxmlformats.org/drawingml/2006/picture">
-                      <pic:pic>
-                        <pic:nvPicPr>
-                          <pic:cNvPr id="0" name="image.jpg"/>
-                          <pic:cNvPicPr/>
-                        </pic:nvPicPr>
-                        <pic:blipFill>
-                          <a:blip r:embed="rId16"/>
-                          <a:stretch>
-                            <a:fillRect/>
-                          </a:stretch>
-                        </pic:blipFill>
-                        <pic:spPr>
-                          <a:xfrm>
-                            <a:off x="0" y="0"/>
-                            <a:ext cx="2560320" cy="2560320"/>
-                          </a:xfrm>
-                          <a:prstGeom prst="rect"/>
-                        </pic:spPr>
-                      </pic:pic>
-                    </a:graphicData>
-                  </a:graphic>
-                </wp:anchor>
-              </w:drawing>
-            </w:r>
             <w:r>
               <w:rPr>
                 <w:rFonts w:ascii="Georgia" w:hAnsi="Georgia" w:cs="Georgia"/>
@@ -9532,6 +9491,46 @@
                 <w:sz w:val="17"/>
               </w:rPr>
               <w:t>A 20-ft line; DC 14 Dex save or 13 (3d8) bludgeoning.</w:t>
+            </w:r>
+          </w:p>
+          <w:p>
+            <w:pPr>
+              <w:spacing w:before="100" w:after="20"/>
+              <w:jc w:val="center"/>
+            </w:pPr>
+            <w:r>
+              <w:drawing>
+                <wp:inline xmlns:a="http://schemas.openxmlformats.org/drawingml/2006/main" xmlns:pic="http://schemas.openxmlformats.org/drawingml/2006/picture">
+                  <wp:extent cx="2926080" cy="2926080"/>
+                  <wp:docPr id="17" name="Picture 17"/>
+                  <wp:cNvGraphicFramePr>
+                    <a:graphicFrameLocks noChangeAspect="1"/>
+                  </wp:cNvGraphicFramePr>
+                  <a:graphic>
+                    <a:graphicData uri="http://schemas.openxmlformats.org/drawingml/2006/picture">
+                      <pic:pic>
+                        <pic:nvPicPr>
+                          <pic:cNvPr id="0" name="image.jpg"/>
+                          <pic:cNvPicPr/>
+                        </pic:nvPicPr>
+                        <pic:blipFill>
+                          <a:blip r:embed="rId16"/>
+                          <a:stretch>
+                            <a:fillRect/>
+                          </a:stretch>
+                        </pic:blipFill>
+                        <pic:spPr>
+                          <a:xfrm>
+                            <a:off x="0" y="0"/>
+                            <a:ext cx="2926080" cy="2926080"/>
+                          </a:xfrm>
+                          <a:prstGeom prst="rect"/>
+                        </pic:spPr>
+                      </pic:pic>
+                    </a:graphicData>
+                  </a:graphic>
+                </wp:inline>
+              </w:drawing>
             </w:r>
           </w:p>
         </w:tc>

--- a/sessions/session_05_curse_of_davy_jones.docx
+++ b/sessions/session_05_curse_of_davy_jones.docx
@@ -3226,7 +3226,7 @@
       <w:r>
         <w:drawing>
           <wp:inline xmlns:a="http://schemas.openxmlformats.org/drawingml/2006/main" xmlns:pic="http://schemas.openxmlformats.org/drawingml/2006/picture">
-            <wp:extent cx="5303520" cy="3532227"/>
+            <wp:extent cx="5943600" cy="3958530"/>
             <wp:docPr id="8" name="Picture 8"/>
             <wp:cNvGraphicFramePr>
               <a:graphicFrameLocks noChangeAspect="1"/>
@@ -3247,7 +3247,7 @@
                   <pic:spPr>
                     <a:xfrm>
                       <a:off x="0" y="0"/>
-                      <a:ext cx="5303520" cy="3532227"/>
+                      <a:ext cx="5943600" cy="3958530"/>
                     </a:xfrm>
                     <a:prstGeom prst="rect"/>
                   </pic:spPr>

--- a/sessions/session_05_curse_of_davy_jones.docx
+++ b/sessions/session_05_curse_of_davy_jones.docx
@@ -4665,7 +4665,7 @@
           <w:color w:val="A0522D"/>
           <w:sz w:val="26"/>
         </w:rPr>
-        <w:t>The Ghost Essence</w:t>
+        <w:t>The Waiting Essence</w:t>
       </w:r>
     </w:p>
     <w:p>
@@ -4685,7 +4685,7 @@
           <w:color w:val="222222"/>
           <w:sz w:val="21"/>
         </w:rPr>
-        <w:t>One light does not fly away. A pale, drifting essence, cold and gentle as sea mist, circles down out of the spiral and hangs before Floraburst, who has ridden out the whole battle tucked in Lilly's pack, and who now reaches up toward it with every leaf and petal she has. Lilly cups her hands around the little ghost light, steady as her mother taught her, and guides it home.</w:t>
+        <w:t>One light does not fly away. A single drifting essence, its colors shifting and impossible to name, circles down out of the spiral and hangs before Floraburst, who has ridden out the whole battle tucked in Lilly's pack, and who now reaches up toward it with every leaf and petal she has. Lilly cups her hands around the little light, steady as her mother taught her, and guides it home.</w:t>
       </w:r>
     </w:p>
     <w:p>
@@ -4741,7 +4741,7 @@
           <w:color w:val="888888"/>
           <w:sz w:val="18"/>
         </w:rPr>
-        <w:t>Lilly guides the pale ghost essence home to Floraburst.</w:t>
+        <w:t>Lilly guides the unknown essence home to Floraburst.</w:t>
       </w:r>
     </w:p>
     <w:p>
@@ -5411,7 +5411,7 @@
           <w:color w:val="222222"/>
           <w:sz w:val="21"/>
         </w:rPr>
-        <w:t>Six parts, two set pieces, three fights, one rest. P1 Havenmoor send-off → two days learning the ship (stations and knots both pay off). P2 THE STORM: three great blows at stations → the capsize ladder; no roll saves the ship. P3 chained aboard the Dutchman: the hold tour, Davy's offer, the refusal. P4 SEVEN-EYES for their souls (the table WON, 77 exactly) → SHORT REST in the guest chambers. P5 FIGHT 1 the weather deck → FIGHT 2 the hold. P6 BOSS: Davy Jones, gone for good → the essences fly free, the pale essence chooses Floraburst (roll stays SEALED), the Vigil, dawn, LEVEL 5.</w:t>
+        <w:t>Six parts, two set pieces, three fights, one rest. P1 Havenmoor send-off → two days learning the ship (stations and knots both pay off). P2 THE STORM: three great blows at stations → the capsize ladder; no roll saves the ship. P3 chained aboard the Dutchman: the hold tour, Davy's offer, the refusal. P4 SEVEN-EYES for their souls (the table WON, 77 exactly) → SHORT REST in the guest chambers. P5 FIGHT 1 the weather deck → FIGHT 2 the hold. P6 BOSS: Davy Jones, gone for good → the essences fly free, the waiting essence chooses Floraburst (roll stays SEALED), the Vigil, dawn, LEVEL 5.</w:t>
       </w:r>
     </w:p>
     <w:p>
@@ -5630,7 +5630,7 @@
           <w:color w:val="222222"/>
           <w:sz w:val="21"/>
         </w:rPr>
-        <w:t xml:space="preserve"> falls in love with the helm, the pumps, every clever piece of the Stormwind → the quiet gift die that saves Ursa's round at the dice table → “You will not touch her. Not one petal.” → her frost dagger carries the hold fight → she cups the pale essence home (Seeds: the change, sealed until she wakes; Guild-stamped crates, her own guild's mark, waiting in Gearhaven).</w:t>
+        <w:t xml:space="preserve"> falls in love with the helm, the pumps, every clever piece of the Stormwind → the quiet gift die that saves Ursa's round at the dice table → “You will not touch her. Not one petal.” → her frost dagger carries the hold fight → she cups the waiting essence home (Seeds: the change, sealed until she wakes; Guild-stamped crates, her own guild's mark, waiting in Gearhaven).</w:t>
       </w:r>
     </w:p>
     <w:p>

--- a/sessions/session_05_curse_of_davy_jones.docx
+++ b/sessions/session_05_curse_of_davy_jones.docx
@@ -118,7 +118,7 @@
     </w:p>
     <w:p>
       <w:pPr>
-        <w:spacing w:after="140"/>
+        <w:spacing w:after="240"/>
         <w:jc w:val="center"/>
       </w:pPr>
       <w:r>
@@ -916,7 +916,7 @@
     </w:p>
     <w:p>
       <w:pPr>
-        <w:spacing w:after="140"/>
+        <w:spacing w:after="240"/>
         <w:jc w:val="center"/>
       </w:pPr>
       <w:r>
@@ -1630,7 +1630,7 @@
     </w:p>
     <w:p>
       <w:pPr>
-        <w:spacing w:after="140"/>
+        <w:spacing w:after="240"/>
         <w:jc w:val="center"/>
       </w:pPr>
       <w:r>
@@ -2178,7 +2178,7 @@
     </w:p>
     <w:p>
       <w:pPr>
-        <w:spacing w:after="140"/>
+        <w:spacing w:after="240"/>
         <w:jc w:val="center"/>
       </w:pPr>
       <w:r>
@@ -2409,7 +2409,7 @@
     </w:p>
     <w:p>
       <w:pPr>
-        <w:spacing w:after="140"/>
+        <w:spacing w:after="240"/>
         <w:jc w:val="center"/>
       </w:pPr>
       <w:r>
@@ -3260,7 +3260,7 @@
     </w:p>
     <w:p>
       <w:pPr>
-        <w:spacing w:after="140"/>
+        <w:spacing w:after="240"/>
         <w:jc w:val="center"/>
       </w:pPr>
       <w:r>
@@ -3922,7 +3922,7 @@
     </w:p>
     <w:p>
       <w:pPr>
-        <w:spacing w:after="140"/>
+        <w:spacing w:after="240"/>
         <w:jc w:val="center"/>
       </w:pPr>
       <w:r>
@@ -4731,7 +4731,7 @@
     </w:p>
     <w:p>
       <w:pPr>
-        <w:spacing w:after="140"/>
+        <w:spacing w:after="240"/>
         <w:jc w:val="center"/>
       </w:pPr>
       <w:r>
@@ -5261,7 +5261,7 @@
     </w:p>
     <w:p>
       <w:pPr>
-        <w:spacing w:after="140"/>
+        <w:spacing w:after="240"/>
         <w:jc w:val="center"/>
       </w:pPr>
       <w:r>
